--- a/reference/04-prompt-library.docx
+++ b/reference/04-prompt-library.docx
@@ -315,7 +315,7 @@
     </w:p>
     <w:p>
       <w:r>
-        <w:pict w14:anchorId="572381F7">
+        <w:pict w14:anchorId="44D0F3E8">
           <v:rect id="_x0000_i1025" style="width:0;height:1.5pt" o:hralign="center" o:hrstd="t" o:hr="t"/>
         </w:pict>
       </w:r>
@@ -1339,7 +1339,7 @@
           <w:b/>
           <w:bCs/>
         </w:rPr>
-        <w:t>Documents/Cowork</w:t>
+        <w:t>Documents/ai_hr_cowork_workshop</w:t>
       </w:r>
       <w:r>
         <w:t xml:space="preserve">, summarize </w:t>
@@ -1493,7 +1493,7 @@
     </w:p>
     <w:p>
       <w:r>
-        <w:pict w14:anchorId="083DD360">
+        <w:pict w14:anchorId="1F29F322">
           <v:rect id="_x0000_i1026" style="width:0;height:1.5pt" o:hralign="center" o:hrstd="t" o:hr="t"/>
         </w:pict>
       </w:r>
@@ -1562,7 +1562,7 @@
     </w:p>
     <w:p>
       <w:r>
-        <w:pict w14:anchorId="46E2B9E7">
+        <w:pict w14:anchorId="27612FC0">
           <v:rect id="_x0000_i1027" style="width:0;height:1.5pt" o:hralign="center" o:hrstd="t" o:hr="t"/>
         </w:pict>
       </w:r>
@@ -1742,7 +1742,7 @@
   <w:abstractNum w:abstractNumId="0" w15:restartNumberingAfterBreak="0">
     <w:nsid w:val="0000A990"/>
     <w:multiLevelType w:val="multilevel"/>
-    <w:tmpl w:val="113453B8"/>
+    <w:tmpl w:val="2ED04CE8"/>
     <w:lvl w:ilvl="0">
       <w:numFmt w:val="bullet"/>
       <w:lvlText w:val=" "/>
@@ -1819,7 +1819,7 @@
   <w:abstractNum w:abstractNumId="1" w15:restartNumberingAfterBreak="0">
     <w:nsid w:val="0000A991"/>
     <w:multiLevelType w:val="multilevel"/>
-    <w:tmpl w:val="9CF86BAA"/>
+    <w:tmpl w:val="67268340"/>
     <w:lvl w:ilvl="0">
       <w:numFmt w:val="bullet"/>
       <w:lvlText w:val=""/>
@@ -1920,31 +1920,31 @@
       </w:rPr>
     </w:lvl>
   </w:abstractNum>
-  <w:num w:numId="1" w16cid:durableId="237912047">
+  <w:num w:numId="1" w16cid:durableId="299457015">
     <w:abstractNumId w:val="0"/>
   </w:num>
-  <w:num w:numId="2" w16cid:durableId="987126703">
+  <w:num w:numId="2" w16cid:durableId="512186107">
     <w:abstractNumId w:val="1"/>
   </w:num>
-  <w:num w:numId="3" w16cid:durableId="909461273">
+  <w:num w:numId="3" w16cid:durableId="566112068">
     <w:abstractNumId w:val="1"/>
   </w:num>
-  <w:num w:numId="4" w16cid:durableId="736514004">
+  <w:num w:numId="4" w16cid:durableId="2028405199">
     <w:abstractNumId w:val="1"/>
   </w:num>
-  <w:num w:numId="5" w16cid:durableId="1742558663">
+  <w:num w:numId="5" w16cid:durableId="1362170446">
     <w:abstractNumId w:val="1"/>
   </w:num>
-  <w:num w:numId="6" w16cid:durableId="232783966">
+  <w:num w:numId="6" w16cid:durableId="2018993561">
     <w:abstractNumId w:val="1"/>
   </w:num>
-  <w:num w:numId="7" w16cid:durableId="1365137522">
+  <w:num w:numId="7" w16cid:durableId="68310836">
     <w:abstractNumId w:val="1"/>
   </w:num>
-  <w:num w:numId="8" w16cid:durableId="477500711">
+  <w:num w:numId="8" w16cid:durableId="1069842256">
     <w:abstractNumId w:val="1"/>
   </w:num>
-  <w:num w:numId="9" w16cid:durableId="191698876">
+  <w:num w:numId="9" w16cid:durableId="1363674173">
     <w:abstractNumId w:val="1"/>
   </w:num>
 </w:numbering>
@@ -3189,7 +3189,7 @@
     <w:name w:val="header"/>
     <w:basedOn w:val="Normal"/>
     <w:link w:val="HeaderChar"/>
-    <w:rsid w:val="00776EEB"/>
+    <w:rsid w:val="0095775C"/>
     <w:pPr>
       <w:tabs>
         <w:tab w:val="center" w:pos="4513"/>
@@ -3202,7 +3202,7 @@
     <w:name w:val="Header Char"/>
     <w:basedOn w:val="DefaultParagraphFont"/>
     <w:link w:val="Header"/>
-    <w:rsid w:val="00776EEB"/>
+    <w:rsid w:val="0095775C"/>
     <w:rPr>
       <w:rFonts w:ascii="Segoe UI" w:eastAsia="Segoe UI" w:hAnsi="Segoe UI" w:cs="Segoe UI"/>
       <w:color w:val="242424"/>
@@ -3213,7 +3213,7 @@
     <w:name w:val="footer"/>
     <w:basedOn w:val="Normal"/>
     <w:link w:val="FooterChar"/>
-    <w:rsid w:val="00776EEB"/>
+    <w:rsid w:val="0095775C"/>
     <w:pPr>
       <w:tabs>
         <w:tab w:val="center" w:pos="4513"/>
@@ -3226,7 +3226,7 @@
     <w:name w:val="Footer Char"/>
     <w:basedOn w:val="DefaultParagraphFont"/>
     <w:link w:val="Footer"/>
-    <w:rsid w:val="00776EEB"/>
+    <w:rsid w:val="0095775C"/>
     <w:rPr>
       <w:rFonts w:ascii="Segoe UI" w:eastAsia="Segoe UI" w:hAnsi="Segoe UI" w:cs="Segoe UI"/>
       <w:color w:val="242424"/>

--- a/reference/04-prompt-library.docx
+++ b/reference/04-prompt-library.docx
@@ -315,7 +315,7 @@
     </w:p>
     <w:p>
       <w:r>
-        <w:pict w14:anchorId="44D0F3E8">
+        <w:pict w14:anchorId="51759749">
           <v:rect id="_x0000_i1025" style="width:0;height:1.5pt" o:hralign="center" o:hrstd="t" o:hr="t"/>
         </w:pict>
       </w:r>
@@ -1493,7 +1493,7 @@
     </w:p>
     <w:p>
       <w:r>
-        <w:pict w14:anchorId="1F29F322">
+        <w:pict w14:anchorId="27399AA5">
           <v:rect id="_x0000_i1026" style="width:0;height:1.5pt" o:hralign="center" o:hrstd="t" o:hr="t"/>
         </w:pict>
       </w:r>
@@ -1562,7 +1562,7 @@
     </w:p>
     <w:p>
       <w:r>
-        <w:pict w14:anchorId="27612FC0">
+        <w:pict w14:anchorId="67EE7E96">
           <v:rect id="_x0000_i1027" style="width:0;height:1.5pt" o:hralign="center" o:hrstd="t" o:hr="t"/>
         </w:pict>
       </w:r>
@@ -1742,7 +1742,7 @@
   <w:abstractNum w:abstractNumId="0" w15:restartNumberingAfterBreak="0">
     <w:nsid w:val="0000A990"/>
     <w:multiLevelType w:val="multilevel"/>
-    <w:tmpl w:val="2ED04CE8"/>
+    <w:tmpl w:val="B9CEBA80"/>
     <w:lvl w:ilvl="0">
       <w:numFmt w:val="bullet"/>
       <w:lvlText w:val=" "/>
@@ -1819,7 +1819,7 @@
   <w:abstractNum w:abstractNumId="1" w15:restartNumberingAfterBreak="0">
     <w:nsid w:val="0000A991"/>
     <w:multiLevelType w:val="multilevel"/>
-    <w:tmpl w:val="67268340"/>
+    <w:tmpl w:val="038460A4"/>
     <w:lvl w:ilvl="0">
       <w:numFmt w:val="bullet"/>
       <w:lvlText w:val=""/>
@@ -1920,31 +1920,31 @@
       </w:rPr>
     </w:lvl>
   </w:abstractNum>
-  <w:num w:numId="1" w16cid:durableId="299457015">
+  <w:num w:numId="1" w16cid:durableId="1570919489">
     <w:abstractNumId w:val="0"/>
   </w:num>
-  <w:num w:numId="2" w16cid:durableId="512186107">
+  <w:num w:numId="2" w16cid:durableId="1907033183">
     <w:abstractNumId w:val="1"/>
   </w:num>
-  <w:num w:numId="3" w16cid:durableId="566112068">
+  <w:num w:numId="3" w16cid:durableId="1017267578">
     <w:abstractNumId w:val="1"/>
   </w:num>
-  <w:num w:numId="4" w16cid:durableId="2028405199">
+  <w:num w:numId="4" w16cid:durableId="2007005929">
     <w:abstractNumId w:val="1"/>
   </w:num>
-  <w:num w:numId="5" w16cid:durableId="1362170446">
+  <w:num w:numId="5" w16cid:durableId="1308363064">
     <w:abstractNumId w:val="1"/>
   </w:num>
-  <w:num w:numId="6" w16cid:durableId="2018993561">
+  <w:num w:numId="6" w16cid:durableId="1391079164">
     <w:abstractNumId w:val="1"/>
   </w:num>
-  <w:num w:numId="7" w16cid:durableId="68310836">
+  <w:num w:numId="7" w16cid:durableId="398866927">
     <w:abstractNumId w:val="1"/>
   </w:num>
-  <w:num w:numId="8" w16cid:durableId="1069842256">
+  <w:num w:numId="8" w16cid:durableId="1203905221">
     <w:abstractNumId w:val="1"/>
   </w:num>
-  <w:num w:numId="9" w16cid:durableId="1363674173">
+  <w:num w:numId="9" w16cid:durableId="1957325761">
     <w:abstractNumId w:val="1"/>
   </w:num>
 </w:numbering>
@@ -3189,7 +3189,7 @@
     <w:name w:val="header"/>
     <w:basedOn w:val="Normal"/>
     <w:link w:val="HeaderChar"/>
-    <w:rsid w:val="0095775C"/>
+    <w:rsid w:val="003F2C0B"/>
     <w:pPr>
       <w:tabs>
         <w:tab w:val="center" w:pos="4513"/>
@@ -3202,7 +3202,7 @@
     <w:name w:val="Header Char"/>
     <w:basedOn w:val="DefaultParagraphFont"/>
     <w:link w:val="Header"/>
-    <w:rsid w:val="0095775C"/>
+    <w:rsid w:val="003F2C0B"/>
     <w:rPr>
       <w:rFonts w:ascii="Segoe UI" w:eastAsia="Segoe UI" w:hAnsi="Segoe UI" w:cs="Segoe UI"/>
       <w:color w:val="242424"/>
@@ -3213,7 +3213,7 @@
     <w:name w:val="footer"/>
     <w:basedOn w:val="Normal"/>
     <w:link w:val="FooterChar"/>
-    <w:rsid w:val="0095775C"/>
+    <w:rsid w:val="003F2C0B"/>
     <w:pPr>
       <w:tabs>
         <w:tab w:val="center" w:pos="4513"/>
@@ -3226,7 +3226,7 @@
     <w:name w:val="Footer Char"/>
     <w:basedOn w:val="DefaultParagraphFont"/>
     <w:link w:val="Footer"/>
-    <w:rsid w:val="0095775C"/>
+    <w:rsid w:val="003F2C0B"/>
     <w:rPr>
       <w:rFonts w:ascii="Segoe UI" w:eastAsia="Segoe UI" w:hAnsi="Segoe UI" w:cs="Segoe UI"/>
       <w:color w:val="242424"/>

--- a/reference/04-prompt-library.docx
+++ b/reference/04-prompt-library.docx
@@ -1,14 +1,14 @@
 
 <file path=word/document.xml><?xml version="1.0" encoding="utf-8"?>
-<w:document xmlns:wpc="http://schemas.microsoft.com/office/word/2010/wordprocessingCanvas" xmlns:cx="http://schemas.microsoft.com/office/drawing/2014/chartex" xmlns:cx1="http://schemas.microsoft.com/office/drawing/2015/9/8/chartex" xmlns:cx2="http://schemas.microsoft.com/office/drawing/2015/10/21/chartex" xmlns:cx3="http://schemas.microsoft.com/office/drawing/2016/5/9/chartex" xmlns:cx4="http://schemas.microsoft.com/office/drawing/2016/5/10/chartex" xmlns:cx5="http://schemas.microsoft.com/office/drawing/2016/5/11/chartex" xmlns:cx6="http://schemas.microsoft.com/office/drawing/2016/5/12/chartex" xmlns:cx7="http://schemas.microsoft.com/office/drawing/2016/5/13/chartex" xmlns:cx8="http://schemas.microsoft.com/office/drawing/2016/5/14/chartex" xmlns:mc="http://schemas.openxmlformats.org/markup-compatibility/2006" xmlns:aink="http://schemas.microsoft.com/office/drawing/2016/ink" xmlns:am3d="http://schemas.microsoft.com/office/drawing/2017/model3d" xmlns:o="urn:schemas-microsoft-com:office:office" xmlns:oel="http://schemas.microsoft.com/office/2019/extlst" xmlns:r="http://schemas.openxmlformats.org/officeDocument/2006/relationships" xmlns:m="http://schemas.openxmlformats.org/officeDocument/2006/math" xmlns:v="urn:schemas-microsoft-com:vml" xmlns:wp14="http://schemas.microsoft.com/office/word/2010/wordprocessingDrawing" xmlns:wp="http://schemas.openxmlformats.org/drawingml/2006/wordprocessingDrawing" xmlns:w10="urn:schemas-microsoft-com:office:word" xmlns:w="http://schemas.openxmlformats.org/wordprocessingml/2006/main" xmlns:w14="http://schemas.microsoft.com/office/word/2010/wordml" xmlns:w15="http://schemas.microsoft.com/office/word/2012/wordml" xmlns:w16cex="http://schemas.microsoft.com/office/word/2018/wordml/cex" xmlns:w16cid="http://schemas.microsoft.com/office/word/2016/wordml/cid" xmlns:w16="http://schemas.microsoft.com/office/word/2018/wordml" xmlns:w16du="http://schemas.microsoft.com/office/word/2023/wordml/word16du" xmlns:w16sdtdh="http://schemas.microsoft.com/office/word/2020/wordml/sdtdatahash" xmlns:w16sdtfl="http://schemas.microsoft.com/office/word/2024/wordml/sdtformatlock" xmlns:w16se="http://schemas.microsoft.com/office/word/2015/wordml/symex" xmlns:wpg="http://schemas.microsoft.com/office/word/2010/wordprocessingGroup" xmlns:wpi="http://schemas.microsoft.com/office/word/2010/wordprocessingInk" xmlns:wne="http://schemas.microsoft.com/office/word/2006/wordml" xmlns:wps="http://schemas.microsoft.com/office/word/2010/wordprocessingShape" mc:Ignorable="w14 w15 w16se w16cid w16 w16cex w16sdtdh w16sdtfl w16du wp14">
+<w:document xmlns:w="http://schemas.openxmlformats.org/wordprocessingml/2006/main" xmlns:m="http://schemas.openxmlformats.org/officeDocument/2006/math" xmlns:r="http://schemas.openxmlformats.org/officeDocument/2006/relationships" xmlns:o="urn:schemas-microsoft-com:office:office" xmlns:v="urn:schemas-microsoft-com:vml" xmlns:w10="urn:schemas-microsoft-com:office:word" xmlns:a="http://schemas.openxmlformats.org/drawingml/2006/main" xmlns:pic="http://schemas.openxmlformats.org/drawingml/2006/picture" xmlns:wp="http://schemas.openxmlformats.org/drawingml/2006/wordprocessingDrawing">
   <w:body>
+    <w:bookmarkStart w:id="26" w:name="Xc610712a9cdee141bf1587b5d497abad852f4ee"/>
     <w:p>
       <w:pPr>
         <w:pStyle w:val="Heading1"/>
       </w:pPr>
-      <w:bookmarkStart w:id="0" w:name="Xc610712a9cdee141bf1587b5d497abad852f4ee"/>
-      <w:r>
-        <w:t>04 · HR Prompt Library</w:t>
+      <w:r>
+        <w:t xml:space="preserve">04 · HR Prompt Library</w:t>
       </w:r>
     </w:p>
     <w:p>
@@ -22,14 +22,24 @@
         <w:ind w:left="288" w:right="144"/>
       </w:pPr>
       <w:r>
-        <w:t xml:space="preserve">Copy-paste prompt patterns for Copilot Cowork, organized by HR scenario. </w:t>
-      </w:r>
-      <w:r>
-        <w:rPr>
-          <w:b/>
-          <w:bCs/>
-        </w:rPr>
-        <w:t xml:space="preserve">Replace the </w:t>
+        <w:t xml:space="preserve">Copy-paste prompt patterns for Copilot Cowork, organized by HR scenario.</w:t>
+      </w:r>
+      <w:r>
+        <w:t xml:space="preserve"> </w:t>
+      </w:r>
+      <w:r>
+        <w:rPr>
+          <w:b/>
+          <w:bCs/>
+        </w:rPr>
+        <w:t xml:space="preserve">Replace the</w:t>
+      </w:r>
+      <w:r>
+        <w:rPr>
+          <w:b/>
+          <w:bCs/>
+        </w:rPr>
+        <w:t xml:space="preserve"> </w:t>
       </w:r>
       <w:r>
         <w:rPr>
@@ -37,62 +47,107 @@
           <w:b/>
           <w:bCs/>
         </w:rPr>
-        <w:t>{placeholders}</w:t>
-      </w:r>
-      <w:r>
-        <w:rPr>
-          <w:b/>
-          <w:bCs/>
-        </w:rPr>
-        <w:t xml:space="preserve"> with your details.</w:t>
-      </w:r>
-      <w:r>
-        <w:t xml:space="preserve"> These assume you've uploaded the workshop sample files to your OneDrive (see the participant workbook). For file-based prompts, </w:t>
-      </w:r>
-      <w:r>
-        <w:rPr>
-          <w:b/>
-          <w:bCs/>
-        </w:rPr>
-        <w:t>attach the file</w:t>
-      </w:r>
-      <w:r>
-        <w:t xml:space="preserve"> (</w:t>
-      </w:r>
-      <w:r>
-        <w:t>📎</w:t>
-      </w:r>
-      <w:r>
-        <w:t xml:space="preserve"> </w:t>
-      </w:r>
-      <w:r>
-        <w:rPr>
-          <w:b/>
-          <w:bCs/>
-        </w:rPr>
-        <w:t>+ → Attach cloud files</w:t>
-      </w:r>
-      <w:r>
-        <w:t xml:space="preserve">, or type </w:t>
-      </w:r>
-      <w:r>
-        <w:rPr>
-          <w:b/>
-          <w:bCs/>
-        </w:rPr>
-        <w:t>/</w:t>
-      </w:r>
-      <w:r>
-        <w:t xml:space="preserve"> and pick it) so Cowork doesn't have to search for it.</w:t>
-      </w:r>
-    </w:p>
+        <w:t xml:space="preserve">{placeholders}</w:t>
+      </w:r>
+      <w:r>
+        <w:rPr>
+          <w:b/>
+          <w:bCs/>
+        </w:rPr>
+        <w:t xml:space="preserve"> </w:t>
+      </w:r>
+      <w:r>
+        <w:rPr>
+          <w:b/>
+          <w:bCs/>
+        </w:rPr>
+        <w:t xml:space="preserve">with your details.</w:t>
+      </w:r>
+      <w:r>
+        <w:t xml:space="preserve"> </w:t>
+      </w:r>
+      <w:r>
+        <w:t xml:space="preserve">These assume you've uploaded the workshop</w:t>
+      </w:r>
+      <w:r>
+        <w:t xml:space="preserve"> </w:t>
+      </w:r>
+      <w:r>
+        <w:t xml:space="preserve">sample files to your OneDrive (see the participant workbook). For file-based prompts,</w:t>
+      </w:r>
+      <w:r>
+        <w:t xml:space="preserve"> </w:t>
+      </w:r>
+      <w:r>
+        <w:rPr>
+          <w:b/>
+          <w:bCs/>
+        </w:rPr>
+        <w:t xml:space="preserve">attach the</w:t>
+      </w:r>
+      <w:r>
+        <w:rPr>
+          <w:b/>
+          <w:bCs/>
+        </w:rPr>
+        <w:t xml:space="preserve"> </w:t>
+      </w:r>
+      <w:r>
+        <w:rPr>
+          <w:b/>
+          <w:bCs/>
+        </w:rPr>
+        <w:t xml:space="preserve">file</w:t>
+      </w:r>
+      <w:r>
+        <w:t xml:space="preserve"> </w:t>
+      </w:r>
+      <w:r>
+        <w:t xml:space="preserve">(📎</w:t>
+      </w:r>
+      <w:r>
+        <w:t xml:space="preserve"> </w:t>
+      </w:r>
+      <w:r>
+        <w:rPr>
+          <w:b/>
+          <w:bCs/>
+        </w:rPr>
+        <w:t xml:space="preserve">+ → Attach cloud files</w:t>
+      </w:r>
+      <w:r>
+        <w:t xml:space="preserve">, or type</w:t>
+      </w:r>
+      <w:r>
+        <w:t xml:space="preserve"> </w:t>
+      </w:r>
+      <w:r>
+        <w:rPr>
+          <w:b/>
+          <w:bCs/>
+        </w:rPr>
+        <w:t xml:space="preserve">/</w:t>
+      </w:r>
+      <w:r>
+        <w:t xml:space="preserve"> </w:t>
+      </w:r>
+      <w:r>
+        <w:t xml:space="preserve">and pick it) so Cowork doesn't have</w:t>
+      </w:r>
+      <w:r>
+        <w:t xml:space="preserve"> </w:t>
+      </w:r>
+      <w:r>
+        <w:t xml:space="preserve">to search for it.</w:t>
+      </w:r>
+    </w:p>
+    <w:bookmarkStart w:id="9" w:name="how-to-write-a-good-cowork-prompt"/>
     <w:p>
       <w:pPr>
         <w:pStyle w:val="Heading2"/>
       </w:pPr>
-      <w:bookmarkStart w:id="1" w:name="how-to-write-a-good-cowork-prompt"/>
-      <w:r>
-        <w:t>How to write a good Cowork prompt</w:t>
+      <w:r>
+        <w:t xml:space="preserve">How to write a good Cowork prompt</w:t>
       </w:r>
     </w:p>
     <w:p>
@@ -100,37 +155,46 @@
         <w:pStyle w:val="FirstParagraph"/>
       </w:pPr>
       <w:r>
-        <w:t xml:space="preserve">Cowork works best when you describe the </w:t>
-      </w:r>
-      <w:r>
-        <w:rPr>
-          <w:b/>
-          <w:bCs/>
-        </w:rPr>
-        <w:t>outcome</w:t>
-      </w:r>
-      <w:r>
-        <w:t xml:space="preserve">, give it </w:t>
-      </w:r>
-      <w:r>
-        <w:rPr>
-          <w:b/>
-          <w:bCs/>
-        </w:rPr>
-        <w:t>context/source</w:t>
-      </w:r>
-      <w:r>
-        <w:t xml:space="preserve">, and state any </w:t>
-      </w:r>
-      <w:r>
-        <w:rPr>
-          <w:b/>
-          <w:bCs/>
-        </w:rPr>
-        <w:t>constraints</w:t>
-      </w:r>
-      <w:r>
-        <w:t>. A simple recipe:</w:t>
+        <w:t xml:space="preserve">Cowork works best when you describe the</w:t>
+      </w:r>
+      <w:r>
+        <w:t xml:space="preserve"> </w:t>
+      </w:r>
+      <w:r>
+        <w:rPr>
+          <w:b/>
+          <w:bCs/>
+        </w:rPr>
+        <w:t xml:space="preserve">outcome</w:t>
+      </w:r>
+      <w:r>
+        <w:t xml:space="preserve">, give it</w:t>
+      </w:r>
+      <w:r>
+        <w:t xml:space="preserve"> </w:t>
+      </w:r>
+      <w:r>
+        <w:rPr>
+          <w:b/>
+          <w:bCs/>
+        </w:rPr>
+        <w:t xml:space="preserve">context/source</w:t>
+      </w:r>
+      <w:r>
+        <w:t xml:space="preserve">, and state any</w:t>
+      </w:r>
+      <w:r>
+        <w:t xml:space="preserve"> </w:t>
+      </w:r>
+      <w:r>
+        <w:rPr>
+          <w:b/>
+          <w:bCs/>
+        </w:rPr>
+        <w:t xml:space="preserve">constraints</w:t>
+      </w:r>
+      <w:r>
+        <w:t xml:space="preserve">. A simple recipe:</w:t>
       </w:r>
     </w:p>
     <w:p>
@@ -148,47 +212,71 @@
           <w:b/>
           <w:bCs/>
         </w:rPr>
-        <w:t>[Outcome]</w:t>
-      </w:r>
-      <w:r>
-        <w:t xml:space="preserve"> + </w:t>
-      </w:r>
-      <w:r>
-        <w:rPr>
-          <w:b/>
-          <w:bCs/>
-        </w:rPr>
-        <w:t>[Audience/tone]</w:t>
-      </w:r>
-      <w:r>
-        <w:t xml:space="preserve"> + </w:t>
-      </w:r>
-      <w:r>
-        <w:rPr>
-          <w:b/>
-          <w:bCs/>
-        </w:rPr>
-        <w:t>[Source or context]</w:t>
-      </w:r>
-      <w:r>
-        <w:t xml:space="preserve"> + </w:t>
-      </w:r>
-      <w:r>
-        <w:rPr>
-          <w:b/>
-          <w:bCs/>
-        </w:rPr>
-        <w:t>[Format]</w:t>
-      </w:r>
-      <w:r>
-        <w:t xml:space="preserve"> + </w:t>
-      </w:r>
-      <w:r>
-        <w:rPr>
-          <w:b/>
-          <w:bCs/>
-        </w:rPr>
-        <w:t>[Constraints]</w:t>
+        <w:t xml:space="preserve">[Outcome]</w:t>
+      </w:r>
+      <w:r>
+        <w:t xml:space="preserve"> </w:t>
+      </w:r>
+      <w:r>
+        <w:t xml:space="preserve">+</w:t>
+      </w:r>
+      <w:r>
+        <w:t xml:space="preserve"> </w:t>
+      </w:r>
+      <w:r>
+        <w:rPr>
+          <w:b/>
+          <w:bCs/>
+        </w:rPr>
+        <w:t xml:space="preserve">[Audience/tone]</w:t>
+      </w:r>
+      <w:r>
+        <w:t xml:space="preserve"> </w:t>
+      </w:r>
+      <w:r>
+        <w:t xml:space="preserve">+</w:t>
+      </w:r>
+      <w:r>
+        <w:t xml:space="preserve"> </w:t>
+      </w:r>
+      <w:r>
+        <w:rPr>
+          <w:b/>
+          <w:bCs/>
+        </w:rPr>
+        <w:t xml:space="preserve">[Source or context]</w:t>
+      </w:r>
+      <w:r>
+        <w:t xml:space="preserve"> </w:t>
+      </w:r>
+      <w:r>
+        <w:t xml:space="preserve">+</w:t>
+      </w:r>
+      <w:r>
+        <w:t xml:space="preserve"> </w:t>
+      </w:r>
+      <w:r>
+        <w:rPr>
+          <w:b/>
+          <w:bCs/>
+        </w:rPr>
+        <w:t xml:space="preserve">[Format]</w:t>
+      </w:r>
+      <w:r>
+        <w:t xml:space="preserve"> </w:t>
+      </w:r>
+      <w:r>
+        <w:t xml:space="preserve">+</w:t>
+      </w:r>
+      <w:r>
+        <w:t xml:space="preserve"> </w:t>
+      </w:r>
+      <w:r>
+        <w:rPr>
+          <w:b/>
+          <w:bCs/>
+        </w:rPr>
+        <w:t xml:space="preserve">[Constraints]</w:t>
       </w:r>
     </w:p>
     <w:p>
@@ -196,7 +284,7 @@
         <w:pStyle w:val="BodyText"/>
       </w:pPr>
       <w:r>
-        <w:t>Example:</w:t>
+        <w:t xml:space="preserve">Example:</w:t>
       </w:r>
     </w:p>
     <w:p>
@@ -210,14 +298,17 @@
         <w:ind w:left="288" w:right="144"/>
       </w:pPr>
       <w:r>
-        <w:t xml:space="preserve">"Draft a </w:t>
-      </w:r>
-      <w:r>
-        <w:rPr>
-          <w:b/>
-          <w:bCs/>
-        </w:rPr>
-        <w:t>warm welcome email</w:t>
+        <w:t xml:space="preserve">"Draft a</w:t>
+      </w:r>
+      <w:r>
+        <w:t xml:space="preserve"> </w:t>
+      </w:r>
+      <w:r>
+        <w:rPr>
+          <w:b/>
+          <w:bCs/>
+        </w:rPr>
+        <w:t xml:space="preserve">warm welcome email</w:t>
       </w:r>
       <w:r>
         <w:t xml:space="preserve"> </w:t>
@@ -227,17 +318,23 @@
           <w:i/>
           <w:iCs/>
         </w:rPr>
-        <w:t>(outcome + tone)</w:t>
-      </w:r>
-      <w:r>
-        <w:t xml:space="preserve"> for a </w:t>
-      </w:r>
-      <w:r>
-        <w:rPr>
-          <w:b/>
-          <w:bCs/>
-        </w:rPr>
-        <w:t>new HR Coordinator starting Monday</w:t>
+        <w:t xml:space="preserve">(outcome + tone)</w:t>
+      </w:r>
+      <w:r>
+        <w:t xml:space="preserve"> </w:t>
+      </w:r>
+      <w:r>
+        <w:t xml:space="preserve">for a</w:t>
+      </w:r>
+      <w:r>
+        <w:t xml:space="preserve"> </w:t>
+      </w:r>
+      <w:r>
+        <w:rPr>
+          <w:b/>
+          <w:bCs/>
+        </w:rPr>
+        <w:t xml:space="preserve">new HR Coordinator starting Monday</w:t>
       </w:r>
       <w:r>
         <w:t xml:space="preserve"> </w:t>
@@ -247,17 +344,20 @@
           <w:i/>
           <w:iCs/>
         </w:rPr>
-        <w:t>(context)</w:t>
-      </w:r>
-      <w:r>
-        <w:t xml:space="preserve">, using the </w:t>
-      </w:r>
-      <w:r>
-        <w:rPr>
-          <w:b/>
-          <w:bCs/>
-        </w:rPr>
-        <w:t>onboarding checklist I uploaded</w:t>
+        <w:t xml:space="preserve">(context)</w:t>
+      </w:r>
+      <w:r>
+        <w:t xml:space="preserve">, using the</w:t>
+      </w:r>
+      <w:r>
+        <w:t xml:space="preserve"> </w:t>
+      </w:r>
+      <w:r>
+        <w:rPr>
+          <w:b/>
+          <w:bCs/>
+        </w:rPr>
+        <w:t xml:space="preserve">onboarding checklist I uploaded</w:t>
       </w:r>
       <w:r>
         <w:t xml:space="preserve"> </w:t>
@@ -267,17 +367,20 @@
           <w:i/>
           <w:iCs/>
         </w:rPr>
-        <w:t>(source)</w:t>
-      </w:r>
-      <w:r>
-        <w:t xml:space="preserve">. Keep it </w:t>
-      </w:r>
-      <w:r>
-        <w:rPr>
-          <w:b/>
-          <w:bCs/>
-        </w:rPr>
-        <w:t>under 200 words</w:t>
+        <w:t xml:space="preserve">(source)</w:t>
+      </w:r>
+      <w:r>
+        <w:t xml:space="preserve">. Keep it</w:t>
+      </w:r>
+      <w:r>
+        <w:t xml:space="preserve"> </w:t>
+      </w:r>
+      <w:r>
+        <w:rPr>
+          <w:b/>
+          <w:bCs/>
+        </w:rPr>
+        <w:t xml:space="preserve">under 200 words</w:t>
       </w:r>
       <w:r>
         <w:t xml:space="preserve"> </w:t>
@@ -287,17 +390,23 @@
           <w:i/>
           <w:iCs/>
         </w:rPr>
-        <w:t>(constraint)</w:t>
-      </w:r>
-      <w:r>
-        <w:t xml:space="preserve"> and </w:t>
-      </w:r>
-      <w:r>
-        <w:rPr>
-          <w:b/>
-          <w:bCs/>
-        </w:rPr>
-        <w:t>save it as a draft</w:t>
+        <w:t xml:space="preserve">(constraint)</w:t>
+      </w:r>
+      <w:r>
+        <w:t xml:space="preserve"> </w:t>
+      </w:r>
+      <w:r>
+        <w:t xml:space="preserve">and</w:t>
+      </w:r>
+      <w:r>
+        <w:t xml:space="preserve"> </w:t>
+      </w:r>
+      <w:r>
+        <w:rPr>
+          <w:b/>
+          <w:bCs/>
+        </w:rPr>
+        <w:t xml:space="preserve">save it as a draft</w:t>
       </w:r>
       <w:r>
         <w:t xml:space="preserve"> </w:t>
@@ -307,27 +416,30 @@
           <w:i/>
           <w:iCs/>
         </w:rPr>
-        <w:t>(format)</w:t>
-      </w:r>
-      <w:r>
-        <w:t xml:space="preserve"> — don't send it."</w:t>
-      </w:r>
-    </w:p>
-    <w:p>
-      <w:r>
-        <w:pict w14:anchorId="51759749">
-          <v:rect id="_x0000_i1025" style="width:0;height:1.5pt" o:hralign="center" o:hrstd="t" o:hr="t"/>
+        <w:t xml:space="preserve">(format)</w:t>
+      </w:r>
+      <w:r>
+        <w:t xml:space="preserve"> </w:t>
+      </w:r>
+      <w:r>
+        <w:t xml:space="preserve">— don't send it."</w:t>
+      </w:r>
+    </w:p>
+    <w:p>
+      <w:r>
+        <w:pict>
+          <v:rect style="width:0;height:1.5pt" o:hralign="center" o:hrstd="t" o:hr="t"/>
         </w:pict>
       </w:r>
     </w:p>
+    <w:bookmarkEnd w:id="9"/>
+    <w:bookmarkStart w:id="10" w:name="X09eb7e1e9ab5bec3d72cef90170cff59424eaa6"/>
     <w:p>
       <w:pPr>
         <w:pStyle w:val="Heading2"/>
       </w:pPr>
-      <w:bookmarkStart w:id="2" w:name="X09eb7e1e9ab5bec3d72cef90170cff59424eaa6"/>
-      <w:bookmarkEnd w:id="1"/>
-      <w:r>
-        <w:t>1. Onboarding</w:t>
+      <w:r>
+        <w:t xml:space="preserve">1. Onboarding</w:t>
       </w:r>
     </w:p>
     <w:p>
@@ -335,33 +447,51 @@
         <w:pStyle w:val="Compact"/>
         <w:numPr>
           <w:ilvl w:val="0"/>
-          <w:numId w:val="2"/>
+          <w:numId w:val="1001"/>
         </w:numPr>
       </w:pPr>
       <w:r>
-        <w:t xml:space="preserve">"Using </w:t>
+        <w:t xml:space="preserve">"Using</w:t>
+      </w:r>
+      <w:r>
+        <w:t xml:space="preserve"> </w:t>
       </w:r>
       <w:r>
         <w:rPr>
           <w:rStyle w:val="VerbatimChar"/>
         </w:rPr>
-        <w:t>onboarding-checklist.docx</w:t>
-      </w:r>
-      <w:r>
-        <w:t xml:space="preserve">, draft a friendly </w:t>
-      </w:r>
-      <w:r>
-        <w:rPr>
-          <w:b/>
-          <w:bCs/>
-        </w:rPr>
-        <w:t>first-day welcome email</w:t>
-      </w:r>
-      <w:r>
-        <w:t xml:space="preserve"> for {new hire name}, </w:t>
-      </w:r>
-      <w:r>
-        <w:t>who starts {date} as a {role}. Include what to bring and first-day logistics. Save as a draft; do not send."</w:t>
+        <w:t xml:space="preserve">onboarding-checklist.docx</w:t>
+      </w:r>
+      <w:r>
+        <w:t xml:space="preserve">, draft a friendly</w:t>
+      </w:r>
+      <w:r>
+        <w:t xml:space="preserve"> </w:t>
+      </w:r>
+      <w:r>
+        <w:rPr>
+          <w:b/>
+          <w:bCs/>
+        </w:rPr>
+        <w:t xml:space="preserve">first-day welcome email</w:t>
+      </w:r>
+      <w:r>
+        <w:t xml:space="preserve"> </w:t>
+      </w:r>
+      <w:r>
+        <w:t xml:space="preserve">for {new hire name},</w:t>
+      </w:r>
+      <w:r>
+        <w:t xml:space="preserve"> </w:t>
+      </w:r>
+      <w:r>
+        <w:t xml:space="preserve">who starts {date} as a {role}. Include what to bring and first-day logistics. Save as a draft; do</w:t>
+      </w:r>
+      <w:r>
+        <w:t xml:space="preserve"> </w:t>
+      </w:r>
+      <w:r>
+        <w:t xml:space="preserve">not send."</w:t>
       </w:r>
     </w:p>
     <w:p>
@@ -369,30 +499,48 @@
         <w:pStyle w:val="Compact"/>
         <w:numPr>
           <w:ilvl w:val="0"/>
-          <w:numId w:val="2"/>
+          <w:numId w:val="1001"/>
         </w:numPr>
       </w:pPr>
       <w:r>
-        <w:t xml:space="preserve">"Create a </w:t>
-      </w:r>
-      <w:r>
-        <w:rPr>
-          <w:b/>
-          <w:bCs/>
-        </w:rPr>
-        <w:t>New Hire Welcome</w:t>
-      </w:r>
-      <w:r>
-        <w:t xml:space="preserve"> Word document from </w:t>
+        <w:t xml:space="preserve">"Create a</w:t>
+      </w:r>
+      <w:r>
+        <w:t xml:space="preserve"> </w:t>
+      </w:r>
+      <w:r>
+        <w:rPr>
+          <w:b/>
+          <w:bCs/>
+        </w:rPr>
+        <w:t xml:space="preserve">New Hire Welcome</w:t>
+      </w:r>
+      <w:r>
+        <w:t xml:space="preserve"> </w:t>
+      </w:r>
+      <w:r>
+        <w:t xml:space="preserve">Word document from</w:t>
+      </w:r>
+      <w:r>
+        <w:t xml:space="preserve"> </w:t>
       </w:r>
       <w:r>
         <w:rPr>
           <w:rStyle w:val="VerbatimChar"/>
         </w:rPr>
-        <w:t>onboarding-checklist.docx</w:t>
-      </w:r>
-      <w:r>
-        <w:t xml:space="preserve"> that a manager can hand to a new employee. Use headings for Before Day 1, Day 1, Week 1, and Days 30/60/90."</w:t>
+        <w:t xml:space="preserve">onboarding-checklist.docx</w:t>
+      </w:r>
+      <w:r>
+        <w:t xml:space="preserve"> </w:t>
+      </w:r>
+      <w:r>
+        <w:t xml:space="preserve">that a manager can hand</w:t>
+      </w:r>
+      <w:r>
+        <w:t xml:space="preserve"> </w:t>
+      </w:r>
+      <w:r>
+        <w:t xml:space="preserve">to a new employee. Use headings for Before Day 1, Day 1, Week 1, and Days 30/60/90."</w:t>
       </w:r>
     </w:p>
     <w:p>
@@ -400,21 +548,33 @@
         <w:pStyle w:val="Compact"/>
         <w:numPr>
           <w:ilvl w:val="0"/>
-          <w:numId w:val="2"/>
+          <w:numId w:val="1001"/>
         </w:numPr>
       </w:pPr>
       <w:r>
-        <w:t xml:space="preserve">"Build a short </w:t>
-      </w:r>
-      <w:r>
-        <w:rPr>
-          <w:b/>
-          <w:bCs/>
-        </w:rPr>
-        <w:t>onboarding orientation</w:t>
-      </w:r>
-      <w:r>
-        <w:t xml:space="preserve"> PowerPoint (6–8 slides) covering our PTO, remote-work, and benefits basics, using the handbook and benefits files I uploaded."</w:t>
+        <w:t xml:space="preserve">"Build a short</w:t>
+      </w:r>
+      <w:r>
+        <w:t xml:space="preserve"> </w:t>
+      </w:r>
+      <w:r>
+        <w:rPr>
+          <w:b/>
+          <w:bCs/>
+        </w:rPr>
+        <w:t xml:space="preserve">onboarding orientation</w:t>
+      </w:r>
+      <w:r>
+        <w:t xml:space="preserve"> </w:t>
+      </w:r>
+      <w:r>
+        <w:t xml:space="preserve">PowerPoint (6–8 slides) covering our PTO, remote-work,</w:t>
+      </w:r>
+      <w:r>
+        <w:t xml:space="preserve"> </w:t>
+      </w:r>
+      <w:r>
+        <w:t xml:space="preserve">and benefits basics, using the handbook and benefits files I uploaded."</w:t>
       </w:r>
     </w:p>
     <w:p>
@@ -422,24 +582,27 @@
         <w:pStyle w:val="Compact"/>
         <w:numPr>
           <w:ilvl w:val="0"/>
-          <w:numId w:val="2"/>
+          <w:numId w:val="1001"/>
         </w:numPr>
       </w:pPr>
       <w:r>
-        <w:t xml:space="preserve">"Draft a </w:t>
-      </w:r>
-      <w:r>
-        <w:rPr>
-          <w:b/>
-          <w:bCs/>
-        </w:rPr>
-        <w:t>30-day onboarding plan</w:t>
-      </w:r>
-      <w:r>
-        <w:t xml:space="preserve"> </w:t>
-      </w:r>
-      <w:r>
-        <w:t>for a {role} on the {team} team as a checklist I can edit."</w:t>
+        <w:t xml:space="preserve">"Draft a</w:t>
+      </w:r>
+      <w:r>
+        <w:t xml:space="preserve"> </w:t>
+      </w:r>
+      <w:r>
+        <w:rPr>
+          <w:b/>
+          <w:bCs/>
+        </w:rPr>
+        <w:t xml:space="preserve">30-day onboarding plan</w:t>
+      </w:r>
+      <w:r>
+        <w:t xml:space="preserve"> </w:t>
+      </w:r>
+      <w:r>
+        <w:t xml:space="preserve">for a {role} on the {team} team as a checklist I can edit."</w:t>
       </w:r>
     </w:p>
     <w:p>
@@ -447,47 +610,82 @@
         <w:pStyle w:val="Compact"/>
         <w:numPr>
           <w:ilvl w:val="0"/>
-          <w:numId w:val="2"/>
+          <w:numId w:val="1001"/>
         </w:numPr>
       </w:pPr>
       <w:r>
-        <w:t xml:space="preserve">"Open </w:t>
+        <w:t xml:space="preserve">"Open</w:t>
+      </w:r>
+      <w:r>
+        <w:t xml:space="preserve"> </w:t>
       </w:r>
       <w:r>
         <w:rPr>
           <w:rStyle w:val="VerbatimChar"/>
         </w:rPr>
-        <w:t>onboarding-checklist.docx</w:t>
-      </w:r>
-      <w:r>
-        <w:t xml:space="preserve"> in my OneDrive and </w:t>
-      </w:r>
-      <w:r>
-        <w:rPr>
-          <w:b/>
-          <w:bCs/>
-        </w:rPr>
-        <w:t>add a Week 2 section</w:t>
-      </w:r>
-      <w:r>
-        <w:t xml:space="preserve"> with three tasks for the manager and two for the new hire. Show me the changes before you save." </w:t>
+        <w:t xml:space="preserve">onboarding-checklist.docx</w:t>
+      </w:r>
+      <w:r>
+        <w:t xml:space="preserve"> </w:t>
+      </w:r>
+      <w:r>
+        <w:t xml:space="preserve">in my OneDrive and</w:t>
+      </w:r>
+      <w:r>
+        <w:t xml:space="preserve"> </w:t>
+      </w:r>
+      <w:r>
+        <w:rPr>
+          <w:b/>
+          <w:bCs/>
+        </w:rPr>
+        <w:t xml:space="preserve">add a Week 2 section</w:t>
+      </w:r>
+      <w:r>
+        <w:t xml:space="preserve"> </w:t>
+      </w:r>
+      <w:r>
+        <w:t xml:space="preserve">with three tasks for the</w:t>
+      </w:r>
+      <w:r>
+        <w:t xml:space="preserve"> </w:t>
+      </w:r>
+      <w:r>
+        <w:t xml:space="preserve">manager and two for the new hire. Show me the changes before you save."</w:t>
+      </w:r>
+      <w:r>
+        <w:t xml:space="preserve"> </w:t>
       </w:r>
       <w:r>
         <w:rPr>
           <w:i/>
           <w:iCs/>
         </w:rPr>
-        <w:t>(Cowork can edit an existing Word, Excel, or PowerPoint file in place; OneDrive keeps the version history.)</w:t>
-      </w:r>
-    </w:p>
+        <w:t xml:space="preserve">(Cowork can edit an</w:t>
+      </w:r>
+      <w:r>
+        <w:rPr>
+          <w:i/>
+          <w:iCs/>
+        </w:rPr>
+        <w:t xml:space="preserve"> </w:t>
+      </w:r>
+      <w:r>
+        <w:rPr>
+          <w:i/>
+          <w:iCs/>
+        </w:rPr>
+        <w:t xml:space="preserve">existing Word, Excel, or PowerPoint file in place; OneDrive keeps the version history.)</w:t>
+      </w:r>
+    </w:p>
+    <w:bookmarkEnd w:id="10"/>
+    <w:bookmarkStart w:id="11" w:name="X5446e7812f6ac99f786dfdb82006f9769456392"/>
     <w:p>
       <w:pPr>
         <w:pStyle w:val="Heading2"/>
       </w:pPr>
-      <w:bookmarkStart w:id="3" w:name="X5446e7812f6ac99f786dfdb82006f9769456392"/>
-      <w:bookmarkEnd w:id="2"/>
-      <w:r>
-        <w:t>2. Policy &amp; Benefits Q&amp;A</w:t>
+      <w:r>
+        <w:t xml:space="preserve">2. Policy &amp; Benefits Q&amp;A</w:t>
       </w:r>
     </w:p>
     <w:p>
@@ -495,33 +693,53 @@
         <w:pStyle w:val="Compact"/>
         <w:numPr>
           <w:ilvl w:val="0"/>
-          <w:numId w:val="3"/>
+          <w:numId w:val="1002"/>
         </w:numPr>
       </w:pPr>
       <w:r>
-        <w:t xml:space="preserve">"Using </w:t>
+        <w:t xml:space="preserve">"Using</w:t>
+      </w:r>
+      <w:r>
+        <w:t xml:space="preserve"> </w:t>
       </w:r>
       <w:r>
         <w:rPr>
           <w:rStyle w:val="VerbatimChar"/>
         </w:rPr>
-        <w:t>employee-handbook-excerpt.docx</w:t>
-      </w:r>
-      <w:r>
-        <w:t xml:space="preserve">, answer: </w:t>
+        <w:t xml:space="preserve">employee-handbook-excerpt.docx</w:t>
+      </w:r>
+      <w:r>
+        <w:t xml:space="preserve">, answer:</w:t>
+      </w:r>
+      <w:r>
+        <w:t xml:space="preserve"> </w:t>
       </w:r>
       <w:r>
         <w:rPr>
           <w:i/>
           <w:iCs/>
         </w:rPr>
-        <w:t>How much PTO do full-time employees get and what are the carryover rules?</w:t>
-      </w:r>
-      <w:r>
-        <w:t xml:space="preserve"> </w:t>
-      </w:r>
-      <w:r>
-        <w:t>Cite the section and remind the reader HR should confirm."</w:t>
+        <w:t xml:space="preserve">How much PTO do full-time employees get and what</w:t>
+      </w:r>
+      <w:r>
+        <w:rPr>
+          <w:i/>
+          <w:iCs/>
+        </w:rPr>
+        <w:t xml:space="preserve"> </w:t>
+      </w:r>
+      <w:r>
+        <w:rPr>
+          <w:i/>
+          <w:iCs/>
+        </w:rPr>
+        <w:t xml:space="preserve">are the carryover rules?</w:t>
+      </w:r>
+      <w:r>
+        <w:t xml:space="preserve"> </w:t>
+      </w:r>
+      <w:r>
+        <w:t xml:space="preserve">Cite the section and remind the reader HR should confirm."</w:t>
       </w:r>
     </w:p>
     <w:p>
@@ -529,30 +747,39 @@
         <w:pStyle w:val="Compact"/>
         <w:numPr>
           <w:ilvl w:val="0"/>
-          <w:numId w:val="3"/>
+          <w:numId w:val="1002"/>
         </w:numPr>
       </w:pPr>
       <w:r>
-        <w:t xml:space="preserve">"From </w:t>
+        <w:t xml:space="preserve">"From</w:t>
+      </w:r>
+      <w:r>
+        <w:t xml:space="preserve"> </w:t>
       </w:r>
       <w:r>
         <w:rPr>
           <w:rStyle w:val="VerbatimChar"/>
         </w:rPr>
-        <w:t>benefits-summary.docx</w:t>
-      </w:r>
-      <w:r>
-        <w:t xml:space="preserve">, write a plain-language answer to: </w:t>
+        <w:t xml:space="preserve">benefits-summary.docx</w:t>
+      </w:r>
+      <w:r>
+        <w:t xml:space="preserve">, write a plain-language answer to:</w:t>
+      </w:r>
+      <w:r>
+        <w:t xml:space="preserve"> </w:t>
       </w:r>
       <w:r>
         <w:rPr>
           <w:i/>
           <w:iCs/>
         </w:rPr>
-        <w:t>When can I change my medical plan?</w:t>
-      </w:r>
-      <w:r>
-        <w:t xml:space="preserve"> Keep it to 3 sentences."</w:t>
+        <w:t xml:space="preserve">When can I change my medical plan?</w:t>
+      </w:r>
+      <w:r>
+        <w:t xml:space="preserve"> </w:t>
+      </w:r>
+      <w:r>
+        <w:t xml:space="preserve">Keep it to 3 sentences."</w:t>
       </w:r>
     </w:p>
     <w:p>
@@ -560,21 +787,33 @@
         <w:pStyle w:val="Compact"/>
         <w:numPr>
           <w:ilvl w:val="0"/>
-          <w:numId w:val="3"/>
+          <w:numId w:val="1002"/>
         </w:numPr>
       </w:pPr>
       <w:r>
-        <w:t xml:space="preserve">"Create an </w:t>
-      </w:r>
-      <w:r>
-        <w:rPr>
-          <w:b/>
-          <w:bCs/>
-        </w:rPr>
-        <w:t>FAQ document</w:t>
-      </w:r>
-      <w:r>
-        <w:t xml:space="preserve"> of the 8 most common policy questions and answers based on the handbook and benefits files. Format as Q&amp;A with a source note under each answer."</w:t>
+        <w:t xml:space="preserve">"Create an</w:t>
+      </w:r>
+      <w:r>
+        <w:t xml:space="preserve"> </w:t>
+      </w:r>
+      <w:r>
+        <w:rPr>
+          <w:b/>
+          <w:bCs/>
+        </w:rPr>
+        <w:t xml:space="preserve">FAQ document</w:t>
+      </w:r>
+      <w:r>
+        <w:t xml:space="preserve"> </w:t>
+      </w:r>
+      <w:r>
+        <w:t xml:space="preserve">of the 8 most common policy questions and answers based on the handbook</w:t>
+      </w:r>
+      <w:r>
+        <w:t xml:space="preserve"> </w:t>
+      </w:r>
+      <w:r>
+        <w:t xml:space="preserve">and benefits files. Format as Q&amp;A with a source note under each answer."</w:t>
       </w:r>
     </w:p>
     <w:p>
@@ -582,32 +821,40 @@
         <w:pStyle w:val="Compact"/>
         <w:numPr>
           <w:ilvl w:val="0"/>
-          <w:numId w:val="3"/>
+          <w:numId w:val="1002"/>
         </w:numPr>
       </w:pPr>
       <w:r>
-        <w:t xml:space="preserve">"An employee asks about </w:t>
-      </w:r>
-      <w:r>
-        <w:rPr>
-          <w:b/>
-          <w:bCs/>
-        </w:rPr>
-        <w:t>overtime pay</w:t>
-      </w:r>
-      <w:r>
-        <w:t>. Draft a clear, friendly reply grounded in the handbook, and flag if anything should be confirmed with payroll."</w:t>
-      </w:r>
-    </w:p>
+        <w:t xml:space="preserve">"An employee asks about</w:t>
+      </w:r>
+      <w:r>
+        <w:t xml:space="preserve"> </w:t>
+      </w:r>
+      <w:r>
+        <w:rPr>
+          <w:b/>
+          <w:bCs/>
+        </w:rPr>
+        <w:t xml:space="preserve">overtime pay</w:t>
+      </w:r>
+      <w:r>
+        <w:t xml:space="preserve">. Draft a clear, friendly reply grounded in the handbook,</w:t>
+      </w:r>
+      <w:r>
+        <w:t xml:space="preserve"> </w:t>
+      </w:r>
+      <w:r>
+        <w:t xml:space="preserve">and flag if anything should be confirmed with payroll."</w:t>
+      </w:r>
+    </w:p>
+    <w:bookmarkEnd w:id="11"/>
+    <w:bookmarkStart w:id="12" w:name="Xce673cc6892b42edde98559e5c73874b9aaf3b7"/>
     <w:p>
       <w:pPr>
         <w:pStyle w:val="Heading2"/>
       </w:pPr>
-      <w:bookmarkStart w:id="4" w:name="Xce673cc6892b42edde98559e5c73874b9aaf3b7"/>
-      <w:bookmarkEnd w:id="3"/>
-      <w:r>
-        <w:lastRenderedPageBreak/>
-        <w:t>3. Recruiting &amp; Interview Prep</w:t>
+      <w:r>
+        <w:t xml:space="preserve">3. Recruiting &amp; Interview Prep</w:t>
       </w:r>
     </w:p>
     <w:p>
@@ -615,47 +862,88 @@
         <w:pStyle w:val="Compact"/>
         <w:numPr>
           <w:ilvl w:val="0"/>
-          <w:numId w:val="4"/>
+          <w:numId w:val="1003"/>
         </w:numPr>
       </w:pPr>
       <w:r>
-        <w:t xml:space="preserve">"Using </w:t>
+        <w:t xml:space="preserve">"Using</w:t>
+      </w:r>
+      <w:r>
+        <w:t xml:space="preserve"> </w:t>
       </w:r>
       <w:r>
         <w:rPr>
           <w:rStyle w:val="VerbatimChar"/>
         </w:rPr>
-        <w:t>job-description-sample.docx</w:t>
-      </w:r>
-      <w:r>
-        <w:t xml:space="preserve">, write an </w:t>
-      </w:r>
-      <w:r>
-        <w:rPr>
-          <w:b/>
-          <w:bCs/>
-        </w:rPr>
-        <w:t>inclusive, engaging job posting</w:t>
-      </w:r>
-      <w:r>
-        <w:t xml:space="preserve"> for the HR Coordinator role for our careers page. Keep it under 350 words, with short What you'll do, What you'll bring, and What we offer sections. Then add a table that </w:t>
-      </w:r>
-      <w:r>
-        <w:rPr>
-          <w:b/>
-          <w:bCs/>
-        </w:rPr>
-        <w:t>flags wording that could discourage qualified applicants</w:t>
-      </w:r>
-      <w:r>
-        <w:t xml:space="preserve">, with a suggested alternative for each. Save it as a Word doc." </w:t>
+        <w:t xml:space="preserve">job-description-sample.docx</w:t>
+      </w:r>
+      <w:r>
+        <w:t xml:space="preserve">, write an</w:t>
+      </w:r>
+      <w:r>
+        <w:t xml:space="preserve"> </w:t>
+      </w:r>
+      <w:r>
+        <w:rPr>
+          <w:b/>
+          <w:bCs/>
+        </w:rPr>
+        <w:t xml:space="preserve">inclusive, engaging job posting</w:t>
+      </w:r>
+      <w:r>
+        <w:t xml:space="preserve"> </w:t>
+      </w:r>
+      <w:r>
+        <w:t xml:space="preserve">for the HR</w:t>
+      </w:r>
+      <w:r>
+        <w:t xml:space="preserve"> </w:t>
+      </w:r>
+      <w:r>
+        <w:t xml:space="preserve">Coordinator role for our careers page. Keep it under 350 words, with short What you'll do, What</w:t>
+      </w:r>
+      <w:r>
+        <w:t xml:space="preserve"> </w:t>
+      </w:r>
+      <w:r>
+        <w:t xml:space="preserve">you'll bring, and What we offer sections. Then add a table that</w:t>
+      </w:r>
+      <w:r>
+        <w:t xml:space="preserve"> </w:t>
+      </w:r>
+      <w:r>
+        <w:rPr>
+          <w:b/>
+          <w:bCs/>
+        </w:rPr>
+        <w:t xml:space="preserve">flags wording that could</w:t>
+      </w:r>
+      <w:r>
+        <w:rPr>
+          <w:b/>
+          <w:bCs/>
+        </w:rPr>
+        <w:t xml:space="preserve"> </w:t>
+      </w:r>
+      <w:r>
+        <w:rPr>
+          <w:b/>
+          <w:bCs/>
+        </w:rPr>
+        <w:t xml:space="preserve">discourage qualified applicants</w:t>
+      </w:r>
+      <w:r>
+        <w:t xml:space="preserve">, with a suggested alternative for each. Save it as a Word doc."</w:t>
+      </w:r>
+      <w:r>
+        <w:t xml:space="preserve"> </w:t>
       </w:r>
       <w:r>
         <w:rPr>
           <w:i/>
           <w:iCs/>
         </w:rPr>
-        <w:t>(Exercise 5a)</w:t>
+        <w:t xml:space="preserve">(Exercise 5a)</w:t>
       </w:r>
     </w:p>
     <w:p>
@@ -663,33 +951,45 @@
         <w:pStyle w:val="Compact"/>
         <w:numPr>
           <w:ilvl w:val="0"/>
-          <w:numId w:val="4"/>
+          <w:numId w:val="1003"/>
         </w:numPr>
       </w:pPr>
       <w:r>
-        <w:t xml:space="preserve">"Using </w:t>
+        <w:t xml:space="preserve">"Using</w:t>
+      </w:r>
+      <w:r>
+        <w:t xml:space="preserve"> </w:t>
       </w:r>
       <w:r>
         <w:rPr>
           <w:rStyle w:val="VerbatimChar"/>
         </w:rPr>
-        <w:t>job-description-sample.docx</w:t>
-      </w:r>
-      <w:r>
-        <w:t xml:space="preserve">, create an </w:t>
-      </w:r>
-      <w:r>
-        <w:rPr>
-          <w:b/>
-          <w:bCs/>
-        </w:rPr>
-        <w:t>interview prep pack</w:t>
-      </w:r>
-      <w:r>
-        <w:t xml:space="preserve"> for the HR Coordinator role: </w:t>
-      </w:r>
-      <w:r>
-        <w:t>8 competency-based questions, what a strong answer looks like, and 3 red flags to watch for."</w:t>
+        <w:t xml:space="preserve">job-description-sample.docx</w:t>
+      </w:r>
+      <w:r>
+        <w:t xml:space="preserve">, create an</w:t>
+      </w:r>
+      <w:r>
+        <w:t xml:space="preserve"> </w:t>
+      </w:r>
+      <w:r>
+        <w:rPr>
+          <w:b/>
+          <w:bCs/>
+        </w:rPr>
+        <w:t xml:space="preserve">interview prep pack</w:t>
+      </w:r>
+      <w:r>
+        <w:t xml:space="preserve"> </w:t>
+      </w:r>
+      <w:r>
+        <w:t xml:space="preserve">for the HR Coordinator role:</w:t>
+      </w:r>
+      <w:r>
+        <w:t xml:space="preserve"> </w:t>
+      </w:r>
+      <w:r>
+        <w:t xml:space="preserve">8 competency-based questions, what a strong answer looks like, and 3 red flags to watch for."</w:t>
       </w:r>
     </w:p>
     <w:p>
@@ -697,21 +997,33 @@
         <w:pStyle w:val="Compact"/>
         <w:numPr>
           <w:ilvl w:val="0"/>
-          <w:numId w:val="4"/>
+          <w:numId w:val="1003"/>
         </w:numPr>
       </w:pPr>
       <w:r>
-        <w:t xml:space="preserve">"Draft a </w:t>
-      </w:r>
-      <w:r>
-        <w:rPr>
-          <w:b/>
-          <w:bCs/>
-        </w:rPr>
-        <w:t>candidate outreach email</w:t>
-      </w:r>
-      <w:r>
-        <w:t xml:space="preserve"> inviting an applicant to a first interview for the HR Coordinator role. Warm, professional, under 150 words. Save as a draft."</w:t>
+        <w:t xml:space="preserve">"Draft a</w:t>
+      </w:r>
+      <w:r>
+        <w:t xml:space="preserve"> </w:t>
+      </w:r>
+      <w:r>
+        <w:rPr>
+          <w:b/>
+          <w:bCs/>
+        </w:rPr>
+        <w:t xml:space="preserve">candidate outreach email</w:t>
+      </w:r>
+      <w:r>
+        <w:t xml:space="preserve"> </w:t>
+      </w:r>
+      <w:r>
+        <w:t xml:space="preserve">inviting an applicant to a first interview for the HR</w:t>
+      </w:r>
+      <w:r>
+        <w:t xml:space="preserve"> </w:t>
+      </w:r>
+      <w:r>
+        <w:t xml:space="preserve">Coordinator role. Warm, professional, under 150 words. Save as a draft."</w:t>
       </w:r>
     </w:p>
     <w:p>
@@ -719,21 +1031,33 @@
         <w:pStyle w:val="Compact"/>
         <w:numPr>
           <w:ilvl w:val="0"/>
-          <w:numId w:val="4"/>
+          <w:numId w:val="1003"/>
         </w:numPr>
       </w:pPr>
       <w:r>
-        <w:t xml:space="preserve">"Turn the HR Coordinator job description into a </w:t>
-      </w:r>
-      <w:r>
-        <w:rPr>
-          <w:b/>
-          <w:bCs/>
-        </w:rPr>
-        <w:t>structured interview scorecard</w:t>
-      </w:r>
-      <w:r>
-        <w:t xml:space="preserve"> (Excel) with competencies as rows and a 1–5 rating scale."</w:t>
+        <w:t xml:space="preserve">"Turn the HR Coordinator job description into a</w:t>
+      </w:r>
+      <w:r>
+        <w:t xml:space="preserve"> </w:t>
+      </w:r>
+      <w:r>
+        <w:rPr>
+          <w:b/>
+          <w:bCs/>
+        </w:rPr>
+        <w:t xml:space="preserve">structured interview scorecard</w:t>
+      </w:r>
+      <w:r>
+        <w:t xml:space="preserve"> </w:t>
+      </w:r>
+      <w:r>
+        <w:t xml:space="preserve">(Excel) with</w:t>
+      </w:r>
+      <w:r>
+        <w:t xml:space="preserve"> </w:t>
+      </w:r>
+      <w:r>
+        <w:t xml:space="preserve">competencies as rows and a 1–5 rating scale."</w:t>
       </w:r>
     </w:p>
     <w:p>
@@ -741,31 +1065,43 @@
         <w:pStyle w:val="Compact"/>
         <w:numPr>
           <w:ilvl w:val="0"/>
-          <w:numId w:val="4"/>
+          <w:numId w:val="1003"/>
         </w:numPr>
       </w:pPr>
       <w:r>
-        <w:t xml:space="preserve">"Write a polite </w:t>
-      </w:r>
-      <w:r>
-        <w:rPr>
-          <w:b/>
-          <w:bCs/>
-        </w:rPr>
-        <w:t>candidate rejection email</w:t>
-      </w:r>
-      <w:r>
-        <w:t xml:space="preserve"> template that leaves a good impression and invites future applications."</w:t>
-      </w:r>
-    </w:p>
+        <w:t xml:space="preserve">"Write a polite</w:t>
+      </w:r>
+      <w:r>
+        <w:t xml:space="preserve"> </w:t>
+      </w:r>
+      <w:r>
+        <w:rPr>
+          <w:b/>
+          <w:bCs/>
+        </w:rPr>
+        <w:t xml:space="preserve">candidate rejection email</w:t>
+      </w:r>
+      <w:r>
+        <w:t xml:space="preserve"> </w:t>
+      </w:r>
+      <w:r>
+        <w:t xml:space="preserve">template that leaves a good impression and invites</w:t>
+      </w:r>
+      <w:r>
+        <w:t xml:space="preserve"> </w:t>
+      </w:r>
+      <w:r>
+        <w:t xml:space="preserve">future applications."</w:t>
+      </w:r>
+    </w:p>
+    <w:bookmarkEnd w:id="12"/>
+    <w:bookmarkStart w:id="13" w:name="Xbf9e733476e616791cd40b53a0a865324ecb7b1"/>
     <w:p>
       <w:pPr>
         <w:pStyle w:val="Heading2"/>
       </w:pPr>
-      <w:bookmarkStart w:id="5" w:name="Xbf9e733476e616791cd40b53a0a865324ecb7b1"/>
-      <w:bookmarkEnd w:id="4"/>
-      <w:r>
-        <w:t>4. Employee Communications</w:t>
+      <w:r>
+        <w:t xml:space="preserve">4. Employee Communications</w:t>
       </w:r>
     </w:p>
     <w:p>
@@ -773,30 +1109,39 @@
         <w:pStyle w:val="Compact"/>
         <w:numPr>
           <w:ilvl w:val="0"/>
-          <w:numId w:val="5"/>
+          <w:numId w:val="1004"/>
         </w:numPr>
       </w:pPr>
       <w:r>
-        <w:t xml:space="preserve">"Draft a </w:t>
-      </w:r>
-      <w:r>
-        <w:rPr>
-          <w:b/>
-          <w:bCs/>
-        </w:rPr>
-        <w:t>company-wide announcement</w:t>
-      </w:r>
-      <w:r>
-        <w:t xml:space="preserve"> that open enrollment runs in November, using </w:t>
+        <w:t xml:space="preserve">"Draft a</w:t>
+      </w:r>
+      <w:r>
+        <w:t xml:space="preserve"> </w:t>
+      </w:r>
+      <w:r>
+        <w:rPr>
+          <w:b/>
+          <w:bCs/>
+        </w:rPr>
+        <w:t xml:space="preserve">company-wide announcement</w:t>
+      </w:r>
+      <w:r>
+        <w:t xml:space="preserve"> </w:t>
+      </w:r>
+      <w:r>
+        <w:t xml:space="preserve">that open enrollment runs in November, using</w:t>
+      </w:r>
+      <w:r>
+        <w:t xml:space="preserve"> </w:t>
       </w:r>
       <w:r>
         <w:rPr>
           <w:rStyle w:val="VerbatimChar"/>
         </w:rPr>
-        <w:t>benefits-summary.docx</w:t>
-      </w:r>
-      <w:r>
-        <w:t>. Clear, inclusive tone, with a bulleted 'what you need to do' section."</w:t>
+        <w:t xml:space="preserve">benefits-summary.docx</w:t>
+      </w:r>
+      <w:r>
+        <w:t xml:space="preserve">. Clear, inclusive tone, with a bulleted 'what you need to do' section."</w:t>
       </w:r>
     </w:p>
     <w:p>
@@ -804,21 +1149,27 @@
         <w:pStyle w:val="Compact"/>
         <w:numPr>
           <w:ilvl w:val="0"/>
-          <w:numId w:val="5"/>
+          <w:numId w:val="1004"/>
         </w:numPr>
       </w:pPr>
       <w:r>
-        <w:t xml:space="preserve">"Rewrite this policy update in a </w:t>
-      </w:r>
-      <w:r>
-        <w:rPr>
-          <w:b/>
-          <w:bCs/>
-        </w:rPr>
-        <w:t>warmer, simpler tone</w:t>
-      </w:r>
-      <w:r>
-        <w:t xml:space="preserve"> for all-staff: {paste text}."</w:t>
+        <w:t xml:space="preserve">"Rewrite this policy update in a</w:t>
+      </w:r>
+      <w:r>
+        <w:t xml:space="preserve"> </w:t>
+      </w:r>
+      <w:r>
+        <w:rPr>
+          <w:b/>
+          <w:bCs/>
+        </w:rPr>
+        <w:t xml:space="preserve">warmer, simpler tone</w:t>
+      </w:r>
+      <w:r>
+        <w:t xml:space="preserve"> </w:t>
+      </w:r>
+      <w:r>
+        <w:t xml:space="preserve">for all-staff: {paste text}."</w:t>
       </w:r>
     </w:p>
     <w:p>
@@ -826,21 +1177,33 @@
         <w:pStyle w:val="Compact"/>
         <w:numPr>
           <w:ilvl w:val="0"/>
-          <w:numId w:val="5"/>
+          <w:numId w:val="1004"/>
         </w:numPr>
       </w:pPr>
       <w:r>
-        <w:t xml:space="preserve">"Create a short </w:t>
-      </w:r>
-      <w:r>
-        <w:rPr>
-          <w:b/>
-          <w:bCs/>
-        </w:rPr>
-        <w:t>Teams message</w:t>
-      </w:r>
-      <w:r>
-        <w:t xml:space="preserve"> reminding employees that Tuesday and Thursday are anchor office days, referencing the handbook."</w:t>
+        <w:t xml:space="preserve">"Create a short</w:t>
+      </w:r>
+      <w:r>
+        <w:t xml:space="preserve"> </w:t>
+      </w:r>
+      <w:r>
+        <w:rPr>
+          <w:b/>
+          <w:bCs/>
+        </w:rPr>
+        <w:t xml:space="preserve">Teams message</w:t>
+      </w:r>
+      <w:r>
+        <w:t xml:space="preserve"> </w:t>
+      </w:r>
+      <w:r>
+        <w:t xml:space="preserve">reminding employees that Tuesday and Thursday are anchor office</w:t>
+      </w:r>
+      <w:r>
+        <w:t xml:space="preserve"> </w:t>
+      </w:r>
+      <w:r>
+        <w:t xml:space="preserve">days, referencing the handbook."</w:t>
       </w:r>
     </w:p>
     <w:p>
@@ -848,34 +1211,43 @@
         <w:pStyle w:val="Compact"/>
         <w:numPr>
           <w:ilvl w:val="0"/>
-          <w:numId w:val="5"/>
+          <w:numId w:val="1004"/>
         </w:numPr>
       </w:pPr>
       <w:r>
-        <w:t xml:space="preserve">"Draft a </w:t>
-      </w:r>
-      <w:r>
-        <w:rPr>
-          <w:b/>
-          <w:bCs/>
-        </w:rPr>
-        <w:t>manager talking-points</w:t>
-      </w:r>
-      <w:r>
-        <w:t xml:space="preserve"> one-pager to help managers explain the new hybrid policy to </w:t>
-      </w:r>
-      <w:r>
-        <w:t>their teams."</w:t>
-      </w:r>
-    </w:p>
+        <w:t xml:space="preserve">"Draft a</w:t>
+      </w:r>
+      <w:r>
+        <w:t xml:space="preserve"> </w:t>
+      </w:r>
+      <w:r>
+        <w:rPr>
+          <w:b/>
+          <w:bCs/>
+        </w:rPr>
+        <w:t xml:space="preserve">manager talking-points</w:t>
+      </w:r>
+      <w:r>
+        <w:t xml:space="preserve"> </w:t>
+      </w:r>
+      <w:r>
+        <w:t xml:space="preserve">one-pager to help managers explain the new hybrid policy to</w:t>
+      </w:r>
+      <w:r>
+        <w:t xml:space="preserve"> </w:t>
+      </w:r>
+      <w:r>
+        <w:t xml:space="preserve">their teams."</w:t>
+      </w:r>
+    </w:p>
+    <w:bookmarkEnd w:id="13"/>
+    <w:bookmarkStart w:id="14" w:name="X25691917bb7e1ae742c64710b51c7afaac4f4e6"/>
     <w:p>
       <w:pPr>
         <w:pStyle w:val="Heading2"/>
       </w:pPr>
-      <w:bookmarkStart w:id="6" w:name="X25691917bb7e1ae742c64710b51c7afaac4f4e6"/>
-      <w:bookmarkEnd w:id="5"/>
-      <w:r>
-        <w:t>5. Reporting &amp; Analysis</w:t>
+      <w:r>
+        <w:t xml:space="preserve">5. Reporting &amp; Analysis</w:t>
       </w:r>
     </w:p>
     <w:p>
@@ -883,30 +1255,42 @@
         <w:pStyle w:val="Compact"/>
         <w:numPr>
           <w:ilvl w:val="0"/>
-          <w:numId w:val="6"/>
+          <w:numId w:val="1005"/>
         </w:numPr>
       </w:pPr>
       <w:r>
-        <w:t xml:space="preserve">"Using </w:t>
+        <w:t xml:space="preserve">"Using</w:t>
+      </w:r>
+      <w:r>
+        <w:t xml:space="preserve"> </w:t>
       </w:r>
       <w:r>
         <w:rPr>
           <w:rStyle w:val="VerbatimChar"/>
         </w:rPr>
-        <w:t>employee-roster-sample.xlsx</w:t>
-      </w:r>
-      <w:r>
-        <w:t xml:space="preserve">, create an </w:t>
-      </w:r>
-      <w:r>
-        <w:rPr>
-          <w:b/>
-          <w:bCs/>
-        </w:rPr>
-        <w:t>Excel summary</w:t>
-      </w:r>
-      <w:r>
-        <w:t>: headcount by department, count of remote vs. on-site, and average PTO used. Add a short written summary of what stands out."</w:t>
+        <w:t xml:space="preserve">employee-roster-sample.xlsx</w:t>
+      </w:r>
+      <w:r>
+        <w:t xml:space="preserve">, create an</w:t>
+      </w:r>
+      <w:r>
+        <w:t xml:space="preserve"> </w:t>
+      </w:r>
+      <w:r>
+        <w:rPr>
+          <w:b/>
+          <w:bCs/>
+        </w:rPr>
+        <w:t xml:space="preserve">Excel summary</w:t>
+      </w:r>
+      <w:r>
+        <w:t xml:space="preserve">: headcount by department, count of</w:t>
+      </w:r>
+      <w:r>
+        <w:t xml:space="preserve"> </w:t>
+      </w:r>
+      <w:r>
+        <w:t xml:space="preserve">remote vs. on-site, and average PTO used. Add a short written summary of what stands out."</w:t>
       </w:r>
     </w:p>
     <w:p>
@@ -914,30 +1298,42 @@
         <w:pStyle w:val="Compact"/>
         <w:numPr>
           <w:ilvl w:val="0"/>
-          <w:numId w:val="6"/>
+          <w:numId w:val="1005"/>
         </w:numPr>
       </w:pPr>
       <w:r>
-        <w:t xml:space="preserve">"From </w:t>
+        <w:t xml:space="preserve">"From</w:t>
+      </w:r>
+      <w:r>
+        <w:t xml:space="preserve"> </w:t>
       </w:r>
       <w:r>
         <w:rPr>
           <w:rStyle w:val="VerbatimChar"/>
         </w:rPr>
-        <w:t>hr-tickets-sample.xlsx</w:t>
-      </w:r>
-      <w:r>
-        <w:t xml:space="preserve">, summarize </w:t>
-      </w:r>
-      <w:r>
-        <w:rPr>
-          <w:b/>
-          <w:bCs/>
-        </w:rPr>
-        <w:t>open vs. closed tickets by category and priority</w:t>
-      </w:r>
-      <w:r>
-        <w:t>, and list the high-priority open items I should follow up on today."</w:t>
+        <w:t xml:space="preserve">hr-tickets-sample.xlsx</w:t>
+      </w:r>
+      <w:r>
+        <w:t xml:space="preserve">, summarize</w:t>
+      </w:r>
+      <w:r>
+        <w:t xml:space="preserve"> </w:t>
+      </w:r>
+      <w:r>
+        <w:rPr>
+          <w:b/>
+          <w:bCs/>
+        </w:rPr>
+        <w:t xml:space="preserve">open vs. closed tickets by category and priority</w:t>
+      </w:r>
+      <w:r>
+        <w:t xml:space="preserve">, and</w:t>
+      </w:r>
+      <w:r>
+        <w:t xml:space="preserve"> </w:t>
+      </w:r>
+      <w:r>
+        <w:t xml:space="preserve">list the high-priority open items I should follow up on today."</w:t>
       </w:r>
     </w:p>
     <w:p>
@@ -945,30 +1341,39 @@
         <w:pStyle w:val="Compact"/>
         <w:numPr>
           <w:ilvl w:val="0"/>
-          <w:numId w:val="6"/>
+          <w:numId w:val="1005"/>
         </w:numPr>
       </w:pPr>
       <w:r>
-        <w:t xml:space="preserve">"Build a </w:t>
-      </w:r>
-      <w:r>
-        <w:rPr>
-          <w:b/>
-          <w:bCs/>
-        </w:rPr>
-        <w:t>one-page status report</w:t>
-      </w:r>
-      <w:r>
-        <w:t xml:space="preserve"> of this week's HR tickets suitable for my manager, from </w:t>
+        <w:t xml:space="preserve">"Build a</w:t>
+      </w:r>
+      <w:r>
+        <w:t xml:space="preserve"> </w:t>
+      </w:r>
+      <w:r>
+        <w:rPr>
+          <w:b/>
+          <w:bCs/>
+        </w:rPr>
+        <w:t xml:space="preserve">one-page status report</w:t>
+      </w:r>
+      <w:r>
+        <w:t xml:space="preserve"> </w:t>
+      </w:r>
+      <w:r>
+        <w:t xml:space="preserve">of this week's HR tickets suitable for my manager, from</w:t>
+      </w:r>
+      <w:r>
+        <w:t xml:space="preserve"> </w:t>
       </w:r>
       <w:r>
         <w:rPr>
           <w:rStyle w:val="VerbatimChar"/>
         </w:rPr>
-        <w:t>hr-tickets-sample.xlsx</w:t>
-      </w:r>
-      <w:r>
-        <w:t>."</w:t>
+        <w:t xml:space="preserve">hr-tickets-sample.xlsx</w:t>
+      </w:r>
+      <w:r>
+        <w:t xml:space="preserve">."</w:t>
       </w:r>
     </w:p>
     <w:p>
@@ -976,40 +1381,58 @@
         <w:pStyle w:val="Compact"/>
         <w:numPr>
           <w:ilvl w:val="0"/>
-          <w:numId w:val="6"/>
+          <w:numId w:val="1005"/>
         </w:numPr>
       </w:pPr>
       <w:r>
-        <w:t xml:space="preserve">"Identify any </w:t>
-      </w:r>
-      <w:r>
-        <w:rPr>
-          <w:b/>
-          <w:bCs/>
-        </w:rPr>
-        <w:t>PTO carryover risk</w:t>
-      </w:r>
-      <w:r>
-        <w:t xml:space="preserve"> from </w:t>
+        <w:t xml:space="preserve">"Identify any</w:t>
+      </w:r>
+      <w:r>
+        <w:t xml:space="preserve"> </w:t>
+      </w:r>
+      <w:r>
+        <w:rPr>
+          <w:b/>
+          <w:bCs/>
+        </w:rPr>
+        <w:t xml:space="preserve">PTO carryover risk</w:t>
+      </w:r>
+      <w:r>
+        <w:t xml:space="preserve"> </w:t>
+      </w:r>
+      <w:r>
+        <w:t xml:space="preserve">from</w:t>
+      </w:r>
+      <w:r>
+        <w:t xml:space="preserve"> </w:t>
       </w:r>
       <w:r>
         <w:rPr>
           <w:rStyle w:val="VerbatimChar"/>
         </w:rPr>
-        <w:t>employee-roster-sample.xlsx</w:t>
-      </w:r>
-      <w:r>
-        <w:t xml:space="preserve"> — who has used little PTO — and draft a gentle reminder email template."</w:t>
-      </w:r>
-    </w:p>
+        <w:t xml:space="preserve">employee-roster-sample.xlsx</w:t>
+      </w:r>
+      <w:r>
+        <w:t xml:space="preserve"> </w:t>
+      </w:r>
+      <w:r>
+        <w:t xml:space="preserve">— who has used little PTO —</w:t>
+      </w:r>
+      <w:r>
+        <w:t xml:space="preserve"> </w:t>
+      </w:r>
+      <w:r>
+        <w:t xml:space="preserve">and draft a gentle reminder email template."</w:t>
+      </w:r>
+    </w:p>
+    <w:bookmarkEnd w:id="14"/>
+    <w:bookmarkStart w:id="19" w:name="Xb3056c73d3e4dd433aaf4a6e8b7045841d5a623"/>
     <w:p>
       <w:pPr>
         <w:pStyle w:val="Heading2"/>
       </w:pPr>
-      <w:bookmarkStart w:id="7" w:name="Xb3056c73d3e4dd433aaf4a6e8b7045841d5a623"/>
-      <w:bookmarkEnd w:id="6"/>
-      <w:r>
-        <w:t>6. Web research (Deep Research) and browser use</w:t>
+      <w:r>
+        <w:t xml:space="preserve">6. Web research (Deep Research) and browser use</w:t>
       </w:r>
     </w:p>
     <w:p>
@@ -1017,31 +1440,49 @@
         <w:pStyle w:val="Compact"/>
         <w:numPr>
           <w:ilvl w:val="0"/>
-          <w:numId w:val="7"/>
+          <w:numId w:val="1006"/>
         </w:numPr>
       </w:pPr>
       <w:r>
-        <w:t xml:space="preserve">"Use </w:t>
-      </w:r>
-      <w:r>
-        <w:rPr>
-          <w:b/>
-          <w:bCs/>
-        </w:rPr>
-        <w:t>Deep Research</w:t>
-      </w:r>
-      <w:r>
-        <w:t xml:space="preserve"> to summarize </w:t>
-      </w:r>
-      <w:r>
-        <w:rPr>
-          <w:b/>
-          <w:bCs/>
-        </w:rPr>
-        <w:t>current best practices for structured behavioral interviews</w:t>
-      </w:r>
-      <w:r>
-        <w:t xml:space="preserve"> from multiple reputable sources. Produce a 1-page briefing with key practices and cite your sources."</w:t>
+        <w:t xml:space="preserve">"Use</w:t>
+      </w:r>
+      <w:r>
+        <w:t xml:space="preserve"> </w:t>
+      </w:r>
+      <w:r>
+        <w:rPr>
+          <w:b/>
+          <w:bCs/>
+        </w:rPr>
+        <w:t xml:space="preserve">Deep Research</w:t>
+      </w:r>
+      <w:r>
+        <w:t xml:space="preserve"> </w:t>
+      </w:r>
+      <w:r>
+        <w:t xml:space="preserve">to summarize</w:t>
+      </w:r>
+      <w:r>
+        <w:t xml:space="preserve"> </w:t>
+      </w:r>
+      <w:r>
+        <w:rPr>
+          <w:b/>
+          <w:bCs/>
+        </w:rPr>
+        <w:t xml:space="preserve">current best practices for structured behavioral interviews</w:t>
+      </w:r>
+      <w:r>
+        <w:t xml:space="preserve"> </w:t>
+      </w:r>
+      <w:r>
+        <w:t xml:space="preserve">from multiple reputable sources. Produce a 1-page briefing with key practices and cite your</w:t>
+      </w:r>
+      <w:r>
+        <w:t xml:space="preserve"> </w:t>
+      </w:r>
+      <w:r>
+        <w:t xml:space="preserve">sources."</w:t>
       </w:r>
     </w:p>
     <w:p>
@@ -1049,24 +1490,33 @@
         <w:pStyle w:val="Compact"/>
         <w:numPr>
           <w:ilvl w:val="0"/>
-          <w:numId w:val="7"/>
+          <w:numId w:val="1006"/>
         </w:numPr>
       </w:pPr>
       <w:r>
-        <w:t xml:space="preserve">"Research </w:t>
-      </w:r>
-      <w:r>
-        <w:rPr>
-          <w:b/>
-          <w:bCs/>
-        </w:rPr>
-        <w:t>typical PTO / annual leave norms for mid-size tech companies</w:t>
-      </w:r>
-      <w:r>
-        <w:t xml:space="preserve"> and produce a short </w:t>
-      </w:r>
-      <w:r>
-        <w:t>benchmark briefing I can compare against our handbook. Cite sources."</w:t>
+        <w:t xml:space="preserve">"Research</w:t>
+      </w:r>
+      <w:r>
+        <w:t xml:space="preserve"> </w:t>
+      </w:r>
+      <w:r>
+        <w:rPr>
+          <w:b/>
+          <w:bCs/>
+        </w:rPr>
+        <w:t xml:space="preserve">typical PTO / annual leave norms for mid-size tech companies</w:t>
+      </w:r>
+      <w:r>
+        <w:t xml:space="preserve"> </w:t>
+      </w:r>
+      <w:r>
+        <w:t xml:space="preserve">and produce a short</w:t>
+      </w:r>
+      <w:r>
+        <w:t xml:space="preserve"> </w:t>
+      </w:r>
+      <w:r>
+        <w:t xml:space="preserve">benchmark briefing I can compare against our handbook. Cite sources."</w:t>
       </w:r>
     </w:p>
     <w:p>
@@ -1074,21 +1524,33 @@
         <w:pStyle w:val="Compact"/>
         <w:numPr>
           <w:ilvl w:val="0"/>
-          <w:numId w:val="7"/>
+          <w:numId w:val="1006"/>
         </w:numPr>
       </w:pPr>
       <w:r>
-        <w:t xml:space="preserve">"Do deep research on </w:t>
-      </w:r>
-      <w:r>
-        <w:rPr>
-          <w:b/>
-          <w:bCs/>
-        </w:rPr>
-        <w:t>effective employee onboarding practices for the first 90 days</w:t>
-      </w:r>
-      <w:r>
-        <w:t xml:space="preserve"> and give me a summary with 5 actionable recommendations and links."</w:t>
+        <w:t xml:space="preserve">"Do deep research on</w:t>
+      </w:r>
+      <w:r>
+        <w:t xml:space="preserve"> </w:t>
+      </w:r>
+      <w:r>
+        <w:rPr>
+          <w:b/>
+          <w:bCs/>
+        </w:rPr>
+        <w:t xml:space="preserve">effective employee onboarding practices for the first 90 days</w:t>
+      </w:r>
+      <w:r>
+        <w:t xml:space="preserve"> </w:t>
+      </w:r>
+      <w:r>
+        <w:t xml:space="preserve">and give me</w:t>
+      </w:r>
+      <w:r>
+        <w:t xml:space="preserve"> </w:t>
+      </w:r>
+      <w:r>
+        <w:t xml:space="preserve">a summary with 5 actionable recommendations and links."</w:t>
       </w:r>
     </w:p>
     <w:p>
@@ -1096,7 +1558,7 @@
         <w:pStyle w:val="Compact"/>
         <w:numPr>
           <w:ilvl w:val="0"/>
-          <w:numId w:val="7"/>
+          <w:numId w:val="1006"/>
         </w:numPr>
       </w:pPr>
       <w:r>
@@ -1104,61 +1566,126 @@
           <w:b/>
           <w:bCs/>
         </w:rPr>
-        <w:lastRenderedPageBreak/>
-        <w:t>Browser use, navigate two sites (Exercise 3):</w:t>
-      </w:r>
-      <w:r>
-        <w:t xml:space="preserve"> "Use my browser to do this step by step, and tell me which page you're on at each step: 1. Go to </w:t>
-      </w:r>
-      <w:hyperlink r:id="rId7">
+        <w:t xml:space="preserve">Browser use, navigate two sites (Exercise 3):</w:t>
+      </w:r>
+      <w:r>
+        <w:t xml:space="preserve"> </w:t>
+      </w:r>
+      <w:r>
+        <w:t xml:space="preserve">"Use my browser to do this step by step, and tell</w:t>
+      </w:r>
+      <w:r>
+        <w:t xml:space="preserve"> </w:t>
+      </w:r>
+      <w:r>
+        <w:t xml:space="preserve">me which page you're on at each step: 1. Go to</w:t>
+      </w:r>
+      <w:r>
+        <w:t xml:space="preserve"> </w:t>
+      </w:r>
+      <w:hyperlink r:id="rId15">
         <w:r>
           <w:rPr>
             <w:rStyle w:val="Hyperlink"/>
           </w:rPr>
-          <w:t>https://www.dol.gov</w:t>
+          <w:t xml:space="preserve">https://www.dol.gov</w:t>
         </w:r>
       </w:hyperlink>
       <w:r>
-        <w:t xml:space="preserve"> and use the site's search box to </w:t>
-      </w:r>
-      <w:r>
-        <w:t xml:space="preserve">find the overtime pay fact sheet (Fact Sheet #23), and note the rules. 2. Go to </w:t>
-      </w:r>
-      <w:hyperlink r:id="rId8">
+        <w:t xml:space="preserve"> </w:t>
+      </w:r>
+      <w:r>
+        <w:t xml:space="preserve">and use the site's search box to</w:t>
+      </w:r>
+      <w:r>
+        <w:t xml:space="preserve"> </w:t>
+      </w:r>
+      <w:r>
+        <w:t xml:space="preserve">find the overtime pay fact sheet (Fact Sheet #23), and note the rules. 2. Go to</w:t>
+      </w:r>
+      <w:r>
+        <w:t xml:space="preserve"> </w:t>
+      </w:r>
+      <w:hyperlink r:id="rId16">
         <w:r>
           <w:rPr>
             <w:rStyle w:val="Hyperlink"/>
           </w:rPr>
-          <w:t>https://lni.wa.gov</w:t>
+          <w:t xml:space="preserve">https://lni.wa.gov</w:t>
         </w:r>
       </w:hyperlink>
       <w:r>
-        <w:t xml:space="preserve"> and use the menu or search to find Washington's overtime page. 3. Compare both with the overtime rule in </w:t>
+        <w:t xml:space="preserve"> </w:t>
+      </w:r>
+      <w:r>
+        <w:t xml:space="preserve">and</w:t>
+      </w:r>
+      <w:r>
+        <w:t xml:space="preserve"> </w:t>
+      </w:r>
+      <w:r>
+        <w:t xml:space="preserve">use the menu or search to find Washington's overtime page. 3. Compare both with the overtime rule in</w:t>
+      </w:r>
+      <w:r>
+        <w:t xml:space="preserve"> </w:t>
       </w:r>
       <w:r>
         <w:rPr>
           <w:rStyle w:val="VerbatimChar"/>
         </w:rPr>
-        <w:t>employee-handbook-excerpt.docx</w:t>
-      </w:r>
-      <w:r>
-        <w:t xml:space="preserve"> in a table, with a link to every page you used. Only read: don't sign in, and don't fill in or submit any form except a site search box." </w:t>
+        <w:t xml:space="preserve">employee-handbook-excerpt.docx</w:t>
+      </w:r>
+      <w:r>
+        <w:t xml:space="preserve"> </w:t>
+      </w:r>
+      <w:r>
+        <w:t xml:space="preserve">in a table, with a link to every page you used. Only read: don't</w:t>
+      </w:r>
+      <w:r>
+        <w:t xml:space="preserve"> </w:t>
+      </w:r>
+      <w:r>
+        <w:t xml:space="preserve">sign in, and don't fill in or submit any form except a site search box."</w:t>
+      </w:r>
+      <w:r>
+        <w:t xml:space="preserve"> </w:t>
       </w:r>
       <w:r>
         <w:rPr>
           <w:i/>
           <w:iCs/>
         </w:rPr>
-        <w:t xml:space="preserve">(Needs Microsoft Edge and browser access; see </w:t>
-      </w:r>
-      <w:hyperlink r:id="rId9">
+        <w:t xml:space="preserve">(Needs Microsoft Edge and</w:t>
+      </w:r>
+      <w:r>
+        <w:rPr>
+          <w:i/>
+          <w:iCs/>
+        </w:rPr>
+        <w:t xml:space="preserve"> </w:t>
+      </w:r>
+      <w:r>
+        <w:rPr>
+          <w:i/>
+          <w:iCs/>
+        </w:rPr>
+        <w:t xml:space="preserve">browser access; see</w:t>
+      </w:r>
+      <w:r>
+        <w:rPr>
+          <w:i/>
+          <w:iCs/>
+        </w:rPr>
+        <w:t xml:space="preserve"> </w:t>
+      </w:r>
+      <w:hyperlink r:id="rId17">
         <w:r>
           <w:rPr>
             <w:rStyle w:val="Hyperlink"/>
             <w:i/>
             <w:iCs/>
           </w:rPr>
-          <w:t>10-cowork-browser.docx</w:t>
+          <w:t xml:space="preserve">10-cowork-browser.docx</w:t>
         </w:r>
       </w:hyperlink>
       <w:r>
@@ -1166,7 +1693,7 @@
           <w:i/>
           <w:iCs/>
         </w:rPr>
-        <w:t>.)</w:t>
+        <w:t xml:space="preserve">.)</w:t>
       </w:r>
     </w:p>
     <w:p>
@@ -1174,7 +1701,7 @@
         <w:pStyle w:val="Compact"/>
         <w:numPr>
           <w:ilvl w:val="0"/>
-          <w:numId w:val="7"/>
+          <w:numId w:val="1006"/>
         </w:numPr>
       </w:pPr>
       <w:r>
@@ -1182,21 +1709,36 @@
           <w:b/>
           <w:bCs/>
         </w:rPr>
-        <w:t>Browser use, step through an interactive tool:</w:t>
-      </w:r>
-      <w:r>
-        <w:t xml:space="preserve"> "Open the DOL FLSA Overtime Security Advisor at </w:t>
-      </w:r>
-      <w:hyperlink r:id="rId10">
+        <w:t xml:space="preserve">Browser use, step through an interactive tool:</w:t>
+      </w:r>
+      <w:r>
+        <w:t xml:space="preserve"> </w:t>
+      </w:r>
+      <w:r>
+        <w:t xml:space="preserve">"Open the DOL FLSA Overtime Security Advisor at</w:t>
+      </w:r>
+      <w:r>
+        <w:t xml:space="preserve"> </w:t>
+      </w:r>
+      <w:hyperlink r:id="rId18">
         <w:r>
           <w:rPr>
             <w:rStyle w:val="Hyperlink"/>
           </w:rPr>
-          <w:t>https://webapps.dol.gov/elaws/whd/flsa/overtime/</w:t>
+          <w:t xml:space="preserve">https://webapps.dol.gov/elaws/whd/flsa/overtime/</w:t>
         </w:r>
       </w:hyperlink>
       <w:r>
-        <w:t xml:space="preserve"> and step through the first questions for a salaried HR Coordinator. Tell me each answer before you click it. Don't enter personal information."</w:t>
+        <w:t xml:space="preserve"> </w:t>
+      </w:r>
+      <w:r>
+        <w:t xml:space="preserve">and step through the first questions for a salaried</w:t>
+      </w:r>
+      <w:r>
+        <w:t xml:space="preserve"> </w:t>
+      </w:r>
+      <w:r>
+        <w:t xml:space="preserve">HR Coordinator. Tell me each answer before you click it. Don't enter personal information."</w:t>
       </w:r>
     </w:p>
     <w:p>
@@ -1204,7 +1746,7 @@
         <w:pStyle w:val="Compact"/>
         <w:numPr>
           <w:ilvl w:val="0"/>
-          <w:numId w:val="7"/>
+          <w:numId w:val="1006"/>
         </w:numPr>
       </w:pPr>
       <w:r>
@@ -1212,13 +1754,25 @@
           <w:b/>
           <w:bCs/>
         </w:rPr>
-        <w:t>Browser use, adapt for your own sites:</w:t>
-      </w:r>
-      <w:r>
-        <w:t xml:space="preserve"> "Open {internal or public site} in my browser, find </w:t>
-      </w:r>
-      <w:r>
-        <w:t>{information}, and summarize it with the link. Only read; ask me before you click anything that submits, saves, or sends."</w:t>
+        <w:t xml:space="preserve">Browser use, adapt for your own sites:</w:t>
+      </w:r>
+      <w:r>
+        <w:t xml:space="preserve"> </w:t>
+      </w:r>
+      <w:r>
+        <w:t xml:space="preserve">"Open {internal or public site} in my browser, find</w:t>
+      </w:r>
+      <w:r>
+        <w:t xml:space="preserve"> </w:t>
+      </w:r>
+      <w:r>
+        <w:t xml:space="preserve">{information}, and summarize it with the link. Only read; ask me before you click anything that</w:t>
+      </w:r>
+      <w:r>
+        <w:t xml:space="preserve"> </w:t>
+      </w:r>
+      <w:r>
+        <w:t xml:space="preserve">submits, saves, or sends."</w:t>
       </w:r>
     </w:p>
     <w:p>
@@ -1226,7 +1780,7 @@
         <w:pStyle w:val="Compact"/>
         <w:numPr>
           <w:ilvl w:val="0"/>
-          <w:numId w:val="7"/>
+          <w:numId w:val="1006"/>
         </w:numPr>
       </w:pPr>
       <w:r>
@@ -1234,37 +1788,63 @@
           <w:b/>
           <w:bCs/>
         </w:rPr>
-        <w:t>Follow-up after interview research:</w:t>
-      </w:r>
-      <w:r>
-        <w:t xml:space="preserve"> "Turn this into an interviewer scorecard in </w:t>
-      </w:r>
-      <w:r>
-        <w:rPr>
-          <w:b/>
-          <w:bCs/>
-        </w:rPr>
-        <w:t>Word AND Excel</w:t>
-      </w:r>
-      <w:r>
-        <w:t xml:space="preserve"> with the scoring scales filled in." </w:t>
+        <w:t xml:space="preserve">Follow-up after interview research:</w:t>
+      </w:r>
+      <w:r>
+        <w:t xml:space="preserve"> </w:t>
+      </w:r>
+      <w:r>
+        <w:t xml:space="preserve">"Turn this into an interviewer scorecard in</w:t>
+      </w:r>
+      <w:r>
+        <w:t xml:space="preserve"> </w:t>
+      </w:r>
+      <w:r>
+        <w:rPr>
+          <w:b/>
+          <w:bCs/>
+        </w:rPr>
+        <w:t xml:space="preserve">Word AND</w:t>
+      </w:r>
+      <w:r>
+        <w:rPr>
+          <w:b/>
+          <w:bCs/>
+        </w:rPr>
+        <w:t xml:space="preserve"> </w:t>
+      </w:r>
+      <w:r>
+        <w:rPr>
+          <w:b/>
+          <w:bCs/>
+        </w:rPr>
+        <w:t xml:space="preserve">Excel</w:t>
+      </w:r>
+      <w:r>
+        <w:t xml:space="preserve"> </w:t>
+      </w:r>
+      <w:r>
+        <w:t xml:space="preserve">with the scoring scales filled in."</w:t>
+      </w:r>
+      <w:r>
+        <w:t xml:space="preserve"> </w:t>
       </w:r>
       <w:r>
         <w:rPr>
           <w:i/>
           <w:iCs/>
         </w:rPr>
-        <w:t>(Open both from the side panel's Output folder.)</w:t>
-      </w:r>
-    </w:p>
+        <w:t xml:space="preserve">(Open both from the side panel's Output folder.)</w:t>
+      </w:r>
+    </w:p>
+    <w:bookmarkEnd w:id="19"/>
+    <w:bookmarkStart w:id="20" w:name="Xa324fd189d6ca6a4c040d63b1daef14ca3d46ae"/>
     <w:p>
       <w:pPr>
         <w:pStyle w:val="Heading2"/>
       </w:pPr>
-      <w:bookmarkStart w:id="8" w:name="Xa324fd189d6ca6a4c040d63b1daef14ca3d46ae"/>
-      <w:bookmarkEnd w:id="7"/>
-      <w:r>
-        <w:t>7. Automations (optional)</w:t>
+      <w:r>
+        <w:t xml:space="preserve">7. Automations (optional)</w:t>
       </w:r>
     </w:p>
     <w:p>
@@ -1278,27 +1858,45 @@
         <w:ind w:left="288" w:right="144"/>
       </w:pPr>
       <w:r>
-        <w:t xml:space="preserve">Scheduled runs happen when you're not there, so </w:t>
-      </w:r>
-      <w:r>
-        <w:rPr>
-          <w:b/>
-          <w:bCs/>
-        </w:rPr>
-        <w:t>name the exact file and folder</w:t>
-      </w:r>
-      <w:r>
-        <w:t xml:space="preserve"> and say what to do with the result. Choose </w:t>
-      </w:r>
-      <w:r>
-        <w:rPr>
-          <w:b/>
-          <w:bCs/>
-        </w:rPr>
-        <w:t>Activate and run now</w:t>
-      </w:r>
-      <w:r>
-        <w:t xml:space="preserve"> to test the first run immediately.</w:t>
+        <w:t xml:space="preserve">Scheduled runs happen when you're not there, so</w:t>
+      </w:r>
+      <w:r>
+        <w:t xml:space="preserve"> </w:t>
+      </w:r>
+      <w:r>
+        <w:rPr>
+          <w:b/>
+          <w:bCs/>
+        </w:rPr>
+        <w:t xml:space="preserve">name the exact file and folder</w:t>
+      </w:r>
+      <w:r>
+        <w:t xml:space="preserve"> </w:t>
+      </w:r>
+      <w:r>
+        <w:t xml:space="preserve">and say what</w:t>
+      </w:r>
+      <w:r>
+        <w:t xml:space="preserve"> </w:t>
+      </w:r>
+      <w:r>
+        <w:t xml:space="preserve">to do with the result. Choose</w:t>
+      </w:r>
+      <w:r>
+        <w:t xml:space="preserve"> </w:t>
+      </w:r>
+      <w:r>
+        <w:rPr>
+          <w:b/>
+          <w:bCs/>
+        </w:rPr>
+        <w:t xml:space="preserve">Activate and run now</w:t>
+      </w:r>
+      <w:r>
+        <w:t xml:space="preserve"> </w:t>
+      </w:r>
+      <w:r>
+        <w:t xml:space="preserve">to test the first run immediately.</w:t>
       </w:r>
     </w:p>
     <w:p>
@@ -1306,21 +1904,27 @@
         <w:pStyle w:val="Compact"/>
         <w:numPr>
           <w:ilvl w:val="0"/>
-          <w:numId w:val="8"/>
+          <w:numId w:val="1007"/>
         </w:numPr>
       </w:pPr>
       <w:r>
-        <w:t xml:space="preserve">"Every </w:t>
-      </w:r>
-      <w:r>
-        <w:rPr>
-          <w:b/>
-          <w:bCs/>
-        </w:rPr>
-        <w:t>Monday at 8:00 AM</w:t>
-      </w:r>
-      <w:r>
-        <w:t xml:space="preserve">, read </w:t>
+        <w:t xml:space="preserve">"Every</w:t>
+      </w:r>
+      <w:r>
+        <w:t xml:space="preserve"> </w:t>
+      </w:r>
+      <w:r>
+        <w:rPr>
+          <w:b/>
+          <w:bCs/>
+        </w:rPr>
+        <w:t xml:space="preserve">Monday at 8:00 AM</w:t>
+      </w:r>
+      <w:r>
+        <w:t xml:space="preserve">, read</w:t>
+      </w:r>
+      <w:r>
+        <w:t xml:space="preserve"> </w:t>
       </w:r>
       <w:r>
         <w:rPr>
@@ -1328,10 +1932,16 @@
           <w:b/>
           <w:bCs/>
         </w:rPr>
-        <w:t>hr-tickets-sample.xlsx</w:t>
-      </w:r>
-      <w:r>
-        <w:t xml:space="preserve"> in my OneDrive folder </w:t>
+        <w:t xml:space="preserve">hr-tickets-sample.xlsx</w:t>
+      </w:r>
+      <w:r>
+        <w:t xml:space="preserve"> </w:t>
+      </w:r>
+      <w:r>
+        <w:t xml:space="preserve">in my OneDrive folder</w:t>
+      </w:r>
+      <w:r>
+        <w:t xml:space="preserve"> </w:t>
       </w:r>
       <w:r>
         <w:rPr>
@@ -1339,27 +1949,39 @@
           <w:b/>
           <w:bCs/>
         </w:rPr>
-        <w:t>Documents/ai_hr_cowork_workshop</w:t>
-      </w:r>
-      <w:r>
-        <w:t xml:space="preserve">, summarize </w:t>
-      </w:r>
-      <w:r>
-        <w:rPr>
-          <w:b/>
-          <w:bCs/>
-        </w:rPr>
-        <w:t>open tickets by category and priority</w:t>
-      </w:r>
-      <w:r>
-        <w:t xml:space="preserve">, list high-priority open tickets first, and put it in a short report. Don't email anyone." </w:t>
+        <w:t xml:space="preserve">Documents/ai_hr_cowork_workshop</w:t>
+      </w:r>
+      <w:r>
+        <w:t xml:space="preserve">, summarize</w:t>
+      </w:r>
+      <w:r>
+        <w:t xml:space="preserve"> </w:t>
+      </w:r>
+      <w:r>
+        <w:rPr>
+          <w:b/>
+          <w:bCs/>
+        </w:rPr>
+        <w:t xml:space="preserve">open tickets by category and priority</w:t>
+      </w:r>
+      <w:r>
+        <w:t xml:space="preserve">, list high-priority</w:t>
+      </w:r>
+      <w:r>
+        <w:t xml:space="preserve"> </w:t>
+      </w:r>
+      <w:r>
+        <w:t xml:space="preserve">open tickets first, and put it in a short report. Don't email anyone."</w:t>
+      </w:r>
+      <w:r>
+        <w:t xml:space="preserve"> </w:t>
       </w:r>
       <w:r>
         <w:rPr>
           <w:i/>
           <w:iCs/>
         </w:rPr>
-        <w:t>(Set this up from Automations → Create.)</w:t>
+        <w:t xml:space="preserve">(Set this up from Automations → Create.)</w:t>
       </w:r>
     </w:p>
     <w:p>
@@ -1367,31 +1989,37 @@
         <w:pStyle w:val="Compact"/>
         <w:numPr>
           <w:ilvl w:val="0"/>
-          <w:numId w:val="8"/>
+          <w:numId w:val="1007"/>
         </w:numPr>
       </w:pPr>
       <w:r>
-        <w:t xml:space="preserve">"Each weekday morning, give me a </w:t>
-      </w:r>
-      <w:r>
-        <w:rPr>
-          <w:b/>
-          <w:bCs/>
-        </w:rPr>
-        <w:t>Daily Briefing</w:t>
-      </w:r>
-      <w:r>
-        <w:t xml:space="preserve"> focused on my HR tasks and meetings."</w:t>
-      </w:r>
-    </w:p>
+        <w:t xml:space="preserve">"Each weekday morning, give me a</w:t>
+      </w:r>
+      <w:r>
+        <w:t xml:space="preserve"> </w:t>
+      </w:r>
+      <w:r>
+        <w:rPr>
+          <w:b/>
+          <w:bCs/>
+        </w:rPr>
+        <w:t xml:space="preserve">Daily Briefing</w:t>
+      </w:r>
+      <w:r>
+        <w:t xml:space="preserve"> </w:t>
+      </w:r>
+      <w:r>
+        <w:t xml:space="preserve">focused on my HR tasks and meetings."</w:t>
+      </w:r>
+    </w:p>
+    <w:bookmarkEnd w:id="20"/>
+    <w:bookmarkStart w:id="22" w:name="X5a2642b847cb41046cdc1201405db912d7466fa"/>
     <w:p>
       <w:pPr>
         <w:pStyle w:val="Heading2"/>
       </w:pPr>
-      <w:bookmarkStart w:id="9" w:name="X5a2642b847cb41046cdc1201405db912d7466fa"/>
-      <w:bookmarkEnd w:id="8"/>
-      <w:r>
-        <w:t>8. Personal productivity &amp; leadership (generic)</w:t>
+      <w:r>
+        <w:t xml:space="preserve">8. Personal productivity &amp; leadership (generic)</w:t>
       </w:r>
     </w:p>
     <w:p>
@@ -1399,18 +2027,24 @@
         <w:pStyle w:val="FirstParagraph"/>
       </w:pPr>
       <w:r>
-        <w:t xml:space="preserve">The full command-center prompt is in the </w:t>
-      </w:r>
-      <w:hyperlink r:id="rId11">
+        <w:t xml:space="preserve">The full command-center prompt is in the</w:t>
+      </w:r>
+      <w:r>
+        <w:t xml:space="preserve"> </w:t>
+      </w:r>
+      <w:hyperlink r:id="rId21">
         <w:r>
           <w:rPr>
             <w:rStyle w:val="Hyperlink"/>
           </w:rPr>
-          <w:t>participant workbook</w:t>
+          <w:t xml:space="preserve">participant workbook</w:t>
         </w:r>
       </w:hyperlink>
       <w:r>
-        <w:t xml:space="preserve"> (Exercise 1). Short versions to adapt; the inbox prompt is a good everyday habit:</w:t>
+        <w:t xml:space="preserve"> </w:t>
+      </w:r>
+      <w:r>
+        <w:t xml:space="preserve">(Exercise 1). Short versions to adapt; the inbox prompt is a good everyday habit:</w:t>
       </w:r>
     </w:p>
     <w:p>
@@ -1418,7 +2052,7 @@
         <w:pStyle w:val="Compact"/>
         <w:numPr>
           <w:ilvl w:val="0"/>
-          <w:numId w:val="9"/>
+          <w:numId w:val="1008"/>
         </w:numPr>
       </w:pPr>
       <w:r>
@@ -1426,20 +2060,38 @@
           <w:b/>
           <w:bCs/>
         </w:rPr>
-        <w:t>Organize my inbox:</w:t>
-      </w:r>
-      <w:r>
-        <w:t xml:space="preserve"> "Help me organize my inbox. Review my Outlook email from the last 24 hours: summarize volume, anything from my management chain, and anything urgent. Triage each email — delete spam, summarize and archive broad updates, respond to meeting invites, draft replies — and </w:t>
-      </w:r>
-      <w:r>
-        <w:rPr>
-          <w:b/>
-          <w:bCs/>
-        </w:rPr>
-        <w:t>ask me before making any change</w:t>
-      </w:r>
-      <w:r>
-        <w:t>, one at a time, easiest first."</w:t>
+        <w:t xml:space="preserve">Organize my inbox:</w:t>
+      </w:r>
+      <w:r>
+        <w:t xml:space="preserve"> </w:t>
+      </w:r>
+      <w:r>
+        <w:t xml:space="preserve">"Help me organize my inbox. Review my Outlook email from the last 24 hours:</w:t>
+      </w:r>
+      <w:r>
+        <w:t xml:space="preserve"> </w:t>
+      </w:r>
+      <w:r>
+        <w:t xml:space="preserve">summarize volume, anything from my management chain, and anything urgent. Triage each email —</w:t>
+      </w:r>
+      <w:r>
+        <w:t xml:space="preserve"> </w:t>
+      </w:r>
+      <w:r>
+        <w:t xml:space="preserve">delete spam, summarize and archive broad updates, respond to meeting invites, draft replies — and</w:t>
+      </w:r>
+      <w:r>
+        <w:t xml:space="preserve"> </w:t>
+      </w:r>
+      <w:r>
+        <w:rPr>
+          <w:b/>
+          <w:bCs/>
+        </w:rPr>
+        <w:t xml:space="preserve">ask me before making any change</w:t>
+      </w:r>
+      <w:r>
+        <w:t xml:space="preserve">, one at a time, easiest first."</w:t>
       </w:r>
     </w:p>
     <w:p>
@@ -1447,7 +2099,7 @@
         <w:pStyle w:val="Compact"/>
         <w:numPr>
           <w:ilvl w:val="0"/>
-          <w:numId w:val="9"/>
+          <w:numId w:val="1008"/>
         </w:numPr>
       </w:pPr>
       <w:r>
@@ -1455,57 +2107,99 @@
           <w:b/>
           <w:bCs/>
         </w:rPr>
-        <w:t>Executive / HR-leader command center:</w:t>
-      </w:r>
-      <w:r>
-        <w:t xml:space="preserve"> </w:t>
-      </w:r>
-      <w:r>
-        <w:t xml:space="preserve">"Build an interactive HTML command center that shows what requires my attention today and this week, using my calendar, recent emails, Teams conversations, meeting transcripts, and priority documents from </w:t>
+        <w:t xml:space="preserve">Executive / HR-leader command center:</w:t>
+      </w:r>
+      <w:r>
+        <w:t xml:space="preserve"> </w:t>
+      </w:r>
+      <w:r>
+        <w:t xml:space="preserve">"Build an interactive HTML command center that shows</w:t>
+      </w:r>
+      <w:r>
+        <w:t xml:space="preserve"> </w:t>
+      </w:r>
+      <w:r>
+        <w:t xml:space="preserve">what requires my attention today and this week, using my calendar, recent emails, Teams</w:t>
+      </w:r>
+      <w:r>
+        <w:t xml:space="preserve"> </w:t>
+      </w:r>
+      <w:r>
+        <w:t xml:space="preserve">conversations, meeting transcripts, and priority documents from</w:t>
+      </w:r>
+      <w:r>
+        <w:t xml:space="preserve"> </w:t>
       </w:r>
       <w:r>
         <w:rPr>
           <w:rStyle w:val="VerbatimChar"/>
         </w:rPr>
-        <w:t>[Priority Folder]</w:t>
-      </w:r>
-      <w:r>
-        <w:t xml:space="preserve">. Organize it into Meetings, Priorities, and Org pulse views; label each recommended action Lean in / Delegate / Re-engage / Protect time. Save this as a skill named </w:t>
+        <w:t xml:space="preserve">[Priority Folder]</w:t>
+      </w:r>
+      <w:r>
+        <w:t xml:space="preserve">. Organize it</w:t>
+      </w:r>
+      <w:r>
+        <w:t xml:space="preserve"> </w:t>
+      </w:r>
+      <w:r>
+        <w:t xml:space="preserve">into Meetings, Priorities, and Org pulse views; label each recommended action Lean in / Delegate /</w:t>
+      </w:r>
+      <w:r>
+        <w:t xml:space="preserve"> </w:t>
+      </w:r>
+      <w:r>
+        <w:t xml:space="preserve">Re-engage / Protect time. Save this as a skill named</w:t>
+      </w:r>
+      <w:r>
+        <w:t xml:space="preserve"> </w:t>
       </w:r>
       <w:r>
         <w:rPr>
           <w:rStyle w:val="VerbatimChar"/>
         </w:rPr>
-        <w:t>[Command Center]</w:t>
-      </w:r>
-      <w:r>
-        <w:t xml:space="preserve"> and schedule it every weekday at </w:t>
+        <w:t xml:space="preserve">[Command Center]</w:t>
+      </w:r>
+      <w:r>
+        <w:t xml:space="preserve"> </w:t>
+      </w:r>
+      <w:r>
+        <w:t xml:space="preserve">and schedule it every</w:t>
+      </w:r>
+      <w:r>
+        <w:t xml:space="preserve"> </w:t>
+      </w:r>
+      <w:r>
+        <w:t xml:space="preserve">weekday at</w:t>
+      </w:r>
+      <w:r>
+        <w:t xml:space="preserve"> </w:t>
       </w:r>
       <w:r>
         <w:rPr>
           <w:rStyle w:val="VerbatimChar"/>
         </w:rPr>
-        <w:t>[time]</w:t>
-      </w:r>
-      <w:r>
-        <w:t>."</w:t>
-      </w:r>
-    </w:p>
-    <w:p>
-      <w:r>
-        <w:pict w14:anchorId="27399AA5">
-          <v:rect id="_x0000_i1026" style="width:0;height:1.5pt" o:hralign="center" o:hrstd="t" o:hr="t"/>
+        <w:t xml:space="preserve">[time]</w:t>
+      </w:r>
+      <w:r>
+        <w:t xml:space="preserve">."</w:t>
+      </w:r>
+    </w:p>
+    <w:p>
+      <w:r>
+        <w:pict>
+          <v:rect style="width:0;height:1.5pt" o:hralign="center" o:hrstd="t" o:hr="t"/>
         </w:pict>
       </w:r>
     </w:p>
+    <w:bookmarkEnd w:id="22"/>
+    <w:bookmarkStart w:id="25" w:name="Xb16f61d441225203497e882140ca1c2edf294b4"/>
     <w:p>
       <w:pPr>
         <w:pStyle w:val="Heading2"/>
       </w:pPr>
-      <w:bookmarkStart w:id="10" w:name="Xb16f61d441225203497e882140ca1c2edf294b4"/>
-      <w:bookmarkEnd w:id="9"/>
-      <w:r>
-        <w:t>9. Custom instructions (set once, applied to every task)</w:t>
+      <w:r>
+        <w:t xml:space="preserve">9. Custom instructions (set once, applied to every task)</w:t>
       </w:r>
     </w:p>
     <w:p>
@@ -1513,17 +2207,34 @@
         <w:pStyle w:val="FirstParagraph"/>
       </w:pPr>
       <w:r>
-        <w:t xml:space="preserve">Rules you'd otherwise repeat in every prompt belong in </w:t>
-      </w:r>
-      <w:r>
-        <w:rPr>
-          <w:b/>
-          <w:bCs/>
-        </w:rPr>
-        <w:t>Customize → Preferences → Customize instructions for Cowork</w:t>
-      </w:r>
-      <w:r>
-        <w:t>. Example to paste:</w:t>
+        <w:t xml:space="preserve">Rules you'd otherwise repeat in every prompt belong in</w:t>
+      </w:r>
+      <w:r>
+        <w:t xml:space="preserve"> </w:t>
+      </w:r>
+      <w:r>
+        <w:rPr>
+          <w:b/>
+          <w:bCs/>
+        </w:rPr>
+        <w:t xml:space="preserve">Customize → Preferences → Customize</w:t>
+      </w:r>
+      <w:r>
+        <w:rPr>
+          <w:b/>
+          <w:bCs/>
+        </w:rPr>
+        <w:t xml:space="preserve"> </w:t>
+      </w:r>
+      <w:r>
+        <w:rPr>
+          <w:b/>
+          <w:bCs/>
+        </w:rPr>
+        <w:t xml:space="preserve">instructions for Cowork</w:t>
+      </w:r>
+      <w:r>
+        <w:t xml:space="preserve">. Example to paste:</w:t>
       </w:r>
     </w:p>
     <w:p>
@@ -1537,8 +2248,19 @@
         <w:ind w:left="288" w:right="144"/>
       </w:pPr>
       <w:r>
-        <w:lastRenderedPageBreak/>
-        <w:t>I work in HR at Zava. Write in a warm, professional, inclusive tone suitable for employee communications. When you answer a policy or benefits question, cite the source document and add "Policies can change — please confirm with HR." Save emails and messages as drafts for me to review.</w:t>
+        <w:t xml:space="preserve">I work in HR at Zava. Write in a warm, professional, inclusive tone suitable for employee</w:t>
+      </w:r>
+      <w:r>
+        <w:t xml:space="preserve"> </w:t>
+      </w:r>
+      <w:r>
+        <w:t xml:space="preserve">communications. When you answer a policy or benefits question, cite the source document and add</w:t>
+      </w:r>
+      <w:r>
+        <w:t xml:space="preserve"> </w:t>
+      </w:r>
+      <w:r>
+        <w:t xml:space="preserve">"Policies can change — please confirm with HR." Save emails and messages as drafts for me to review.</w:t>
       </w:r>
     </w:p>
     <w:p>
@@ -1546,34 +2268,43 @@
         <w:pStyle w:val="BodyText"/>
       </w:pPr>
       <w:r>
-        <w:t xml:space="preserve">Role-based samples (HR business partner, recruiter, HR operations, employee communications, and formatting preferences): </w:t>
-      </w:r>
-      <w:hyperlink r:id="rId12">
+        <w:t xml:space="preserve">Role-based samples (HR business partner, recruiter, HR operations, employee communications, and</w:t>
+      </w:r>
+      <w:r>
+        <w:t xml:space="preserve"> </w:t>
+      </w:r>
+      <w:r>
+        <w:t xml:space="preserve">formatting preferences):</w:t>
+      </w:r>
+      <w:r>
+        <w:t xml:space="preserve"> </w:t>
+      </w:r>
+      <w:hyperlink r:id="rId23">
         <w:r>
           <w:rPr>
             <w:rStyle w:val="Hyperlink"/>
           </w:rPr>
-          <w:t>02-settings-and-models.docx</w:t>
+          <w:t xml:space="preserve">02-settings-and-models.docx</w:t>
         </w:r>
       </w:hyperlink>
       <w:r>
-        <w:t>.</w:t>
-      </w:r>
-    </w:p>
-    <w:p>
-      <w:r>
-        <w:pict w14:anchorId="67EE7E96">
-          <v:rect id="_x0000_i1027" style="width:0;height:1.5pt" o:hralign="center" o:hrstd="t" o:hr="t"/>
+        <w:t xml:space="preserve">.</w:t>
+      </w:r>
+    </w:p>
+    <w:p>
+      <w:r>
+        <w:pict>
+          <v:rect style="width:0;height:1.5pt" o:hralign="center" o:hrstd="t" o:hr="t"/>
         </w:pict>
       </w:r>
     </w:p>
+    <w:bookmarkStart w:id="24" w:name="reusable-review-before-send-reminder"/>
     <w:p>
       <w:pPr>
         <w:pStyle w:val="Heading3"/>
       </w:pPr>
-      <w:bookmarkStart w:id="11" w:name="reusable-review-before-send-reminder"/>
-      <w:r>
-        <w:t>Reusable "review before send" reminder</w:t>
+      <w:r>
+        <w:t xml:space="preserve">Reusable "review before send" reminder</w:t>
       </w:r>
     </w:p>
     <w:p>
@@ -1581,7 +2312,7 @@
         <w:pStyle w:val="FirstParagraph"/>
       </w:pPr>
       <w:r>
-        <w:t>Add this to any drafting prompt:</w:t>
+        <w:t xml:space="preserve">Add this to any drafting prompt:</w:t>
       </w:r>
     </w:p>
     <w:p>
@@ -1595,78 +2326,71 @@
         <w:ind w:left="288" w:right="144"/>
       </w:pPr>
       <w:r>
-        <w:t xml:space="preserve">"Save this as a </w:t>
-      </w:r>
-      <w:r>
-        <w:rPr>
-          <w:b/>
-          <w:bCs/>
-        </w:rPr>
-        <w:t>draft for me to review</w:t>
-      </w:r>
-      <w:r>
-        <w:t xml:space="preserve"> — do </w:t>
-      </w:r>
-      <w:r>
-        <w:rPr>
-          <w:b/>
-          <w:bCs/>
-        </w:rPr>
-        <w:t>not</w:t>
-      </w:r>
-      <w:r>
-        <w:t xml:space="preserve"> send or share it automatically."</w:t>
-      </w:r>
-      <w:bookmarkEnd w:id="0"/>
-      <w:bookmarkEnd w:id="10"/>
-      <w:bookmarkEnd w:id="11"/>
-    </w:p>
+        <w:t xml:space="preserve">"Save this as a</w:t>
+      </w:r>
+      <w:r>
+        <w:t xml:space="preserve"> </w:t>
+      </w:r>
+      <w:r>
+        <w:rPr>
+          <w:b/>
+          <w:bCs/>
+        </w:rPr>
+        <w:t xml:space="preserve">draft for me to review</w:t>
+      </w:r>
+      <w:r>
+        <w:t xml:space="preserve"> </w:t>
+      </w:r>
+      <w:r>
+        <w:t xml:space="preserve">— do</w:t>
+      </w:r>
+      <w:r>
+        <w:t xml:space="preserve"> </w:t>
+      </w:r>
+      <w:r>
+        <w:rPr>
+          <w:b/>
+          <w:bCs/>
+        </w:rPr>
+        <w:t xml:space="preserve">not</w:t>
+      </w:r>
+      <w:r>
+        <w:t xml:space="preserve"> </w:t>
+      </w:r>
+      <w:r>
+        <w:t xml:space="preserve">send or share it automatically."</w:t>
+      </w:r>
+    </w:p>
+    <w:bookmarkEnd w:id="24"/>
+    <w:bookmarkEnd w:id="25"/>
+    <w:bookmarkEnd w:id="26"/>
     <w:sectPr>
-      <w:footerReference w:type="default" r:id="rId13"/>
+      <w:footerReference w:type="default" r:id="rId9"/>
       <w:footnotePr>
         <w:numRestart w:val="eachSect"/>
       </w:footnotePr>
-      <w:pgSz w:w="12240" w:h="15840"/>
-      <w:pgMar w:top="1152" w:right="1224" w:bottom="1152" w:left="1224" w:header="720" w:footer="720" w:gutter="0"/>
-      <w:cols w:space="720"/>
+      <w:pgSz w:h="15840" w:w="12240"/>
+      <w:pgMar w:bottom="1152" w:left="1224" w:right="1224" w:top="1152"/>
     </w:sectPr>
   </w:body>
 </w:document>
 </file>
 
-<file path=word/endnotes.xml><?xml version="1.0" encoding="utf-8"?>
-<w:endnotes xmlns:wpc="http://schemas.microsoft.com/office/word/2010/wordprocessingCanvas" xmlns:cx="http://schemas.microsoft.com/office/drawing/2014/chartex" xmlns:cx1="http://schemas.microsoft.com/office/drawing/2015/9/8/chartex" xmlns:cx2="http://schemas.microsoft.com/office/drawing/2015/10/21/chartex" xmlns:cx3="http://schemas.microsoft.com/office/drawing/2016/5/9/chartex" xmlns:cx4="http://schemas.microsoft.com/office/drawing/2016/5/10/chartex" xmlns:cx5="http://schemas.microsoft.com/office/drawing/2016/5/11/chartex" xmlns:cx6="http://schemas.microsoft.com/office/drawing/2016/5/12/chartex" xmlns:cx7="http://schemas.microsoft.com/office/drawing/2016/5/13/chartex" xmlns:cx8="http://schemas.microsoft.com/office/drawing/2016/5/14/chartex" xmlns:mc="http://schemas.openxmlformats.org/markup-compatibility/2006" xmlns:aink="http://schemas.microsoft.com/office/drawing/2016/ink" xmlns:am3d="http://schemas.microsoft.com/office/drawing/2017/model3d" xmlns:o="urn:schemas-microsoft-com:office:office" xmlns:oel="http://schemas.microsoft.com/office/2019/extlst" xmlns:r="http://schemas.openxmlformats.org/officeDocument/2006/relationships" xmlns:m="http://schemas.openxmlformats.org/officeDocument/2006/math" xmlns:v="urn:schemas-microsoft-com:vml" xmlns:wp14="http://schemas.microsoft.com/office/word/2010/wordprocessingDrawing" xmlns:wp="http://schemas.openxmlformats.org/drawingml/2006/wordprocessingDrawing" xmlns:w10="urn:schemas-microsoft-com:office:word" xmlns:w="http://schemas.openxmlformats.org/wordprocessingml/2006/main" xmlns:w14="http://schemas.microsoft.com/office/word/2010/wordml" xmlns:w15="http://schemas.microsoft.com/office/word/2012/wordml" xmlns:w16cex="http://schemas.microsoft.com/office/word/2018/wordml/cex" xmlns:w16cid="http://schemas.microsoft.com/office/word/2016/wordml/cid" xmlns:w16="http://schemas.microsoft.com/office/word/2018/wordml" xmlns:w16du="http://schemas.microsoft.com/office/word/2023/wordml/word16du" xmlns:w16sdtdh="http://schemas.microsoft.com/office/word/2020/wordml/sdtdatahash" xmlns:w16sdtfl="http://schemas.microsoft.com/office/word/2024/wordml/sdtformatlock" xmlns:w16se="http://schemas.microsoft.com/office/word/2015/wordml/symex" xmlns:wpg="http://schemas.microsoft.com/office/word/2010/wordprocessingGroup" xmlns:wpi="http://schemas.microsoft.com/office/word/2010/wordprocessingInk" xmlns:wne="http://schemas.microsoft.com/office/word/2006/wordml" xmlns:wps="http://schemas.microsoft.com/office/word/2010/wordprocessingShape" mc:Ignorable="w14 w15 w16se w16cid w16 w16cex w16sdtdh w16sdtfl w16du wp14">
-  <w:endnote w:type="separator" w:id="-1">
-    <w:p>
-      <w:pPr>
-        <w:spacing w:after="0"/>
-      </w:pPr>
-      <w:r>
-        <w:separator/>
-      </w:r>
-    </w:p>
-  </w:endnote>
-  <w:endnote w:type="continuationSeparator" w:id="0">
-    <w:p>
-      <w:pPr>
-        <w:spacing w:after="0"/>
-      </w:pPr>
-      <w:r>
-        <w:continuationSeparator/>
-      </w:r>
-    </w:p>
-  </w:endnote>
-</w:endnotes>
+<file path=word/comments.xml><?xml version="1.0" encoding="utf-8"?>
+<w:comments xmlns:w="http://schemas.openxmlformats.org/wordprocessingml/2006/main" xmlns:m="http://schemas.openxmlformats.org/officeDocument/2006/math" xmlns:r="http://schemas.openxmlformats.org/officeDocument/2006/relationships" xmlns:o="urn:schemas-microsoft-com:office:office" xmlns:v="urn:schemas-microsoft-com:vml" xmlns:w10="urn:schemas-microsoft-com:office:word" xmlns:a="http://schemas.openxmlformats.org/drawingml/2006/main" xmlns:pic="http://schemas.openxmlformats.org/drawingml/2006/picture" xmlns:wp="http://schemas.openxmlformats.org/drawingml/2006/wordprocessingDrawing"/>
 </file>
 
 <file path=word/footer1.xml><?xml version="1.0" encoding="utf-8"?>
-<w:ftr xmlns:wpc="http://schemas.microsoft.com/office/word/2010/wordprocessingCanvas" xmlns:cx="http://schemas.microsoft.com/office/drawing/2014/chartex" xmlns:cx1="http://schemas.microsoft.com/office/drawing/2015/9/8/chartex" xmlns:cx2="http://schemas.microsoft.com/office/drawing/2015/10/21/chartex" xmlns:cx3="http://schemas.microsoft.com/office/drawing/2016/5/9/chartex" xmlns:cx4="http://schemas.microsoft.com/office/drawing/2016/5/10/chartex" xmlns:cx5="http://schemas.microsoft.com/office/drawing/2016/5/11/chartex" xmlns:cx6="http://schemas.microsoft.com/office/drawing/2016/5/12/chartex" xmlns:cx7="http://schemas.microsoft.com/office/drawing/2016/5/13/chartex" xmlns:cx8="http://schemas.microsoft.com/office/drawing/2016/5/14/chartex" xmlns:mc="http://schemas.openxmlformats.org/markup-compatibility/2006" xmlns:aink="http://schemas.microsoft.com/office/drawing/2016/ink" xmlns:am3d="http://schemas.microsoft.com/office/drawing/2017/model3d" xmlns:o="urn:schemas-microsoft-com:office:office" xmlns:oel="http://schemas.microsoft.com/office/2019/extlst" xmlns:r="http://schemas.openxmlformats.org/officeDocument/2006/relationships" xmlns:m="http://schemas.openxmlformats.org/officeDocument/2006/math" xmlns:v="urn:schemas-microsoft-com:vml" xmlns:wp14="http://schemas.microsoft.com/office/word/2010/wordprocessingDrawing" xmlns:wp="http://schemas.openxmlformats.org/drawingml/2006/wordprocessingDrawing" xmlns:w10="urn:schemas-microsoft-com:office:word" xmlns:w="http://schemas.openxmlformats.org/wordprocessingml/2006/main" xmlns:w14="http://schemas.microsoft.com/office/word/2010/wordml" xmlns:w15="http://schemas.microsoft.com/office/word/2012/wordml" xmlns:w16cex="http://schemas.microsoft.com/office/word/2018/wordml/cex" xmlns:w16cid="http://schemas.microsoft.com/office/word/2016/wordml/cid" xmlns:w16="http://schemas.microsoft.com/office/word/2018/wordml" xmlns:w16du="http://schemas.microsoft.com/office/word/2023/wordml/word16du" xmlns:w16sdtdh="http://schemas.microsoft.com/office/word/2020/wordml/sdtdatahash" xmlns:w16sdtfl="http://schemas.microsoft.com/office/word/2024/wordml/sdtformatlock" xmlns:w16se="http://schemas.microsoft.com/office/word/2015/wordml/symex" xmlns:wpg="http://schemas.microsoft.com/office/word/2010/wordprocessingGroup" xmlns:wpi="http://schemas.microsoft.com/office/word/2010/wordprocessingInk" xmlns:wne="http://schemas.microsoft.com/office/word/2006/wordml" xmlns:wps="http://schemas.microsoft.com/office/word/2010/wordprocessingShape" mc:Ignorable="w14 w15 w16se w16cid w16 w16cex w16sdtdh w16sdtfl w16du wp14">
+<w:ftr xmlns:m="http://schemas.openxmlformats.org/officeDocument/2006/math" xmlns:mc="http://schemas.openxmlformats.org/markup-compatibility/2006" xmlns:mo="http://schemas.microsoft.com/office/mac/office/2008/main" xmlns:mv="urn:schemas-microsoft-com:mac:vml" xmlns:o="urn:schemas-microsoft-com:office:office" xmlns:r="http://schemas.openxmlformats.org/officeDocument/2006/relationships" xmlns:v="urn:schemas-microsoft-com:vml" xmlns:w10="urn:schemas-microsoft-com:office:word" xmlns:w14="http://schemas.microsoft.com/office/word/2010/wordml" xmlns:w="http://schemas.openxmlformats.org/wordprocessingml/2006/main" xmlns:wne="http://schemas.microsoft.com/office/word/2006/wordml" xmlns:wp14="http://schemas.microsoft.com/office/word/2010/wordprocessingDrawing" xmlns:wp="http://schemas.openxmlformats.org/drawingml/2006/wordprocessingDrawing" xmlns:wpc="http://schemas.microsoft.com/office/word/2010/wordprocessingCanvas" xmlns:wpg="http://schemas.microsoft.com/office/word/2010/wordprocessingGroup" xmlns:wpi="http://schemas.microsoft.com/office/word/2010/wordprocessingInk" xmlns:wps="http://schemas.microsoft.com/office/word/2010/wordprocessingShape" mc:Ignorable="w14 wp14">
   <w:p>
     <w:pPr>
+      <w:pStyle w:val="Footer"/>
       <w:jc w:val="right"/>
     </w:pPr>
+    <w:r/>
     <w:r>
       <w:rPr>
+        <w:rFonts w:ascii="Segoe UI" w:hAnsi="Segoe UI"/>
         <w:color w:val="616161"/>
         <w:sz w:val="16"/>
       </w:rPr>
@@ -1678,34 +2402,7 @@
         <w:sz w:val="16"/>
       </w:rPr>
       <w:fldChar w:fldCharType="begin"/>
-    </w:r>
-    <w:r>
-      <w:rPr>
-        <w:color w:val="616161"/>
-        <w:sz w:val="16"/>
-      </w:rPr>
-      <w:instrText>PAGE</w:instrText>
-    </w:r>
-    <w:r>
-      <w:rPr>
-        <w:color w:val="616161"/>
-        <w:sz w:val="16"/>
-      </w:rPr>
-      <w:fldChar w:fldCharType="separate"/>
-    </w:r>
-    <w:r>
-      <w:rPr>
-        <w:noProof/>
-        <w:color w:val="616161"/>
-        <w:sz w:val="16"/>
-      </w:rPr>
-      <w:t>1</w:t>
-    </w:r>
-    <w:r>
-      <w:rPr>
-        <w:color w:val="616161"/>
-        <w:sz w:val="16"/>
-      </w:rPr>
+      <w:instrText xml:space="preserve">PAGE</w:instrText>
       <w:fldChar w:fldCharType="end"/>
     </w:r>
   </w:p>
@@ -1713,24 +2410,18 @@
 </file>
 
 <file path=word/footnotes.xml><?xml version="1.0" encoding="utf-8"?>
-<w:footnotes xmlns:wpc="http://schemas.microsoft.com/office/word/2010/wordprocessingCanvas" xmlns:cx="http://schemas.microsoft.com/office/drawing/2014/chartex" xmlns:cx1="http://schemas.microsoft.com/office/drawing/2015/9/8/chartex" xmlns:cx2="http://schemas.microsoft.com/office/drawing/2015/10/21/chartex" xmlns:cx3="http://schemas.microsoft.com/office/drawing/2016/5/9/chartex" xmlns:cx4="http://schemas.microsoft.com/office/drawing/2016/5/10/chartex" xmlns:cx5="http://schemas.microsoft.com/office/drawing/2016/5/11/chartex" xmlns:cx6="http://schemas.microsoft.com/office/drawing/2016/5/12/chartex" xmlns:cx7="http://schemas.microsoft.com/office/drawing/2016/5/13/chartex" xmlns:cx8="http://schemas.microsoft.com/office/drawing/2016/5/14/chartex" xmlns:mc="http://schemas.openxmlformats.org/markup-compatibility/2006" xmlns:aink="http://schemas.microsoft.com/office/drawing/2016/ink" xmlns:am3d="http://schemas.microsoft.com/office/drawing/2017/model3d" xmlns:o="urn:schemas-microsoft-com:office:office" xmlns:oel="http://schemas.microsoft.com/office/2019/extlst" xmlns:r="http://schemas.openxmlformats.org/officeDocument/2006/relationships" xmlns:m="http://schemas.openxmlformats.org/officeDocument/2006/math" xmlns:v="urn:schemas-microsoft-com:vml" xmlns:wp14="http://schemas.microsoft.com/office/word/2010/wordprocessingDrawing" xmlns:wp="http://schemas.openxmlformats.org/drawingml/2006/wordprocessingDrawing" xmlns:w10="urn:schemas-microsoft-com:office:word" xmlns:w="http://schemas.openxmlformats.org/wordprocessingml/2006/main" xmlns:w14="http://schemas.microsoft.com/office/word/2010/wordml" xmlns:w15="http://schemas.microsoft.com/office/word/2012/wordml" xmlns:w16cex="http://schemas.microsoft.com/office/word/2018/wordml/cex" xmlns:w16cid="http://schemas.microsoft.com/office/word/2016/wordml/cid" xmlns:w16="http://schemas.microsoft.com/office/word/2018/wordml" xmlns:w16du="http://schemas.microsoft.com/office/word/2023/wordml/word16du" xmlns:w16sdtdh="http://schemas.microsoft.com/office/word/2020/wordml/sdtdatahash" xmlns:w16sdtfl="http://schemas.microsoft.com/office/word/2024/wordml/sdtformatlock" xmlns:w16se="http://schemas.microsoft.com/office/word/2015/wordml/symex" xmlns:wpg="http://schemas.microsoft.com/office/word/2010/wordprocessingGroup" xmlns:wpi="http://schemas.microsoft.com/office/word/2010/wordprocessingInk" xmlns:wne="http://schemas.microsoft.com/office/word/2006/wordml" xmlns:wps="http://schemas.microsoft.com/office/word/2010/wordprocessingShape" mc:Ignorable="w14 w15 w16se w16cid w16 w16cex w16sdtdh w16sdtfl w16du wp14">
+<w:footnotes xmlns:w="http://schemas.openxmlformats.org/wordprocessingml/2006/main" xmlns:m="http://schemas.openxmlformats.org/officeDocument/2006/math" xmlns:r="http://schemas.openxmlformats.org/officeDocument/2006/relationships" xmlns:o="urn:schemas-microsoft-com:office:office" xmlns:v="urn:schemas-microsoft-com:vml" xmlns:w10="urn:schemas-microsoft-com:office:word" xmlns:a="http://schemas.openxmlformats.org/drawingml/2006/main" xmlns:pic="http://schemas.openxmlformats.org/drawingml/2006/picture" xmlns:wp="http://schemas.openxmlformats.org/drawingml/2006/wordprocessingDrawing">
+  <w:footnote w:type="continuationSeparator" w:id="0">
+    <w:p>
+      <w:r>
+        <w:continuationSeparator/>
+      </w:r>
+    </w:p>
+  </w:footnote>
   <w:footnote w:type="separator" w:id="-1">
     <w:p>
-      <w:pPr>
-        <w:spacing w:after="0"/>
-      </w:pPr>
       <w:r>
         <w:separator/>
-      </w:r>
-    </w:p>
-  </w:footnote>
-  <w:footnote w:type="continuationSeparator" w:id="0">
-    <w:p>
-      <w:pPr>
-        <w:spacing w:after="0"/>
-      </w:pPr>
-      <w:r>
-        <w:continuationSeparator/>
       </w:r>
     </w:p>
   </w:footnote>
@@ -1738,11 +2429,10 @@
 </file>
 
 <file path=word/numbering.xml><?xml version="1.0" encoding="utf-8"?>
-<w:numbering xmlns:wpc="http://schemas.microsoft.com/office/word/2010/wordprocessingCanvas" xmlns:cx="http://schemas.microsoft.com/office/drawing/2014/chartex" xmlns:cx1="http://schemas.microsoft.com/office/drawing/2015/9/8/chartex" xmlns:cx2="http://schemas.microsoft.com/office/drawing/2015/10/21/chartex" xmlns:cx3="http://schemas.microsoft.com/office/drawing/2016/5/9/chartex" xmlns:cx4="http://schemas.microsoft.com/office/drawing/2016/5/10/chartex" xmlns:cx5="http://schemas.microsoft.com/office/drawing/2016/5/11/chartex" xmlns:cx6="http://schemas.microsoft.com/office/drawing/2016/5/12/chartex" xmlns:cx7="http://schemas.microsoft.com/office/drawing/2016/5/13/chartex" xmlns:cx8="http://schemas.microsoft.com/office/drawing/2016/5/14/chartex" xmlns:mc="http://schemas.openxmlformats.org/markup-compatibility/2006" xmlns:aink="http://schemas.microsoft.com/office/drawing/2016/ink" xmlns:am3d="http://schemas.microsoft.com/office/drawing/2017/model3d" xmlns:o="urn:schemas-microsoft-com:office:office" xmlns:oel="http://schemas.microsoft.com/office/2019/extlst" xmlns:r="http://schemas.openxmlformats.org/officeDocument/2006/relationships" xmlns:m="http://schemas.openxmlformats.org/officeDocument/2006/math" xmlns:v="urn:schemas-microsoft-com:vml" xmlns:wp14="http://schemas.microsoft.com/office/word/2010/wordprocessingDrawing" xmlns:wp="http://schemas.openxmlformats.org/drawingml/2006/wordprocessingDrawing" xmlns:w10="urn:schemas-microsoft-com:office:word" xmlns:w="http://schemas.openxmlformats.org/wordprocessingml/2006/main" xmlns:w14="http://schemas.microsoft.com/office/word/2010/wordml" xmlns:w15="http://schemas.microsoft.com/office/word/2012/wordml" xmlns:w16cex="http://schemas.microsoft.com/office/word/2018/wordml/cex" xmlns:w16cid="http://schemas.microsoft.com/office/word/2016/wordml/cid" xmlns:w16="http://schemas.microsoft.com/office/word/2018/wordml" xmlns:w16du="http://schemas.microsoft.com/office/word/2023/wordml/word16du" xmlns:w16sdtdh="http://schemas.microsoft.com/office/word/2020/wordml/sdtdatahash" xmlns:w16sdtfl="http://schemas.microsoft.com/office/word/2024/wordml/sdtformatlock" xmlns:w16se="http://schemas.microsoft.com/office/word/2015/wordml/symex" xmlns:wpg="http://schemas.microsoft.com/office/word/2010/wordprocessingGroup" xmlns:wpi="http://schemas.microsoft.com/office/word/2010/wordprocessingInk" xmlns:wne="http://schemas.microsoft.com/office/word/2006/wordml" xmlns:wps="http://schemas.microsoft.com/office/word/2010/wordprocessingShape" mc:Ignorable="w14 w15 w16se w16cid w16 w16cex w16sdtdh w16sdtfl w16du wp14">
-  <w:abstractNum w:abstractNumId="0" w15:restartNumberingAfterBreak="0">
+<w:numbering xmlns:w="http://schemas.openxmlformats.org/wordprocessingml/2006/main">
+  <w:abstractNum w:abstractNumId="990">
     <w:nsid w:val="0000A990"/>
     <w:multiLevelType w:val="multilevel"/>
-    <w:tmpl w:val="B9CEBA80"/>
     <w:lvl w:ilvl="0">
       <w:numFmt w:val="bullet"/>
       <w:lvlText w:val=" "/>
@@ -1816,10 +2506,9 @@
       </w:pPr>
     </w:lvl>
   </w:abstractNum>
-  <w:abstractNum w:abstractNumId="1" w15:restartNumberingAfterBreak="0">
+  <w:abstractNum w:abstractNumId="991">
     <w:nsid w:val="0000A991"/>
     <w:multiLevelType w:val="multilevel"/>
-    <w:tmpl w:val="038460A4"/>
     <w:lvl w:ilvl="0">
       <w:numFmt w:val="bullet"/>
       <w:lvlText w:val=""/>
@@ -1920,45 +2609,45 @@
       </w:rPr>
     </w:lvl>
   </w:abstractNum>
-  <w:num w:numId="1" w16cid:durableId="1570919489">
-    <w:abstractNumId w:val="0"/>
+  <w:num w:numId="1000">
+    <w:abstractNumId w:val="990"/>
   </w:num>
-  <w:num w:numId="2" w16cid:durableId="1907033183">
-    <w:abstractNumId w:val="1"/>
+  <w:num w:numId="1001">
+    <w:abstractNumId w:val="991"/>
   </w:num>
-  <w:num w:numId="3" w16cid:durableId="1017267578">
-    <w:abstractNumId w:val="1"/>
+  <w:num w:numId="1002">
+    <w:abstractNumId w:val="991"/>
   </w:num>
-  <w:num w:numId="4" w16cid:durableId="2007005929">
-    <w:abstractNumId w:val="1"/>
+  <w:num w:numId="1003">
+    <w:abstractNumId w:val="991"/>
   </w:num>
-  <w:num w:numId="5" w16cid:durableId="1308363064">
-    <w:abstractNumId w:val="1"/>
+  <w:num w:numId="1004">
+    <w:abstractNumId w:val="991"/>
   </w:num>
-  <w:num w:numId="6" w16cid:durableId="1391079164">
-    <w:abstractNumId w:val="1"/>
+  <w:num w:numId="1005">
+    <w:abstractNumId w:val="991"/>
   </w:num>
-  <w:num w:numId="7" w16cid:durableId="398866927">
-    <w:abstractNumId w:val="1"/>
+  <w:num w:numId="1006">
+    <w:abstractNumId w:val="991"/>
   </w:num>
-  <w:num w:numId="8" w16cid:durableId="1203905221">
-    <w:abstractNumId w:val="1"/>
+  <w:num w:numId="1007">
+    <w:abstractNumId w:val="991"/>
   </w:num>
-  <w:num w:numId="9" w16cid:durableId="1957325761">
-    <w:abstractNumId w:val="1"/>
+  <w:num w:numId="1008">
+    <w:abstractNumId w:val="991"/>
   </w:num>
 </w:numbering>
 </file>
 
 <file path=word/styles.xml><?xml version="1.0" encoding="utf-8"?>
-<w:styles xmlns:mc="http://schemas.openxmlformats.org/markup-compatibility/2006" xmlns:r="http://schemas.openxmlformats.org/officeDocument/2006/relationships" xmlns:w="http://schemas.openxmlformats.org/wordprocessingml/2006/main" xmlns:w14="http://schemas.microsoft.com/office/word/2010/wordml" xmlns:w15="http://schemas.microsoft.com/office/word/2012/wordml" xmlns:w16cex="http://schemas.microsoft.com/office/word/2018/wordml/cex" xmlns:w16cid="http://schemas.microsoft.com/office/word/2016/wordml/cid" xmlns:w16="http://schemas.microsoft.com/office/word/2018/wordml" xmlns:w16du="http://schemas.microsoft.com/office/word/2023/wordml/word16du" xmlns:w16sdtdh="http://schemas.microsoft.com/office/word/2020/wordml/sdtdatahash" xmlns:w16sdtfl="http://schemas.microsoft.com/office/word/2024/wordml/sdtformatlock" xmlns:w16se="http://schemas.microsoft.com/office/word/2015/wordml/symex" mc:Ignorable="w14 w15 w16se w16cid w16 w16cex w16sdtdh w16sdtfl w16du">
+<w:styles xmlns:r="http://schemas.openxmlformats.org/officeDocument/2006/relationships" xmlns:w="http://schemas.openxmlformats.org/wordprocessingml/2006/main">
   <w:docDefaults>
     <w:rPrDefault>
       <w:rPr>
-        <w:rFonts w:asciiTheme="minorHAnsi" w:eastAsiaTheme="minorEastAsia" w:hAnsiTheme="minorHAnsi" w:cstheme="minorBidi"/>
+        <w:rFonts w:asciiTheme="minorHAnsi" w:cstheme="minorBidi" w:eastAsiaTheme="minorEastAsia" w:hAnsiTheme="minorHAnsi"/>
         <w:sz w:val="24"/>
         <w:szCs w:val="24"/>
-        <w:lang w:val="en-US" w:eastAsia="zh-CN" w:bidi="ar-SA"/>
+        <w:lang w:bidi="ar-SA" w:eastAsia="zh-CN" w:val="en-US"/>
       </w:rPr>
     </w:rPrDefault>
     <w:pPrDefault>
@@ -1967,260 +2656,189 @@
       </w:pPr>
     </w:pPrDefault>
   </w:docDefaults>
-  <w:latentStyles w:defLockedState="0" w:defUIPriority="0" w:defSemiHidden="0" w:defUnhideWhenUsed="0" w:defQFormat="0" w:count="376">
-    <w:lsdException w:name="Normal Table" w:semiHidden="1" w:unhideWhenUsed="1"/>
-    <w:lsdException w:name="Table Simple 1" w:semiHidden="1" w:unhideWhenUsed="1"/>
-    <w:lsdException w:name="Table Simple 2" w:semiHidden="1" w:unhideWhenUsed="1"/>
-    <w:lsdException w:name="Table Simple 3" w:semiHidden="1" w:unhideWhenUsed="1"/>
-    <w:lsdException w:name="Table Classic 1" w:semiHidden="1" w:unhideWhenUsed="1"/>
-    <w:lsdException w:name="Table Classic 2" w:semiHidden="1" w:unhideWhenUsed="1"/>
-    <w:lsdException w:name="Table Classic 3" w:semiHidden="1" w:unhideWhenUsed="1"/>
-    <w:lsdException w:name="Table Classic 4" w:semiHidden="1" w:unhideWhenUsed="1"/>
-    <w:lsdException w:name="Table Colorful 1" w:semiHidden="1" w:unhideWhenUsed="1"/>
-    <w:lsdException w:name="Table Colorful 2" w:semiHidden="1" w:unhideWhenUsed="1"/>
-    <w:lsdException w:name="Table Colorful 3" w:semiHidden="1" w:unhideWhenUsed="1"/>
-    <w:lsdException w:name="Table Columns 1" w:semiHidden="1" w:unhideWhenUsed="1"/>
-    <w:lsdException w:name="Table Columns 2" w:semiHidden="1" w:unhideWhenUsed="1"/>
-    <w:lsdException w:name="Table Columns 3" w:semiHidden="1" w:unhideWhenUsed="1"/>
-    <w:lsdException w:name="Table Columns 4" w:semiHidden="1" w:unhideWhenUsed="1"/>
-    <w:lsdException w:name="Table Columns 5" w:semiHidden="1" w:unhideWhenUsed="1"/>
-    <w:lsdException w:name="Table Grid 1" w:semiHidden="1" w:unhideWhenUsed="1"/>
-    <w:lsdException w:name="Table Grid 2" w:semiHidden="1" w:unhideWhenUsed="1"/>
-    <w:lsdException w:name="Table Grid 3" w:semiHidden="1" w:unhideWhenUsed="1"/>
-    <w:lsdException w:name="Table Grid 4" w:semiHidden="1" w:unhideWhenUsed="1"/>
-    <w:lsdException w:name="Table Grid 5" w:semiHidden="1" w:unhideWhenUsed="1"/>
-    <w:lsdException w:name="Table Grid 6" w:semiHidden="1" w:unhideWhenUsed="1"/>
-    <w:lsdException w:name="Table Grid 7" w:semiHidden="1" w:unhideWhenUsed="1"/>
-    <w:lsdException w:name="Table Grid 8" w:semiHidden="1" w:unhideWhenUsed="1"/>
-    <w:lsdException w:name="Table List 1" w:semiHidden="1" w:unhideWhenUsed="1"/>
-    <w:lsdException w:name="Table List 2" w:semiHidden="1" w:unhideWhenUsed="1"/>
-    <w:lsdException w:name="Table List 3" w:semiHidden="1" w:unhideWhenUsed="1"/>
-    <w:lsdException w:name="Table List 4" w:semiHidden="1" w:unhideWhenUsed="1"/>
-    <w:lsdException w:name="Table List 5" w:semiHidden="1" w:unhideWhenUsed="1"/>
-    <w:lsdException w:name="Table List 6" w:semiHidden="1" w:unhideWhenUsed="1"/>
-    <w:lsdException w:name="Table List 7" w:semiHidden="1" w:unhideWhenUsed="1"/>
-    <w:lsdException w:name="Table List 8" w:semiHidden="1" w:unhideWhenUsed="1"/>
-    <w:lsdException w:name="Table 3D effects 1" w:semiHidden="1" w:unhideWhenUsed="1"/>
-    <w:lsdException w:name="Table 3D effects 2" w:semiHidden="1" w:unhideWhenUsed="1"/>
-    <w:lsdException w:name="Table 3D effects 3" w:semiHidden="1" w:unhideWhenUsed="1"/>
-    <w:lsdException w:name="Table Contemporary" w:semiHidden="1" w:unhideWhenUsed="1"/>
-    <w:lsdException w:name="Table Elegant" w:semiHidden="1" w:unhideWhenUsed="1"/>
-    <w:lsdException w:name="Table Professional" w:semiHidden="1" w:unhideWhenUsed="1"/>
-    <w:lsdException w:name="Table Subtle 1" w:semiHidden="1" w:unhideWhenUsed="1"/>
-    <w:lsdException w:name="Table Subtle 2" w:semiHidden="1" w:unhideWhenUsed="1"/>
-    <w:lsdException w:name="Table Web 1" w:semiHidden="1" w:unhideWhenUsed="1"/>
-    <w:lsdException w:name="Table Web 2" w:semiHidden="1" w:unhideWhenUsed="1"/>
-    <w:lsdException w:name="Table Web 3" w:semiHidden="1" w:unhideWhenUsed="1"/>
-    <w:lsdException w:name="Table Theme" w:semiHidden="1" w:unhideWhenUsed="1"/>
-    <w:lsdException w:name="Light Shading"/>
-    <w:lsdException w:name="Light List"/>
-    <w:lsdException w:name="Light Grid"/>
-    <w:lsdException w:name="Medium Shading 1"/>
-    <w:lsdException w:name="Medium Shading 2"/>
-    <w:lsdException w:name="Medium List 1"/>
-    <w:lsdException w:name="Medium List 2"/>
-    <w:lsdException w:name="Medium Grid 1"/>
-    <w:lsdException w:name="Medium Grid 2"/>
-    <w:lsdException w:name="Medium Grid 3"/>
-    <w:lsdException w:name="Dark List"/>
-    <w:lsdException w:name="Colorful Shading"/>
-    <w:lsdException w:name="Colorful List"/>
-    <w:lsdException w:name="Colorful Grid"/>
-    <w:lsdException w:name="Light Shading Accent 1"/>
-    <w:lsdException w:name="Light List Accent 1"/>
-    <w:lsdException w:name="Light Grid Accent 1"/>
-    <w:lsdException w:name="Medium Shading 1 Accent 1"/>
-    <w:lsdException w:name="Medium Shading 2 Accent 1"/>
-    <w:lsdException w:name="Medium List 1 Accent 1"/>
-    <w:lsdException w:name="Medium List 2 Accent 1"/>
-    <w:lsdException w:name="Medium Grid 1 Accent 1"/>
-    <w:lsdException w:name="Medium Grid 2 Accent 1"/>
-    <w:lsdException w:name="Medium Grid 3 Accent 1"/>
-    <w:lsdException w:name="Dark List Accent 1"/>
-    <w:lsdException w:name="Colorful Shading Accent 1"/>
-    <w:lsdException w:name="Colorful List Accent 1"/>
-    <w:lsdException w:name="Colorful Grid Accent 1"/>
-    <w:lsdException w:name="Light Shading Accent 2"/>
-    <w:lsdException w:name="Light List Accent 2"/>
-    <w:lsdException w:name="Light Grid Accent 2"/>
-    <w:lsdException w:name="Medium Shading 1 Accent 2"/>
-    <w:lsdException w:name="Medium Shading 2 Accent 2"/>
-    <w:lsdException w:name="Medium List 1 Accent 2"/>
-    <w:lsdException w:name="Medium List 2 Accent 2"/>
-    <w:lsdException w:name="Medium Grid 1 Accent 2"/>
-    <w:lsdException w:name="Medium Grid 2 Accent 2"/>
-    <w:lsdException w:name="Medium Grid 3 Accent 2"/>
-    <w:lsdException w:name="Dark List Accent 2"/>
-    <w:lsdException w:name="Colorful Shading Accent 2"/>
-    <w:lsdException w:name="Colorful List Accent 2"/>
-    <w:lsdException w:name="Colorful Grid Accent 2"/>
-    <w:lsdException w:name="Light Shading Accent 3"/>
-    <w:lsdException w:name="Light List Accent 3"/>
-    <w:lsdException w:name="Light Grid Accent 3"/>
-    <w:lsdException w:name="Medium Shading 1 Accent 3"/>
-    <w:lsdException w:name="Medium Shading 2 Accent 3"/>
-    <w:lsdException w:name="Medium List 1 Accent 3"/>
-    <w:lsdException w:name="Medium List 2 Accent 3"/>
-    <w:lsdException w:name="Medium Grid 1 Accent 3"/>
-    <w:lsdException w:name="Medium Grid 2 Accent 3"/>
-    <w:lsdException w:name="Medium Grid 3 Accent 3"/>
-    <w:lsdException w:name="Dark List Accent 3"/>
-    <w:lsdException w:name="Colorful Shading Accent 3"/>
-    <w:lsdException w:name="Colorful List Accent 3"/>
-    <w:lsdException w:name="Colorful Grid Accent 3"/>
-    <w:lsdException w:name="Light Shading Accent 4"/>
-    <w:lsdException w:name="Light List Accent 4"/>
-    <w:lsdException w:name="Light Grid Accent 4"/>
-    <w:lsdException w:name="Medium Shading 1 Accent 4"/>
-    <w:lsdException w:name="Medium Shading 2 Accent 4"/>
-    <w:lsdException w:name="Medium List 1 Accent 4"/>
-    <w:lsdException w:name="Medium List 2 Accent 4"/>
-    <w:lsdException w:name="Medium Grid 1 Accent 4"/>
-    <w:lsdException w:name="Medium Grid 2 Accent 4"/>
-    <w:lsdException w:name="Medium Grid 3 Accent 4"/>
-    <w:lsdException w:name="Dark List Accent 4"/>
-    <w:lsdException w:name="Colorful Shading Accent 4"/>
-    <w:lsdException w:name="Colorful List Accent 4"/>
-    <w:lsdException w:name="Colorful Grid Accent 4"/>
-    <w:lsdException w:name="Light Shading Accent 5"/>
-    <w:lsdException w:name="Light List Accent 5"/>
-    <w:lsdException w:name="Light Grid Accent 5"/>
-    <w:lsdException w:name="Medium Shading 1 Accent 5"/>
-    <w:lsdException w:name="Medium Shading 2 Accent 5"/>
-    <w:lsdException w:name="Medium List 1 Accent 5"/>
-    <w:lsdException w:name="Medium List 2 Accent 5"/>
-    <w:lsdException w:name="Medium Grid 1 Accent 5"/>
-    <w:lsdException w:name="Medium Grid 2 Accent 5"/>
-    <w:lsdException w:name="Medium Grid 3 Accent 5"/>
-    <w:lsdException w:name="Dark List Accent 5"/>
-    <w:lsdException w:name="Colorful Shading Accent 5"/>
-    <w:lsdException w:name="Colorful List Accent 5"/>
-    <w:lsdException w:name="Colorful Grid Accent 5"/>
-    <w:lsdException w:name="Light Shading Accent 6"/>
-    <w:lsdException w:name="Light List Accent 6"/>
-    <w:lsdException w:name="Light Grid Accent 6"/>
-    <w:lsdException w:name="Medium Shading 1 Accent 6"/>
-    <w:lsdException w:name="Medium Shading 2 Accent 6"/>
-    <w:lsdException w:name="Medium List 1 Accent 6"/>
-    <w:lsdException w:name="Medium List 2 Accent 6"/>
-    <w:lsdException w:name="Medium Grid 1 Accent 6"/>
-    <w:lsdException w:name="Medium Grid 2 Accent 6"/>
-    <w:lsdException w:name="Medium Grid 3 Accent 6"/>
-    <w:lsdException w:name="Dark List Accent 6"/>
-    <w:lsdException w:name="Colorful Shading Accent 6"/>
-    <w:lsdException w:name="Colorful List Accent 6"/>
-    <w:lsdException w:name="Colorful Grid Accent 6"/>
-    <w:lsdException w:name="Grid Table 4" w:uiPriority="49"/>
-    <w:lsdException w:name="Grid Table 5 Dark" w:uiPriority="50"/>
-    <w:lsdException w:name="Grid Table 6 Colorful" w:uiPriority="51"/>
-    <w:lsdException w:name="Grid Table 7 Colorful" w:uiPriority="52"/>
-    <w:lsdException w:name="Grid Table 1 Light Accent 1" w:uiPriority="46"/>
-    <w:lsdException w:name="Grid Table 2 Accent 1" w:uiPriority="47"/>
-    <w:lsdException w:name="Grid Table 3 Accent 1" w:uiPriority="48"/>
-    <w:lsdException w:name="Grid Table 4 Accent 1" w:uiPriority="49"/>
-    <w:lsdException w:name="Grid Table 5 Dark Accent 1" w:uiPriority="50"/>
-    <w:lsdException w:name="Grid Table 6 Colorful Accent 1" w:uiPriority="51"/>
-    <w:lsdException w:name="Grid Table 7 Colorful Accent 1" w:uiPriority="52"/>
-    <w:lsdException w:name="Grid Table 1 Light Accent 2" w:uiPriority="46"/>
-    <w:lsdException w:name="Grid Table 2 Accent 2" w:uiPriority="47"/>
-    <w:lsdException w:name="Grid Table 3 Accent 2" w:uiPriority="48"/>
-    <w:lsdException w:name="Grid Table 4 Accent 2" w:uiPriority="49"/>
-    <w:lsdException w:name="Grid Table 5 Dark Accent 2" w:uiPriority="50"/>
-    <w:lsdException w:name="Grid Table 6 Colorful Accent 2" w:uiPriority="51"/>
-    <w:lsdException w:name="Grid Table 7 Colorful Accent 2" w:uiPriority="52"/>
-    <w:lsdException w:name="Grid Table 1 Light Accent 3" w:uiPriority="46"/>
-    <w:lsdException w:name="Grid Table 2 Accent 3" w:uiPriority="47"/>
-    <w:lsdException w:name="Grid Table 3 Accent 3" w:uiPriority="48"/>
-    <w:lsdException w:name="Grid Table 4 Accent 3" w:uiPriority="49"/>
-    <w:lsdException w:name="Grid Table 5 Dark Accent 3" w:uiPriority="50"/>
-    <w:lsdException w:name="Grid Table 6 Colorful Accent 3" w:uiPriority="51"/>
-    <w:lsdException w:name="Grid Table 7 Colorful Accent 3" w:uiPriority="52"/>
-    <w:lsdException w:name="Grid Table 1 Light Accent 4" w:uiPriority="46"/>
-    <w:lsdException w:name="Grid Table 2 Accent 4" w:uiPriority="47"/>
-    <w:lsdException w:name="Grid Table 3 Accent 4" w:uiPriority="48"/>
-    <w:lsdException w:name="Grid Table 4 Accent 4" w:uiPriority="49"/>
-    <w:lsdException w:name="Grid Table 5 Dark Accent 4" w:uiPriority="50"/>
-    <w:lsdException w:name="Grid Table 6 Colorful Accent 4" w:uiPriority="51"/>
-    <w:lsdException w:name="Grid Table 7 Colorful Accent 4" w:uiPriority="52"/>
-    <w:lsdException w:name="Grid Table 1 Light Accent 5" w:uiPriority="46"/>
-    <w:lsdException w:name="Grid Table 2 Accent 5" w:uiPriority="47"/>
-    <w:lsdException w:name="Grid Table 3 Accent 5" w:uiPriority="48"/>
-    <w:lsdException w:name="Grid Table 4 Accent 5" w:uiPriority="49"/>
-    <w:lsdException w:name="Grid Table 5 Dark Accent 5" w:uiPriority="50"/>
-    <w:lsdException w:name="Grid Table 6 Colorful Accent 5" w:uiPriority="51"/>
-    <w:lsdException w:name="Grid Table 7 Colorful Accent 5" w:uiPriority="52"/>
-    <w:lsdException w:name="Grid Table 1 Light Accent 6" w:uiPriority="46"/>
-    <w:lsdException w:name="Grid Table 2 Accent 6" w:uiPriority="47"/>
-    <w:lsdException w:name="Grid Table 3 Accent 6" w:uiPriority="48"/>
-    <w:lsdException w:name="Grid Table 4 Accent 6" w:uiPriority="49"/>
-    <w:lsdException w:name="Grid Table 5 Dark Accent 6" w:uiPriority="50"/>
-    <w:lsdException w:name="Grid Table 6 Colorful Accent 6" w:uiPriority="51"/>
-    <w:lsdException w:name="Grid Table 7 Colorful Accent 6" w:uiPriority="52"/>
-    <w:lsdException w:name="List Table 1 Light" w:uiPriority="46"/>
-    <w:lsdException w:name="List Table 2" w:uiPriority="47"/>
-    <w:lsdException w:name="List Table 3" w:uiPriority="48"/>
-    <w:lsdException w:name="List Table 4" w:uiPriority="49"/>
-    <w:lsdException w:name="List Table 5 Dark" w:uiPriority="50"/>
-    <w:lsdException w:name="List Table 6 Colorful" w:uiPriority="51"/>
-    <w:lsdException w:name="List Table 7 Colorful" w:uiPriority="52"/>
-    <w:lsdException w:name="List Table 1 Light Accent 1" w:uiPriority="46"/>
-    <w:lsdException w:name="List Table 2 Accent 1" w:uiPriority="47"/>
-    <w:lsdException w:name="List Table 3 Accent 1" w:uiPriority="48"/>
-    <w:lsdException w:name="List Table 4 Accent 1" w:uiPriority="49"/>
-    <w:lsdException w:name="List Table 5 Dark Accent 1" w:uiPriority="50"/>
-    <w:lsdException w:name="List Table 6 Colorful Accent 1" w:uiPriority="51"/>
-    <w:lsdException w:name="List Table 7 Colorful Accent 1" w:uiPriority="52"/>
-    <w:lsdException w:name="List Table 1 Light Accent 2" w:uiPriority="46"/>
-    <w:lsdException w:name="List Table 2 Accent 2" w:uiPriority="47"/>
-    <w:lsdException w:name="List Table 3 Accent 2" w:uiPriority="48"/>
-    <w:lsdException w:name="List Table 4 Accent 2" w:uiPriority="49"/>
-    <w:lsdException w:name="List Table 5 Dark Accent 2" w:uiPriority="50"/>
-    <w:lsdException w:name="List Table 6 Colorful Accent 2" w:uiPriority="51"/>
-    <w:lsdException w:name="List Table 7 Colorful Accent 2" w:uiPriority="52"/>
-    <w:lsdException w:name="List Table 1 Light Accent 3" w:uiPriority="46"/>
-    <w:lsdException w:name="List Table 2 Accent 3" w:uiPriority="47"/>
-    <w:lsdException w:name="List Table 3 Accent 3" w:uiPriority="48"/>
-    <w:lsdException w:name="List Table 4 Accent 3" w:uiPriority="49"/>
-    <w:lsdException w:name="List Table 5 Dark Accent 3" w:uiPriority="50"/>
-    <w:lsdException w:name="List Table 6 Colorful Accent 3" w:uiPriority="51"/>
-    <w:lsdException w:name="List Table 7 Colorful Accent 3" w:uiPriority="52"/>
-    <w:lsdException w:name="List Table 1 Light Accent 4" w:uiPriority="46"/>
-    <w:lsdException w:name="List Table 2 Accent 4" w:uiPriority="47"/>
-    <w:lsdException w:name="List Table 3 Accent 4" w:uiPriority="48"/>
-    <w:lsdException w:name="List Table 4 Accent 4" w:uiPriority="49"/>
-    <w:lsdException w:name="List Table 5 Dark Accent 4" w:uiPriority="50"/>
-    <w:lsdException w:name="List Table 6 Colorful Accent 4" w:uiPriority="51"/>
-    <w:lsdException w:name="List Table 7 Colorful Accent 4" w:uiPriority="52"/>
-    <w:lsdException w:name="List Table 1 Light Accent 5" w:uiPriority="46"/>
-    <w:lsdException w:name="List Table 2 Accent 5" w:uiPriority="47"/>
-    <w:lsdException w:name="List Table 3 Accent 5" w:uiPriority="48"/>
-    <w:lsdException w:name="List Table 4 Accent 5" w:uiPriority="49"/>
-    <w:lsdException w:name="List Table 5 Dark Accent 5" w:uiPriority="50"/>
-    <w:lsdException w:name="List Table 6 Colorful Accent 5" w:uiPriority="51"/>
-    <w:lsdException w:name="List Table 7 Colorful Accent 5" w:uiPriority="52"/>
-    <w:lsdException w:name="List Table 1 Light Accent 6" w:uiPriority="46"/>
-    <w:lsdException w:name="List Table 2 Accent 6" w:uiPriority="47"/>
-    <w:lsdException w:name="List Table 3 Accent 6" w:uiPriority="48"/>
-    <w:lsdException w:name="List Table 4 Accent 6" w:uiPriority="49"/>
-    <w:lsdException w:name="List Table 5 Dark Accent 6" w:uiPriority="50"/>
-    <w:lsdException w:name="List Table 6 Colorful Accent 6" w:uiPriority="51"/>
-    <w:lsdException w:name="List Table 7 Colorful Accent 6" w:uiPriority="52"/>
-    <w:lsdException w:name="Mention" w:semiHidden="1" w:uiPriority="99" w:unhideWhenUsed="1"/>
-    <w:lsdException w:name="Smart Hyperlink" w:semiHidden="1" w:uiPriority="99" w:unhideWhenUsed="1"/>
-    <w:lsdException w:name="Hashtag" w:semiHidden="1" w:uiPriority="99" w:unhideWhenUsed="1"/>
-    <w:lsdException w:name="Unresolved Mention" w:semiHidden="1" w:uiPriority="99" w:unhideWhenUsed="1"/>
-    <w:lsdException w:name="Smart Link" w:semiHidden="1" w:uiPriority="99" w:unhideWhenUsed="1"/>
-  </w:latentStyles>
-  <w:style w:type="paragraph" w:default="1" w:styleId="Normal">
+  <w:latentStyles w:count="276" w:defLockedState="0" w:defQFormat="0" w:defSemiHidden="0" w:defUIPriority="0" w:defUnhideWhenUsed="0"/>
+  <w:style w:default="1" w:styleId="Normal" w:type="paragraph">
     <w:name w:val="Normal"/>
     <w:qFormat/>
     <w:rPr>
-      <w:rFonts w:ascii="Segoe UI" w:eastAsia="Segoe UI" w:hAnsi="Segoe UI" w:cs="Segoe UI"/>
+      <w:rFonts w:ascii="Segoe UI" w:cs="Segoe UI" w:eastAsia="Segoe UI" w:hAnsi="Segoe UI"/>
       <w:color w:val="242424"/>
       <w:sz w:val="21"/>
     </w:rPr>
   </w:style>
-  <w:style w:type="paragraph" w:styleId="Heading1">
+  <w:style w:styleId="BodyText" w:type="paragraph">
+    <w:name w:val="Body Text"/>
+    <w:basedOn w:val="Normal"/>
+    <w:link w:val="BodyTextChar"/>
+    <w:qFormat/>
+    <w:pPr>
+      <w:spacing w:after="120" w:before="180"/>
+    </w:pPr>
+    <w:rPr>
+      <w:rFonts w:ascii="Segoe UI" w:cs="Segoe UI" w:eastAsia="Segoe UI" w:hAnsi="Segoe UI"/>
+      <w:color w:val="242424"/>
+      <w:sz w:val="21"/>
+    </w:rPr>
+  </w:style>
+  <w:style w:customStyle="1" w:styleId="FirstParagraph" w:type="paragraph">
+    <w:name w:val="First Paragraph"/>
+    <w:basedOn w:val="BodyText"/>
+    <w:next w:val="BodyText"/>
+    <w:qFormat/>
+    <w:rPr>
+      <w:rFonts w:ascii="Segoe UI" w:cs="Segoe UI" w:eastAsia="Segoe UI" w:hAnsi="Segoe UI"/>
+      <w:color w:val="242424"/>
+      <w:sz w:val="21"/>
+    </w:rPr>
+  </w:style>
+  <w:style w:customStyle="1" w:styleId="Compact" w:type="paragraph">
+    <w:name w:val="Compact"/>
+    <w:basedOn w:val="BodyText"/>
+    <w:qFormat/>
+    <w:pPr>
+      <w:spacing w:after="36" w:before="36"/>
+    </w:pPr>
+    <w:rPr>
+      <w:rFonts w:ascii="Segoe UI" w:cs="Segoe UI" w:eastAsia="Segoe UI" w:hAnsi="Segoe UI"/>
+      <w:color w:val="242424"/>
+      <w:sz w:val="21"/>
+    </w:rPr>
+  </w:style>
+  <w:style w:styleId="Title" w:type="paragraph">
+    <w:name w:val="Title"/>
+    <w:basedOn w:val="Normal"/>
+    <w:next w:val="BodyText"/>
+    <w:link w:val="TitleChar"/>
+    <w:uiPriority w:val="10"/>
+    <w:qFormat/>
+    <w:rsid w:val="00A10FD9"/>
+    <w:pPr>
+      <w:spacing w:after="80" w:line="240" w:lineRule="auto"/>
+      <w:contextualSpacing/>
+      <w:jc w:val="center"/>
+    </w:pPr>
+    <w:rPr>
+      <w:rFonts w:ascii="Segoe UI Semibold" w:cs="Segoe UI Semibold" w:eastAsia="Segoe UI Semibold" w:hAnsi="Segoe UI Semibold"/>
+      <w:color w:val="3B1041"/>
+      <w:sz w:val="48"/>
+      <w:szCs w:val="56"/>
+    </w:rPr>
+  </w:style>
+  <w:style w:customStyle="1" w:styleId="TitleChar" w:type="character">
+    <w:name w:val="Title Char"/>
+    <w:basedOn w:val="DefaultParagraphFont"/>
+    <w:link w:val="Title"/>
+    <w:uiPriority w:val="10"/>
+    <w:rsid w:val="00A10FD9"/>
+    <w:rPr>
+      <w:rFonts w:asciiTheme="majorHAnsi" w:cstheme="majorBidi" w:eastAsiaTheme="majorEastAsia" w:hAnsiTheme="majorHAnsi"/>
+      <w:sz w:val="56"/>
+      <w:szCs w:val="56"/>
+    </w:rPr>
+  </w:style>
+  <w:style w:styleId="Subtitle" w:type="paragraph">
+    <w:name w:val="Subtitle"/>
+    <w:basedOn w:val="Title"/>
+    <w:next w:val="BodyText"/>
+    <w:link w:val="SubtitleChar"/>
+    <w:uiPriority w:val="11"/>
+    <w:qFormat/>
+    <w:rsid w:val="00A10FD9"/>
+    <w:pPr>
+      <w:numPr>
+        <w:ilvl w:val="1"/>
+      </w:numPr>
+    </w:pPr>
+    <w:rPr>
+      <w:rFonts w:cstheme="majorBidi" w:eastAsiaTheme="majorEastAsia"/>
+      <w:spacing w:val="15"/>
+      <w:sz w:val="28"/>
+      <w:szCs w:val="28"/>
+    </w:rPr>
+  </w:style>
+  <w:style w:customStyle="1" w:styleId="SubtitleChar" w:type="character">
+    <w:name w:val="Subtitle Char"/>
+    <w:basedOn w:val="DefaultParagraphFont"/>
+    <w:link w:val="Subtitle"/>
+    <w:uiPriority w:val="11"/>
+    <w:rsid w:val="00A10FD9"/>
+    <w:rPr>
+      <w:rFonts w:cstheme="majorBidi" w:eastAsiaTheme="majorEastAsia"/>
+      <w:color w:themeColor="text1" w:themeTint="A6" w:val="595959"/>
+      <w:spacing w:val="15"/>
+      <w:sz w:val="28"/>
+      <w:szCs w:val="28"/>
+    </w:rPr>
+  </w:style>
+  <w:style w:customStyle="1" w:styleId="Author" w:type="paragraph">
+    <w:name w:val="Author"/>
+    <w:basedOn w:val="Title"/>
+    <w:next w:val="BodyText"/>
+    <w:qFormat/>
+    <w:pPr>
+      <w:keepNext/>
+      <w:keepLines/>
+    </w:pPr>
+    <w:rPr>
+      <w:sz w:val="24"/>
+      <w:szCs w:val="24"/>
+    </w:rPr>
+  </w:style>
+  <w:style w:styleId="Date" w:type="paragraph">
+    <w:name w:val="Date"/>
+    <w:basedOn w:val="Title"/>
+    <w:next w:val="BodyText"/>
+    <w:qFormat/>
+    <w:pPr>
+      <w:keepNext/>
+      <w:keepLines/>
+    </w:pPr>
+    <w:rPr>
+      <w:sz w:val="24"/>
+      <w:szCs w:val="24"/>
+    </w:rPr>
+  </w:style>
+  <w:style w:customStyle="1" w:styleId="AbstractTitle" w:type="paragraph">
+    <w:name w:val="Abstract Title"/>
+    <w:basedOn w:val="Normal"/>
+    <w:next w:val="Abstract"/>
+    <w:qFormat/>
+    <w:pPr>
+      <w:keepNext/>
+      <w:keepLines/>
+      <w:spacing w:after="0" w:before="300"/>
+      <w:jc w:val="center"/>
+    </w:pPr>
+    <w:rPr>
+      <w:b/>
+      <w:sz w:val="20"/>
+      <w:szCs w:val="20"/>
+    </w:rPr>
+  </w:style>
+  <w:style w:customStyle="1" w:styleId="Abstract" w:type="paragraph">
+    <w:name w:val="Abstract"/>
+    <w:basedOn w:val="Normal"/>
+    <w:next w:val="BodyText"/>
+    <w:qFormat/>
+    <w:pPr>
+      <w:keepNext/>
+      <w:keepLines/>
+      <w:spacing w:after="300" w:before="100"/>
+    </w:pPr>
+    <w:rPr>
+      <w:sz w:val="20"/>
+      <w:szCs w:val="20"/>
+    </w:rPr>
+  </w:style>
+  <w:style w:styleId="Bibliography" w:type="paragraph">
+    <w:name w:val="Bibliography"/>
+    <w:basedOn w:val="Normal"/>
+    <w:next w:val="Bibliography"/>
+    <w:qFormat/>
+    <w:pPr/>
+    <w:rPr/>
+  </w:style>
+  <w:style w:styleId="Heading1" w:type="paragraph">
     <w:name w:val="heading 1"/>
     <w:basedOn w:val="Normal"/>
     <w:next w:val="BodyText"/>
@@ -2231,17 +2849,19 @@
     <w:pPr>
       <w:keepNext/>
       <w:keepLines/>
-      <w:spacing w:before="240" w:after="80"/>
+      <w:spacing w:after="80" w:before="240"/>
       <w:outlineLvl w:val="0"/>
     </w:pPr>
     <w:rPr>
-      <w:rFonts w:ascii="Segoe UI Semibold" w:eastAsia="Segoe UI Semibold" w:hAnsi="Segoe UI Semibold" w:cs="Segoe UI Semibold"/>
+      <w:rFonts w:ascii="Segoe UI Semibold" w:cs="Segoe UI Semibold" w:eastAsia="Segoe UI Semibold" w:hAnsi="Segoe UI Semibold"/>
+      <w:b w:val="0"/>
+      <w:i w:val="0"/>
       <w:color w:val="3B1041"/>
       <w:sz w:val="40"/>
       <w:szCs w:val="40"/>
     </w:rPr>
   </w:style>
-  <w:style w:type="paragraph" w:styleId="Heading2">
+  <w:style w:styleId="Heading2" w:type="paragraph">
     <w:name w:val="heading 2"/>
     <w:basedOn w:val="Normal"/>
     <w:next w:val="BodyText"/>
@@ -2254,17 +2874,19 @@
     <w:pPr>
       <w:keepNext/>
       <w:keepLines/>
-      <w:spacing w:before="280" w:after="80"/>
+      <w:spacing w:after="80" w:before="280"/>
       <w:outlineLvl w:val="1"/>
     </w:pPr>
     <w:rPr>
-      <w:rFonts w:ascii="Segoe UI Semibold" w:eastAsia="Segoe UI Semibold" w:hAnsi="Segoe UI Semibold" w:cs="Segoe UI Semibold"/>
+      <w:rFonts w:ascii="Segoe UI Semibold" w:cs="Segoe UI Semibold" w:eastAsia="Segoe UI Semibold" w:hAnsi="Segoe UI Semibold"/>
+      <w:b w:val="0"/>
+      <w:i w:val="0"/>
       <w:color w:val="3B1041"/>
       <w:sz w:val="30"/>
       <w:szCs w:val="32"/>
     </w:rPr>
   </w:style>
-  <w:style w:type="paragraph" w:styleId="Heading3">
+  <w:style w:styleId="Heading3" w:type="paragraph">
     <w:name w:val="heading 3"/>
     <w:basedOn w:val="Normal"/>
     <w:next w:val="BodyText"/>
@@ -2277,17 +2899,19 @@
     <w:pPr>
       <w:keepNext/>
       <w:keepLines/>
-      <w:spacing w:before="200" w:after="80"/>
+      <w:spacing w:after="80" w:before="200"/>
       <w:outlineLvl w:val="2"/>
     </w:pPr>
     <w:rPr>
-      <w:rFonts w:ascii="Segoe UI Semibold" w:eastAsia="Segoe UI Semibold" w:hAnsi="Segoe UI Semibold" w:cs="Segoe UI Semibold"/>
+      <w:rFonts w:ascii="Segoe UI Semibold" w:cs="Segoe UI Semibold" w:eastAsia="Segoe UI Semibold" w:hAnsi="Segoe UI Semibold"/>
+      <w:b w:val="0"/>
+      <w:i w:val="0"/>
       <w:color w:val="3B1041"/>
       <w:sz w:val="25"/>
       <w:szCs w:val="28"/>
     </w:rPr>
   </w:style>
-  <w:style w:type="paragraph" w:styleId="Heading4">
+  <w:style w:styleId="Heading4" w:type="paragraph">
     <w:name w:val="heading 4"/>
     <w:basedOn w:val="Normal"/>
     <w:next w:val="BodyText"/>
@@ -2300,16 +2924,19 @@
     <w:pPr>
       <w:keepNext/>
       <w:keepLines/>
-      <w:spacing w:before="160" w:after="80"/>
+      <w:spacing w:after="80" w:before="160"/>
       <w:outlineLvl w:val="3"/>
     </w:pPr>
     <w:rPr>
-      <w:rFonts w:ascii="Segoe UI Semibold" w:eastAsia="Segoe UI Semibold" w:hAnsi="Segoe UI Semibold" w:cs="Segoe UI Semibold"/>
+      <w:rFonts w:ascii="Segoe UI Semibold" w:cs="Segoe UI Semibold" w:eastAsia="Segoe UI Semibold" w:hAnsi="Segoe UI Semibold"/>
+      <w:b w:val="0"/>
+      <w:i w:val="0"/>
       <w:iCs/>
+      <w:color w:val="242424"/>
       <w:sz w:val="22"/>
     </w:rPr>
   </w:style>
-  <w:style w:type="paragraph" w:styleId="Heading5">
+  <w:style w:styleId="Heading5" w:type="paragraph">
     <w:name w:val="heading 5"/>
     <w:basedOn w:val="Normal"/>
     <w:next w:val="BodyText"/>
@@ -2322,14 +2949,18 @@
     <w:pPr>
       <w:keepNext/>
       <w:keepLines/>
-      <w:spacing w:before="120" w:after="80"/>
+      <w:spacing w:after="80" w:before="120"/>
       <w:outlineLvl w:val="4"/>
     </w:pPr>
     <w:rPr>
-      <w:rFonts w:ascii="Segoe UI Semibold" w:eastAsia="Segoe UI Semibold" w:hAnsi="Segoe UI Semibold" w:cs="Segoe UI Semibold"/>
-    </w:rPr>
-  </w:style>
-  <w:style w:type="paragraph" w:styleId="Heading6">
+      <w:rFonts w:ascii="Segoe UI Semibold" w:cs="Segoe UI Semibold" w:eastAsia="Segoe UI Semibold" w:hAnsi="Segoe UI Semibold"/>
+      <w:b w:val="0"/>
+      <w:i w:val="0"/>
+      <w:color w:val="242424"/>
+      <w:sz w:val="21"/>
+    </w:rPr>
+  </w:style>
+  <w:style w:styleId="Heading6" w:type="paragraph">
     <w:name w:val="heading 6"/>
     <w:basedOn w:val="Normal"/>
     <w:next w:val="BodyText"/>
@@ -2342,17 +2973,17 @@
     <w:pPr>
       <w:keepNext/>
       <w:keepLines/>
-      <w:spacing w:before="40" w:after="0"/>
+      <w:spacing w:after="0" w:before="40"/>
       <w:outlineLvl w:val="5"/>
     </w:pPr>
     <w:rPr>
-      <w:rFonts w:eastAsiaTheme="majorEastAsia" w:cstheme="majorBidi"/>
+      <w:rFonts w:cstheme="majorBidi" w:eastAsiaTheme="majorEastAsia"/>
       <w:i/>
       <w:iCs/>
-      <w:color w:val="595959" w:themeColor="text1" w:themeTint="A6"/>
-    </w:rPr>
-  </w:style>
-  <w:style w:type="paragraph" w:styleId="Heading7">
+      <w:color w:themeColor="text1" w:themeTint="A6" w:val="595959"/>
+    </w:rPr>
+  </w:style>
+  <w:style w:styleId="Heading7" w:type="paragraph">
     <w:name w:val="heading 7"/>
     <w:basedOn w:val="Normal"/>
     <w:next w:val="BodyText"/>
@@ -2365,15 +2996,15 @@
     <w:pPr>
       <w:keepNext/>
       <w:keepLines/>
-      <w:spacing w:before="40" w:after="0"/>
+      <w:spacing w:after="0" w:before="40"/>
       <w:outlineLvl w:val="6"/>
     </w:pPr>
     <w:rPr>
-      <w:rFonts w:eastAsiaTheme="majorEastAsia" w:cstheme="majorBidi"/>
-      <w:color w:val="595959" w:themeColor="text1" w:themeTint="A6"/>
-    </w:rPr>
-  </w:style>
-  <w:style w:type="paragraph" w:styleId="Heading8">
+      <w:rFonts w:cstheme="majorBidi" w:eastAsiaTheme="majorEastAsia"/>
+      <w:color w:themeColor="text1" w:themeTint="A6" w:val="595959"/>
+    </w:rPr>
+  </w:style>
+  <w:style w:styleId="Heading8" w:type="paragraph">
     <w:name w:val="heading 8"/>
     <w:basedOn w:val="Normal"/>
     <w:next w:val="BodyText"/>
@@ -2390,13 +3021,13 @@
       <w:outlineLvl w:val="7"/>
     </w:pPr>
     <w:rPr>
-      <w:rFonts w:eastAsiaTheme="majorEastAsia" w:cstheme="majorBidi"/>
+      <w:rFonts w:cstheme="majorBidi" w:eastAsiaTheme="majorEastAsia"/>
       <w:i/>
       <w:iCs/>
-      <w:color w:val="272727" w:themeColor="text1" w:themeTint="D8"/>
-    </w:rPr>
-  </w:style>
-  <w:style w:type="paragraph" w:styleId="Heading9">
+      <w:color w:themeColor="text1" w:themeTint="D8" w:val="272727"/>
+    </w:rPr>
+  </w:style>
+  <w:style w:styleId="Heading9" w:type="paragraph">
     <w:name w:val="heading 9"/>
     <w:basedOn w:val="Normal"/>
     <w:next w:val="BodyText"/>
@@ -2413,204 +3044,24 @@
       <w:outlineLvl w:val="8"/>
     </w:pPr>
     <w:rPr>
-      <w:rFonts w:eastAsiaTheme="majorEastAsia" w:cstheme="majorBidi"/>
-      <w:color w:val="272727" w:themeColor="text1" w:themeTint="D8"/>
-    </w:rPr>
-  </w:style>
-  <w:style w:type="character" w:default="1" w:styleId="DefaultParagraphFont">
-    <w:name w:val="Default Paragraph Font"/>
-    <w:uiPriority w:val="1"/>
-    <w:semiHidden/>
-    <w:unhideWhenUsed/>
-  </w:style>
-  <w:style w:type="table" w:default="1" w:styleId="TableNormal">
-    <w:name w:val="Normal Table"/>
-    <w:uiPriority w:val="99"/>
-    <w:semiHidden/>
-    <w:unhideWhenUsed/>
-    <w:tblPr>
-      <w:tblInd w:w="0" w:type="dxa"/>
-      <w:tblCellMar>
-        <w:top w:w="0" w:type="dxa"/>
-        <w:left w:w="108" w:type="dxa"/>
-        <w:bottom w:w="0" w:type="dxa"/>
-        <w:right w:w="108" w:type="dxa"/>
-      </w:tblCellMar>
-    </w:tblPr>
-  </w:style>
-  <w:style w:type="numbering" w:default="1" w:styleId="NoList">
-    <w:name w:val="No List"/>
-    <w:uiPriority w:val="99"/>
-    <w:semiHidden/>
-    <w:unhideWhenUsed/>
-  </w:style>
-  <w:style w:type="paragraph" w:styleId="BodyText">
-    <w:name w:val="Body Text"/>
-    <w:basedOn w:val="Normal"/>
-    <w:qFormat/>
-    <w:pPr>
-      <w:spacing w:before="180" w:after="120"/>
-    </w:pPr>
-  </w:style>
-  <w:style w:type="paragraph" w:customStyle="1" w:styleId="FirstParagraph">
-    <w:name w:val="First Paragraph"/>
-    <w:basedOn w:val="BodyText"/>
-    <w:next w:val="BodyText"/>
-    <w:qFormat/>
-  </w:style>
-  <w:style w:type="paragraph" w:customStyle="1" w:styleId="Compact">
-    <w:name w:val="Compact"/>
-    <w:basedOn w:val="BodyText"/>
-    <w:qFormat/>
-    <w:pPr>
-      <w:spacing w:before="36" w:after="36"/>
-    </w:pPr>
-  </w:style>
-  <w:style w:type="paragraph" w:styleId="Title">
-    <w:name w:val="Title"/>
-    <w:basedOn w:val="Normal"/>
-    <w:next w:val="BodyText"/>
-    <w:link w:val="TitleChar"/>
-    <w:uiPriority w:val="10"/>
-    <w:qFormat/>
-    <w:rsid w:val="00A10FD9"/>
-    <w:pPr>
-      <w:spacing w:after="80"/>
-      <w:contextualSpacing/>
-      <w:jc w:val="center"/>
-    </w:pPr>
-    <w:rPr>
-      <w:rFonts w:ascii="Segoe UI Semibold" w:eastAsia="Segoe UI Semibold" w:hAnsi="Segoe UI Semibold" w:cs="Segoe UI Semibold"/>
-      <w:color w:val="3B1041"/>
-      <w:sz w:val="48"/>
-      <w:szCs w:val="56"/>
-    </w:rPr>
-  </w:style>
-  <w:style w:type="character" w:customStyle="1" w:styleId="TitleChar">
-    <w:name w:val="Title Char"/>
-    <w:basedOn w:val="DefaultParagraphFont"/>
-    <w:link w:val="Title"/>
-    <w:uiPriority w:val="10"/>
-    <w:rsid w:val="00A10FD9"/>
-    <w:rPr>
-      <w:rFonts w:asciiTheme="majorHAnsi" w:eastAsiaTheme="majorEastAsia" w:hAnsiTheme="majorHAnsi" w:cstheme="majorBidi"/>
-      <w:sz w:val="56"/>
-      <w:szCs w:val="56"/>
-    </w:rPr>
-  </w:style>
-  <w:style w:type="paragraph" w:styleId="Subtitle">
-    <w:name w:val="Subtitle"/>
-    <w:basedOn w:val="Title"/>
-    <w:next w:val="BodyText"/>
-    <w:link w:val="SubtitleChar"/>
-    <w:uiPriority w:val="11"/>
-    <w:qFormat/>
-    <w:rsid w:val="00A10FD9"/>
-    <w:pPr>
-      <w:numPr>
-        <w:ilvl w:val="1"/>
-      </w:numPr>
-    </w:pPr>
-    <w:rPr>
-      <w:rFonts w:eastAsiaTheme="majorEastAsia" w:cstheme="majorBidi"/>
-      <w:spacing w:val="15"/>
-      <w:sz w:val="28"/>
-      <w:szCs w:val="28"/>
-    </w:rPr>
-  </w:style>
-  <w:style w:type="character" w:customStyle="1" w:styleId="SubtitleChar">
-    <w:name w:val="Subtitle Char"/>
-    <w:basedOn w:val="DefaultParagraphFont"/>
-    <w:link w:val="Subtitle"/>
-    <w:uiPriority w:val="11"/>
-    <w:rsid w:val="00A10FD9"/>
-    <w:rPr>
-      <w:rFonts w:eastAsiaTheme="majorEastAsia" w:cstheme="majorBidi"/>
-      <w:color w:val="595959" w:themeColor="text1" w:themeTint="A6"/>
-      <w:spacing w:val="15"/>
-      <w:sz w:val="28"/>
-      <w:szCs w:val="28"/>
-    </w:rPr>
-  </w:style>
-  <w:style w:type="paragraph" w:customStyle="1" w:styleId="Author">
-    <w:name w:val="Author"/>
-    <w:basedOn w:val="Title"/>
-    <w:next w:val="BodyText"/>
-    <w:qFormat/>
-    <w:pPr>
-      <w:keepNext/>
-      <w:keepLines/>
-    </w:pPr>
-    <w:rPr>
-      <w:sz w:val="24"/>
-      <w:szCs w:val="24"/>
-    </w:rPr>
-  </w:style>
-  <w:style w:type="paragraph" w:styleId="Date">
-    <w:name w:val="Date"/>
-    <w:basedOn w:val="Title"/>
-    <w:next w:val="BodyText"/>
-    <w:qFormat/>
-    <w:pPr>
-      <w:keepNext/>
-      <w:keepLines/>
-    </w:pPr>
-    <w:rPr>
-      <w:sz w:val="24"/>
-      <w:szCs w:val="24"/>
-    </w:rPr>
-  </w:style>
-  <w:style w:type="paragraph" w:customStyle="1" w:styleId="AbstractTitle">
-    <w:name w:val="Abstract Title"/>
-    <w:basedOn w:val="Normal"/>
-    <w:next w:val="Abstract"/>
-    <w:qFormat/>
-    <w:pPr>
-      <w:keepNext/>
-      <w:keepLines/>
-      <w:spacing w:before="300" w:after="0"/>
-      <w:jc w:val="center"/>
-    </w:pPr>
-    <w:rPr>
-      <w:b/>
-      <w:sz w:val="20"/>
-      <w:szCs w:val="20"/>
-    </w:rPr>
-  </w:style>
-  <w:style w:type="paragraph" w:customStyle="1" w:styleId="Abstract">
-    <w:name w:val="Abstract"/>
-    <w:basedOn w:val="Normal"/>
-    <w:next w:val="BodyText"/>
-    <w:qFormat/>
-    <w:pPr>
-      <w:keepNext/>
-      <w:keepLines/>
-      <w:spacing w:before="100" w:after="300"/>
-    </w:pPr>
-    <w:rPr>
-      <w:sz w:val="20"/>
-      <w:szCs w:val="20"/>
-    </w:rPr>
-  </w:style>
-  <w:style w:type="paragraph" w:styleId="Bibliography">
-    <w:name w:val="Bibliography"/>
-    <w:basedOn w:val="Normal"/>
-    <w:qFormat/>
-  </w:style>
-  <w:style w:type="character" w:customStyle="1" w:styleId="Heading1Char">
+      <w:rFonts w:cstheme="majorBidi" w:eastAsiaTheme="majorEastAsia"/>
+      <w:color w:themeColor="text1" w:themeTint="D8" w:val="272727"/>
+    </w:rPr>
+  </w:style>
+  <w:style w:customStyle="1" w:styleId="Heading1Char" w:type="character">
     <w:name w:val="Heading 1 Char"/>
     <w:basedOn w:val="DefaultParagraphFont"/>
     <w:link w:val="Heading1"/>
     <w:uiPriority w:val="9"/>
     <w:rsid w:val="00A10FD9"/>
     <w:rPr>
-      <w:rFonts w:asciiTheme="majorHAnsi" w:eastAsiaTheme="majorEastAsia" w:hAnsiTheme="majorHAnsi" w:cstheme="majorBidi"/>
-      <w:color w:val="0F4761" w:themeColor="accent1" w:themeShade="BF"/>
+      <w:rFonts w:asciiTheme="majorHAnsi" w:cstheme="majorBidi" w:eastAsiaTheme="majorEastAsia" w:hAnsiTheme="majorHAnsi"/>
+      <w:color w:themeColor="accent1" w:themeShade="BF" w:val="0F4761"/>
       <w:sz w:val="40"/>
       <w:szCs w:val="40"/>
     </w:rPr>
   </w:style>
-  <w:style w:type="character" w:customStyle="1" w:styleId="Heading2Char">
+  <w:style w:customStyle="1" w:styleId="Heading2Char" w:type="character">
     <w:name w:val="Heading 2 Char"/>
     <w:basedOn w:val="DefaultParagraphFont"/>
     <w:link w:val="Heading2"/>
@@ -2618,13 +3069,13 @@
     <w:semiHidden/>
     <w:rsid w:val="00A10FD9"/>
     <w:rPr>
-      <w:rFonts w:asciiTheme="majorHAnsi" w:eastAsiaTheme="majorEastAsia" w:hAnsiTheme="majorHAnsi" w:cstheme="majorBidi"/>
-      <w:color w:val="0F4761" w:themeColor="accent1" w:themeShade="BF"/>
+      <w:rFonts w:asciiTheme="majorHAnsi" w:cstheme="majorBidi" w:eastAsiaTheme="majorEastAsia" w:hAnsiTheme="majorHAnsi"/>
+      <w:color w:themeColor="accent1" w:themeShade="BF" w:val="0F4761"/>
       <w:sz w:val="32"/>
       <w:szCs w:val="32"/>
     </w:rPr>
   </w:style>
-  <w:style w:type="character" w:customStyle="1" w:styleId="Heading3Char">
+  <w:style w:customStyle="1" w:styleId="Heading3Char" w:type="character">
     <w:name w:val="Heading 3 Char"/>
     <w:basedOn w:val="DefaultParagraphFont"/>
     <w:link w:val="Heading3"/>
@@ -2632,13 +3083,13 @@
     <w:semiHidden/>
     <w:rsid w:val="00A10FD9"/>
     <w:rPr>
-      <w:rFonts w:eastAsiaTheme="majorEastAsia" w:cstheme="majorBidi"/>
-      <w:color w:val="0F4761" w:themeColor="accent1" w:themeShade="BF"/>
+      <w:rFonts w:cstheme="majorBidi" w:eastAsiaTheme="majorEastAsia"/>
+      <w:color w:themeColor="accent1" w:themeShade="BF" w:val="0F4761"/>
       <w:sz w:val="28"/>
       <w:szCs w:val="28"/>
     </w:rPr>
   </w:style>
-  <w:style w:type="character" w:customStyle="1" w:styleId="Heading4Char">
+  <w:style w:customStyle="1" w:styleId="Heading4Char" w:type="character">
     <w:name w:val="Heading 4 Char"/>
     <w:basedOn w:val="DefaultParagraphFont"/>
     <w:link w:val="Heading4"/>
@@ -2646,13 +3097,13 @@
     <w:semiHidden/>
     <w:rsid w:val="00A10FD9"/>
     <w:rPr>
-      <w:rFonts w:eastAsiaTheme="majorEastAsia" w:cstheme="majorBidi"/>
+      <w:rFonts w:cstheme="majorBidi" w:eastAsiaTheme="majorEastAsia"/>
       <w:i/>
       <w:iCs/>
-      <w:color w:val="0F4761" w:themeColor="accent1" w:themeShade="BF"/>
-    </w:rPr>
-  </w:style>
-  <w:style w:type="character" w:customStyle="1" w:styleId="Heading5Char">
+      <w:color w:themeColor="accent1" w:themeShade="BF" w:val="0F4761"/>
+    </w:rPr>
+  </w:style>
+  <w:style w:customStyle="1" w:styleId="Heading5Char" w:type="character">
     <w:name w:val="Heading 5 Char"/>
     <w:basedOn w:val="DefaultParagraphFont"/>
     <w:link w:val="Heading5"/>
@@ -2660,11 +3111,11 @@
     <w:semiHidden/>
     <w:rsid w:val="00A10FD9"/>
     <w:rPr>
-      <w:rFonts w:eastAsiaTheme="majorEastAsia" w:cstheme="majorBidi"/>
-      <w:color w:val="0F4761" w:themeColor="accent1" w:themeShade="BF"/>
-    </w:rPr>
-  </w:style>
-  <w:style w:type="character" w:customStyle="1" w:styleId="Heading6Char">
+      <w:rFonts w:cstheme="majorBidi" w:eastAsiaTheme="majorEastAsia"/>
+      <w:color w:themeColor="accent1" w:themeShade="BF" w:val="0F4761"/>
+    </w:rPr>
+  </w:style>
+  <w:style w:customStyle="1" w:styleId="Heading6Char" w:type="character">
     <w:name w:val="Heading 6 Char"/>
     <w:basedOn w:val="DefaultParagraphFont"/>
     <w:link w:val="Heading6"/>
@@ -2672,13 +3123,13 @@
     <w:semiHidden/>
     <w:rsid w:val="00A10FD9"/>
     <w:rPr>
-      <w:rFonts w:eastAsiaTheme="majorEastAsia" w:cstheme="majorBidi"/>
+      <w:rFonts w:cstheme="majorBidi" w:eastAsiaTheme="majorEastAsia"/>
       <w:i/>
       <w:iCs/>
-      <w:color w:val="595959" w:themeColor="text1" w:themeTint="A6"/>
-    </w:rPr>
-  </w:style>
-  <w:style w:type="character" w:customStyle="1" w:styleId="Heading7Char">
+      <w:color w:themeColor="text1" w:themeTint="A6" w:val="595959"/>
+    </w:rPr>
+  </w:style>
+  <w:style w:customStyle="1" w:styleId="Heading7Char" w:type="character">
     <w:name w:val="Heading 7 Char"/>
     <w:basedOn w:val="DefaultParagraphFont"/>
     <w:link w:val="Heading7"/>
@@ -2686,11 +3137,11 @@
     <w:semiHidden/>
     <w:rsid w:val="00A10FD9"/>
     <w:rPr>
-      <w:rFonts w:eastAsiaTheme="majorEastAsia" w:cstheme="majorBidi"/>
-      <w:color w:val="595959" w:themeColor="text1" w:themeTint="A6"/>
-    </w:rPr>
-  </w:style>
-  <w:style w:type="character" w:customStyle="1" w:styleId="Heading8Char">
+      <w:rFonts w:cstheme="majorBidi" w:eastAsiaTheme="majorEastAsia"/>
+      <w:color w:themeColor="text1" w:themeTint="A6" w:val="595959"/>
+    </w:rPr>
+  </w:style>
+  <w:style w:customStyle="1" w:styleId="Heading8Char" w:type="character">
     <w:name w:val="Heading 8 Char"/>
     <w:basedOn w:val="DefaultParagraphFont"/>
     <w:link w:val="Heading8"/>
@@ -2698,13 +3149,13 @@
     <w:semiHidden/>
     <w:rsid w:val="00A10FD9"/>
     <w:rPr>
-      <w:rFonts w:eastAsiaTheme="majorEastAsia" w:cstheme="majorBidi"/>
+      <w:rFonts w:cstheme="majorBidi" w:eastAsiaTheme="majorEastAsia"/>
       <w:i/>
       <w:iCs/>
-      <w:color w:val="272727" w:themeColor="text1" w:themeTint="D8"/>
-    </w:rPr>
-  </w:style>
-  <w:style w:type="character" w:customStyle="1" w:styleId="Heading9Char">
+      <w:color w:themeColor="text1" w:themeTint="D8" w:val="272727"/>
+    </w:rPr>
+  </w:style>
+  <w:style w:customStyle="1" w:styleId="Heading9Char" w:type="character">
     <w:name w:val="Heading 9 Char"/>
     <w:basedOn w:val="DefaultParagraphFont"/>
     <w:link w:val="Heading9"/>
@@ -2712,11 +3163,11 @@
     <w:semiHidden/>
     <w:rsid w:val="00A10FD9"/>
     <w:rPr>
-      <w:rFonts w:eastAsiaTheme="majorEastAsia" w:cstheme="majorBidi"/>
-      <w:color w:val="272727" w:themeColor="text1" w:themeTint="D8"/>
-    </w:rPr>
-  </w:style>
-  <w:style w:type="paragraph" w:styleId="BlockText">
+      <w:rFonts w:cstheme="majorBidi" w:eastAsiaTheme="majorEastAsia"/>
+      <w:color w:themeColor="text1" w:themeTint="D8" w:val="272727"/>
+    </w:rPr>
+  </w:style>
+  <w:style w:styleId="BlockText" w:type="paragraph">
     <w:name w:val="Block Text"/>
     <w:basedOn w:val="BodyText"/>
     <w:next w:val="BodyText"/>
@@ -2724,22 +3175,29 @@
     <w:unhideWhenUsed/>
     <w:qFormat/>
     <w:pPr>
+      <w:spacing w:after="40" w:before="40"/>
+      <w:ind w:firstLine="0" w:left="288" w:right="144"/>
       <w:pBdr>
-        <w:left w:val="single" w:sz="18" w:space="8" w:color="3B1041"/>
+        <w:left w:color="3B1041" w:space="8" w:sz="18" w:val="single"/>
       </w:pBdr>
-      <w:shd w:val="clear" w:color="auto" w:fill="FBF6FD"/>
-      <w:spacing w:before="40" w:after="40"/>
-      <w:ind w:left="288" w:right="144"/>
+      <w:shd w:color="auto" w:fill="FBF6FD" w:val="clear"/>
     </w:pPr>
-  </w:style>
-  <w:style w:type="paragraph" w:styleId="FootnoteText">
-    <w:name w:val="footnote text"/>
+    <w:rPr>
+      <w:rFonts w:ascii="Segoe UI" w:cs="Segoe UI" w:eastAsia="Segoe UI" w:hAnsi="Segoe UI"/>
+      <w:i w:val="0"/>
+      <w:color w:val="242424"/>
+      <w:sz w:val="21"/>
+    </w:rPr>
+  </w:style>
+  <w:style w:styleId="FootnoteText" w:type="paragraph">
+    <w:name w:val="Footnote Text"/>
     <w:basedOn w:val="Normal"/>
+    <w:next w:val="FootnoteText"/>
     <w:uiPriority w:val="9"/>
     <w:unhideWhenUsed/>
     <w:qFormat/>
   </w:style>
-  <w:style w:type="paragraph" w:customStyle="1" w:styleId="FootnoteBlockText">
+  <w:style w:styleId="FootnoteBlockText" w:type="paragraph">
     <w:name w:val="Footnote Block Text"/>
     <w:basedOn w:val="FootnoteText"/>
     <w:next w:val="FootnoteText"/>
@@ -2747,35 +3205,40 @@
     <w:unhideWhenUsed/>
     <w:qFormat/>
     <w:pPr>
-      <w:spacing w:before="100" w:after="100"/>
-      <w:ind w:left="480" w:right="480"/>
+      <w:spacing w:after="100" w:before="100"/>
+      <w:ind w:firstLine="0" w:left="480" w:right="480"/>
     </w:pPr>
   </w:style>
-  <w:style w:type="table" w:customStyle="1" w:styleId="Table">
+  <w:style w:default="1" w:styleId="DefaultParagraphFont" w:type="character">
+    <w:name w:val="Default Paragraph Font"/>
+    <w:semiHidden/>
+    <w:unhideWhenUsed/>
+  </w:style>
+  <w:style w:default="1" w:styleId="Table" w:type="table">
     <w:name w:val="Table"/>
+    <w:basedOn w:val="TableNormal"/>
     <w:semiHidden/>
     <w:unhideWhenUsed/>
     <w:qFormat/>
     <w:tblPr>
-      <w:tblInd w:w="0" w:type="dxa"/>
+      <w:tblInd w:type="dxa" w:w="0"/>
       <w:tblCellMar>
-        <w:top w:w="0" w:type="dxa"/>
-        <w:left w:w="108" w:type="dxa"/>
-        <w:bottom w:w="0" w:type="dxa"/>
-        <w:right w:w="108" w:type="dxa"/>
+        <w:top w:type="dxa" w:w="0"/>
+        <w:left w:type="dxa" w:w="108"/>
+        <w:bottom w:type="dxa" w:w="0"/>
+        <w:right w:type="dxa" w:w="108"/>
       </w:tblCellMar>
     </w:tblPr>
     <w:tblStylePr w:type="firstRow">
-      <w:tblPr/>
       <w:tcPr>
         <w:tcBorders>
-          <w:bottom w:val="single" w:sz="0" w:space="0" w:color="auto"/>
+          <w:bottom w:val="single"/>
         </w:tcBorders>
         <w:vAlign w:val="bottom"/>
       </w:tcPr>
     </w:tblStylePr>
   </w:style>
-  <w:style w:type="paragraph" w:customStyle="1" w:styleId="DefinitionTerm">
+  <w:style w:customStyle="1" w:styleId="DefinitionTerm" w:type="paragraph">
     <w:name w:val="Definition Term"/>
     <w:basedOn w:val="Normal"/>
     <w:next w:val="Definition"/>
@@ -2788,77 +3251,76 @@
       <w:b/>
     </w:rPr>
   </w:style>
-  <w:style w:type="paragraph" w:customStyle="1" w:styleId="Definition">
+  <w:style w:customStyle="1" w:styleId="Definition" w:type="paragraph">
     <w:name w:val="Definition"/>
     <w:basedOn w:val="Normal"/>
   </w:style>
-  <w:style w:type="paragraph" w:styleId="Caption">
-    <w:name w:val="caption"/>
+  <w:style w:styleId="Caption" w:type="paragraph">
+    <w:name w:val="Caption"/>
     <w:basedOn w:val="Normal"/>
-    <w:link w:val="CaptionChar"/>
+    <w:link w:val="BodyTextChar"/>
     <w:pPr>
-      <w:spacing w:after="120"/>
+      <w:spacing w:after="120" w:before="0"/>
     </w:pPr>
     <w:rPr>
       <w:i/>
     </w:rPr>
   </w:style>
-  <w:style w:type="paragraph" w:customStyle="1" w:styleId="TableCaption">
+  <w:style w:customStyle="1" w:styleId="TableCaption" w:type="paragraph">
     <w:name w:val="Table Caption"/>
     <w:basedOn w:val="Caption"/>
     <w:pPr>
       <w:keepNext/>
     </w:pPr>
   </w:style>
-  <w:style w:type="paragraph" w:customStyle="1" w:styleId="ImageCaption">
+  <w:style w:customStyle="1" w:styleId="ImageCaption" w:type="paragraph">
     <w:name w:val="Image Caption"/>
     <w:basedOn w:val="Caption"/>
   </w:style>
-  <w:style w:type="paragraph" w:customStyle="1" w:styleId="Figure">
+  <w:style w:customStyle="1" w:styleId="Figure" w:type="paragraph">
     <w:name w:val="Figure"/>
     <w:basedOn w:val="Normal"/>
   </w:style>
-  <w:style w:type="paragraph" w:customStyle="1" w:styleId="CaptionedFigure">
+  <w:style w:customStyle="1" w:styleId="CaptionedFigure" w:type="paragraph">
     <w:name w:val="Captioned Figure"/>
     <w:basedOn w:val="Figure"/>
     <w:pPr>
       <w:keepNext/>
     </w:pPr>
   </w:style>
-  <w:style w:type="character" w:customStyle="1" w:styleId="CaptionChar">
-    <w:name w:val="Caption Char"/>
+  <w:style w:customStyle="1" w:styleId="BodyTextChar" w:type="character">
+    <w:name w:val="Body Text Char"/>
     <w:basedOn w:val="DefaultParagraphFont"/>
-    <w:link w:val="Caption"/>
-  </w:style>
-  <w:style w:type="character" w:customStyle="1" w:styleId="VerbatimChar">
+    <w:link w:val="BodyText"/>
+  </w:style>
+  <w:style w:customStyle="1" w:styleId="VerbatimChar" w:type="character">
     <w:name w:val="Verbatim Char"/>
-    <w:basedOn w:val="CaptionChar"/>
-    <w:link w:val="SourceCode"/>
-    <w:rPr>
-      <w:rFonts w:ascii="Consolas" w:eastAsia="Consolas" w:hAnsi="Consolas" w:cs="Consolas"/>
+    <w:basedOn w:val="BodyTextChar"/>
+    <w:rPr>
+      <w:rFonts w:ascii="Consolas" w:cs="Consolas" w:eastAsia="Consolas" w:hAnsi="Consolas"/>
       <w:color w:val="5B2A63"/>
       <w:sz w:val="19"/>
     </w:rPr>
   </w:style>
-  <w:style w:type="character" w:customStyle="1" w:styleId="SectionNumber">
+  <w:style w:customStyle="1" w:styleId="SectionNumber" w:type="character">
     <w:name w:val="Section Number"/>
-    <w:basedOn w:val="CaptionChar"/>
-  </w:style>
-  <w:style w:type="character" w:styleId="FootnoteReference">
-    <w:name w:val="footnote reference"/>
-    <w:basedOn w:val="CaptionChar"/>
+    <w:basedOn w:val="BodyTextChar"/>
+  </w:style>
+  <w:style w:styleId="FootnoteReference" w:type="character">
+    <w:name w:val="Footnote Reference"/>
+    <w:basedOn w:val="BodyTextChar"/>
     <w:rPr>
       <w:vertAlign w:val="superscript"/>
     </w:rPr>
   </w:style>
-  <w:style w:type="character" w:styleId="Hyperlink">
+  <w:style w:styleId="Hyperlink" w:type="character">
     <w:name w:val="Hyperlink"/>
-    <w:basedOn w:val="CaptionChar"/>
+    <w:basedOn w:val="BodyTextChar"/>
     <w:rPr>
       <w:color w:val="0F6CBD"/>
     </w:rPr>
   </w:style>
-  <w:style w:type="paragraph" w:styleId="TOCHeading">
+  <w:style w:styleId="TOCHeading" w:type="paragraph">
     <w:name w:val="TOC Heading"/>
     <w:basedOn w:val="Heading1"/>
     <w:next w:val="BodyText"/>
@@ -2866,18 +3328,22 @@
     <w:unhideWhenUsed/>
     <w:qFormat/>
     <w:pPr>
-      <w:spacing w:line="259" w:lineRule="auto"/>
+      <w:spacing w:before="240" w:line="259" w:lineRule="auto"/>
       <w:outlineLvl w:val="9"/>
     </w:pPr>
     <w:rPr>
+      <w:rFonts w:ascii="Segoe UI Semibold" w:cs="Segoe UI Semibold" w:eastAsia="Segoe UI Semibold" w:hAnsi="Segoe UI Semibold"/>
+      <w:b w:val="0"/>
+      <w:bCs w:val="0"/>
+      <w:color w:val="3B1041"/>
       <w:sz w:val="30"/>
     </w:rPr>
   </w:style>
-  <w:style w:type="paragraph" w:customStyle="1" w:styleId="CalloutMarker">
+  <w:style w:customStyle="1" w:styleId="CalloutMarker" w:type="paragraph">
     <w:name w:val="Callout Marker"/>
     <w:basedOn w:val="Normal"/>
     <w:pPr>
-      <w:spacing w:after="0"/>
+      <w:spacing w:after="0" w:before="0"/>
     </w:pPr>
     <w:rPr>
       <w:sz w:val="4"/>
@@ -2888,350 +3354,234 @@
     <w:basedOn w:val="Normal"/>
     <w:link w:val="VerbatimChar"/>
     <w:pPr>
-      <w:wordWrap w:val="0"/>
+      <w:wordWrap w:val="off"/>
     </w:pPr>
   </w:style>
   <w:style w:type="character" w:customStyle="1" w:styleId="KeywordTok">
     <w:name w:val="KeywordTok"/>
     <w:basedOn w:val="VerbatimChar"/>
     <w:rPr>
-      <w:rFonts w:ascii="Consolas" w:eastAsia="Consolas" w:hAnsi="Consolas" w:cs="Consolas"/>
       <w:b/>
       <w:color w:val="007020"/>
-      <w:sz w:val="19"/>
     </w:rPr>
   </w:style>
   <w:style w:type="character" w:customStyle="1" w:styleId="DataTypeTok">
     <w:name w:val="DataTypeTok"/>
     <w:basedOn w:val="VerbatimChar"/>
     <w:rPr>
-      <w:rFonts w:ascii="Consolas" w:eastAsia="Consolas" w:hAnsi="Consolas" w:cs="Consolas"/>
       <w:color w:val="902000"/>
-      <w:sz w:val="19"/>
     </w:rPr>
   </w:style>
   <w:style w:type="character" w:customStyle="1" w:styleId="DecValTok">
     <w:name w:val="DecValTok"/>
     <w:basedOn w:val="VerbatimChar"/>
     <w:rPr>
-      <w:rFonts w:ascii="Consolas" w:eastAsia="Consolas" w:hAnsi="Consolas" w:cs="Consolas"/>
-      <w:color w:val="40A070"/>
-      <w:sz w:val="19"/>
+      <w:color w:val="40a070"/>
     </w:rPr>
   </w:style>
   <w:style w:type="character" w:customStyle="1" w:styleId="BaseNTok">
     <w:name w:val="BaseNTok"/>
     <w:basedOn w:val="VerbatimChar"/>
     <w:rPr>
-      <w:rFonts w:ascii="Consolas" w:eastAsia="Consolas" w:hAnsi="Consolas" w:cs="Consolas"/>
-      <w:color w:val="40A070"/>
-      <w:sz w:val="19"/>
+      <w:color w:val="40a070"/>
     </w:rPr>
   </w:style>
   <w:style w:type="character" w:customStyle="1" w:styleId="FloatTok">
     <w:name w:val="FloatTok"/>
     <w:basedOn w:val="VerbatimChar"/>
     <w:rPr>
-      <w:rFonts w:ascii="Consolas" w:eastAsia="Consolas" w:hAnsi="Consolas" w:cs="Consolas"/>
-      <w:color w:val="40A070"/>
-      <w:sz w:val="19"/>
+      <w:color w:val="40a070"/>
     </w:rPr>
   </w:style>
   <w:style w:type="character" w:customStyle="1" w:styleId="ConstantTok">
     <w:name w:val="ConstantTok"/>
     <w:basedOn w:val="VerbatimChar"/>
     <w:rPr>
-      <w:rFonts w:ascii="Consolas" w:eastAsia="Consolas" w:hAnsi="Consolas" w:cs="Consolas"/>
       <w:color w:val="880000"/>
-      <w:sz w:val="19"/>
     </w:rPr>
   </w:style>
   <w:style w:type="character" w:customStyle="1" w:styleId="CharTok">
     <w:name w:val="CharTok"/>
     <w:basedOn w:val="VerbatimChar"/>
     <w:rPr>
-      <w:rFonts w:ascii="Consolas" w:eastAsia="Consolas" w:hAnsi="Consolas" w:cs="Consolas"/>
-      <w:color w:val="4070A0"/>
-      <w:sz w:val="19"/>
+      <w:color w:val="4070a0"/>
     </w:rPr>
   </w:style>
   <w:style w:type="character" w:customStyle="1" w:styleId="SpecialCharTok">
     <w:name w:val="SpecialCharTok"/>
     <w:basedOn w:val="VerbatimChar"/>
     <w:rPr>
-      <w:rFonts w:ascii="Consolas" w:eastAsia="Consolas" w:hAnsi="Consolas" w:cs="Consolas"/>
-      <w:color w:val="4070A0"/>
-      <w:sz w:val="19"/>
+      <w:color w:val="4070a0"/>
     </w:rPr>
   </w:style>
   <w:style w:type="character" w:customStyle="1" w:styleId="StringTok">
     <w:name w:val="StringTok"/>
     <w:basedOn w:val="VerbatimChar"/>
     <w:rPr>
-      <w:rFonts w:ascii="Consolas" w:eastAsia="Consolas" w:hAnsi="Consolas" w:cs="Consolas"/>
-      <w:color w:val="4070A0"/>
-      <w:sz w:val="19"/>
+      <w:color w:val="4070a0"/>
     </w:rPr>
   </w:style>
   <w:style w:type="character" w:customStyle="1" w:styleId="VerbatimStringTok">
     <w:name w:val="VerbatimStringTok"/>
     <w:basedOn w:val="VerbatimChar"/>
     <w:rPr>
-      <w:rFonts w:ascii="Consolas" w:eastAsia="Consolas" w:hAnsi="Consolas" w:cs="Consolas"/>
-      <w:color w:val="4070A0"/>
-      <w:sz w:val="19"/>
+      <w:color w:val="4070a0"/>
     </w:rPr>
   </w:style>
   <w:style w:type="character" w:customStyle="1" w:styleId="SpecialStringTok">
     <w:name w:val="SpecialStringTok"/>
     <w:basedOn w:val="VerbatimChar"/>
     <w:rPr>
-      <w:rFonts w:ascii="Consolas" w:eastAsia="Consolas" w:hAnsi="Consolas" w:cs="Consolas"/>
-      <w:color w:val="BB6688"/>
-      <w:sz w:val="19"/>
+      <w:color w:val="bb6688"/>
     </w:rPr>
   </w:style>
   <w:style w:type="character" w:customStyle="1" w:styleId="ImportTok">
     <w:name w:val="ImportTok"/>
     <w:basedOn w:val="VerbatimChar"/>
     <w:rPr>
-      <w:rFonts w:ascii="Consolas" w:eastAsia="Consolas" w:hAnsi="Consolas" w:cs="Consolas"/>
       <w:b/>
       <w:color w:val="008000"/>
-      <w:sz w:val="19"/>
     </w:rPr>
   </w:style>
   <w:style w:type="character" w:customStyle="1" w:styleId="CommentTok">
     <w:name w:val="CommentTok"/>
     <w:basedOn w:val="VerbatimChar"/>
     <w:rPr>
-      <w:rFonts w:ascii="Consolas" w:eastAsia="Consolas" w:hAnsi="Consolas" w:cs="Consolas"/>
       <w:i/>
-      <w:color w:val="60A0B0"/>
-      <w:sz w:val="19"/>
+      <w:color w:val="60a0b0"/>
     </w:rPr>
   </w:style>
   <w:style w:type="character" w:customStyle="1" w:styleId="DocumentationTok">
     <w:name w:val="DocumentationTok"/>
     <w:basedOn w:val="VerbatimChar"/>
     <w:rPr>
-      <w:rFonts w:ascii="Consolas" w:eastAsia="Consolas" w:hAnsi="Consolas" w:cs="Consolas"/>
       <w:i/>
-      <w:color w:val="BA2121"/>
-      <w:sz w:val="19"/>
+      <w:color w:val="ba2121"/>
     </w:rPr>
   </w:style>
   <w:style w:type="character" w:customStyle="1" w:styleId="AnnotationTok">
     <w:name w:val="AnnotationTok"/>
     <w:basedOn w:val="VerbatimChar"/>
     <w:rPr>
-      <w:rFonts w:ascii="Consolas" w:eastAsia="Consolas" w:hAnsi="Consolas" w:cs="Consolas"/>
       <w:b/>
       <w:i/>
-      <w:color w:val="60A0B0"/>
-      <w:sz w:val="19"/>
+      <w:color w:val="60a0b0"/>
     </w:rPr>
   </w:style>
   <w:style w:type="character" w:customStyle="1" w:styleId="CommentVarTok">
     <w:name w:val="CommentVarTok"/>
     <w:basedOn w:val="VerbatimChar"/>
     <w:rPr>
-      <w:rFonts w:ascii="Consolas" w:eastAsia="Consolas" w:hAnsi="Consolas" w:cs="Consolas"/>
       <w:b/>
       <w:i/>
-      <w:color w:val="60A0B0"/>
-      <w:sz w:val="19"/>
+      <w:color w:val="60a0b0"/>
     </w:rPr>
   </w:style>
   <w:style w:type="character" w:customStyle="1" w:styleId="OtherTok">
     <w:name w:val="OtherTok"/>
     <w:basedOn w:val="VerbatimChar"/>
     <w:rPr>
-      <w:rFonts w:ascii="Consolas" w:eastAsia="Consolas" w:hAnsi="Consolas" w:cs="Consolas"/>
       <w:color w:val="007020"/>
-      <w:sz w:val="19"/>
     </w:rPr>
   </w:style>
   <w:style w:type="character" w:customStyle="1" w:styleId="FunctionTok">
     <w:name w:val="FunctionTok"/>
     <w:basedOn w:val="VerbatimChar"/>
     <w:rPr>
-      <w:rFonts w:ascii="Consolas" w:eastAsia="Consolas" w:hAnsi="Consolas" w:cs="Consolas"/>
-      <w:color w:val="06287E"/>
-      <w:sz w:val="19"/>
+      <w:color w:val="06287e"/>
     </w:rPr>
   </w:style>
   <w:style w:type="character" w:customStyle="1" w:styleId="VariableTok">
     <w:name w:val="VariableTok"/>
     <w:basedOn w:val="VerbatimChar"/>
     <w:rPr>
-      <w:rFonts w:ascii="Consolas" w:eastAsia="Consolas" w:hAnsi="Consolas" w:cs="Consolas"/>
-      <w:color w:val="19177C"/>
-      <w:sz w:val="19"/>
+      <w:color w:val="19177c"/>
     </w:rPr>
   </w:style>
   <w:style w:type="character" w:customStyle="1" w:styleId="ControlFlowTok">
     <w:name w:val="ControlFlowTok"/>
     <w:basedOn w:val="VerbatimChar"/>
     <w:rPr>
-      <w:rFonts w:ascii="Consolas" w:eastAsia="Consolas" w:hAnsi="Consolas" w:cs="Consolas"/>
       <w:b/>
       <w:color w:val="007020"/>
-      <w:sz w:val="19"/>
     </w:rPr>
   </w:style>
   <w:style w:type="character" w:customStyle="1" w:styleId="OperatorTok">
     <w:name w:val="OperatorTok"/>
     <w:basedOn w:val="VerbatimChar"/>
     <w:rPr>
-      <w:rFonts w:ascii="Consolas" w:eastAsia="Consolas" w:hAnsi="Consolas" w:cs="Consolas"/>
       <w:color w:val="666666"/>
-      <w:sz w:val="19"/>
     </w:rPr>
   </w:style>
   <w:style w:type="character" w:customStyle="1" w:styleId="BuiltInTok">
     <w:name w:val="BuiltInTok"/>
     <w:basedOn w:val="VerbatimChar"/>
     <w:rPr>
-      <w:rFonts w:ascii="Consolas" w:eastAsia="Consolas" w:hAnsi="Consolas" w:cs="Consolas"/>
       <w:color w:val="008000"/>
-      <w:sz w:val="19"/>
     </w:rPr>
   </w:style>
   <w:style w:type="character" w:customStyle="1" w:styleId="ExtensionTok">
     <w:name w:val="ExtensionTok"/>
     <w:basedOn w:val="VerbatimChar"/>
-    <w:rPr>
-      <w:rFonts w:ascii="Consolas" w:eastAsia="Consolas" w:hAnsi="Consolas" w:cs="Consolas"/>
-      <w:color w:val="5B2A63"/>
-      <w:sz w:val="19"/>
-    </w:rPr>
+    <w:rPr/>
   </w:style>
   <w:style w:type="character" w:customStyle="1" w:styleId="PreprocessorTok">
     <w:name w:val="PreprocessorTok"/>
     <w:basedOn w:val="VerbatimChar"/>
     <w:rPr>
-      <w:rFonts w:ascii="Consolas" w:eastAsia="Consolas" w:hAnsi="Consolas" w:cs="Consolas"/>
-      <w:color w:val="BC7A00"/>
-      <w:sz w:val="19"/>
+      <w:color w:val="bc7a00"/>
     </w:rPr>
   </w:style>
   <w:style w:type="character" w:customStyle="1" w:styleId="AttributeTok">
     <w:name w:val="AttributeTok"/>
     <w:basedOn w:val="VerbatimChar"/>
     <w:rPr>
-      <w:rFonts w:ascii="Consolas" w:eastAsia="Consolas" w:hAnsi="Consolas" w:cs="Consolas"/>
-      <w:color w:val="7D9029"/>
-      <w:sz w:val="19"/>
+      <w:color w:val="7d9029"/>
     </w:rPr>
   </w:style>
   <w:style w:type="character" w:customStyle="1" w:styleId="RegionMarkerTok">
     <w:name w:val="RegionMarkerTok"/>
     <w:basedOn w:val="VerbatimChar"/>
-    <w:rPr>
-      <w:rFonts w:ascii="Consolas" w:eastAsia="Consolas" w:hAnsi="Consolas" w:cs="Consolas"/>
-      <w:color w:val="5B2A63"/>
-      <w:sz w:val="19"/>
-    </w:rPr>
+    <w:rPr/>
   </w:style>
   <w:style w:type="character" w:customStyle="1" w:styleId="InformationTok">
     <w:name w:val="InformationTok"/>
     <w:basedOn w:val="VerbatimChar"/>
     <w:rPr>
-      <w:rFonts w:ascii="Consolas" w:eastAsia="Consolas" w:hAnsi="Consolas" w:cs="Consolas"/>
       <w:b/>
       <w:i/>
-      <w:color w:val="60A0B0"/>
-      <w:sz w:val="19"/>
+      <w:color w:val="60a0b0"/>
     </w:rPr>
   </w:style>
   <w:style w:type="character" w:customStyle="1" w:styleId="WarningTok">
     <w:name w:val="WarningTok"/>
     <w:basedOn w:val="VerbatimChar"/>
     <w:rPr>
-      <w:rFonts w:ascii="Consolas" w:eastAsia="Consolas" w:hAnsi="Consolas" w:cs="Consolas"/>
       <w:b/>
       <w:i/>
-      <w:color w:val="60A0B0"/>
-      <w:sz w:val="19"/>
+      <w:color w:val="60a0b0"/>
     </w:rPr>
   </w:style>
   <w:style w:type="character" w:customStyle="1" w:styleId="AlertTok">
     <w:name w:val="AlertTok"/>
     <w:basedOn w:val="VerbatimChar"/>
     <w:rPr>
-      <w:rFonts w:ascii="Consolas" w:eastAsia="Consolas" w:hAnsi="Consolas" w:cs="Consolas"/>
       <w:b/>
-      <w:color w:val="FF0000"/>
-      <w:sz w:val="19"/>
+      <w:color w:val="ff0000"/>
     </w:rPr>
   </w:style>
   <w:style w:type="character" w:customStyle="1" w:styleId="ErrorTok">
     <w:name w:val="ErrorTok"/>
     <w:basedOn w:val="VerbatimChar"/>
     <w:rPr>
-      <w:rFonts w:ascii="Consolas" w:eastAsia="Consolas" w:hAnsi="Consolas" w:cs="Consolas"/>
       <w:b/>
-      <w:color w:val="FF0000"/>
-      <w:sz w:val="19"/>
+      <w:color w:val="ff0000"/>
     </w:rPr>
   </w:style>
   <w:style w:type="character" w:customStyle="1" w:styleId="NormalTok">
     <w:name w:val="NormalTok"/>
     <w:basedOn w:val="VerbatimChar"/>
-    <w:rPr>
-      <w:rFonts w:ascii="Consolas" w:eastAsia="Consolas" w:hAnsi="Consolas" w:cs="Consolas"/>
-      <w:color w:val="5B2A63"/>
-      <w:sz w:val="19"/>
-    </w:rPr>
-  </w:style>
-  <w:style w:type="paragraph" w:styleId="Header">
-    <w:name w:val="header"/>
-    <w:basedOn w:val="Normal"/>
-    <w:link w:val="HeaderChar"/>
-    <w:rsid w:val="003F2C0B"/>
-    <w:pPr>
-      <w:tabs>
-        <w:tab w:val="center" w:pos="4513"/>
-        <w:tab w:val="right" w:pos="9026"/>
-      </w:tabs>
-      <w:spacing w:after="0"/>
-    </w:pPr>
-  </w:style>
-  <w:style w:type="character" w:customStyle="1" w:styleId="HeaderChar">
-    <w:name w:val="Header Char"/>
-    <w:basedOn w:val="DefaultParagraphFont"/>
-    <w:link w:val="Header"/>
-    <w:rsid w:val="003F2C0B"/>
-    <w:rPr>
-      <w:rFonts w:ascii="Segoe UI" w:eastAsia="Segoe UI" w:hAnsi="Segoe UI" w:cs="Segoe UI"/>
-      <w:color w:val="242424"/>
-      <w:sz w:val="21"/>
-    </w:rPr>
-  </w:style>
-  <w:style w:type="paragraph" w:styleId="Footer">
-    <w:name w:val="footer"/>
-    <w:basedOn w:val="Normal"/>
-    <w:link w:val="FooterChar"/>
-    <w:rsid w:val="003F2C0B"/>
-    <w:pPr>
-      <w:tabs>
-        <w:tab w:val="center" w:pos="4513"/>
-        <w:tab w:val="right" w:pos="9026"/>
-      </w:tabs>
-      <w:spacing w:after="0"/>
-    </w:pPr>
-  </w:style>
-  <w:style w:type="character" w:customStyle="1" w:styleId="FooterChar">
-    <w:name w:val="Footer Char"/>
-    <w:basedOn w:val="DefaultParagraphFont"/>
-    <w:link w:val="Footer"/>
-    <w:rsid w:val="003F2C0B"/>
-    <w:rPr>
-      <w:rFonts w:ascii="Segoe UI" w:eastAsia="Segoe UI" w:hAnsi="Segoe UI" w:cs="Segoe UI"/>
-      <w:color w:val="242424"/>
-      <w:sz w:val="21"/>
-    </w:rPr>
+    <w:rPr/>
   </w:style>
 </w:styles>
 </file>
@@ -3529,10 +3879,4 @@
     </a:ext>
   </a:extLst>
 </a:theme>
-</file>
-
-<file path=docMetadata/LabelInfo.xml><?xml version="1.0" encoding="utf-8"?>
-<clbl:labelList xmlns:clbl="http://schemas.microsoft.com/office/2020/mipLabelMetadata">
-  <clbl:label id="{f42aa342-8706-4288-bd11-ebb85995028c}" enabled="1" method="Standard" siteId="{72f988bf-86f1-41af-91ab-2d7cd011db47}" contentBits="0" removed="0"/>
-</clbl:labelList>
 </file>
--- a/reference/04-prompt-library.docx
+++ b/reference/04-prompt-library.docx
@@ -315,7 +315,7 @@
     </w:p>
     <w:p>
       <w:r>
-        <w:pict w14:anchorId="44D0F3E8">
+        <w:pict w14:anchorId="4B334116">
           <v:rect id="_x0000_i1025" style="width:0;height:1.5pt" o:hralign="center" o:hrstd="t" o:hr="t"/>
         </w:pict>
       </w:r>
@@ -1458,10 +1458,7 @@
         <w:t>Executive / HR-leader command center:</w:t>
       </w:r>
       <w:r>
-        <w:t xml:space="preserve"> </w:t>
-      </w:r>
-      <w:r>
-        <w:t xml:space="preserve">"Build an interactive HTML command center that shows what requires my attention today and this week, using my calendar, recent emails, Teams conversations, meeting transcripts, and priority documents from </w:t>
+        <w:t xml:space="preserve"> "Build an interactive HTML command center that shows what requires my attention today and this week, using my calendar, recent emails, Teams conversations, meeting transcripts, and priority documents from </w:t>
       </w:r>
       <w:r>
         <w:rPr>
@@ -1493,7 +1490,7 @@
     </w:p>
     <w:p>
       <w:r>
-        <w:pict w14:anchorId="1F29F322">
+        <w:pict w14:anchorId="0854C023">
           <v:rect id="_x0000_i1026" style="width:0;height:1.5pt" o:hralign="center" o:hrstd="t" o:hr="t"/>
         </w:pict>
       </w:r>
@@ -1562,7 +1559,7 @@
     </w:p>
     <w:p>
       <w:r>
-        <w:pict w14:anchorId="27612FC0">
+        <w:pict w14:anchorId="365BBBB5">
           <v:rect id="_x0000_i1027" style="width:0;height:1.5pt" o:hralign="center" o:hrstd="t" o:hr="t"/>
         </w:pict>
       </w:r>
@@ -1742,7 +1739,7 @@
   <w:abstractNum w:abstractNumId="0" w15:restartNumberingAfterBreak="0">
     <w:nsid w:val="0000A990"/>
     <w:multiLevelType w:val="multilevel"/>
-    <w:tmpl w:val="2ED04CE8"/>
+    <w:tmpl w:val="F3A46D4C"/>
     <w:lvl w:ilvl="0">
       <w:numFmt w:val="bullet"/>
       <w:lvlText w:val=" "/>
@@ -1819,7 +1816,7 @@
   <w:abstractNum w:abstractNumId="1" w15:restartNumberingAfterBreak="0">
     <w:nsid w:val="0000A991"/>
     <w:multiLevelType w:val="multilevel"/>
-    <w:tmpl w:val="67268340"/>
+    <w:tmpl w:val="76227344"/>
     <w:lvl w:ilvl="0">
       <w:numFmt w:val="bullet"/>
       <w:lvlText w:val=""/>
@@ -1920,31 +1917,31 @@
       </w:rPr>
     </w:lvl>
   </w:abstractNum>
-  <w:num w:numId="1" w16cid:durableId="299457015">
+  <w:num w:numId="1" w16cid:durableId="544636352">
     <w:abstractNumId w:val="0"/>
   </w:num>
-  <w:num w:numId="2" w16cid:durableId="512186107">
+  <w:num w:numId="2" w16cid:durableId="869025738">
     <w:abstractNumId w:val="1"/>
   </w:num>
-  <w:num w:numId="3" w16cid:durableId="566112068">
+  <w:num w:numId="3" w16cid:durableId="2011367544">
     <w:abstractNumId w:val="1"/>
   </w:num>
-  <w:num w:numId="4" w16cid:durableId="2028405199">
+  <w:num w:numId="4" w16cid:durableId="905871040">
     <w:abstractNumId w:val="1"/>
   </w:num>
-  <w:num w:numId="5" w16cid:durableId="1362170446">
+  <w:num w:numId="5" w16cid:durableId="595787947">
     <w:abstractNumId w:val="1"/>
   </w:num>
-  <w:num w:numId="6" w16cid:durableId="2018993561">
+  <w:num w:numId="6" w16cid:durableId="2133284652">
     <w:abstractNumId w:val="1"/>
   </w:num>
-  <w:num w:numId="7" w16cid:durableId="68310836">
+  <w:num w:numId="7" w16cid:durableId="1671177768">
     <w:abstractNumId w:val="1"/>
   </w:num>
-  <w:num w:numId="8" w16cid:durableId="1069842256">
+  <w:num w:numId="8" w16cid:durableId="1712850479">
     <w:abstractNumId w:val="1"/>
   </w:num>
-  <w:num w:numId="9" w16cid:durableId="1363674173">
+  <w:num w:numId="9" w16cid:durableId="141238939">
     <w:abstractNumId w:val="1"/>
   </w:num>
 </w:numbering>
@@ -3189,7 +3186,7 @@
     <w:name w:val="header"/>
     <w:basedOn w:val="Normal"/>
     <w:link w:val="HeaderChar"/>
-    <w:rsid w:val="0095775C"/>
+    <w:rsid w:val="00BB6F8B"/>
     <w:pPr>
       <w:tabs>
         <w:tab w:val="center" w:pos="4513"/>
@@ -3202,7 +3199,7 @@
     <w:name w:val="Header Char"/>
     <w:basedOn w:val="DefaultParagraphFont"/>
     <w:link w:val="Header"/>
-    <w:rsid w:val="0095775C"/>
+    <w:rsid w:val="00BB6F8B"/>
     <w:rPr>
       <w:rFonts w:ascii="Segoe UI" w:eastAsia="Segoe UI" w:hAnsi="Segoe UI" w:cs="Segoe UI"/>
       <w:color w:val="242424"/>
@@ -3213,7 +3210,7 @@
     <w:name w:val="footer"/>
     <w:basedOn w:val="Normal"/>
     <w:link w:val="FooterChar"/>
-    <w:rsid w:val="0095775C"/>
+    <w:rsid w:val="00BB6F8B"/>
     <w:pPr>
       <w:tabs>
         <w:tab w:val="center" w:pos="4513"/>
@@ -3226,7 +3223,7 @@
     <w:name w:val="Footer Char"/>
     <w:basedOn w:val="DefaultParagraphFont"/>
     <w:link w:val="Footer"/>
-    <w:rsid w:val="0095775C"/>
+    <w:rsid w:val="00BB6F8B"/>
     <w:rPr>
       <w:rFonts w:ascii="Segoe UI" w:eastAsia="Segoe UI" w:hAnsi="Segoe UI" w:cs="Segoe UI"/>
       <w:color w:val="242424"/>

--- a/reference/04-prompt-library.docx
+++ b/reference/04-prompt-library.docx
@@ -100,37 +100,98 @@
         <w:pStyle w:val="FirstParagraph"/>
       </w:pPr>
       <w:r>
-        <w:t xml:space="preserve">Cowork works best when you describe the </w:t>
-      </w:r>
-      <w:r>
-        <w:rPr>
-          <w:b/>
-          <w:bCs/>
-        </w:rPr>
-        <w:t>outcome</w:t>
-      </w:r>
-      <w:r>
-        <w:t xml:space="preserve">, give it </w:t>
-      </w:r>
-      <w:r>
-        <w:rPr>
-          <w:b/>
-          <w:bCs/>
-        </w:rPr>
-        <w:t>context/source</w:t>
-      </w:r>
-      <w:r>
-        <w:t xml:space="preserve">, and state any </w:t>
-      </w:r>
-      <w:r>
-        <w:rPr>
-          <w:b/>
-          <w:bCs/>
-        </w:rPr>
-        <w:t>constraints</w:t>
-      </w:r>
-      <w:r>
-        <w:t>. A simple recipe:</w:t>
+        <w:t>A strong Cowork prompt includes four elements. You don't have to label them; just make sure each</w:t>
+      </w:r>
+      <w:r>
+        <w:t xml:space="preserve"> one is there (the Word copy color-codes them):</w:t>
+      </w:r>
+    </w:p>
+    <w:p>
+      <w:pPr>
+        <w:pStyle w:val="Compact"/>
+        <w:numPr>
+          <w:ilvl w:val="0"/>
+          <w:numId w:val="2"/>
+        </w:numPr>
+      </w:pPr>
+      <w:r>
+        <w:rPr>
+          <w:rStyle w:val="PromptGoal"/>
+          <w:b/>
+          <w:bCs/>
+        </w:rPr>
+        <w:t>Goal</w:t>
+      </w:r>
+      <w:r>
+        <w:t>: the outcome you want, for whom, and why (blue).</w:t>
+      </w:r>
+    </w:p>
+    <w:p>
+      <w:pPr>
+        <w:pStyle w:val="Compact"/>
+        <w:numPr>
+          <w:ilvl w:val="0"/>
+          <w:numId w:val="2"/>
+        </w:numPr>
+      </w:pPr>
+      <w:r>
+        <w:rPr>
+          <w:rStyle w:val="PromptSource"/>
+          <w:b/>
+          <w:bCs/>
+        </w:rPr>
+        <w:t>Source</w:t>
+      </w:r>
+      <w:r>
+        <w:t>: the files, sites, or data Cowork should use (green).</w:t>
+      </w:r>
+    </w:p>
+    <w:p>
+      <w:pPr>
+        <w:pStyle w:val="Compact"/>
+        <w:numPr>
+          <w:ilvl w:val="0"/>
+          <w:numId w:val="2"/>
+        </w:numPr>
+      </w:pPr>
+      <w:r>
+        <w:rPr>
+          <w:rStyle w:val="PromptExpectations"/>
+          <w:b/>
+          <w:bCs/>
+        </w:rPr>
+        <w:t>Expectations</w:t>
+      </w:r>
+      <w:r>
+        <w:t>: what the result looks like: format, length, sections, tone (orange).</w:t>
+      </w:r>
+    </w:p>
+    <w:p>
+      <w:pPr>
+        <w:pStyle w:val="Compact"/>
+        <w:numPr>
+          <w:ilvl w:val="0"/>
+          <w:numId w:val="2"/>
+        </w:numPr>
+      </w:pPr>
+      <w:r>
+        <w:rPr>
+          <w:rStyle w:val="PromptConstraints"/>
+          <w:b/>
+          <w:bCs/>
+        </w:rPr>
+        <w:t>Constraints</w:t>
+      </w:r>
+      <w:r>
+        <w:t>: what Cowork must not do: guess, invent, send, include (purple).</w:t>
+      </w:r>
+    </w:p>
+    <w:p>
+      <w:pPr>
+        <w:pStyle w:val="FirstParagraph"/>
+      </w:pPr>
+      <w:r>
+        <w:t>Example:</w:t>
       </w:r>
     </w:p>
     <w:p>
@@ -144,51 +205,95 @@
         <w:ind w:left="288" w:right="144"/>
       </w:pPr>
       <w:r>
-        <w:rPr>
-          <w:b/>
-          <w:bCs/>
-        </w:rPr>
-        <w:t>[Outcome]</w:t>
-      </w:r>
-      <w:r>
-        <w:t xml:space="preserve"> + </w:t>
-      </w:r>
-      <w:r>
-        <w:rPr>
-          <w:b/>
-          <w:bCs/>
-        </w:rPr>
-        <w:t>[Audience/tone]</w:t>
-      </w:r>
-      <w:r>
-        <w:t xml:space="preserve"> + </w:t>
-      </w:r>
-      <w:r>
-        <w:rPr>
-          <w:b/>
-          <w:bCs/>
-        </w:rPr>
-        <w:t>[Source or context]</w:t>
-      </w:r>
-      <w:r>
-        <w:t xml:space="preserve"> + </w:t>
-      </w:r>
-      <w:r>
-        <w:rPr>
-          <w:b/>
-          <w:bCs/>
-        </w:rPr>
-        <w:t>[Format]</w:t>
-      </w:r>
-      <w:r>
-        <w:t xml:space="preserve"> + </w:t>
-      </w:r>
-      <w:r>
-        <w:rPr>
-          <w:b/>
-          <w:bCs/>
-        </w:rPr>
-        <w:t>[Constraints]</w:t>
+        <w:t>"</w:t>
+      </w:r>
+      <w:r>
+        <w:rPr>
+          <w:rStyle w:val="PromptGoal"/>
+        </w:rPr>
+        <w:t xml:space="preserve">Draft a </w:t>
+      </w:r>
+      <w:r>
+        <w:rPr>
+          <w:rStyle w:val="PromptGoal"/>
+          <w:b/>
+          <w:bCs/>
+        </w:rPr>
+        <w:t>warm welcome email</w:t>
+      </w:r>
+      <w:r>
+        <w:rPr>
+          <w:rStyle w:val="PromptGoal"/>
+        </w:rPr>
+        <w:t xml:space="preserve"> for a </w:t>
+      </w:r>
+      <w:r>
+        <w:rPr>
+          <w:rStyle w:val="PromptGoal"/>
+          <w:b/>
+          <w:bCs/>
+        </w:rPr>
+        <w:t>new HR Coordinator starting Monday</w:t>
+      </w:r>
+      <w:r>
+        <w:t xml:space="preserve">, </w:t>
+      </w:r>
+      <w:r>
+        <w:rPr>
+          <w:rStyle w:val="PromptSource"/>
+        </w:rPr>
+        <w:t xml:space="preserve">using the </w:t>
+      </w:r>
+      <w:r>
+        <w:rPr>
+          <w:rStyle w:val="PromptSource"/>
+          <w:b/>
+          <w:bCs/>
+        </w:rPr>
+        <w:t>onboarding checklist I attached</w:t>
+      </w:r>
+      <w:r>
+        <w:t xml:space="preserve">. </w:t>
+      </w:r>
+      <w:r>
+        <w:rPr>
+          <w:rStyle w:val="PromptExpectations"/>
+        </w:rPr>
+        <w:t xml:space="preserve">Keep it </w:t>
+      </w:r>
+      <w:r>
+        <w:rPr>
+          <w:rStyle w:val="PromptExpectations"/>
+          <w:b/>
+          <w:bCs/>
+        </w:rPr>
+        <w:t>under 200 words</w:t>
+      </w:r>
+      <w:r>
+        <w:rPr>
+          <w:rStyle w:val="PromptExpectations"/>
+        </w:rPr>
+        <w:t xml:space="preserve"> and </w:t>
+      </w:r>
+      <w:r>
+        <w:rPr>
+          <w:rStyle w:val="PromptExpectations"/>
+          <w:b/>
+          <w:bCs/>
+        </w:rPr>
+        <w:t>save it as a draft</w:t>
+      </w:r>
+      <w:r>
+        <w:t xml:space="preserve">; </w:t>
+      </w:r>
+      <w:r>
+        <w:rPr>
+          <w:rStyle w:val="PromptConstraints"/>
+        </w:rPr>
+        <w:t>don't send it.</w:t>
+      </w:r>
+      <w:r>
+        <w:t>"</w:t>
       </w:r>
     </w:p>
     <w:p>
@@ -196,18 +301,117 @@
         <w:pStyle w:val="BodyText"/>
       </w:pPr>
       <w:r>
-        <w:t>Example:</w:t>
-      </w:r>
-    </w:p>
-    <w:p>
-      <w:pPr>
-        <w:pStyle w:val="BodyText"/>
-        <w:pBdr>
-          <w:left w:val="single" w:sz="18" w:space="8" w:color="3B1041"/>
-        </w:pBdr>
-        <w:shd w:val="clear" w:color="auto" w:fill="FBF6FD"/>
-        <w:spacing w:before="30" w:after="30"/>
-        <w:ind w:left="288" w:right="144"/>
+        <w:t>The participant workbook (Setup step F) has a weak and a strong version of the same HR prompt.</w:t>
+      </w:r>
+    </w:p>
+    <w:p>
+      <w:r>
+        <w:pict w14:anchorId="5C51079A">
+          <v:rect id="_x0000_i1025" style="width:0;height:1.5pt" o:hralign="center" o:hrstd="t" o:hr="t"/>
+        </w:pict>
+      </w:r>
+    </w:p>
+    <w:p>
+      <w:pPr>
+        <w:pStyle w:val="Heading2"/>
+      </w:pPr>
+      <w:bookmarkStart w:id="2" w:name="X09eb7e1e9ab5bec3d72cef90170cff59424eaa6"/>
+      <w:bookmarkEnd w:id="1"/>
+      <w:r>
+        <w:t>1. Onboarding</w:t>
+      </w:r>
+    </w:p>
+    <w:p>
+      <w:pPr>
+        <w:pStyle w:val="Compact"/>
+        <w:numPr>
+          <w:ilvl w:val="0"/>
+          <w:numId w:val="3"/>
+        </w:numPr>
+      </w:pPr>
+      <w:r>
+        <w:t xml:space="preserve">"Using </w:t>
+      </w:r>
+      <w:r>
+        <w:rPr>
+          <w:rStyle w:val="VerbatimChar"/>
+        </w:rPr>
+        <w:t>onboarding-checklist.docx</w:t>
+      </w:r>
+      <w:r>
+        <w:t xml:space="preserve">, draft a friendly </w:t>
+      </w:r>
+      <w:r>
+        <w:rPr>
+          <w:b/>
+          <w:bCs/>
+        </w:rPr>
+        <w:t>first-day welcome email</w:t>
+      </w:r>
+      <w:r>
+        <w:t xml:space="preserve"> for {new hire name}, who starts {date} as a {role}. Include what to bring and first-day logistics. Save as a draft; do not send."</w:t>
+      </w:r>
+    </w:p>
+    <w:p>
+      <w:pPr>
+        <w:pStyle w:val="Compact"/>
+        <w:numPr>
+          <w:ilvl w:val="0"/>
+          <w:numId w:val="3"/>
+        </w:numPr>
+      </w:pPr>
+      <w:r>
+        <w:t xml:space="preserve">"Create a </w:t>
+      </w:r>
+      <w:r>
+        <w:rPr>
+          <w:b/>
+          <w:bCs/>
+        </w:rPr>
+        <w:t>New Hire Welcome</w:t>
+      </w:r>
+      <w:r>
+        <w:t xml:space="preserve"> Word document from </w:t>
+      </w:r>
+      <w:r>
+        <w:rPr>
+          <w:rStyle w:val="VerbatimChar"/>
+        </w:rPr>
+        <w:t>onboarding-checklist.docx</w:t>
+      </w:r>
+      <w:r>
+        <w:t xml:space="preserve"> that a manager can hand to a new employee. Use headings for Before Day 1, Day 1, Week 1, and Days 30/60/90."</w:t>
+      </w:r>
+    </w:p>
+    <w:p>
+      <w:pPr>
+        <w:pStyle w:val="Compact"/>
+        <w:numPr>
+          <w:ilvl w:val="0"/>
+          <w:numId w:val="3"/>
+        </w:numPr>
+      </w:pPr>
+      <w:r>
+        <w:t xml:space="preserve">"Build a short </w:t>
+      </w:r>
+      <w:r>
+        <w:rPr>
+          <w:b/>
+          <w:bCs/>
+        </w:rPr>
+        <w:t>onboarding orientation</w:t>
+      </w:r>
+      <w:r>
+        <w:t xml:space="preserve"> PowerPoint (6–8 slides) covering our PTO, remote-work, and benefits basics, using the handbook and benefits files I uploaded."</w:t>
+      </w:r>
+    </w:p>
+    <w:p>
+      <w:pPr>
+        <w:pStyle w:val="Compact"/>
+        <w:numPr>
+          <w:ilvl w:val="0"/>
+          <w:numId w:val="3"/>
+        </w:numPr>
       </w:pPr>
       <w:r>
         <w:t xml:space="preserve">"Draft a </w:t>
@@ -217,125 +421,241 @@
           <w:b/>
           <w:bCs/>
         </w:rPr>
-        <w:t>warm welcome email</w:t>
-      </w:r>
-      <w:r>
-        <w:t xml:space="preserve"> </w:t>
+        <w:t>30-day onboarding plan</w:t>
+      </w:r>
+      <w:r>
+        <w:t xml:space="preserve"> for a {role} on the {team} team as a checklist I can edit."</w:t>
+      </w:r>
+    </w:p>
+    <w:p>
+      <w:pPr>
+        <w:pStyle w:val="Compact"/>
+        <w:numPr>
+          <w:ilvl w:val="0"/>
+          <w:numId w:val="3"/>
+        </w:numPr>
+      </w:pPr>
+      <w:r>
+        <w:t xml:space="preserve">"Open </w:t>
+      </w:r>
+      <w:r>
+        <w:rPr>
+          <w:rStyle w:val="VerbatimChar"/>
+        </w:rPr>
+        <w:t>onboarding-checklist.docx</w:t>
+      </w:r>
+      <w:r>
+        <w:t xml:space="preserve"> in my OneDrive and </w:t>
+      </w:r>
+      <w:r>
+        <w:rPr>
+          <w:b/>
+          <w:bCs/>
+        </w:rPr>
+        <w:t>add a Week 2 section</w:t>
+      </w:r>
+      <w:r>
+        <w:t xml:space="preserve"> with three tasks for the manager and two for the new hire. Show me the changes before you save." </w:t>
       </w:r>
       <w:r>
         <w:rPr>
           <w:i/>
           <w:iCs/>
         </w:rPr>
-        <w:t>(outcome + tone)</w:t>
-      </w:r>
-      <w:r>
-        <w:t xml:space="preserve"> for a </w:t>
-      </w:r>
-      <w:r>
-        <w:rPr>
-          <w:b/>
-          <w:bCs/>
-        </w:rPr>
-        <w:t>new HR Coordinator starting Monday</w:t>
-      </w:r>
-      <w:r>
-        <w:t xml:space="preserve"> </w:t>
+        <w:t xml:space="preserve">(Cowork can edit an </w:t>
       </w:r>
       <w:r>
         <w:rPr>
           <w:i/>
           <w:iCs/>
         </w:rPr>
-        <w:t>(context)</w:t>
-      </w:r>
-      <w:r>
-        <w:t xml:space="preserve">, using the </w:t>
-      </w:r>
-      <w:r>
-        <w:rPr>
-          <w:b/>
-          <w:bCs/>
-        </w:rPr>
-        <w:t>onboarding checklist I uploaded</w:t>
-      </w:r>
-      <w:r>
-        <w:t xml:space="preserve"> </w:t>
+        <w:t>existing Word, Excel, or PowerPoint file in place; OneDrive keeps the version history.)</w:t>
+      </w:r>
+    </w:p>
+    <w:p>
+      <w:pPr>
+        <w:pStyle w:val="Heading2"/>
+      </w:pPr>
+      <w:bookmarkStart w:id="3" w:name="X5446e7812f6ac99f786dfdb82006f9769456392"/>
+      <w:bookmarkEnd w:id="2"/>
+      <w:r>
+        <w:t>2. Policy &amp; Benefits Q&amp;A</w:t>
+      </w:r>
+    </w:p>
+    <w:p>
+      <w:pPr>
+        <w:pStyle w:val="Compact"/>
+        <w:numPr>
+          <w:ilvl w:val="0"/>
+          <w:numId w:val="4"/>
+        </w:numPr>
+      </w:pPr>
+      <w:r>
+        <w:t xml:space="preserve">"Using </w:t>
+      </w:r>
+      <w:r>
+        <w:rPr>
+          <w:rStyle w:val="VerbatimChar"/>
+        </w:rPr>
+        <w:t>employee-handbook-excerpt.docx</w:t>
+      </w:r>
+      <w:r>
+        <w:t xml:space="preserve">, answer: </w:t>
       </w:r>
       <w:r>
         <w:rPr>
           <w:i/>
           <w:iCs/>
         </w:rPr>
-        <w:t>(source)</w:t>
-      </w:r>
-      <w:r>
-        <w:t xml:space="preserve">. Keep it </w:t>
-      </w:r>
-      <w:r>
-        <w:rPr>
-          <w:b/>
-          <w:bCs/>
-        </w:rPr>
-        <w:t>under 200 words</w:t>
-      </w:r>
-      <w:r>
-        <w:t xml:space="preserve"> </w:t>
+        <w:t>How much PTO do full-time employees get and what are the carryover rules?</w:t>
+      </w:r>
+      <w:r>
+        <w:t xml:space="preserve"> Cite the section and remind the reader HR should confirm."</w:t>
+      </w:r>
+    </w:p>
+    <w:p>
+      <w:pPr>
+        <w:pStyle w:val="Compact"/>
+        <w:numPr>
+          <w:ilvl w:val="0"/>
+          <w:numId w:val="4"/>
+        </w:numPr>
+      </w:pPr>
+      <w:r>
+        <w:t xml:space="preserve">"From </w:t>
+      </w:r>
+      <w:r>
+        <w:rPr>
+          <w:rStyle w:val="VerbatimChar"/>
+        </w:rPr>
+        <w:t>benefits-summary.docx</w:t>
+      </w:r>
+      <w:r>
+        <w:t xml:space="preserve">, write a plain-language answer to: </w:t>
       </w:r>
       <w:r>
         <w:rPr>
           <w:i/>
           <w:iCs/>
         </w:rPr>
-        <w:t>(constraint)</w:t>
-      </w:r>
-      <w:r>
-        <w:t xml:space="preserve"> and </w:t>
-      </w:r>
-      <w:r>
-        <w:rPr>
-          <w:b/>
-          <w:bCs/>
-        </w:rPr>
-        <w:t>save it as a draft</w:t>
-      </w:r>
-      <w:r>
-        <w:t xml:space="preserve"> </w:t>
+        <w:t>When can I change my medical plan?</w:t>
+      </w:r>
+      <w:r>
+        <w:t xml:space="preserve"> Keep it to 3 sentences."</w:t>
+      </w:r>
+    </w:p>
+    <w:p>
+      <w:pPr>
+        <w:pStyle w:val="Compact"/>
+        <w:numPr>
+          <w:ilvl w:val="0"/>
+          <w:numId w:val="4"/>
+        </w:numPr>
+      </w:pPr>
+      <w:r>
+        <w:t xml:space="preserve">"Create an </w:t>
+      </w:r>
+      <w:r>
+        <w:rPr>
+          <w:b/>
+          <w:bCs/>
+        </w:rPr>
+        <w:t>FAQ document</w:t>
+      </w:r>
+      <w:r>
+        <w:t xml:space="preserve"> of the 8 most common policy questions and answers based on the handbook </w:t>
+      </w:r>
+      <w:r>
+        <w:t>and benefits files. Format as Q&amp;A with a source note under each answer."</w:t>
+      </w:r>
+    </w:p>
+    <w:p>
+      <w:pPr>
+        <w:pStyle w:val="Compact"/>
+        <w:numPr>
+          <w:ilvl w:val="0"/>
+          <w:numId w:val="4"/>
+        </w:numPr>
+      </w:pPr>
+      <w:r>
+        <w:lastRenderedPageBreak/>
+        <w:t xml:space="preserve">"An employee asks about </w:t>
+      </w:r>
+      <w:r>
+        <w:rPr>
+          <w:b/>
+          <w:bCs/>
+        </w:rPr>
+        <w:t>overtime pay</w:t>
+      </w:r>
+      <w:r>
+        <w:t>. Draft a clear, friendly reply grounded in the handbook, and flag if anything should be confirmed with payroll."</w:t>
+      </w:r>
+    </w:p>
+    <w:p>
+      <w:pPr>
+        <w:pStyle w:val="Heading2"/>
+      </w:pPr>
+      <w:bookmarkStart w:id="4" w:name="Xce673cc6892b42edde98559e5c73874b9aaf3b7"/>
+      <w:bookmarkEnd w:id="3"/>
+      <w:r>
+        <w:t>3. Recruiting &amp; Interview Prep</w:t>
+      </w:r>
+    </w:p>
+    <w:p>
+      <w:pPr>
+        <w:pStyle w:val="Compact"/>
+        <w:numPr>
+          <w:ilvl w:val="0"/>
+          <w:numId w:val="5"/>
+        </w:numPr>
+      </w:pPr>
+      <w:r>
+        <w:t xml:space="preserve">"Using </w:t>
+      </w:r>
+      <w:r>
+        <w:rPr>
+          <w:rStyle w:val="VerbatimChar"/>
+        </w:rPr>
+        <w:t>job-description-sample.docx</w:t>
+      </w:r>
+      <w:r>
+        <w:t xml:space="preserve">, write an </w:t>
+      </w:r>
+      <w:r>
+        <w:rPr>
+          <w:b/>
+          <w:bCs/>
+        </w:rPr>
+        <w:t>inclusive, engaging job posting</w:t>
+      </w:r>
+      <w:r>
+        <w:t xml:space="preserve"> for the HR Coordinator role for our careers page. Keep it under 350 words, with short What you'll do, What you'll bring, and What we offer sections. Then add a table that </w:t>
+      </w:r>
+      <w:r>
+        <w:rPr>
+          <w:b/>
+          <w:bCs/>
+        </w:rPr>
+        <w:t>flags wording that could discourage qualified applicants</w:t>
+      </w:r>
+      <w:r>
+        <w:t xml:space="preserve">, with a suggested alternative for each. Save it as a Word doc. Don't add pay figures, perks, or requirements that aren't in the description." </w:t>
       </w:r>
       <w:r>
         <w:rPr>
           <w:i/>
           <w:iCs/>
         </w:rPr>
-        <w:t>(format)</w:t>
-      </w:r>
-      <w:r>
-        <w:t xml:space="preserve"> — don't send it."</w:t>
-      </w:r>
-    </w:p>
-    <w:p>
-      <w:r>
-        <w:pict w14:anchorId="4B334116">
-          <v:rect id="_x0000_i1025" style="width:0;height:1.5pt" o:hralign="center" o:hrstd="t" o:hr="t"/>
-        </w:pict>
-      </w:r>
-    </w:p>
-    <w:p>
-      <w:pPr>
-        <w:pStyle w:val="Heading2"/>
-      </w:pPr>
-      <w:bookmarkStart w:id="2" w:name="X09eb7e1e9ab5bec3d72cef90170cff59424eaa6"/>
-      <w:bookmarkEnd w:id="1"/>
-      <w:r>
-        <w:t>1. Onboarding</w:t>
-      </w:r>
-    </w:p>
-    <w:p>
-      <w:pPr>
-        <w:pStyle w:val="Compact"/>
-        <w:numPr>
-          <w:ilvl w:val="0"/>
-          <w:numId w:val="2"/>
+        <w:t>(Exercise 5a)</w:t>
+      </w:r>
+    </w:p>
+    <w:p>
+      <w:pPr>
+        <w:pStyle w:val="Compact"/>
+        <w:numPr>
+          <w:ilvl w:val="0"/>
+          <w:numId w:val="5"/>
         </w:numPr>
       </w:pPr>
       <w:r>
@@ -345,84 +665,28 @@
         <w:rPr>
           <w:rStyle w:val="VerbatimChar"/>
         </w:rPr>
-        <w:t>onboarding-checklist.docx</w:t>
-      </w:r>
-      <w:r>
-        <w:t xml:space="preserve">, draft a friendly </w:t>
-      </w:r>
-      <w:r>
-        <w:rPr>
-          <w:b/>
-          <w:bCs/>
-        </w:rPr>
-        <w:t>first-day welcome email</w:t>
-      </w:r>
-      <w:r>
-        <w:t xml:space="preserve"> for {new hire name}, </w:t>
-      </w:r>
-      <w:r>
-        <w:t>who starts {date} as a {role}. Include what to bring and first-day logistics. Save as a draft; do not send."</w:t>
-      </w:r>
-    </w:p>
-    <w:p>
-      <w:pPr>
-        <w:pStyle w:val="Compact"/>
-        <w:numPr>
-          <w:ilvl w:val="0"/>
-          <w:numId w:val="2"/>
-        </w:numPr>
-      </w:pPr>
-      <w:r>
-        <w:t xml:space="preserve">"Create a </w:t>
-      </w:r>
-      <w:r>
-        <w:rPr>
-          <w:b/>
-          <w:bCs/>
-        </w:rPr>
-        <w:t>New Hire Welcome</w:t>
-      </w:r>
-      <w:r>
-        <w:t xml:space="preserve"> Word document from </w:t>
-      </w:r>
-      <w:r>
-        <w:rPr>
-          <w:rStyle w:val="VerbatimChar"/>
-        </w:rPr>
-        <w:t>onboarding-checklist.docx</w:t>
-      </w:r>
-      <w:r>
-        <w:t xml:space="preserve"> that a manager can hand to a new employee. Use headings for Before Day 1, Day 1, Week 1, and Days 30/60/90."</w:t>
-      </w:r>
-    </w:p>
-    <w:p>
-      <w:pPr>
-        <w:pStyle w:val="Compact"/>
-        <w:numPr>
-          <w:ilvl w:val="0"/>
-          <w:numId w:val="2"/>
-        </w:numPr>
-      </w:pPr>
-      <w:r>
-        <w:t xml:space="preserve">"Build a short </w:t>
-      </w:r>
-      <w:r>
-        <w:rPr>
-          <w:b/>
-          <w:bCs/>
-        </w:rPr>
-        <w:t>onboarding orientation</w:t>
-      </w:r>
-      <w:r>
-        <w:t xml:space="preserve"> PowerPoint (6–8 slides) covering our PTO, remote-work, and benefits basics, using the handbook and benefits files I uploaded."</w:t>
-      </w:r>
-    </w:p>
-    <w:p>
-      <w:pPr>
-        <w:pStyle w:val="Compact"/>
-        <w:numPr>
-          <w:ilvl w:val="0"/>
-          <w:numId w:val="2"/>
+        <w:t>job-description-sample.docx</w:t>
+      </w:r>
+      <w:r>
+        <w:t xml:space="preserve">, create an </w:t>
+      </w:r>
+      <w:r>
+        <w:rPr>
+          <w:b/>
+          <w:bCs/>
+        </w:rPr>
+        <w:t>interview prep pack</w:t>
+      </w:r>
+      <w:r>
+        <w:t xml:space="preserve"> for the HR Coordinator role: 8 competency-based questions, what a strong answer looks like, and 3 red flags to watch for."</w:t>
+      </w:r>
+    </w:p>
+    <w:p>
+      <w:pPr>
+        <w:pStyle w:val="Compact"/>
+        <w:numPr>
+          <w:ilvl w:val="0"/>
+          <w:numId w:val="5"/>
         </w:numPr>
       </w:pPr>
       <w:r>
@@ -433,293 +697,21 @@
           <w:b/>
           <w:bCs/>
         </w:rPr>
-        <w:t>30-day onboarding plan</w:t>
-      </w:r>
-      <w:r>
-        <w:t xml:space="preserve"> </w:t>
-      </w:r>
-      <w:r>
-        <w:t>for a {role} on the {team} team as a checklist I can edit."</w:t>
-      </w:r>
-    </w:p>
-    <w:p>
-      <w:pPr>
-        <w:pStyle w:val="Compact"/>
-        <w:numPr>
-          <w:ilvl w:val="0"/>
-          <w:numId w:val="2"/>
-        </w:numPr>
-      </w:pPr>
-      <w:r>
-        <w:t xml:space="preserve">"Open </w:t>
-      </w:r>
-      <w:r>
-        <w:rPr>
-          <w:rStyle w:val="VerbatimChar"/>
-        </w:rPr>
-        <w:t>onboarding-checklist.docx</w:t>
-      </w:r>
-      <w:r>
-        <w:t xml:space="preserve"> in my OneDrive and </w:t>
-      </w:r>
-      <w:r>
-        <w:rPr>
-          <w:b/>
-          <w:bCs/>
-        </w:rPr>
-        <w:t>add a Week 2 section</w:t>
-      </w:r>
-      <w:r>
-        <w:t xml:space="preserve"> with three tasks for the manager and two for the new hire. Show me the changes before you save." </w:t>
-      </w:r>
-      <w:r>
-        <w:rPr>
-          <w:i/>
-          <w:iCs/>
-        </w:rPr>
-        <w:t>(Cowork can edit an existing Word, Excel, or PowerPoint file in place; OneDrive keeps the version history.)</w:t>
-      </w:r>
-    </w:p>
-    <w:p>
-      <w:pPr>
-        <w:pStyle w:val="Heading2"/>
-      </w:pPr>
-      <w:bookmarkStart w:id="3" w:name="X5446e7812f6ac99f786dfdb82006f9769456392"/>
-      <w:bookmarkEnd w:id="2"/>
-      <w:r>
-        <w:t>2. Policy &amp; Benefits Q&amp;A</w:t>
-      </w:r>
-    </w:p>
-    <w:p>
-      <w:pPr>
-        <w:pStyle w:val="Compact"/>
-        <w:numPr>
-          <w:ilvl w:val="0"/>
-          <w:numId w:val="3"/>
-        </w:numPr>
-      </w:pPr>
-      <w:r>
-        <w:t xml:space="preserve">"Using </w:t>
-      </w:r>
-      <w:r>
-        <w:rPr>
-          <w:rStyle w:val="VerbatimChar"/>
-        </w:rPr>
-        <w:t>employee-handbook-excerpt.docx</w:t>
-      </w:r>
-      <w:r>
-        <w:t xml:space="preserve">, answer: </w:t>
-      </w:r>
-      <w:r>
-        <w:rPr>
-          <w:i/>
-          <w:iCs/>
-        </w:rPr>
-        <w:t>How much PTO do full-time employees get and what are the carryover rules?</w:t>
-      </w:r>
-      <w:r>
-        <w:t xml:space="preserve"> </w:t>
-      </w:r>
-      <w:r>
-        <w:t>Cite the section and remind the reader HR should confirm."</w:t>
-      </w:r>
-    </w:p>
-    <w:p>
-      <w:pPr>
-        <w:pStyle w:val="Compact"/>
-        <w:numPr>
-          <w:ilvl w:val="0"/>
-          <w:numId w:val="3"/>
-        </w:numPr>
-      </w:pPr>
-      <w:r>
-        <w:t xml:space="preserve">"From </w:t>
-      </w:r>
-      <w:r>
-        <w:rPr>
-          <w:rStyle w:val="VerbatimChar"/>
-        </w:rPr>
-        <w:t>benefits-summary.docx</w:t>
-      </w:r>
-      <w:r>
-        <w:t xml:space="preserve">, write a plain-language answer to: </w:t>
-      </w:r>
-      <w:r>
-        <w:rPr>
-          <w:i/>
-          <w:iCs/>
-        </w:rPr>
-        <w:t>When can I change my medical plan?</w:t>
-      </w:r>
-      <w:r>
-        <w:t xml:space="preserve"> Keep it to 3 sentences."</w:t>
-      </w:r>
-    </w:p>
-    <w:p>
-      <w:pPr>
-        <w:pStyle w:val="Compact"/>
-        <w:numPr>
-          <w:ilvl w:val="0"/>
-          <w:numId w:val="3"/>
-        </w:numPr>
-      </w:pPr>
-      <w:r>
-        <w:t xml:space="preserve">"Create an </w:t>
-      </w:r>
-      <w:r>
-        <w:rPr>
-          <w:b/>
-          <w:bCs/>
-        </w:rPr>
-        <w:t>FAQ document</w:t>
-      </w:r>
-      <w:r>
-        <w:t xml:space="preserve"> of the 8 most common policy questions and answers based on the handbook and benefits files. Format as Q&amp;A with a source note under each answer."</w:t>
-      </w:r>
-    </w:p>
-    <w:p>
-      <w:pPr>
-        <w:pStyle w:val="Compact"/>
-        <w:numPr>
-          <w:ilvl w:val="0"/>
-          <w:numId w:val="3"/>
-        </w:numPr>
-      </w:pPr>
-      <w:r>
-        <w:t xml:space="preserve">"An employee asks about </w:t>
-      </w:r>
-      <w:r>
-        <w:rPr>
-          <w:b/>
-          <w:bCs/>
-        </w:rPr>
-        <w:t>overtime pay</w:t>
-      </w:r>
-      <w:r>
-        <w:t>. Draft a clear, friendly reply grounded in the handbook, and flag if anything should be confirmed with payroll."</w:t>
-      </w:r>
-    </w:p>
-    <w:p>
-      <w:pPr>
-        <w:pStyle w:val="Heading2"/>
-      </w:pPr>
-      <w:bookmarkStart w:id="4" w:name="Xce673cc6892b42edde98559e5c73874b9aaf3b7"/>
-      <w:bookmarkEnd w:id="3"/>
-      <w:r>
-        <w:lastRenderedPageBreak/>
-        <w:t>3. Recruiting &amp; Interview Prep</w:t>
-      </w:r>
-    </w:p>
-    <w:p>
-      <w:pPr>
-        <w:pStyle w:val="Compact"/>
-        <w:numPr>
-          <w:ilvl w:val="0"/>
-          <w:numId w:val="4"/>
-        </w:numPr>
-      </w:pPr>
-      <w:r>
-        <w:t xml:space="preserve">"Using </w:t>
-      </w:r>
-      <w:r>
-        <w:rPr>
-          <w:rStyle w:val="VerbatimChar"/>
-        </w:rPr>
-        <w:t>job-description-sample.docx</w:t>
-      </w:r>
-      <w:r>
-        <w:t xml:space="preserve">, write an </w:t>
-      </w:r>
-      <w:r>
-        <w:rPr>
-          <w:b/>
-          <w:bCs/>
-        </w:rPr>
-        <w:t>inclusive, engaging job posting</w:t>
-      </w:r>
-      <w:r>
-        <w:t xml:space="preserve"> for the HR Coordinator role for our careers page. Keep it under 350 words, with short What you'll do, What you'll bring, and What we offer sections. Then add a table that </w:t>
-      </w:r>
-      <w:r>
-        <w:rPr>
-          <w:b/>
-          <w:bCs/>
-        </w:rPr>
-        <w:t>flags wording that could discourage qualified applicants</w:t>
-      </w:r>
-      <w:r>
-        <w:t xml:space="preserve">, with a suggested alternative for each. Save it as a Word doc." </w:t>
-      </w:r>
-      <w:r>
-        <w:rPr>
-          <w:i/>
-          <w:iCs/>
-        </w:rPr>
-        <w:t>(Exercise 5a)</w:t>
-      </w:r>
-    </w:p>
-    <w:p>
-      <w:pPr>
-        <w:pStyle w:val="Compact"/>
-        <w:numPr>
-          <w:ilvl w:val="0"/>
-          <w:numId w:val="4"/>
-        </w:numPr>
-      </w:pPr>
-      <w:r>
-        <w:t xml:space="preserve">"Using </w:t>
-      </w:r>
-      <w:r>
-        <w:rPr>
-          <w:rStyle w:val="VerbatimChar"/>
-        </w:rPr>
-        <w:t>job-description-sample.docx</w:t>
-      </w:r>
-      <w:r>
-        <w:t xml:space="preserve">, create an </w:t>
-      </w:r>
-      <w:r>
-        <w:rPr>
-          <w:b/>
-          <w:bCs/>
-        </w:rPr>
-        <w:t>interview prep pack</w:t>
-      </w:r>
-      <w:r>
-        <w:t xml:space="preserve"> for the HR Coordinator role: </w:t>
-      </w:r>
-      <w:r>
-        <w:t>8 competency-based questions, what a strong answer looks like, and 3 red flags to watch for."</w:t>
-      </w:r>
-    </w:p>
-    <w:p>
-      <w:pPr>
-        <w:pStyle w:val="Compact"/>
-        <w:numPr>
-          <w:ilvl w:val="0"/>
-          <w:numId w:val="4"/>
-        </w:numPr>
-      </w:pPr>
-      <w:r>
-        <w:t xml:space="preserve">"Draft a </w:t>
-      </w:r>
-      <w:r>
-        <w:rPr>
-          <w:b/>
-          <w:bCs/>
-        </w:rPr>
         <w:t>candidate outreach email</w:t>
       </w:r>
       <w:r>
-        <w:t xml:space="preserve"> inviting an applicant to a first interview for the HR Coordinator role. Warm, professional, under 150 words. Save as a draft."</w:t>
-      </w:r>
-    </w:p>
-    <w:p>
-      <w:pPr>
-        <w:pStyle w:val="Compact"/>
-        <w:numPr>
-          <w:ilvl w:val="0"/>
-          <w:numId w:val="4"/>
+        <w:t xml:space="preserve"> inviting an applicant to a first interview for the HR </w:t>
+      </w:r>
+      <w:r>
+        <w:t>Coordinator role. Warm, professional, under 150 words. Save as a draft."</w:t>
+      </w:r>
+    </w:p>
+    <w:p>
+      <w:pPr>
+        <w:pStyle w:val="Compact"/>
+        <w:numPr>
+          <w:ilvl w:val="0"/>
+          <w:numId w:val="5"/>
         </w:numPr>
       </w:pPr>
       <w:r>
@@ -741,7 +733,7 @@
         <w:pStyle w:val="Compact"/>
         <w:numPr>
           <w:ilvl w:val="0"/>
-          <w:numId w:val="4"/>
+          <w:numId w:val="5"/>
         </w:numPr>
       </w:pPr>
       <w:r>
@@ -773,7 +765,7 @@
         <w:pStyle w:val="Compact"/>
         <w:numPr>
           <w:ilvl w:val="0"/>
-          <w:numId w:val="5"/>
+          <w:numId w:val="6"/>
         </w:numPr>
       </w:pPr>
       <w:r>
@@ -804,7 +796,7 @@
         <w:pStyle w:val="Compact"/>
         <w:numPr>
           <w:ilvl w:val="0"/>
-          <w:numId w:val="5"/>
+          <w:numId w:val="6"/>
         </w:numPr>
       </w:pPr>
       <w:r>
@@ -826,7 +818,7 @@
         <w:pStyle w:val="Compact"/>
         <w:numPr>
           <w:ilvl w:val="0"/>
-          <w:numId w:val="5"/>
+          <w:numId w:val="6"/>
         </w:numPr>
       </w:pPr>
       <w:r>
@@ -848,7 +840,7 @@
         <w:pStyle w:val="Compact"/>
         <w:numPr>
           <w:ilvl w:val="0"/>
-          <w:numId w:val="5"/>
+          <w:numId w:val="6"/>
         </w:numPr>
       </w:pPr>
       <w:r>
@@ -862,10 +854,7 @@
         <w:t>manager talking-points</w:t>
       </w:r>
       <w:r>
-        <w:t xml:space="preserve"> one-pager to help managers explain the new hybrid policy to </w:t>
-      </w:r>
-      <w:r>
-        <w:t>their teams."</w:t>
+        <w:t xml:space="preserve"> one-pager to help managers explain the new hybrid policy to their teams."</w:t>
       </w:r>
     </w:p>
     <w:p>
@@ -883,7 +872,7 @@
         <w:pStyle w:val="Compact"/>
         <w:numPr>
           <w:ilvl w:val="0"/>
-          <w:numId w:val="6"/>
+          <w:numId w:val="7"/>
         </w:numPr>
       </w:pPr>
       <w:r>
@@ -906,15 +895,18 @@
         <w:t>Excel summary</w:t>
       </w:r>
       <w:r>
-        <w:t>: headcount by department, count of remote vs. on-site, and average PTO used. Add a short written summary of what stands out."</w:t>
-      </w:r>
-    </w:p>
-    <w:p>
-      <w:pPr>
-        <w:pStyle w:val="Compact"/>
-        <w:numPr>
-          <w:ilvl w:val="0"/>
-          <w:numId w:val="6"/>
+        <w:t xml:space="preserve">: headcount by department, count of </w:t>
+      </w:r>
+      <w:r>
+        <w:t>remote vs. on-site, and average PTO used. Add a short written summary of what stands out."</w:t>
+      </w:r>
+    </w:p>
+    <w:p>
+      <w:pPr>
+        <w:pStyle w:val="Compact"/>
+        <w:numPr>
+          <w:ilvl w:val="0"/>
+          <w:numId w:val="7"/>
         </w:numPr>
       </w:pPr>
       <w:r>
@@ -945,7 +937,7 @@
         <w:pStyle w:val="Compact"/>
         <w:numPr>
           <w:ilvl w:val="0"/>
-          <w:numId w:val="6"/>
+          <w:numId w:val="7"/>
         </w:numPr>
       </w:pPr>
       <w:r>
@@ -976,7 +968,7 @@
         <w:pStyle w:val="Compact"/>
         <w:numPr>
           <w:ilvl w:val="0"/>
-          <w:numId w:val="6"/>
+          <w:numId w:val="7"/>
         </w:numPr>
       </w:pPr>
       <w:r>
@@ -1017,7 +1009,7 @@
         <w:pStyle w:val="Compact"/>
         <w:numPr>
           <w:ilvl w:val="0"/>
-          <w:numId w:val="7"/>
+          <w:numId w:val="8"/>
         </w:numPr>
       </w:pPr>
       <w:r>
@@ -1049,7 +1041,7 @@
         <w:pStyle w:val="Compact"/>
         <w:numPr>
           <w:ilvl w:val="0"/>
-          <w:numId w:val="7"/>
+          <w:numId w:val="8"/>
         </w:numPr>
       </w:pPr>
       <w:r>
@@ -1063,21 +1055,19 @@
         <w:t>typical PTO / annual leave norms for mid-size tech companies</w:t>
       </w:r>
       <w:r>
-        <w:t xml:space="preserve"> and produce a short </w:t>
-      </w:r>
-      <w:r>
-        <w:t>benchmark briefing I can compare against our handbook. Cite sources."</w:t>
-      </w:r>
-    </w:p>
-    <w:p>
-      <w:pPr>
-        <w:pStyle w:val="Compact"/>
-        <w:numPr>
-          <w:ilvl w:val="0"/>
-          <w:numId w:val="7"/>
-        </w:numPr>
-      </w:pPr>
-      <w:r>
+        <w:t xml:space="preserve"> and produce a short benchmark briefing I can compare against our handbook. Cite sources."</w:t>
+      </w:r>
+    </w:p>
+    <w:p>
+      <w:pPr>
+        <w:pStyle w:val="Compact"/>
+        <w:numPr>
+          <w:ilvl w:val="0"/>
+          <w:numId w:val="8"/>
+        </w:numPr>
+      </w:pPr>
+      <w:r>
+        <w:lastRenderedPageBreak/>
         <w:t xml:space="preserve">"Do deep research on </w:t>
       </w:r>
       <w:r>
@@ -1088,23 +1078,25 @@
         <w:t>effective employee onboarding practices for the first 90 days</w:t>
       </w:r>
       <w:r>
-        <w:t xml:space="preserve"> and give me a summary with 5 actionable recommendations and links."</w:t>
-      </w:r>
-    </w:p>
-    <w:p>
-      <w:pPr>
-        <w:pStyle w:val="Compact"/>
-        <w:numPr>
-          <w:ilvl w:val="0"/>
-          <w:numId w:val="7"/>
-        </w:numPr>
-      </w:pPr>
-      <w:r>
-        <w:rPr>
-          <w:b/>
-          <w:bCs/>
-        </w:rPr>
-        <w:lastRenderedPageBreak/>
+        <w:t xml:space="preserve"> and give me </w:t>
+      </w:r>
+      <w:r>
+        <w:t>a summary with 5 actionable recommendations and links."</w:t>
+      </w:r>
+    </w:p>
+    <w:p>
+      <w:pPr>
+        <w:pStyle w:val="Compact"/>
+        <w:numPr>
+          <w:ilvl w:val="0"/>
+          <w:numId w:val="8"/>
+        </w:numPr>
+      </w:pPr>
+      <w:r>
+        <w:rPr>
+          <w:b/>
+          <w:bCs/>
+        </w:rPr>
         <w:t>Browser use, navigate two sites (Exercise 3):</w:t>
       </w:r>
       <w:r>
@@ -1119,10 +1111,7 @@
         </w:r>
       </w:hyperlink>
       <w:r>
-        <w:t xml:space="preserve"> and use the site's search box to </w:t>
-      </w:r>
-      <w:r>
-        <w:t xml:space="preserve">find the overtime pay fact sheet (Fact Sheet #23), and note the rules. 2. Go to </w:t>
+        <w:t xml:space="preserve"> and use the site's search box to find the overtime pay fact sheet (Fact Sheet #23), and note the rules. 2. Go to </w:t>
       </w:r>
       <w:hyperlink r:id="rId8">
         <w:r>
@@ -1133,7 +1122,10 @@
         </w:r>
       </w:hyperlink>
       <w:r>
-        <w:t xml:space="preserve"> and use the menu or search to find Washington's overtime page. 3. Compare both with the overtime rule in </w:t>
+        <w:t xml:space="preserve"> and </w:t>
+      </w:r>
+      <w:r>
+        <w:t xml:space="preserve">use the menu or search to find Washington's overtime page. 3. Compare both with the overtime rule in </w:t>
       </w:r>
       <w:r>
         <w:rPr>
@@ -1174,7 +1166,7 @@
         <w:pStyle w:val="Compact"/>
         <w:numPr>
           <w:ilvl w:val="0"/>
-          <w:numId w:val="7"/>
+          <w:numId w:val="8"/>
         </w:numPr>
       </w:pPr>
       <w:r>
@@ -1204,7 +1196,7 @@
         <w:pStyle w:val="Compact"/>
         <w:numPr>
           <w:ilvl w:val="0"/>
-          <w:numId w:val="7"/>
+          <w:numId w:val="8"/>
         </w:numPr>
       </w:pPr>
       <w:r>
@@ -1215,18 +1207,15 @@
         <w:t>Browser use, adapt for your own sites:</w:t>
       </w:r>
       <w:r>
-        <w:t xml:space="preserve"> "Open {internal or public site} in my browser, find </w:t>
-      </w:r>
-      <w:r>
-        <w:t>{information}, and summarize it with the link. Only read; ask me before you click anything that submits, saves, or sends."</w:t>
-      </w:r>
-    </w:p>
-    <w:p>
-      <w:pPr>
-        <w:pStyle w:val="Compact"/>
-        <w:numPr>
-          <w:ilvl w:val="0"/>
-          <w:numId w:val="7"/>
+        <w:t xml:space="preserve"> "Open {internal or public site} in my browser, find {information}, and summarize it with the link. Only read; ask me before you click anything that submits, saves, or sends."</w:t>
+      </w:r>
+    </w:p>
+    <w:p>
+      <w:pPr>
+        <w:pStyle w:val="Compact"/>
+        <w:numPr>
+          <w:ilvl w:val="0"/>
+          <w:numId w:val="8"/>
         </w:numPr>
       </w:pPr>
       <w:r>
@@ -1237,7 +1226,10 @@
         <w:t>Follow-up after interview research:</w:t>
       </w:r>
       <w:r>
-        <w:t xml:space="preserve"> "Turn this into an interviewer scorecard in </w:t>
+        <w:t xml:space="preserve"> </w:t>
+      </w:r>
+      <w:r>
+        <w:t xml:space="preserve">"Turn this into an interviewer scorecard in </w:t>
       </w:r>
       <w:r>
         <w:rPr>
@@ -1306,7 +1298,7 @@
         <w:pStyle w:val="Compact"/>
         <w:numPr>
           <w:ilvl w:val="0"/>
-          <w:numId w:val="8"/>
+          <w:numId w:val="9"/>
         </w:numPr>
       </w:pPr>
       <w:r>
@@ -1367,7 +1359,7 @@
         <w:pStyle w:val="Compact"/>
         <w:numPr>
           <w:ilvl w:val="0"/>
-          <w:numId w:val="8"/>
+          <w:numId w:val="9"/>
         </w:numPr>
       </w:pPr>
       <w:r>
@@ -1418,7 +1410,7 @@
         <w:pStyle w:val="Compact"/>
         <w:numPr>
           <w:ilvl w:val="0"/>
-          <w:numId w:val="9"/>
+          <w:numId w:val="10"/>
         </w:numPr>
       </w:pPr>
       <w:r>
@@ -1429,7 +1421,10 @@
         <w:t>Organize my inbox:</w:t>
       </w:r>
       <w:r>
-        <w:t xml:space="preserve"> "Help me organize my inbox. Review my Outlook email from the last 24 hours: summarize volume, anything from my management chain, and anything urgent. Triage each email — delete spam, summarize and archive broad updates, respond to meeting invites, draft replies — and </w:t>
+        <w:t xml:space="preserve"> </w:t>
+      </w:r>
+      <w:r>
+        <w:t xml:space="preserve">"Help me organize my inbox. Review my Outlook email from the last 24 hours: summarize volume, anything from my management chain, and anything urgent. Triage each email — delete spam, summarize and archive broad updates, respond to meeting invites, draft replies — and </w:t>
       </w:r>
       <w:r>
         <w:rPr>
@@ -1447,7 +1442,7 @@
         <w:pStyle w:val="Compact"/>
         <w:numPr>
           <w:ilvl w:val="0"/>
-          <w:numId w:val="9"/>
+          <w:numId w:val="10"/>
         </w:numPr>
       </w:pPr>
       <w:r>
@@ -1458,7 +1453,10 @@
         <w:t>Executive / HR-leader command center:</w:t>
       </w:r>
       <w:r>
-        <w:t xml:space="preserve"> "Build an interactive HTML command center that shows what requires my attention today and this week, using my calendar, recent emails, Teams conversations, meeting transcripts, and priority documents from </w:t>
+        <w:t xml:space="preserve"> "Build an interactive HTML command center that shows what requires my attention today and this week, using my calendar, recent emails, Teams </w:t>
+      </w:r>
+      <w:r>
+        <w:t xml:space="preserve">conversations, meeting transcripts, and priority documents from </w:t>
       </w:r>
       <w:r>
         <w:rPr>
@@ -1490,7 +1488,7 @@
     </w:p>
     <w:p>
       <w:r>
-        <w:pict w14:anchorId="0854C023">
+        <w:pict w14:anchorId="2B9D8ED1">
           <v:rect id="_x0000_i1026" style="width:0;height:1.5pt" o:hralign="center" o:hrstd="t" o:hr="t"/>
         </w:pict>
       </w:r>
@@ -1502,6 +1500,7 @@
       <w:bookmarkStart w:id="10" w:name="Xb16f61d441225203497e882140ca1c2edf294b4"/>
       <w:bookmarkEnd w:id="9"/>
       <w:r>
+        <w:lastRenderedPageBreak/>
         <w:t>9. Custom instructions (set once, applied to every task)</w:t>
       </w:r>
     </w:p>
@@ -1534,7 +1533,6 @@
         <w:ind w:left="288" w:right="144"/>
       </w:pPr>
       <w:r>
-        <w:lastRenderedPageBreak/>
         <w:t>I work in HR at Zava. Write in a warm, professional, inclusive tone suitable for employee communications. When you answer a policy or benefits question, cite the source document and add "Policies can change — please confirm with HR." Save emails and messages as drafts for me to review.</w:t>
       </w:r>
     </w:p>
@@ -1559,7 +1557,7 @@
     </w:p>
     <w:p>
       <w:r>
-        <w:pict w14:anchorId="365BBBB5">
+        <w:pict w14:anchorId="567CA2AB">
           <v:rect id="_x0000_i1027" style="width:0;height:1.5pt" o:hralign="center" o:hrstd="t" o:hr="t"/>
         </w:pict>
       </w:r>
@@ -1739,7 +1737,7 @@
   <w:abstractNum w:abstractNumId="0" w15:restartNumberingAfterBreak="0">
     <w:nsid w:val="0000A990"/>
     <w:multiLevelType w:val="multilevel"/>
-    <w:tmpl w:val="F3A46D4C"/>
+    <w:tmpl w:val="34724540"/>
     <w:lvl w:ilvl="0">
       <w:numFmt w:val="bullet"/>
       <w:lvlText w:val=" "/>
@@ -1816,7 +1814,7 @@
   <w:abstractNum w:abstractNumId="1" w15:restartNumberingAfterBreak="0">
     <w:nsid w:val="0000A991"/>
     <w:multiLevelType w:val="multilevel"/>
-    <w:tmpl w:val="76227344"/>
+    <w:tmpl w:val="D090CFB2"/>
     <w:lvl w:ilvl="0">
       <w:numFmt w:val="bullet"/>
       <w:lvlText w:val=""/>
@@ -1917,31 +1915,34 @@
       </w:rPr>
     </w:lvl>
   </w:abstractNum>
-  <w:num w:numId="1" w16cid:durableId="544636352">
+  <w:num w:numId="1" w16cid:durableId="219098197">
     <w:abstractNumId w:val="0"/>
   </w:num>
-  <w:num w:numId="2" w16cid:durableId="869025738">
+  <w:num w:numId="2" w16cid:durableId="1738045142">
     <w:abstractNumId w:val="1"/>
   </w:num>
-  <w:num w:numId="3" w16cid:durableId="2011367544">
+  <w:num w:numId="3" w16cid:durableId="1613782223">
     <w:abstractNumId w:val="1"/>
   </w:num>
-  <w:num w:numId="4" w16cid:durableId="905871040">
+  <w:num w:numId="4" w16cid:durableId="730270416">
     <w:abstractNumId w:val="1"/>
   </w:num>
-  <w:num w:numId="5" w16cid:durableId="595787947">
+  <w:num w:numId="5" w16cid:durableId="1045451595">
     <w:abstractNumId w:val="1"/>
   </w:num>
-  <w:num w:numId="6" w16cid:durableId="2133284652">
+  <w:num w:numId="6" w16cid:durableId="414985389">
     <w:abstractNumId w:val="1"/>
   </w:num>
-  <w:num w:numId="7" w16cid:durableId="1671177768">
+  <w:num w:numId="7" w16cid:durableId="1935087892">
     <w:abstractNumId w:val="1"/>
   </w:num>
-  <w:num w:numId="8" w16cid:durableId="1712850479">
+  <w:num w:numId="8" w16cid:durableId="299960243">
     <w:abstractNumId w:val="1"/>
   </w:num>
-  <w:num w:numId="9" w16cid:durableId="141238939">
+  <w:num w:numId="9" w16cid:durableId="1479882591">
+    <w:abstractNumId w:val="1"/>
+  </w:num>
+  <w:num w:numId="10" w16cid:durableId="1489399733">
     <w:abstractNumId w:val="1"/>
   </w:num>
 </w:numbering>
@@ -2880,6 +2881,34 @@
       <w:sz w:val="4"/>
     </w:rPr>
   </w:style>
+  <w:style w:type="character" w:customStyle="1" w:styleId="PromptGoal">
+    <w:name w:val="Prompt Goal"/>
+    <w:rPr>
+      <w:color w:val="1F4E99"/>
+      <w:shd w:val="clear" w:color="auto" w:fill="DCEBFF"/>
+    </w:rPr>
+  </w:style>
+  <w:style w:type="character" w:customStyle="1" w:styleId="PromptSource">
+    <w:name w:val="Prompt Source"/>
+    <w:rPr>
+      <w:color w:val="1E6B32"/>
+      <w:shd w:val="clear" w:color="auto" w:fill="DFF5E1"/>
+    </w:rPr>
+  </w:style>
+  <w:style w:type="character" w:customStyle="1" w:styleId="PromptExpectations">
+    <w:name w:val="Prompt Expectations"/>
+    <w:rPr>
+      <w:color w:val="8A4B00"/>
+      <w:shd w:val="clear" w:color="auto" w:fill="FFE9CC"/>
+    </w:rPr>
+  </w:style>
+  <w:style w:type="character" w:customStyle="1" w:styleId="PromptConstraints">
+    <w:name w:val="Prompt Constraints"/>
+    <w:rPr>
+      <w:color w:val="5B2C91"/>
+      <w:shd w:val="clear" w:color="auto" w:fill="EDE3FA"/>
+    </w:rPr>
+  </w:style>
   <w:style w:type="paragraph" w:customStyle="1" w:styleId="SourceCode">
     <w:name w:val="Source Code"/>
     <w:basedOn w:val="Normal"/>
@@ -3186,7 +3215,7 @@
     <w:name w:val="header"/>
     <w:basedOn w:val="Normal"/>
     <w:link w:val="HeaderChar"/>
-    <w:rsid w:val="00BB6F8B"/>
+    <w:rsid w:val="00836500"/>
     <w:pPr>
       <w:tabs>
         <w:tab w:val="center" w:pos="4513"/>
@@ -3199,7 +3228,7 @@
     <w:name w:val="Header Char"/>
     <w:basedOn w:val="DefaultParagraphFont"/>
     <w:link w:val="Header"/>
-    <w:rsid w:val="00BB6F8B"/>
+    <w:rsid w:val="00836500"/>
     <w:rPr>
       <w:rFonts w:ascii="Segoe UI" w:eastAsia="Segoe UI" w:hAnsi="Segoe UI" w:cs="Segoe UI"/>
       <w:color w:val="242424"/>
@@ -3210,7 +3239,7 @@
     <w:name w:val="footer"/>
     <w:basedOn w:val="Normal"/>
     <w:link w:val="FooterChar"/>
-    <w:rsid w:val="00BB6F8B"/>
+    <w:rsid w:val="00836500"/>
     <w:pPr>
       <w:tabs>
         <w:tab w:val="center" w:pos="4513"/>
@@ -3223,7 +3252,7 @@
     <w:name w:val="Footer Char"/>
     <w:basedOn w:val="DefaultParagraphFont"/>
     <w:link w:val="Footer"/>
-    <w:rsid w:val="00BB6F8B"/>
+    <w:rsid w:val="00836500"/>
     <w:rPr>
       <w:rFonts w:ascii="Segoe UI" w:eastAsia="Segoe UI" w:hAnsi="Segoe UI" w:cs="Segoe UI"/>
       <w:color w:val="242424"/>

--- a/reference/04-prompt-library.docx
+++ b/reference/04-prompt-library.docx
@@ -108,6 +108,57 @@
     </w:p>
     <w:p>
       <w:pPr>
+        <w:pStyle w:val="BodyText"/>
+      </w:pPr>
+      <w:r>
+        <w:rPr>
+          <w:noProof/>
+        </w:rPr>
+        <w:drawing>
+          <wp:inline distT="0" distB="0" distL="0" distR="0" wp14:anchorId="086CC0BE" wp14:editId="4F2ADCFE">
+            <wp:extent cx="5952564" cy="549835"/>
+            <wp:effectExtent l="0" t="0" r="0" b="0"/>
+            <wp:docPr id="10" name="Picture" descr="Prompt key: Goal (blue) is the outcome, for whom, and why; Source (green) is the files, sites, or data to use; Expectations (orange) describe what good looks like; Constraints (purple) say what Cowork must not do"/>
+            <wp:cNvGraphicFramePr/>
+            <a:graphic xmlns:a="http://schemas.openxmlformats.org/drawingml/2006/main">
+              <a:graphicData uri="http://schemas.openxmlformats.org/drawingml/2006/picture">
+                <pic:pic xmlns:pic="http://schemas.openxmlformats.org/drawingml/2006/picture">
+                  <pic:nvPicPr>
+                    <pic:cNvPr id="11" name="Picture" descr="media/prompt-key.png"/>
+                    <pic:cNvPicPr>
+                      <a:picLocks noChangeAspect="1" noChangeArrowheads="1"/>
+                    </pic:cNvPicPr>
+                  </pic:nvPicPr>
+                  <pic:blipFill>
+                    <a:blip r:embed="rId7"/>
+                    <a:stretch>
+                      <a:fillRect/>
+                    </a:stretch>
+                  </pic:blipFill>
+                  <pic:spPr bwMode="auto">
+                    <a:xfrm>
+                      <a:off x="0" y="0"/>
+                      <a:ext cx="5952564" cy="549835"/>
+                    </a:xfrm>
+                    <a:prstGeom prst="rect">
+                      <a:avLst/>
+                    </a:prstGeom>
+                    <a:noFill/>
+                    <a:ln w="9525">
+                      <a:noFill/>
+                      <a:headEnd/>
+                      <a:tailEnd/>
+                    </a:ln>
+                  </pic:spPr>
+                </pic:pic>
+              </a:graphicData>
+            </a:graphic>
+          </wp:inline>
+        </w:drawing>
+      </w:r>
+    </w:p>
+    <w:p>
+      <w:pPr>
         <w:pStyle w:val="Compact"/>
         <w:numPr>
           <w:ilvl w:val="0"/>
@@ -306,7 +357,7 @@
     </w:p>
     <w:p>
       <w:r>
-        <w:pict w14:anchorId="5C51079A">
+        <w:pict w14:anchorId="3A6CCDF0">
           <v:rect id="_x0000_i1025" style="width:0;height:1.5pt" o:hralign="center" o:hrstd="t" o:hr="t"/>
         </w:pict>
       </w:r>
@@ -522,6 +573,7 @@
         </w:numPr>
       </w:pPr>
       <w:r>
+        <w:lastRenderedPageBreak/>
         <w:t xml:space="preserve">"From </w:t>
       </w:r>
       <w:r>
@@ -578,7 +630,6 @@
         </w:numPr>
       </w:pPr>
       <w:r>
-        <w:lastRenderedPageBreak/>
         <w:t xml:space="preserve">"An employee asks about </w:t>
       </w:r>
       <w:r>
@@ -1001,6 +1052,7 @@
       <w:bookmarkStart w:id="7" w:name="Xb3056c73d3e4dd433aaf4a6e8b7045841d5a623"/>
       <w:bookmarkEnd w:id="6"/>
       <w:r>
+        <w:lastRenderedPageBreak/>
         <w:t>6. Web research (Deep Research) and browser use</w:t>
       </w:r>
     </w:p>
@@ -1067,7 +1119,6 @@
         </w:numPr>
       </w:pPr>
       <w:r>
-        <w:lastRenderedPageBreak/>
         <w:t xml:space="preserve">"Do deep research on </w:t>
       </w:r>
       <w:r>
@@ -1102,7 +1153,7 @@
       <w:r>
         <w:t xml:space="preserve"> "Use my browser to do this step by step, and tell me which page you're on at each step: 1. Go to </w:t>
       </w:r>
-      <w:hyperlink r:id="rId7">
+      <w:hyperlink r:id="rId8">
         <w:r>
           <w:rPr>
             <w:rStyle w:val="Hyperlink"/>
@@ -1113,7 +1164,7 @@
       <w:r>
         <w:t xml:space="preserve"> and use the site's search box to find the overtime pay fact sheet (Fact Sheet #23), and note the rules. 2. Go to </w:t>
       </w:r>
-      <w:hyperlink r:id="rId8">
+      <w:hyperlink r:id="rId9">
         <w:r>
           <w:rPr>
             <w:rStyle w:val="Hyperlink"/>
@@ -1143,7 +1194,7 @@
         </w:rPr>
         <w:t xml:space="preserve">(Needs Microsoft Edge and browser access; see </w:t>
       </w:r>
-      <w:hyperlink r:id="rId9">
+      <w:hyperlink r:id="rId10">
         <w:r>
           <w:rPr>
             <w:rStyle w:val="Hyperlink"/>
@@ -1179,7 +1230,7 @@
       <w:r>
         <w:t xml:space="preserve"> "Open the DOL FLSA Overtime Security Advisor at </w:t>
       </w:r>
-      <w:hyperlink r:id="rId10">
+      <w:hyperlink r:id="rId11">
         <w:r>
           <w:rPr>
             <w:rStyle w:val="Hyperlink"/>
@@ -1393,7 +1444,7 @@
       <w:r>
         <w:t xml:space="preserve">The full command-center prompt is in the </w:t>
       </w:r>
-      <w:hyperlink r:id="rId11">
+      <w:hyperlink r:id="rId12">
         <w:r>
           <w:rPr>
             <w:rStyle w:val="Hyperlink"/>
@@ -1465,7 +1516,11 @@
         <w:t>[Priority Folder]</w:t>
       </w:r>
       <w:r>
-        <w:t xml:space="preserve">. Organize it into Meetings, Priorities, and Org pulse views; label each recommended action Lean in / Delegate / Re-engage / Protect time. Save this as a skill named </w:t>
+        <w:t xml:space="preserve">. Organize it </w:t>
+      </w:r>
+      <w:r>
+        <w:lastRenderedPageBreak/>
+        <w:t xml:space="preserve">into Meetings, Priorities, and Org pulse views; label each recommended action Lean in / Delegate / Re-engage / Protect time. Save this as a skill named </w:t>
       </w:r>
       <w:r>
         <w:rPr>
@@ -1488,7 +1543,7 @@
     </w:p>
     <w:p>
       <w:r>
-        <w:pict w14:anchorId="2B9D8ED1">
+        <w:pict w14:anchorId="7B253A4A">
           <v:rect id="_x0000_i1026" style="width:0;height:1.5pt" o:hralign="center" o:hrstd="t" o:hr="t"/>
         </w:pict>
       </w:r>
@@ -1500,7 +1555,6 @@
       <w:bookmarkStart w:id="10" w:name="Xb16f61d441225203497e882140ca1c2edf294b4"/>
       <w:bookmarkEnd w:id="9"/>
       <w:r>
-        <w:lastRenderedPageBreak/>
         <w:t>9. Custom instructions (set once, applied to every task)</w:t>
       </w:r>
     </w:p>
@@ -1543,7 +1597,7 @@
       <w:r>
         <w:t xml:space="preserve">Role-based samples (HR business partner, recruiter, HR operations, employee communications, and formatting preferences): </w:t>
       </w:r>
-      <w:hyperlink r:id="rId12">
+      <w:hyperlink r:id="rId13">
         <w:r>
           <w:rPr>
             <w:rStyle w:val="Hyperlink"/>
@@ -1557,7 +1611,7 @@
     </w:p>
     <w:p>
       <w:r>
-        <w:pict w14:anchorId="567CA2AB">
+        <w:pict w14:anchorId="5E3A1B5F">
           <v:rect id="_x0000_i1027" style="width:0;height:1.5pt" o:hralign="center" o:hrstd="t" o:hr="t"/>
         </w:pict>
       </w:r>
@@ -1617,7 +1671,7 @@
       <w:bookmarkEnd w:id="11"/>
     </w:p>
     <w:sectPr>
-      <w:footerReference w:type="default" r:id="rId13"/>
+      <w:footerReference w:type="default" r:id="rId14"/>
       <w:footnotePr>
         <w:numRestart w:val="eachSect"/>
       </w:footnotePr>
@@ -1737,7 +1791,7 @@
   <w:abstractNum w:abstractNumId="0" w15:restartNumberingAfterBreak="0">
     <w:nsid w:val="0000A990"/>
     <w:multiLevelType w:val="multilevel"/>
-    <w:tmpl w:val="34724540"/>
+    <w:tmpl w:val="5C464BC6"/>
     <w:lvl w:ilvl="0">
       <w:numFmt w:val="bullet"/>
       <w:lvlText w:val=" "/>
@@ -1814,7 +1868,7 @@
   <w:abstractNum w:abstractNumId="1" w15:restartNumberingAfterBreak="0">
     <w:nsid w:val="0000A991"/>
     <w:multiLevelType w:val="multilevel"/>
-    <w:tmpl w:val="D090CFB2"/>
+    <w:tmpl w:val="F7A8A068"/>
     <w:lvl w:ilvl="0">
       <w:numFmt w:val="bullet"/>
       <w:lvlText w:val=""/>
@@ -1915,34 +1969,34 @@
       </w:rPr>
     </w:lvl>
   </w:abstractNum>
-  <w:num w:numId="1" w16cid:durableId="219098197">
+  <w:num w:numId="1" w16cid:durableId="438643882">
     <w:abstractNumId w:val="0"/>
   </w:num>
-  <w:num w:numId="2" w16cid:durableId="1738045142">
+  <w:num w:numId="2" w16cid:durableId="698775252">
     <w:abstractNumId w:val="1"/>
   </w:num>
-  <w:num w:numId="3" w16cid:durableId="1613782223">
+  <w:num w:numId="3" w16cid:durableId="934829365">
     <w:abstractNumId w:val="1"/>
   </w:num>
-  <w:num w:numId="4" w16cid:durableId="730270416">
+  <w:num w:numId="4" w16cid:durableId="246697892">
     <w:abstractNumId w:val="1"/>
   </w:num>
-  <w:num w:numId="5" w16cid:durableId="1045451595">
+  <w:num w:numId="5" w16cid:durableId="621612966">
     <w:abstractNumId w:val="1"/>
   </w:num>
-  <w:num w:numId="6" w16cid:durableId="414985389">
+  <w:num w:numId="6" w16cid:durableId="611135429">
     <w:abstractNumId w:val="1"/>
   </w:num>
-  <w:num w:numId="7" w16cid:durableId="1935087892">
+  <w:num w:numId="7" w16cid:durableId="1761640240">
     <w:abstractNumId w:val="1"/>
   </w:num>
-  <w:num w:numId="8" w16cid:durableId="299960243">
+  <w:num w:numId="8" w16cid:durableId="303316083">
     <w:abstractNumId w:val="1"/>
   </w:num>
-  <w:num w:numId="9" w16cid:durableId="1479882591">
+  <w:num w:numId="9" w16cid:durableId="1839422774">
     <w:abstractNumId w:val="1"/>
   </w:num>
-  <w:num w:numId="10" w16cid:durableId="1489399733">
+  <w:num w:numId="10" w16cid:durableId="1058473378">
     <w:abstractNumId w:val="1"/>
   </w:num>
 </w:numbering>
@@ -3215,7 +3269,7 @@
     <w:name w:val="header"/>
     <w:basedOn w:val="Normal"/>
     <w:link w:val="HeaderChar"/>
-    <w:rsid w:val="00836500"/>
+    <w:rsid w:val="002D2DF5"/>
     <w:pPr>
       <w:tabs>
         <w:tab w:val="center" w:pos="4513"/>
@@ -3228,7 +3282,7 @@
     <w:name w:val="Header Char"/>
     <w:basedOn w:val="DefaultParagraphFont"/>
     <w:link w:val="Header"/>
-    <w:rsid w:val="00836500"/>
+    <w:rsid w:val="002D2DF5"/>
     <w:rPr>
       <w:rFonts w:ascii="Segoe UI" w:eastAsia="Segoe UI" w:hAnsi="Segoe UI" w:cs="Segoe UI"/>
       <w:color w:val="242424"/>
@@ -3239,7 +3293,7 @@
     <w:name w:val="footer"/>
     <w:basedOn w:val="Normal"/>
     <w:link w:val="FooterChar"/>
-    <w:rsid w:val="00836500"/>
+    <w:rsid w:val="002D2DF5"/>
     <w:pPr>
       <w:tabs>
         <w:tab w:val="center" w:pos="4513"/>
@@ -3252,7 +3306,7 @@
     <w:name w:val="Footer Char"/>
     <w:basedOn w:val="DefaultParagraphFont"/>
     <w:link w:val="Footer"/>
-    <w:rsid w:val="00836500"/>
+    <w:rsid w:val="002D2DF5"/>
     <w:rPr>
       <w:rFonts w:ascii="Segoe UI" w:eastAsia="Segoe UI" w:hAnsi="Segoe UI" w:cs="Segoe UI"/>
       <w:color w:val="242424"/>

--- a/reference/04-prompt-library.docx
+++ b/reference/04-prompt-library.docx
@@ -115,7 +115,7 @@
           <w:noProof/>
         </w:rPr>
         <w:drawing>
-          <wp:inline distT="0" distB="0" distL="0" distR="0" wp14:anchorId="086CC0BE" wp14:editId="4F2ADCFE">
+          <wp:inline distT="0" distB="0" distL="0" distR="0" wp14:anchorId="66602336" wp14:editId="1133A96F">
             <wp:extent cx="5952564" cy="549835"/>
             <wp:effectExtent l="0" t="0" r="0" b="0"/>
             <wp:docPr id="10" name="Picture" descr="Prompt key: Goal (blue) is the outcome, for whom, and why; Source (green) is the files, sites, or data to use; Expectations (orange) describe what good looks like; Constraints (purple) say what Cowork must not do"/>
@@ -357,7 +357,7 @@
     </w:p>
     <w:p>
       <w:r>
-        <w:pict w14:anchorId="3A6CCDF0">
+        <w:pict w14:anchorId="05F7C080">
           <v:rect id="_x0000_i1025" style="width:0;height:1.5pt" o:hralign="center" o:hrstd="t" o:hr="t"/>
         </w:pict>
       </w:r>
@@ -1225,21 +1225,45 @@
           <w:b/>
           <w:bCs/>
         </w:rPr>
-        <w:t>Browser use, step through an interactive tool:</w:t>
-      </w:r>
-      <w:r>
-        <w:t xml:space="preserve"> "Open the DOL FLSA Overtime Security Advisor at </w:t>
+        <w:t>Browser use, check an exemption (Exercise 3 stretch):</w:t>
+      </w:r>
+      <w:r>
+        <w:t xml:space="preserve"> "Use my browser again, step by step, and tell me which page you're on. 1. On</w:t>
+      </w:r>
+      <w:r>
+        <w:t xml:space="preserve"> </w:t>
       </w:r>
       <w:hyperlink r:id="rId11">
         <w:r>
           <w:rPr>
             <w:rStyle w:val="Hyperlink"/>
           </w:rPr>
-          <w:t>https://webapps.dol.gov/elaws/whd/flsa/overtime/</w:t>
+          <w:t>https://www.dol.gov</w:t>
         </w:r>
       </w:hyperlink>
       <w:r>
-        <w:t xml:space="preserve"> and step through the first questions for a salaried HR Coordinator. Tell me each answer before you click it. Don't enter personal information."</w:t>
+        <w:t xml:space="preserve">, use the site search to find Fact Sheet #17A (exemptions for executive, administrative, and professional employees). Open it and tell me whether a salaried HR Coordinator is likely to meet the administrative exemption's duties test, and why. 2. On </w:t>
+      </w:r>
+      <w:hyperlink r:id="rId12">
+        <w:r>
+          <w:rPr>
+            <w:rStyle w:val="Hyperlink"/>
+          </w:rPr>
+          <w:t>https://lni.wa.gov</w:t>
+        </w:r>
+      </w:hyperlink>
+      <w:r>
+        <w:t xml:space="preserve">, use the menu or search to find Washington's current minimum salary for </w:t>
+      </w:r>
+      <w:r>
+        <w:t xml:space="preserve">exempt employees. Give me both answers with a link to each page. Only read: don't sign in or fill in any form except a site search box. If a site won't open or you can't use it, skip it and tell me." </w:t>
+      </w:r>
+      <w:r>
+        <w:rPr>
+          <w:i/>
+          <w:iCs/>
+        </w:rPr>
+        <w:t>(Stick to regular pages: Cowork may decline interactive tools such as the DOL eLaws advisors.)</w:t>
       </w:r>
     </w:p>
     <w:p>
@@ -1274,13 +1298,10 @@
           <w:b/>
           <w:bCs/>
         </w:rPr>
-        <w:t>Follow-up after interview research:</w:t>
-      </w:r>
-      <w:r>
-        <w:t xml:space="preserve"> </w:t>
-      </w:r>
-      <w:r>
-        <w:t xml:space="preserve">"Turn this into an interviewer scorecard in </w:t>
+        <w:t>Follow-up after interview research (optional Task 2c):</w:t>
+      </w:r>
+      <w:r>
+        <w:t xml:space="preserve"> "Turn this into an interviewer scorecard in </w:t>
       </w:r>
       <w:r>
         <w:rPr>
@@ -1444,7 +1465,7 @@
       <w:r>
         <w:t xml:space="preserve">The full command-center prompt is in the </w:t>
       </w:r>
-      <w:hyperlink r:id="rId12">
+      <w:hyperlink r:id="rId13">
         <w:r>
           <w:rPr>
             <w:rStyle w:val="Hyperlink"/>
@@ -1453,7 +1474,10 @@
         </w:r>
       </w:hyperlink>
       <w:r>
-        <w:t xml:space="preserve"> (Exercise 1). Short versions to adapt; the inbox prompt is a good everyday habit:</w:t>
+        <w:t xml:space="preserve"> </w:t>
+      </w:r>
+      <w:r>
+        <w:t>(Exercise 1). Short versions to adapt; the inbox prompt is a good everyday habit:</w:t>
       </w:r>
     </w:p>
     <w:p>
@@ -1469,13 +1493,11 @@
           <w:b/>
           <w:bCs/>
         </w:rPr>
+        <w:lastRenderedPageBreak/>
         <w:t>Organize my inbox:</w:t>
       </w:r>
       <w:r>
-        <w:t xml:space="preserve"> </w:t>
-      </w:r>
-      <w:r>
-        <w:t xml:space="preserve">"Help me organize my inbox. Review my Outlook email from the last 24 hours: summarize volume, anything from my management chain, and anything urgent. Triage each email — delete spam, summarize and archive broad updates, respond to meeting invites, draft replies — and </w:t>
+        <w:t xml:space="preserve"> "Help me organize my inbox. Review my Outlook email from the last 24 hours: summarize volume, anything from my management chain, and anything urgent. Triage each email — delete spam, summarize and archive broad updates, respond to meeting invites, draft replies — and </w:t>
       </w:r>
       <w:r>
         <w:rPr>
@@ -1504,10 +1526,10 @@
         <w:t>Executive / HR-leader command center:</w:t>
       </w:r>
       <w:r>
-        <w:t xml:space="preserve"> "Build an interactive HTML command center that shows what requires my attention today and this week, using my calendar, recent emails, Teams </w:t>
-      </w:r>
-      <w:r>
-        <w:t xml:space="preserve">conversations, meeting transcripts, and priority documents from </w:t>
+        <w:t xml:space="preserve"> </w:t>
+      </w:r>
+      <w:r>
+        <w:t xml:space="preserve">"Build an interactive HTML command center that shows what requires my attention today and this week, using my calendar, recent emails, Teams conversations, meeting transcripts, and priority documents from </w:t>
       </w:r>
       <w:r>
         <w:rPr>
@@ -1516,11 +1538,7 @@
         <w:t>[Priority Folder]</w:t>
       </w:r>
       <w:r>
-        <w:t xml:space="preserve">. Organize it </w:t>
-      </w:r>
-      <w:r>
-        <w:lastRenderedPageBreak/>
-        <w:t xml:space="preserve">into Meetings, Priorities, and Org pulse views; label each recommended action Lean in / Delegate / Re-engage / Protect time. Save this as a skill named </w:t>
+        <w:t xml:space="preserve">. Organize it into Meetings, Priorities, and Org pulse views; label each recommended action Lean in / Delegate / Re-engage / Protect time. Save this as a skill named </w:t>
       </w:r>
       <w:r>
         <w:rPr>
@@ -1543,7 +1561,7 @@
     </w:p>
     <w:p>
       <w:r>
-        <w:pict w14:anchorId="7B253A4A">
+        <w:pict w14:anchorId="0CA09252">
           <v:rect id="_x0000_i1026" style="width:0;height:1.5pt" o:hralign="center" o:hrstd="t" o:hr="t"/>
         </w:pict>
       </w:r>
@@ -1597,7 +1615,7 @@
       <w:r>
         <w:t xml:space="preserve">Role-based samples (HR business partner, recruiter, HR operations, employee communications, and formatting preferences): </w:t>
       </w:r>
-      <w:hyperlink r:id="rId13">
+      <w:hyperlink r:id="rId14">
         <w:r>
           <w:rPr>
             <w:rStyle w:val="Hyperlink"/>
@@ -1611,7 +1629,7 @@
     </w:p>
     <w:p>
       <w:r>
-        <w:pict w14:anchorId="5E3A1B5F">
+        <w:pict w14:anchorId="071A0086">
           <v:rect id="_x0000_i1027" style="width:0;height:1.5pt" o:hralign="center" o:hrstd="t" o:hr="t"/>
         </w:pict>
       </w:r>
@@ -1671,7 +1689,7 @@
       <w:bookmarkEnd w:id="11"/>
     </w:p>
     <w:sectPr>
-      <w:footerReference w:type="default" r:id="rId14"/>
+      <w:footerReference w:type="default" r:id="rId15"/>
       <w:footnotePr>
         <w:numRestart w:val="eachSect"/>
       </w:footnotePr>
@@ -1791,7 +1809,7 @@
   <w:abstractNum w:abstractNumId="0" w15:restartNumberingAfterBreak="0">
     <w:nsid w:val="0000A990"/>
     <w:multiLevelType w:val="multilevel"/>
-    <w:tmpl w:val="5C464BC6"/>
+    <w:tmpl w:val="49EA28E6"/>
     <w:lvl w:ilvl="0">
       <w:numFmt w:val="bullet"/>
       <w:lvlText w:val=" "/>
@@ -1868,7 +1886,7 @@
   <w:abstractNum w:abstractNumId="1" w15:restartNumberingAfterBreak="0">
     <w:nsid w:val="0000A991"/>
     <w:multiLevelType w:val="multilevel"/>
-    <w:tmpl w:val="F7A8A068"/>
+    <w:tmpl w:val="8AA446AC"/>
     <w:lvl w:ilvl="0">
       <w:numFmt w:val="bullet"/>
       <w:lvlText w:val=""/>
@@ -1969,34 +1987,34 @@
       </w:rPr>
     </w:lvl>
   </w:abstractNum>
-  <w:num w:numId="1" w16cid:durableId="438643882">
+  <w:num w:numId="1" w16cid:durableId="1194155609">
     <w:abstractNumId w:val="0"/>
   </w:num>
-  <w:num w:numId="2" w16cid:durableId="698775252">
+  <w:num w:numId="2" w16cid:durableId="37096078">
     <w:abstractNumId w:val="1"/>
   </w:num>
-  <w:num w:numId="3" w16cid:durableId="934829365">
+  <w:num w:numId="3" w16cid:durableId="735785691">
     <w:abstractNumId w:val="1"/>
   </w:num>
-  <w:num w:numId="4" w16cid:durableId="246697892">
+  <w:num w:numId="4" w16cid:durableId="269551957">
     <w:abstractNumId w:val="1"/>
   </w:num>
-  <w:num w:numId="5" w16cid:durableId="621612966">
+  <w:num w:numId="5" w16cid:durableId="1040320528">
     <w:abstractNumId w:val="1"/>
   </w:num>
-  <w:num w:numId="6" w16cid:durableId="611135429">
+  <w:num w:numId="6" w16cid:durableId="1602492600">
     <w:abstractNumId w:val="1"/>
   </w:num>
-  <w:num w:numId="7" w16cid:durableId="1761640240">
+  <w:num w:numId="7" w16cid:durableId="293952629">
     <w:abstractNumId w:val="1"/>
   </w:num>
-  <w:num w:numId="8" w16cid:durableId="303316083">
+  <w:num w:numId="8" w16cid:durableId="66002001">
     <w:abstractNumId w:val="1"/>
   </w:num>
-  <w:num w:numId="9" w16cid:durableId="1839422774">
+  <w:num w:numId="9" w16cid:durableId="1624463776">
     <w:abstractNumId w:val="1"/>
   </w:num>
-  <w:num w:numId="10" w16cid:durableId="1058473378">
+  <w:num w:numId="10" w16cid:durableId="95373195">
     <w:abstractNumId w:val="1"/>
   </w:num>
 </w:numbering>
@@ -3269,7 +3287,7 @@
     <w:name w:val="header"/>
     <w:basedOn w:val="Normal"/>
     <w:link w:val="HeaderChar"/>
-    <w:rsid w:val="002D2DF5"/>
+    <w:rsid w:val="00E22A89"/>
     <w:pPr>
       <w:tabs>
         <w:tab w:val="center" w:pos="4513"/>
@@ -3282,7 +3300,7 @@
     <w:name w:val="Header Char"/>
     <w:basedOn w:val="DefaultParagraphFont"/>
     <w:link w:val="Header"/>
-    <w:rsid w:val="002D2DF5"/>
+    <w:rsid w:val="00E22A89"/>
     <w:rPr>
       <w:rFonts w:ascii="Segoe UI" w:eastAsia="Segoe UI" w:hAnsi="Segoe UI" w:cs="Segoe UI"/>
       <w:color w:val="242424"/>
@@ -3293,7 +3311,7 @@
     <w:name w:val="footer"/>
     <w:basedOn w:val="Normal"/>
     <w:link w:val="FooterChar"/>
-    <w:rsid w:val="002D2DF5"/>
+    <w:rsid w:val="00E22A89"/>
     <w:pPr>
       <w:tabs>
         <w:tab w:val="center" w:pos="4513"/>
@@ -3306,7 +3324,7 @@
     <w:name w:val="Footer Char"/>
     <w:basedOn w:val="DefaultParagraphFont"/>
     <w:link w:val="Footer"/>
-    <w:rsid w:val="002D2DF5"/>
+    <w:rsid w:val="00E22A89"/>
     <w:rPr>
       <w:rFonts w:ascii="Segoe UI" w:eastAsia="Segoe UI" w:hAnsi="Segoe UI" w:cs="Segoe UI"/>
       <w:color w:val="242424"/>

--- a/reference/04-prompt-library.docx
+++ b/reference/04-prompt-library.docx
@@ -1,14 +1,14 @@
 
 <file path=word/document.xml><?xml version="1.0" encoding="utf-8"?>
-<w:document xmlns:wpc="http://schemas.microsoft.com/office/word/2010/wordprocessingCanvas" xmlns:cx="http://schemas.microsoft.com/office/drawing/2014/chartex" xmlns:cx1="http://schemas.microsoft.com/office/drawing/2015/9/8/chartex" xmlns:cx2="http://schemas.microsoft.com/office/drawing/2015/10/21/chartex" xmlns:cx3="http://schemas.microsoft.com/office/drawing/2016/5/9/chartex" xmlns:cx4="http://schemas.microsoft.com/office/drawing/2016/5/10/chartex" xmlns:cx5="http://schemas.microsoft.com/office/drawing/2016/5/11/chartex" xmlns:cx6="http://schemas.microsoft.com/office/drawing/2016/5/12/chartex" xmlns:cx7="http://schemas.microsoft.com/office/drawing/2016/5/13/chartex" xmlns:cx8="http://schemas.microsoft.com/office/drawing/2016/5/14/chartex" xmlns:mc="http://schemas.openxmlformats.org/markup-compatibility/2006" xmlns:aink="http://schemas.microsoft.com/office/drawing/2016/ink" xmlns:am3d="http://schemas.microsoft.com/office/drawing/2017/model3d" xmlns:o="urn:schemas-microsoft-com:office:office" xmlns:oel="http://schemas.microsoft.com/office/2019/extlst" xmlns:r="http://schemas.openxmlformats.org/officeDocument/2006/relationships" xmlns:m="http://schemas.openxmlformats.org/officeDocument/2006/math" xmlns:v="urn:schemas-microsoft-com:vml" xmlns:wp14="http://schemas.microsoft.com/office/word/2010/wordprocessingDrawing" xmlns:wp="http://schemas.openxmlformats.org/drawingml/2006/wordprocessingDrawing" xmlns:w10="urn:schemas-microsoft-com:office:word" xmlns:w="http://schemas.openxmlformats.org/wordprocessingml/2006/main" xmlns:w14="http://schemas.microsoft.com/office/word/2010/wordml" xmlns:w15="http://schemas.microsoft.com/office/word/2012/wordml" xmlns:w16cex="http://schemas.microsoft.com/office/word/2018/wordml/cex" xmlns:w16cid="http://schemas.microsoft.com/office/word/2016/wordml/cid" xmlns:w16="http://schemas.microsoft.com/office/word/2018/wordml" xmlns:w16du="http://schemas.microsoft.com/office/word/2023/wordml/word16du" xmlns:w16sdtdh="http://schemas.microsoft.com/office/word/2020/wordml/sdtdatahash" xmlns:w16sdtfl="http://schemas.microsoft.com/office/word/2024/wordml/sdtformatlock" xmlns:w16se="http://schemas.microsoft.com/office/word/2015/wordml/symex" xmlns:wpg="http://schemas.microsoft.com/office/word/2010/wordprocessingGroup" xmlns:wpi="http://schemas.microsoft.com/office/word/2010/wordprocessingInk" xmlns:wne="http://schemas.microsoft.com/office/word/2006/wordml" xmlns:wps="http://schemas.microsoft.com/office/word/2010/wordprocessingShape" mc:Ignorable="w14 w15 w16se w16cid w16 w16cex w16sdtdh w16sdtfl w16du wp14">
+<w:document xmlns:w="http://schemas.openxmlformats.org/wordprocessingml/2006/main" xmlns:m="http://schemas.openxmlformats.org/officeDocument/2006/math" xmlns:r="http://schemas.openxmlformats.org/officeDocument/2006/relationships" xmlns:o="urn:schemas-microsoft-com:office:office" xmlns:v="urn:schemas-microsoft-com:vml" xmlns:w10="urn:schemas-microsoft-com:office:word" xmlns:a="http://schemas.openxmlformats.org/drawingml/2006/main" xmlns:pic="http://schemas.openxmlformats.org/drawingml/2006/picture" xmlns:wp="http://schemas.openxmlformats.org/drawingml/2006/wordprocessingDrawing">
   <w:body>
+    <w:bookmarkStart w:id="28" w:name="Xc610712a9cdee141bf1587b5d497abad852f4ee"/>
     <w:p>
       <w:pPr>
         <w:pStyle w:val="Heading1"/>
       </w:pPr>
-      <w:bookmarkStart w:id="0" w:name="Xc610712a9cdee141bf1587b5d497abad852f4ee"/>
-      <w:r>
-        <w:t>04 · HR Prompt Library</w:t>
+      <w:r>
+        <w:t xml:space="preserve">04 · HR Prompt Library</w:t>
       </w:r>
     </w:p>
     <w:p>
@@ -22,14 +22,24 @@
         <w:ind w:left="288" w:right="144"/>
       </w:pPr>
       <w:r>
-        <w:t xml:space="preserve">Copy-paste prompt patterns for Copilot Cowork, organized by HR scenario. </w:t>
-      </w:r>
-      <w:r>
-        <w:rPr>
-          <w:b/>
-          <w:bCs/>
-        </w:rPr>
-        <w:t xml:space="preserve">Replace the </w:t>
+        <w:t xml:space="preserve">Copy-paste prompt patterns for Copilot Cowork, organized by HR scenario.</w:t>
+      </w:r>
+      <w:r>
+        <w:t xml:space="preserve"> </w:t>
+      </w:r>
+      <w:r>
+        <w:rPr>
+          <w:b/>
+          <w:bCs/>
+        </w:rPr>
+        <w:t xml:space="preserve">Replace the</w:t>
+      </w:r>
+      <w:r>
+        <w:rPr>
+          <w:b/>
+          <w:bCs/>
+        </w:rPr>
+        <w:t xml:space="preserve"> </w:t>
       </w:r>
       <w:r>
         <w:rPr>
@@ -37,62 +47,107 @@
           <w:b/>
           <w:bCs/>
         </w:rPr>
-        <w:t>{placeholders}</w:t>
-      </w:r>
-      <w:r>
-        <w:rPr>
-          <w:b/>
-          <w:bCs/>
-        </w:rPr>
-        <w:t xml:space="preserve"> with your details.</w:t>
-      </w:r>
-      <w:r>
-        <w:t xml:space="preserve"> These assume you've uploaded the workshop sample files to your OneDrive (see the participant workbook). For file-based prompts, </w:t>
-      </w:r>
-      <w:r>
-        <w:rPr>
-          <w:b/>
-          <w:bCs/>
-        </w:rPr>
-        <w:t>attach the file</w:t>
-      </w:r>
-      <w:r>
-        <w:t xml:space="preserve"> (</w:t>
-      </w:r>
-      <w:r>
-        <w:t>📎</w:t>
-      </w:r>
-      <w:r>
-        <w:t xml:space="preserve"> </w:t>
-      </w:r>
-      <w:r>
-        <w:rPr>
-          <w:b/>
-          <w:bCs/>
-        </w:rPr>
-        <w:t>+ → Attach cloud files</w:t>
-      </w:r>
-      <w:r>
-        <w:t xml:space="preserve">, or type </w:t>
-      </w:r>
-      <w:r>
-        <w:rPr>
-          <w:b/>
-          <w:bCs/>
-        </w:rPr>
-        <w:t>/</w:t>
-      </w:r>
-      <w:r>
-        <w:t xml:space="preserve"> and pick it) so Cowork doesn't have to search for it.</w:t>
-      </w:r>
-    </w:p>
+        <w:t xml:space="preserve">{placeholders}</w:t>
+      </w:r>
+      <w:r>
+        <w:rPr>
+          <w:b/>
+          <w:bCs/>
+        </w:rPr>
+        <w:t xml:space="preserve"> </w:t>
+      </w:r>
+      <w:r>
+        <w:rPr>
+          <w:b/>
+          <w:bCs/>
+        </w:rPr>
+        <w:t xml:space="preserve">with your details.</w:t>
+      </w:r>
+      <w:r>
+        <w:t xml:space="preserve"> </w:t>
+      </w:r>
+      <w:r>
+        <w:t xml:space="preserve">These assume you've uploaded the workshop</w:t>
+      </w:r>
+      <w:r>
+        <w:t xml:space="preserve"> </w:t>
+      </w:r>
+      <w:r>
+        <w:t xml:space="preserve">sample files to your OneDrive (see the participant workbook). For file-based prompts,</w:t>
+      </w:r>
+      <w:r>
+        <w:t xml:space="preserve"> </w:t>
+      </w:r>
+      <w:r>
+        <w:rPr>
+          <w:b/>
+          <w:bCs/>
+        </w:rPr>
+        <w:t xml:space="preserve">attach the</w:t>
+      </w:r>
+      <w:r>
+        <w:rPr>
+          <w:b/>
+          <w:bCs/>
+        </w:rPr>
+        <w:t xml:space="preserve"> </w:t>
+      </w:r>
+      <w:r>
+        <w:rPr>
+          <w:b/>
+          <w:bCs/>
+        </w:rPr>
+        <w:t xml:space="preserve">file</w:t>
+      </w:r>
+      <w:r>
+        <w:t xml:space="preserve"> </w:t>
+      </w:r>
+      <w:r>
+        <w:t xml:space="preserve">(📎</w:t>
+      </w:r>
+      <w:r>
+        <w:t xml:space="preserve"> </w:t>
+      </w:r>
+      <w:r>
+        <w:rPr>
+          <w:b/>
+          <w:bCs/>
+        </w:rPr>
+        <w:t xml:space="preserve">+ → Attach cloud files</w:t>
+      </w:r>
+      <w:r>
+        <w:t xml:space="preserve">, or type</w:t>
+      </w:r>
+      <w:r>
+        <w:t xml:space="preserve"> </w:t>
+      </w:r>
+      <w:r>
+        <w:rPr>
+          <w:b/>
+          <w:bCs/>
+        </w:rPr>
+        <w:t xml:space="preserve">/</w:t>
+      </w:r>
+      <w:r>
+        <w:t xml:space="preserve"> </w:t>
+      </w:r>
+      <w:r>
+        <w:t xml:space="preserve">and pick it) so Cowork doesn't have</w:t>
+      </w:r>
+      <w:r>
+        <w:t xml:space="preserve"> </w:t>
+      </w:r>
+      <w:r>
+        <w:t xml:space="preserve">to search for it.</w:t>
+      </w:r>
+    </w:p>
+    <w:bookmarkStart w:id="12" w:name="how-to-write-a-good-cowork-prompt"/>
     <w:p>
       <w:pPr>
         <w:pStyle w:val="Heading2"/>
       </w:pPr>
-      <w:bookmarkStart w:id="1" w:name="how-to-write-a-good-cowork-prompt"/>
-      <w:r>
-        <w:t>How to write a good Cowork prompt</w:t>
+      <w:r>
+        <w:t xml:space="preserve">How to write a good Cowork prompt</w:t>
       </w:r>
     </w:p>
     <w:p>
@@ -100,10 +155,13 @@
         <w:pStyle w:val="FirstParagraph"/>
       </w:pPr>
       <w:r>
-        <w:t>A strong Cowork prompt includes four elements. You don't have to label them; just make sure each</w:t>
-      </w:r>
-      <w:r>
-        <w:t xml:space="preserve"> one is there (the Word copy color-codes them):</w:t>
+        <w:t xml:space="preserve">A strong Cowork prompt includes four elements. You don't have to label them; just make sure each</w:t>
+      </w:r>
+      <w:r>
+        <w:t xml:space="preserve"> </w:t>
+      </w:r>
+      <w:r>
+        <w:t xml:space="preserve">one is there (the Word copy color-codes them):</w:t>
       </w:r>
     </w:p>
     <w:p>
@@ -111,26 +169,22 @@
         <w:pStyle w:val="BodyText"/>
       </w:pPr>
       <w:r>
-        <w:rPr>
-          <w:noProof/>
-        </w:rPr>
         <w:drawing>
-          <wp:inline distT="0" distB="0" distL="0" distR="0" wp14:anchorId="66602336" wp14:editId="1133A96F">
+          <wp:inline>
             <wp:extent cx="5952564" cy="549835"/>
-            <wp:effectExtent l="0" t="0" r="0" b="0"/>
-            <wp:docPr id="10" name="Picture" descr="Prompt key: Goal (blue) is the outcome, for whom, and why; Source (green) is the files, sites, or data to use; Expectations (orange) describe what good looks like; Constraints (purple) say what Cowork must not do"/>
-            <wp:cNvGraphicFramePr/>
-            <a:graphic xmlns:a="http://schemas.openxmlformats.org/drawingml/2006/main">
+            <wp:effectExtent b="0" l="0" r="0" t="0"/>
+            <wp:docPr descr="Prompt key: Goal (blue) is the outcome, for whom, and why; Source (green) is the files, sites, or data to use; Expectations (orange) describe what good looks like; Constraints (purple) say what Cowork must not do" title="" id="10" name="Picture"/>
+            <a:graphic>
               <a:graphicData uri="http://schemas.openxmlformats.org/drawingml/2006/picture">
-                <pic:pic xmlns:pic="http://schemas.openxmlformats.org/drawingml/2006/picture">
+                <pic:pic>
                   <pic:nvPicPr>
-                    <pic:cNvPr id="11" name="Picture" descr="media/prompt-key.png"/>
+                    <pic:cNvPr descr="media/prompt-key.png" id="11" name="Picture"/>
                     <pic:cNvPicPr>
-                      <a:picLocks noChangeAspect="1" noChangeArrowheads="1"/>
+                      <a:picLocks noChangeArrowheads="1" noChangeAspect="1"/>
                     </pic:cNvPicPr>
                   </pic:nvPicPr>
                   <pic:blipFill>
-                    <a:blip r:embed="rId7"/>
+                    <a:blip r:embed="rId9"/>
                     <a:stretch>
                       <a:fillRect/>
                     </a:stretch>
@@ -162,7 +216,7 @@
         <w:pStyle w:val="Compact"/>
         <w:numPr>
           <w:ilvl w:val="0"/>
-          <w:numId w:val="2"/>
+          <w:numId w:val="1001"/>
         </w:numPr>
       </w:pPr>
       <w:r>
@@ -171,10 +225,10 @@
           <w:b/>
           <w:bCs/>
         </w:rPr>
-        <w:t>Goal</w:t>
-      </w:r>
-      <w:r>
-        <w:t>: the outcome you want, for whom, and why (blue).</w:t>
+        <w:t xml:space="preserve">Goal</w:t>
+      </w:r>
+      <w:r>
+        <w:t xml:space="preserve">: the outcome you want, for whom, and why (blue).</w:t>
       </w:r>
     </w:p>
     <w:p>
@@ -182,7 +236,7 @@
         <w:pStyle w:val="Compact"/>
         <w:numPr>
           <w:ilvl w:val="0"/>
-          <w:numId w:val="2"/>
+          <w:numId w:val="1001"/>
         </w:numPr>
       </w:pPr>
       <w:r>
@@ -191,10 +245,10 @@
           <w:b/>
           <w:bCs/>
         </w:rPr>
-        <w:t>Source</w:t>
-      </w:r>
-      <w:r>
-        <w:t>: the files, sites, or data Cowork should use (green).</w:t>
+        <w:t xml:space="preserve">Source</w:t>
+      </w:r>
+      <w:r>
+        <w:t xml:space="preserve">: the files, sites, or data Cowork should use (green).</w:t>
       </w:r>
     </w:p>
     <w:p>
@@ -202,7 +256,7 @@
         <w:pStyle w:val="Compact"/>
         <w:numPr>
           <w:ilvl w:val="0"/>
-          <w:numId w:val="2"/>
+          <w:numId w:val="1001"/>
         </w:numPr>
       </w:pPr>
       <w:r>
@@ -211,10 +265,10 @@
           <w:b/>
           <w:bCs/>
         </w:rPr>
-        <w:t>Expectations</w:t>
-      </w:r>
-      <w:r>
-        <w:t>: what the result looks like: format, length, sections, tone (orange).</w:t>
+        <w:t xml:space="preserve">Expectations</w:t>
+      </w:r>
+      <w:r>
+        <w:t xml:space="preserve">: what the result looks like: format, length, sections, tone (orange).</w:t>
       </w:r>
     </w:p>
     <w:p>
@@ -222,7 +276,7 @@
         <w:pStyle w:val="Compact"/>
         <w:numPr>
           <w:ilvl w:val="0"/>
-          <w:numId w:val="2"/>
+          <w:numId w:val="1001"/>
         </w:numPr>
       </w:pPr>
       <w:r>
@@ -231,10 +285,10 @@
           <w:b/>
           <w:bCs/>
         </w:rPr>
-        <w:t>Constraints</w:t>
-      </w:r>
-      <w:r>
-        <w:t>: what Cowork must not do: guess, invent, send, include (purple).</w:t>
+        <w:t xml:space="preserve">Constraints</w:t>
+      </w:r>
+      <w:r>
+        <w:t xml:space="preserve">: what Cowork must not do: guess, invent, send, include (purple).</w:t>
       </w:r>
     </w:p>
     <w:p>
@@ -242,7 +296,7 @@
         <w:pStyle w:val="FirstParagraph"/>
       </w:pPr>
       <w:r>
-        <w:t>Example:</w:t>
+        <w:t xml:space="preserve">Example:</w:t>
       </w:r>
     </w:p>
     <w:p>
@@ -256,95 +310,146 @@
         <w:ind w:left="288" w:right="144"/>
       </w:pPr>
       <w:r>
-        <w:t>"</w:t>
+        <w:t xml:space="preserve">"</w:t>
       </w:r>
       <w:r>
         <w:rPr>
           <w:rStyle w:val="PromptGoal"/>
         </w:rPr>
-        <w:t xml:space="preserve">Draft a </w:t>
+        <w:t xml:space="preserve">Draft a</w:t>
       </w:r>
       <w:r>
         <w:rPr>
           <w:rStyle w:val="PromptGoal"/>
-          <w:b/>
-          <w:bCs/>
-        </w:rPr>
-        <w:t>warm welcome email</w:t>
+        </w:rPr>
+        <w:t xml:space="preserve"> </w:t>
       </w:r>
       <w:r>
         <w:rPr>
           <w:rStyle w:val="PromptGoal"/>
-        </w:rPr>
-        <w:t xml:space="preserve"> for a </w:t>
+          <w:b/>
+          <w:bCs/>
+        </w:rPr>
+        <w:t xml:space="preserve">warm welcome email</w:t>
       </w:r>
       <w:r>
         <w:rPr>
           <w:rStyle w:val="PromptGoal"/>
-          <w:b/>
-          <w:bCs/>
-        </w:rPr>
-        <w:t>new HR Coordinator starting Monday</w:t>
-      </w:r>
-      <w:r>
-        <w:t xml:space="preserve">, </w:t>
+        </w:rPr>
+        <w:t xml:space="preserve"> </w:t>
+      </w:r>
+      <w:r>
+        <w:rPr>
+          <w:rStyle w:val="PromptGoal"/>
+        </w:rPr>
+        <w:t xml:space="preserve">for a</w:t>
+      </w:r>
+      <w:r>
+        <w:rPr>
+          <w:rStyle w:val="PromptGoal"/>
+        </w:rPr>
+        <w:t xml:space="preserve"> </w:t>
+      </w:r>
+      <w:r>
+        <w:rPr>
+          <w:rStyle w:val="PromptGoal"/>
+          <w:b/>
+          <w:bCs/>
+        </w:rPr>
+        <w:t xml:space="preserve">new HR Coordinator starting Monday</w:t>
+      </w:r>
+      <w:r>
+        <w:t xml:space="preserve">,</w:t>
+      </w:r>
+      <w:r>
+        <w:t xml:space="preserve"> </w:t>
       </w:r>
       <w:r>
         <w:rPr>
           <w:rStyle w:val="PromptSource"/>
         </w:rPr>
-        <w:t xml:space="preserve">using the </w:t>
+        <w:t xml:space="preserve">using the</w:t>
       </w:r>
       <w:r>
         <w:rPr>
           <w:rStyle w:val="PromptSource"/>
-          <w:b/>
-          <w:bCs/>
-        </w:rPr>
-        <w:t>onboarding checklist I attached</w:t>
-      </w:r>
-      <w:r>
-        <w:t xml:space="preserve">. </w:t>
+        </w:rPr>
+        <w:t xml:space="preserve"> </w:t>
+      </w:r>
+      <w:r>
+        <w:rPr>
+          <w:rStyle w:val="PromptSource"/>
+          <w:b/>
+          <w:bCs/>
+        </w:rPr>
+        <w:t xml:space="preserve">onboarding checklist I attached</w:t>
+      </w:r>
+      <w:r>
+        <w:t xml:space="preserve">.</w:t>
+      </w:r>
+      <w:r>
+        <w:t xml:space="preserve"> </w:t>
       </w:r>
       <w:r>
         <w:rPr>
           <w:rStyle w:val="PromptExpectations"/>
         </w:rPr>
-        <w:t xml:space="preserve">Keep it </w:t>
+        <w:t xml:space="preserve">Keep it</w:t>
       </w:r>
       <w:r>
         <w:rPr>
           <w:rStyle w:val="PromptExpectations"/>
-          <w:b/>
-          <w:bCs/>
-        </w:rPr>
-        <w:t>under 200 words</w:t>
+        </w:rPr>
+        <w:t xml:space="preserve"> </w:t>
       </w:r>
       <w:r>
         <w:rPr>
           <w:rStyle w:val="PromptExpectations"/>
-        </w:rPr>
-        <w:t xml:space="preserve"> and </w:t>
+          <w:b/>
+          <w:bCs/>
+        </w:rPr>
+        <w:t xml:space="preserve">under 200 words</w:t>
       </w:r>
       <w:r>
         <w:rPr>
           <w:rStyle w:val="PromptExpectations"/>
-          <w:b/>
-          <w:bCs/>
-        </w:rPr>
-        <w:t>save it as a draft</w:t>
-      </w:r>
-      <w:r>
-        <w:t xml:space="preserve">; </w:t>
+        </w:rPr>
+        <w:t xml:space="preserve"> </w:t>
+      </w:r>
+      <w:r>
+        <w:rPr>
+          <w:rStyle w:val="PromptExpectations"/>
+        </w:rPr>
+        <w:t xml:space="preserve">and</w:t>
+      </w:r>
+      <w:r>
+        <w:rPr>
+          <w:rStyle w:val="PromptExpectations"/>
+        </w:rPr>
+        <w:t xml:space="preserve"> </w:t>
+      </w:r>
+      <w:r>
+        <w:rPr>
+          <w:rStyle w:val="PromptExpectations"/>
+          <w:b/>
+          <w:bCs/>
+        </w:rPr>
+        <w:t xml:space="preserve">save it as a draft</w:t>
+      </w:r>
+      <w:r>
+        <w:t xml:space="preserve">;</w:t>
+      </w:r>
+      <w:r>
+        <w:t xml:space="preserve"> </w:t>
       </w:r>
       <w:r>
         <w:rPr>
           <w:rStyle w:val="PromptConstraints"/>
         </w:rPr>
-        <w:t>don't send it.</w:t>
-      </w:r>
-      <w:r>
-        <w:t>"</w:t>
+        <w:t xml:space="preserve">don't send it.</w:t>
+      </w:r>
+      <w:r>
+        <w:t xml:space="preserve">"</w:t>
       </w:r>
     </w:p>
     <w:p>
@@ -352,24 +457,24 @@
         <w:pStyle w:val="BodyText"/>
       </w:pPr>
       <w:r>
-        <w:t>The participant workbook (Setup step F) has a weak and a strong version of the same HR prompt.</w:t>
-      </w:r>
-    </w:p>
-    <w:p>
-      <w:r>
-        <w:pict w14:anchorId="05F7C080">
-          <v:rect id="_x0000_i1025" style="width:0;height:1.5pt" o:hralign="center" o:hrstd="t" o:hr="t"/>
+        <w:t xml:space="preserve">The participant workbook (Setup step F) has a weak and a strong version of the same HR prompt.</w:t>
+      </w:r>
+    </w:p>
+    <w:p>
+      <w:r>
+        <w:pict>
+          <v:rect style="width:0;height:1.5pt" o:hralign="center" o:hrstd="t" o:hr="t"/>
         </w:pict>
       </w:r>
     </w:p>
+    <w:bookmarkEnd w:id="12"/>
+    <w:bookmarkStart w:id="13" w:name="X09eb7e1e9ab5bec3d72cef90170cff59424eaa6"/>
     <w:p>
       <w:pPr>
         <w:pStyle w:val="Heading2"/>
       </w:pPr>
-      <w:bookmarkStart w:id="2" w:name="X09eb7e1e9ab5bec3d72cef90170cff59424eaa6"/>
-      <w:bookmarkEnd w:id="1"/>
-      <w:r>
-        <w:t>1. Onboarding</w:t>
+      <w:r>
+        <w:t xml:space="preserve">1. Onboarding</w:t>
       </w:r>
     </w:p>
     <w:p>
@@ -377,30 +482,51 @@
         <w:pStyle w:val="Compact"/>
         <w:numPr>
           <w:ilvl w:val="0"/>
-          <w:numId w:val="3"/>
+          <w:numId w:val="1002"/>
         </w:numPr>
       </w:pPr>
       <w:r>
-        <w:t xml:space="preserve">"Using </w:t>
+        <w:t xml:space="preserve">"Using</w:t>
+      </w:r>
+      <w:r>
+        <w:t xml:space="preserve"> </w:t>
       </w:r>
       <w:r>
         <w:rPr>
           <w:rStyle w:val="VerbatimChar"/>
         </w:rPr>
-        <w:t>onboarding-checklist.docx</w:t>
-      </w:r>
-      <w:r>
-        <w:t xml:space="preserve">, draft a friendly </w:t>
-      </w:r>
-      <w:r>
-        <w:rPr>
-          <w:b/>
-          <w:bCs/>
-        </w:rPr>
-        <w:t>first-day welcome email</w:t>
-      </w:r>
-      <w:r>
-        <w:t xml:space="preserve"> for {new hire name}, who starts {date} as a {role}. Include what to bring and first-day logistics. Save as a draft; do not send."</w:t>
+        <w:t xml:space="preserve">onboarding-checklist.docx</w:t>
+      </w:r>
+      <w:r>
+        <w:t xml:space="preserve">, draft a friendly</w:t>
+      </w:r>
+      <w:r>
+        <w:t xml:space="preserve"> </w:t>
+      </w:r>
+      <w:r>
+        <w:rPr>
+          <w:b/>
+          <w:bCs/>
+        </w:rPr>
+        <w:t xml:space="preserve">first-day welcome email</w:t>
+      </w:r>
+      <w:r>
+        <w:t xml:space="preserve"> </w:t>
+      </w:r>
+      <w:r>
+        <w:t xml:space="preserve">for {new hire name},</w:t>
+      </w:r>
+      <w:r>
+        <w:t xml:space="preserve"> </w:t>
+      </w:r>
+      <w:r>
+        <w:t xml:space="preserve">who starts {date} as a {role}. Include what to bring and first-day logistics. Save as a draft; do</w:t>
+      </w:r>
+      <w:r>
+        <w:t xml:space="preserve"> </w:t>
+      </w:r>
+      <w:r>
+        <w:t xml:space="preserve">not send."</w:t>
       </w:r>
     </w:p>
     <w:p>
@@ -408,30 +534,48 @@
         <w:pStyle w:val="Compact"/>
         <w:numPr>
           <w:ilvl w:val="0"/>
-          <w:numId w:val="3"/>
+          <w:numId w:val="1002"/>
         </w:numPr>
       </w:pPr>
       <w:r>
-        <w:t xml:space="preserve">"Create a </w:t>
-      </w:r>
-      <w:r>
-        <w:rPr>
-          <w:b/>
-          <w:bCs/>
-        </w:rPr>
-        <w:t>New Hire Welcome</w:t>
-      </w:r>
-      <w:r>
-        <w:t xml:space="preserve"> Word document from </w:t>
+        <w:t xml:space="preserve">"Create a</w:t>
+      </w:r>
+      <w:r>
+        <w:t xml:space="preserve"> </w:t>
+      </w:r>
+      <w:r>
+        <w:rPr>
+          <w:b/>
+          <w:bCs/>
+        </w:rPr>
+        <w:t xml:space="preserve">New Hire Welcome</w:t>
+      </w:r>
+      <w:r>
+        <w:t xml:space="preserve"> </w:t>
+      </w:r>
+      <w:r>
+        <w:t xml:space="preserve">Word document from</w:t>
+      </w:r>
+      <w:r>
+        <w:t xml:space="preserve"> </w:t>
       </w:r>
       <w:r>
         <w:rPr>
           <w:rStyle w:val="VerbatimChar"/>
         </w:rPr>
-        <w:t>onboarding-checklist.docx</w:t>
-      </w:r>
-      <w:r>
-        <w:t xml:space="preserve"> that a manager can hand to a new employee. Use headings for Before Day 1, Day 1, Week 1, and Days 30/60/90."</w:t>
+        <w:t xml:space="preserve">onboarding-checklist.docx</w:t>
+      </w:r>
+      <w:r>
+        <w:t xml:space="preserve"> </w:t>
+      </w:r>
+      <w:r>
+        <w:t xml:space="preserve">that a manager can hand</w:t>
+      </w:r>
+      <w:r>
+        <w:t xml:space="preserve"> </w:t>
+      </w:r>
+      <w:r>
+        <w:t xml:space="preserve">to a new employee. Use headings for Before Day 1, Day 1, Week 1, and Days 30/60/90."</w:t>
       </w:r>
     </w:p>
     <w:p>
@@ -439,21 +583,33 @@
         <w:pStyle w:val="Compact"/>
         <w:numPr>
           <w:ilvl w:val="0"/>
-          <w:numId w:val="3"/>
+          <w:numId w:val="1002"/>
         </w:numPr>
       </w:pPr>
       <w:r>
-        <w:t xml:space="preserve">"Build a short </w:t>
-      </w:r>
-      <w:r>
-        <w:rPr>
-          <w:b/>
-          <w:bCs/>
-        </w:rPr>
-        <w:t>onboarding orientation</w:t>
-      </w:r>
-      <w:r>
-        <w:t xml:space="preserve"> PowerPoint (6–8 slides) covering our PTO, remote-work, and benefits basics, using the handbook and benefits files I uploaded."</w:t>
+        <w:t xml:space="preserve">"Build a short</w:t>
+      </w:r>
+      <w:r>
+        <w:t xml:space="preserve"> </w:t>
+      </w:r>
+      <w:r>
+        <w:rPr>
+          <w:b/>
+          <w:bCs/>
+        </w:rPr>
+        <w:t xml:space="preserve">onboarding orientation</w:t>
+      </w:r>
+      <w:r>
+        <w:t xml:space="preserve"> </w:t>
+      </w:r>
+      <w:r>
+        <w:t xml:space="preserve">PowerPoint (6–8 slides) covering our PTO, remote-work,</w:t>
+      </w:r>
+      <w:r>
+        <w:t xml:space="preserve"> </w:t>
+      </w:r>
+      <w:r>
+        <w:t xml:space="preserve">and benefits basics, using the handbook and benefits files I uploaded."</w:t>
       </w:r>
     </w:p>
     <w:p>
@@ -461,21 +617,27 @@
         <w:pStyle w:val="Compact"/>
         <w:numPr>
           <w:ilvl w:val="0"/>
-          <w:numId w:val="3"/>
+          <w:numId w:val="1002"/>
         </w:numPr>
       </w:pPr>
       <w:r>
-        <w:t xml:space="preserve">"Draft a </w:t>
-      </w:r>
-      <w:r>
-        <w:rPr>
-          <w:b/>
-          <w:bCs/>
-        </w:rPr>
-        <w:t>30-day onboarding plan</w:t>
-      </w:r>
-      <w:r>
-        <w:t xml:space="preserve"> for a {role} on the {team} team as a checklist I can edit."</w:t>
+        <w:t xml:space="preserve">"Draft a</w:t>
+      </w:r>
+      <w:r>
+        <w:t xml:space="preserve"> </w:t>
+      </w:r>
+      <w:r>
+        <w:rPr>
+          <w:b/>
+          <w:bCs/>
+        </w:rPr>
+        <w:t xml:space="preserve">30-day onboarding plan</w:t>
+      </w:r>
+      <w:r>
+        <w:t xml:space="preserve"> </w:t>
+      </w:r>
+      <w:r>
+        <w:t xml:space="preserve">for a {role} on the {team} team as a checklist I can edit."</w:t>
       </w:r>
     </w:p>
     <w:p>
@@ -483,54 +645,82 @@
         <w:pStyle w:val="Compact"/>
         <w:numPr>
           <w:ilvl w:val="0"/>
-          <w:numId w:val="3"/>
+          <w:numId w:val="1002"/>
         </w:numPr>
       </w:pPr>
       <w:r>
-        <w:t xml:space="preserve">"Open </w:t>
+        <w:t xml:space="preserve">"Open</w:t>
+      </w:r>
+      <w:r>
+        <w:t xml:space="preserve"> </w:t>
       </w:r>
       <w:r>
         <w:rPr>
           <w:rStyle w:val="VerbatimChar"/>
         </w:rPr>
-        <w:t>onboarding-checklist.docx</w:t>
-      </w:r>
-      <w:r>
-        <w:t xml:space="preserve"> in my OneDrive and </w:t>
-      </w:r>
-      <w:r>
-        <w:rPr>
-          <w:b/>
-          <w:bCs/>
-        </w:rPr>
-        <w:t>add a Week 2 section</w:t>
-      </w:r>
-      <w:r>
-        <w:t xml:space="preserve"> with three tasks for the manager and two for the new hire. Show me the changes before you save." </w:t>
+        <w:t xml:space="preserve">onboarding-checklist.docx</w:t>
+      </w:r>
+      <w:r>
+        <w:t xml:space="preserve"> </w:t>
+      </w:r>
+      <w:r>
+        <w:t xml:space="preserve">in my OneDrive and</w:t>
+      </w:r>
+      <w:r>
+        <w:t xml:space="preserve"> </w:t>
+      </w:r>
+      <w:r>
+        <w:rPr>
+          <w:b/>
+          <w:bCs/>
+        </w:rPr>
+        <w:t xml:space="preserve">add a Week 2 section</w:t>
+      </w:r>
+      <w:r>
+        <w:t xml:space="preserve"> </w:t>
+      </w:r>
+      <w:r>
+        <w:t xml:space="preserve">with three tasks for the</w:t>
+      </w:r>
+      <w:r>
+        <w:t xml:space="preserve"> </w:t>
+      </w:r>
+      <w:r>
+        <w:t xml:space="preserve">manager and two for the new hire. Show me the changes before you save."</w:t>
+      </w:r>
+      <w:r>
+        <w:t xml:space="preserve"> </w:t>
       </w:r>
       <w:r>
         <w:rPr>
           <w:i/>
           <w:iCs/>
         </w:rPr>
-        <w:t xml:space="preserve">(Cowork can edit an </w:t>
+        <w:t xml:space="preserve">(Cowork can edit an</w:t>
       </w:r>
       <w:r>
         <w:rPr>
           <w:i/>
           <w:iCs/>
         </w:rPr>
-        <w:t>existing Word, Excel, or PowerPoint file in place; OneDrive keeps the version history.)</w:t>
-      </w:r>
-    </w:p>
+        <w:t xml:space="preserve"> </w:t>
+      </w:r>
+      <w:r>
+        <w:rPr>
+          <w:i/>
+          <w:iCs/>
+        </w:rPr>
+        <w:t xml:space="preserve">existing Word, Excel, or PowerPoint file in place; OneDrive keeps the version history.)</w:t>
+      </w:r>
+    </w:p>
+    <w:bookmarkEnd w:id="13"/>
+    <w:bookmarkStart w:id="14" w:name="X5446e7812f6ac99f786dfdb82006f9769456392"/>
     <w:p>
       <w:pPr>
         <w:pStyle w:val="Heading2"/>
       </w:pPr>
-      <w:bookmarkStart w:id="3" w:name="X5446e7812f6ac99f786dfdb82006f9769456392"/>
-      <w:bookmarkEnd w:id="2"/>
-      <w:r>
-        <w:t>2. Policy &amp; Benefits Q&amp;A</w:t>
+      <w:r>
+        <w:t xml:space="preserve">2. Policy &amp; Benefits Q&amp;A</w:t>
       </w:r>
     </w:p>
     <w:p>
@@ -538,30 +728,53 @@
         <w:pStyle w:val="Compact"/>
         <w:numPr>
           <w:ilvl w:val="0"/>
-          <w:numId w:val="4"/>
+          <w:numId w:val="1003"/>
         </w:numPr>
       </w:pPr>
       <w:r>
-        <w:t xml:space="preserve">"Using </w:t>
+        <w:t xml:space="preserve">"Using</w:t>
+      </w:r>
+      <w:r>
+        <w:t xml:space="preserve"> </w:t>
       </w:r>
       <w:r>
         <w:rPr>
           <w:rStyle w:val="VerbatimChar"/>
         </w:rPr>
-        <w:t>employee-handbook-excerpt.docx</w:t>
-      </w:r>
-      <w:r>
-        <w:t xml:space="preserve">, answer: </w:t>
+        <w:t xml:space="preserve">employee-handbook-excerpt.docx</w:t>
+      </w:r>
+      <w:r>
+        <w:t xml:space="preserve">, answer:</w:t>
+      </w:r>
+      <w:r>
+        <w:t xml:space="preserve"> </w:t>
       </w:r>
       <w:r>
         <w:rPr>
           <w:i/>
           <w:iCs/>
         </w:rPr>
-        <w:t>How much PTO do full-time employees get and what are the carryover rules?</w:t>
-      </w:r>
-      <w:r>
-        <w:t xml:space="preserve"> Cite the section and remind the reader HR should confirm."</w:t>
+        <w:t xml:space="preserve">How much PTO do full-time employees get and what</w:t>
+      </w:r>
+      <w:r>
+        <w:rPr>
+          <w:i/>
+          <w:iCs/>
+        </w:rPr>
+        <w:t xml:space="preserve"> </w:t>
+      </w:r>
+      <w:r>
+        <w:rPr>
+          <w:i/>
+          <w:iCs/>
+        </w:rPr>
+        <w:t xml:space="preserve">are the carryover rules?</w:t>
+      </w:r>
+      <w:r>
+        <w:t xml:space="preserve"> </w:t>
+      </w:r>
+      <w:r>
+        <w:t xml:space="preserve">Cite the section and remind the reader HR should confirm."</w:t>
       </w:r>
     </w:p>
     <w:p>
@@ -569,31 +782,39 @@
         <w:pStyle w:val="Compact"/>
         <w:numPr>
           <w:ilvl w:val="0"/>
-          <w:numId w:val="4"/>
+          <w:numId w:val="1003"/>
         </w:numPr>
       </w:pPr>
       <w:r>
-        <w:lastRenderedPageBreak/>
-        <w:t xml:space="preserve">"From </w:t>
+        <w:t xml:space="preserve">"From</w:t>
+      </w:r>
+      <w:r>
+        <w:t xml:space="preserve"> </w:t>
       </w:r>
       <w:r>
         <w:rPr>
           <w:rStyle w:val="VerbatimChar"/>
         </w:rPr>
-        <w:t>benefits-summary.docx</w:t>
-      </w:r>
-      <w:r>
-        <w:t xml:space="preserve">, write a plain-language answer to: </w:t>
+        <w:t xml:space="preserve">benefits-summary.docx</w:t>
+      </w:r>
+      <w:r>
+        <w:t xml:space="preserve">, write a plain-language answer to:</w:t>
+      </w:r>
+      <w:r>
+        <w:t xml:space="preserve"> </w:t>
       </w:r>
       <w:r>
         <w:rPr>
           <w:i/>
           <w:iCs/>
         </w:rPr>
-        <w:t>When can I change my medical plan?</w:t>
-      </w:r>
-      <w:r>
-        <w:t xml:space="preserve"> Keep it to 3 sentences."</w:t>
+        <w:t xml:space="preserve">When can I change my medical plan?</w:t>
+      </w:r>
+      <w:r>
+        <w:t xml:space="preserve"> </w:t>
+      </w:r>
+      <w:r>
+        <w:t xml:space="preserve">Keep it to 3 sentences."</w:t>
       </w:r>
     </w:p>
     <w:p>
@@ -601,24 +822,33 @@
         <w:pStyle w:val="Compact"/>
         <w:numPr>
           <w:ilvl w:val="0"/>
-          <w:numId w:val="4"/>
+          <w:numId w:val="1003"/>
         </w:numPr>
       </w:pPr>
       <w:r>
-        <w:t xml:space="preserve">"Create an </w:t>
-      </w:r>
-      <w:r>
-        <w:rPr>
-          <w:b/>
-          <w:bCs/>
-        </w:rPr>
-        <w:t>FAQ document</w:t>
-      </w:r>
-      <w:r>
-        <w:t xml:space="preserve"> of the 8 most common policy questions and answers based on the handbook </w:t>
-      </w:r>
-      <w:r>
-        <w:t>and benefits files. Format as Q&amp;A with a source note under each answer."</w:t>
+        <w:t xml:space="preserve">"Create an</w:t>
+      </w:r>
+      <w:r>
+        <w:t xml:space="preserve"> </w:t>
+      </w:r>
+      <w:r>
+        <w:rPr>
+          <w:b/>
+          <w:bCs/>
+        </w:rPr>
+        <w:t xml:space="preserve">FAQ document</w:t>
+      </w:r>
+      <w:r>
+        <w:t xml:space="preserve"> </w:t>
+      </w:r>
+      <w:r>
+        <w:t xml:space="preserve">of the 8 most common policy questions and answers based on the handbook</w:t>
+      </w:r>
+      <w:r>
+        <w:t xml:space="preserve"> </w:t>
+      </w:r>
+      <w:r>
+        <w:t xml:space="preserve">and benefits files. Format as Q&amp;A with a source note under each answer."</w:t>
       </w:r>
     </w:p>
     <w:p>
@@ -626,31 +856,40 @@
         <w:pStyle w:val="Compact"/>
         <w:numPr>
           <w:ilvl w:val="0"/>
-          <w:numId w:val="4"/>
+          <w:numId w:val="1003"/>
         </w:numPr>
       </w:pPr>
       <w:r>
-        <w:t xml:space="preserve">"An employee asks about </w:t>
-      </w:r>
-      <w:r>
-        <w:rPr>
-          <w:b/>
-          <w:bCs/>
-        </w:rPr>
-        <w:t>overtime pay</w:t>
-      </w:r>
-      <w:r>
-        <w:t>. Draft a clear, friendly reply grounded in the handbook, and flag if anything should be confirmed with payroll."</w:t>
-      </w:r>
-    </w:p>
+        <w:t xml:space="preserve">"An employee asks about</w:t>
+      </w:r>
+      <w:r>
+        <w:t xml:space="preserve"> </w:t>
+      </w:r>
+      <w:r>
+        <w:rPr>
+          <w:b/>
+          <w:bCs/>
+        </w:rPr>
+        <w:t xml:space="preserve">overtime pay</w:t>
+      </w:r>
+      <w:r>
+        <w:t xml:space="preserve">. Draft a clear, friendly reply grounded in the handbook,</w:t>
+      </w:r>
+      <w:r>
+        <w:t xml:space="preserve"> </w:t>
+      </w:r>
+      <w:r>
+        <w:t xml:space="preserve">and flag if anything should be confirmed with payroll."</w:t>
+      </w:r>
+    </w:p>
+    <w:bookmarkEnd w:id="14"/>
+    <w:bookmarkStart w:id="15" w:name="Xce673cc6892b42edde98559e5c73874b9aaf3b7"/>
     <w:p>
       <w:pPr>
         <w:pStyle w:val="Heading2"/>
       </w:pPr>
-      <w:bookmarkStart w:id="4" w:name="Xce673cc6892b42edde98559e5c73874b9aaf3b7"/>
-      <w:bookmarkEnd w:id="3"/>
-      <w:r>
-        <w:t>3. Recruiting &amp; Interview Prep</w:t>
+      <w:r>
+        <w:t xml:space="preserve">3. Recruiting &amp; Interview Prep</w:t>
       </w:r>
     </w:p>
     <w:p>
@@ -658,47 +897,94 @@
         <w:pStyle w:val="Compact"/>
         <w:numPr>
           <w:ilvl w:val="0"/>
-          <w:numId w:val="5"/>
+          <w:numId w:val="1004"/>
         </w:numPr>
       </w:pPr>
       <w:r>
-        <w:t xml:space="preserve">"Using </w:t>
+        <w:t xml:space="preserve">"Using</w:t>
+      </w:r>
+      <w:r>
+        <w:t xml:space="preserve"> </w:t>
       </w:r>
       <w:r>
         <w:rPr>
           <w:rStyle w:val="VerbatimChar"/>
         </w:rPr>
-        <w:t>job-description-sample.docx</w:t>
-      </w:r>
-      <w:r>
-        <w:t xml:space="preserve">, write an </w:t>
-      </w:r>
-      <w:r>
-        <w:rPr>
-          <w:b/>
-          <w:bCs/>
-        </w:rPr>
-        <w:t>inclusive, engaging job posting</w:t>
-      </w:r>
-      <w:r>
-        <w:t xml:space="preserve"> for the HR Coordinator role for our careers page. Keep it under 350 words, with short What you'll do, What you'll bring, and What we offer sections. Then add a table that </w:t>
-      </w:r>
-      <w:r>
-        <w:rPr>
-          <w:b/>
-          <w:bCs/>
-        </w:rPr>
-        <w:t>flags wording that could discourage qualified applicants</w:t>
-      </w:r>
-      <w:r>
-        <w:t xml:space="preserve">, with a suggested alternative for each. Save it as a Word doc. Don't add pay figures, perks, or requirements that aren't in the description." </w:t>
+        <w:t xml:space="preserve">job-description-sample.docx</w:t>
+      </w:r>
+      <w:r>
+        <w:t xml:space="preserve">, write an</w:t>
+      </w:r>
+      <w:r>
+        <w:t xml:space="preserve"> </w:t>
+      </w:r>
+      <w:r>
+        <w:rPr>
+          <w:b/>
+          <w:bCs/>
+        </w:rPr>
+        <w:t xml:space="preserve">inclusive, engaging job posting</w:t>
+      </w:r>
+      <w:r>
+        <w:t xml:space="preserve"> </w:t>
+      </w:r>
+      <w:r>
+        <w:t xml:space="preserve">for the HR</w:t>
+      </w:r>
+      <w:r>
+        <w:t xml:space="preserve"> </w:t>
+      </w:r>
+      <w:r>
+        <w:t xml:space="preserve">Coordinator role for our careers page. Keep it under 350 words, with short What you'll do, What</w:t>
+      </w:r>
+      <w:r>
+        <w:t xml:space="preserve"> </w:t>
+      </w:r>
+      <w:r>
+        <w:t xml:space="preserve">you'll bring, and What we offer sections. Then add a table that</w:t>
+      </w:r>
+      <w:r>
+        <w:t xml:space="preserve"> </w:t>
+      </w:r>
+      <w:r>
+        <w:rPr>
+          <w:b/>
+          <w:bCs/>
+        </w:rPr>
+        <w:t xml:space="preserve">flags wording that could</w:t>
+      </w:r>
+      <w:r>
+        <w:rPr>
+          <w:b/>
+          <w:bCs/>
+        </w:rPr>
+        <w:t xml:space="preserve"> </w:t>
+      </w:r>
+      <w:r>
+        <w:rPr>
+          <w:b/>
+          <w:bCs/>
+        </w:rPr>
+        <w:t xml:space="preserve">discourage qualified applicants</w:t>
+      </w:r>
+      <w:r>
+        <w:t xml:space="preserve">, with a suggested alternative for each. Save it as a Word doc.</w:t>
+      </w:r>
+      <w:r>
+        <w:t xml:space="preserve"> </w:t>
+      </w:r>
+      <w:r>
+        <w:t xml:space="preserve">Don't add pay figures, perks, or requirements that aren't in the description."</w:t>
+      </w:r>
+      <w:r>
+        <w:t xml:space="preserve"> </w:t>
       </w:r>
       <w:r>
         <w:rPr>
           <w:i/>
           <w:iCs/>
         </w:rPr>
-        <w:t>(Exercise 5a)</w:t>
+        <w:t xml:space="preserve">(Exercise 4a)</w:t>
       </w:r>
     </w:p>
     <w:p>
@@ -706,30 +992,45 @@
         <w:pStyle w:val="Compact"/>
         <w:numPr>
           <w:ilvl w:val="0"/>
-          <w:numId w:val="5"/>
+          <w:numId w:val="1004"/>
         </w:numPr>
       </w:pPr>
       <w:r>
-        <w:t xml:space="preserve">"Using </w:t>
+        <w:t xml:space="preserve">"Using</w:t>
+      </w:r>
+      <w:r>
+        <w:t xml:space="preserve"> </w:t>
       </w:r>
       <w:r>
         <w:rPr>
           <w:rStyle w:val="VerbatimChar"/>
         </w:rPr>
-        <w:t>job-description-sample.docx</w:t>
-      </w:r>
-      <w:r>
-        <w:t xml:space="preserve">, create an </w:t>
-      </w:r>
-      <w:r>
-        <w:rPr>
-          <w:b/>
-          <w:bCs/>
-        </w:rPr>
-        <w:t>interview prep pack</w:t>
-      </w:r>
-      <w:r>
-        <w:t xml:space="preserve"> for the HR Coordinator role: 8 competency-based questions, what a strong answer looks like, and 3 red flags to watch for."</w:t>
+        <w:t xml:space="preserve">job-description-sample.docx</w:t>
+      </w:r>
+      <w:r>
+        <w:t xml:space="preserve">, create an</w:t>
+      </w:r>
+      <w:r>
+        <w:t xml:space="preserve"> </w:t>
+      </w:r>
+      <w:r>
+        <w:rPr>
+          <w:b/>
+          <w:bCs/>
+        </w:rPr>
+        <w:t xml:space="preserve">interview prep pack</w:t>
+      </w:r>
+      <w:r>
+        <w:t xml:space="preserve"> </w:t>
+      </w:r>
+      <w:r>
+        <w:t xml:space="preserve">for the HR Coordinator role:</w:t>
+      </w:r>
+      <w:r>
+        <w:t xml:space="preserve"> </w:t>
+      </w:r>
+      <w:r>
+        <w:t xml:space="preserve">8 competency-based questions, what a strong answer looks like, and 3 red flags to watch for."</w:t>
       </w:r>
     </w:p>
     <w:p>
@@ -737,24 +1038,33 @@
         <w:pStyle w:val="Compact"/>
         <w:numPr>
           <w:ilvl w:val="0"/>
-          <w:numId w:val="5"/>
+          <w:numId w:val="1004"/>
         </w:numPr>
       </w:pPr>
       <w:r>
-        <w:t xml:space="preserve">"Draft a </w:t>
-      </w:r>
-      <w:r>
-        <w:rPr>
-          <w:b/>
-          <w:bCs/>
-        </w:rPr>
-        <w:t>candidate outreach email</w:t>
-      </w:r>
-      <w:r>
-        <w:t xml:space="preserve"> inviting an applicant to a first interview for the HR </w:t>
-      </w:r>
-      <w:r>
-        <w:t>Coordinator role. Warm, professional, under 150 words. Save as a draft."</w:t>
+        <w:t xml:space="preserve">"Draft a</w:t>
+      </w:r>
+      <w:r>
+        <w:t xml:space="preserve"> </w:t>
+      </w:r>
+      <w:r>
+        <w:rPr>
+          <w:b/>
+          <w:bCs/>
+        </w:rPr>
+        <w:t xml:space="preserve">candidate outreach email</w:t>
+      </w:r>
+      <w:r>
+        <w:t xml:space="preserve"> </w:t>
+      </w:r>
+      <w:r>
+        <w:t xml:space="preserve">inviting an applicant to a first interview for the HR</w:t>
+      </w:r>
+      <w:r>
+        <w:t xml:space="preserve"> </w:t>
+      </w:r>
+      <w:r>
+        <w:t xml:space="preserve">Coordinator role. Warm, professional, under 150 words. Save as a draft."</w:t>
       </w:r>
     </w:p>
     <w:p>
@@ -762,21 +1072,33 @@
         <w:pStyle w:val="Compact"/>
         <w:numPr>
           <w:ilvl w:val="0"/>
-          <w:numId w:val="5"/>
+          <w:numId w:val="1004"/>
         </w:numPr>
       </w:pPr>
       <w:r>
-        <w:t xml:space="preserve">"Turn the HR Coordinator job description into a </w:t>
-      </w:r>
-      <w:r>
-        <w:rPr>
-          <w:b/>
-          <w:bCs/>
-        </w:rPr>
-        <w:t>structured interview scorecard</w:t>
-      </w:r>
-      <w:r>
-        <w:t xml:space="preserve"> (Excel) with competencies as rows and a 1–5 rating scale."</w:t>
+        <w:t xml:space="preserve">"Turn the HR Coordinator job description into a</w:t>
+      </w:r>
+      <w:r>
+        <w:t xml:space="preserve"> </w:t>
+      </w:r>
+      <w:r>
+        <w:rPr>
+          <w:b/>
+          <w:bCs/>
+        </w:rPr>
+        <w:t xml:space="preserve">structured interview scorecard</w:t>
+      </w:r>
+      <w:r>
+        <w:t xml:space="preserve"> </w:t>
+      </w:r>
+      <w:r>
+        <w:t xml:space="preserve">(Excel) with</w:t>
+      </w:r>
+      <w:r>
+        <w:t xml:space="preserve"> </w:t>
+      </w:r>
+      <w:r>
+        <w:t xml:space="preserve">competencies as rows and a 1–5 rating scale."</w:t>
       </w:r>
     </w:p>
     <w:p>
@@ -784,31 +1106,43 @@
         <w:pStyle w:val="Compact"/>
         <w:numPr>
           <w:ilvl w:val="0"/>
-          <w:numId w:val="5"/>
+          <w:numId w:val="1004"/>
         </w:numPr>
       </w:pPr>
       <w:r>
-        <w:t xml:space="preserve">"Write a polite </w:t>
-      </w:r>
-      <w:r>
-        <w:rPr>
-          <w:b/>
-          <w:bCs/>
-        </w:rPr>
-        <w:t>candidate rejection email</w:t>
-      </w:r>
-      <w:r>
-        <w:t xml:space="preserve"> template that leaves a good impression and invites future applications."</w:t>
-      </w:r>
-    </w:p>
+        <w:t xml:space="preserve">"Write a polite</w:t>
+      </w:r>
+      <w:r>
+        <w:t xml:space="preserve"> </w:t>
+      </w:r>
+      <w:r>
+        <w:rPr>
+          <w:b/>
+          <w:bCs/>
+        </w:rPr>
+        <w:t xml:space="preserve">candidate rejection email</w:t>
+      </w:r>
+      <w:r>
+        <w:t xml:space="preserve"> </w:t>
+      </w:r>
+      <w:r>
+        <w:t xml:space="preserve">template that leaves a good impression and invites</w:t>
+      </w:r>
+      <w:r>
+        <w:t xml:space="preserve"> </w:t>
+      </w:r>
+      <w:r>
+        <w:t xml:space="preserve">future applications."</w:t>
+      </w:r>
+    </w:p>
+    <w:bookmarkEnd w:id="15"/>
+    <w:bookmarkStart w:id="16" w:name="Xbf9e733476e616791cd40b53a0a865324ecb7b1"/>
     <w:p>
       <w:pPr>
         <w:pStyle w:val="Heading2"/>
       </w:pPr>
-      <w:bookmarkStart w:id="5" w:name="Xbf9e733476e616791cd40b53a0a865324ecb7b1"/>
-      <w:bookmarkEnd w:id="4"/>
-      <w:r>
-        <w:t>4. Employee Communications</w:t>
+      <w:r>
+        <w:t xml:space="preserve">4. Employee Communications</w:t>
       </w:r>
     </w:p>
     <w:p>
@@ -816,30 +1150,39 @@
         <w:pStyle w:val="Compact"/>
         <w:numPr>
           <w:ilvl w:val="0"/>
-          <w:numId w:val="6"/>
+          <w:numId w:val="1005"/>
         </w:numPr>
       </w:pPr>
       <w:r>
-        <w:t xml:space="preserve">"Draft a </w:t>
-      </w:r>
-      <w:r>
-        <w:rPr>
-          <w:b/>
-          <w:bCs/>
-        </w:rPr>
-        <w:t>company-wide announcement</w:t>
-      </w:r>
-      <w:r>
-        <w:t xml:space="preserve"> that open enrollment runs in November, using </w:t>
+        <w:t xml:space="preserve">"Draft a</w:t>
+      </w:r>
+      <w:r>
+        <w:t xml:space="preserve"> </w:t>
+      </w:r>
+      <w:r>
+        <w:rPr>
+          <w:b/>
+          <w:bCs/>
+        </w:rPr>
+        <w:t xml:space="preserve">company-wide announcement</w:t>
+      </w:r>
+      <w:r>
+        <w:t xml:space="preserve"> </w:t>
+      </w:r>
+      <w:r>
+        <w:t xml:space="preserve">that open enrollment runs in November, using</w:t>
+      </w:r>
+      <w:r>
+        <w:t xml:space="preserve"> </w:t>
       </w:r>
       <w:r>
         <w:rPr>
           <w:rStyle w:val="VerbatimChar"/>
         </w:rPr>
-        <w:t>benefits-summary.docx</w:t>
-      </w:r>
-      <w:r>
-        <w:t>. Clear, inclusive tone, with a bulleted 'what you need to do' section."</w:t>
+        <w:t xml:space="preserve">benefits-summary.docx</w:t>
+      </w:r>
+      <w:r>
+        <w:t xml:space="preserve">. Clear, inclusive tone, with a bulleted 'what you need to do' section."</w:t>
       </w:r>
     </w:p>
     <w:p>
@@ -847,21 +1190,27 @@
         <w:pStyle w:val="Compact"/>
         <w:numPr>
           <w:ilvl w:val="0"/>
-          <w:numId w:val="6"/>
+          <w:numId w:val="1005"/>
         </w:numPr>
       </w:pPr>
       <w:r>
-        <w:t xml:space="preserve">"Rewrite this policy update in a </w:t>
-      </w:r>
-      <w:r>
-        <w:rPr>
-          <w:b/>
-          <w:bCs/>
-        </w:rPr>
-        <w:t>warmer, simpler tone</w:t>
-      </w:r>
-      <w:r>
-        <w:t xml:space="preserve"> for all-staff: {paste text}."</w:t>
+        <w:t xml:space="preserve">"Rewrite this policy update in a</w:t>
+      </w:r>
+      <w:r>
+        <w:t xml:space="preserve"> </w:t>
+      </w:r>
+      <w:r>
+        <w:rPr>
+          <w:b/>
+          <w:bCs/>
+        </w:rPr>
+        <w:t xml:space="preserve">warmer, simpler tone</w:t>
+      </w:r>
+      <w:r>
+        <w:t xml:space="preserve"> </w:t>
+      </w:r>
+      <w:r>
+        <w:t xml:space="preserve">for all-staff: {paste text}."</w:t>
       </w:r>
     </w:p>
     <w:p>
@@ -869,21 +1218,33 @@
         <w:pStyle w:val="Compact"/>
         <w:numPr>
           <w:ilvl w:val="0"/>
-          <w:numId w:val="6"/>
+          <w:numId w:val="1005"/>
         </w:numPr>
       </w:pPr>
       <w:r>
-        <w:t xml:space="preserve">"Create a short </w:t>
-      </w:r>
-      <w:r>
-        <w:rPr>
-          <w:b/>
-          <w:bCs/>
-        </w:rPr>
-        <w:t>Teams message</w:t>
-      </w:r>
-      <w:r>
-        <w:t xml:space="preserve"> reminding employees that Tuesday and Thursday are anchor office days, referencing the handbook."</w:t>
+        <w:t xml:space="preserve">"Create a short</w:t>
+      </w:r>
+      <w:r>
+        <w:t xml:space="preserve"> </w:t>
+      </w:r>
+      <w:r>
+        <w:rPr>
+          <w:b/>
+          <w:bCs/>
+        </w:rPr>
+        <w:t xml:space="preserve">Teams message</w:t>
+      </w:r>
+      <w:r>
+        <w:t xml:space="preserve"> </w:t>
+      </w:r>
+      <w:r>
+        <w:t xml:space="preserve">reminding employees that Tuesday and Thursday are anchor office</w:t>
+      </w:r>
+      <w:r>
+        <w:t xml:space="preserve"> </w:t>
+      </w:r>
+      <w:r>
+        <w:t xml:space="preserve">days, referencing the handbook."</w:t>
       </w:r>
     </w:p>
     <w:p>
@@ -891,31 +1252,43 @@
         <w:pStyle w:val="Compact"/>
         <w:numPr>
           <w:ilvl w:val="0"/>
-          <w:numId w:val="6"/>
+          <w:numId w:val="1005"/>
         </w:numPr>
       </w:pPr>
       <w:r>
-        <w:t xml:space="preserve">"Draft a </w:t>
-      </w:r>
-      <w:r>
-        <w:rPr>
-          <w:b/>
-          <w:bCs/>
-        </w:rPr>
-        <w:t>manager talking-points</w:t>
-      </w:r>
-      <w:r>
-        <w:t xml:space="preserve"> one-pager to help managers explain the new hybrid policy to their teams."</w:t>
-      </w:r>
-    </w:p>
+        <w:t xml:space="preserve">"Draft a</w:t>
+      </w:r>
+      <w:r>
+        <w:t xml:space="preserve"> </w:t>
+      </w:r>
+      <w:r>
+        <w:rPr>
+          <w:b/>
+          <w:bCs/>
+        </w:rPr>
+        <w:t xml:space="preserve">manager talking-points</w:t>
+      </w:r>
+      <w:r>
+        <w:t xml:space="preserve"> </w:t>
+      </w:r>
+      <w:r>
+        <w:t xml:space="preserve">one-pager to help managers explain the new hybrid policy to</w:t>
+      </w:r>
+      <w:r>
+        <w:t xml:space="preserve"> </w:t>
+      </w:r>
+      <w:r>
+        <w:t xml:space="preserve">their teams."</w:t>
+      </w:r>
+    </w:p>
+    <w:bookmarkEnd w:id="16"/>
+    <w:bookmarkStart w:id="17" w:name="X25691917bb7e1ae742c64710b51c7afaac4f4e6"/>
     <w:p>
       <w:pPr>
         <w:pStyle w:val="Heading2"/>
       </w:pPr>
-      <w:bookmarkStart w:id="6" w:name="X25691917bb7e1ae742c64710b51c7afaac4f4e6"/>
-      <w:bookmarkEnd w:id="5"/>
-      <w:r>
-        <w:t>5. Reporting &amp; Analysis</w:t>
+      <w:r>
+        <w:t xml:space="preserve">5. Reporting &amp; Analysis</w:t>
       </w:r>
     </w:p>
     <w:p>
@@ -923,33 +1296,42 @@
         <w:pStyle w:val="Compact"/>
         <w:numPr>
           <w:ilvl w:val="0"/>
-          <w:numId w:val="7"/>
+          <w:numId w:val="1006"/>
         </w:numPr>
       </w:pPr>
       <w:r>
-        <w:t xml:space="preserve">"Using </w:t>
+        <w:t xml:space="preserve">"Using</w:t>
+      </w:r>
+      <w:r>
+        <w:t xml:space="preserve"> </w:t>
       </w:r>
       <w:r>
         <w:rPr>
           <w:rStyle w:val="VerbatimChar"/>
         </w:rPr>
-        <w:t>employee-roster-sample.xlsx</w:t>
-      </w:r>
-      <w:r>
-        <w:t xml:space="preserve">, create an </w:t>
-      </w:r>
-      <w:r>
-        <w:rPr>
-          <w:b/>
-          <w:bCs/>
-        </w:rPr>
-        <w:t>Excel summary</w:t>
-      </w:r>
-      <w:r>
-        <w:t xml:space="preserve">: headcount by department, count of </w:t>
-      </w:r>
-      <w:r>
-        <w:t>remote vs. on-site, and average PTO used. Add a short written summary of what stands out."</w:t>
+        <w:t xml:space="preserve">employee-roster-sample.xlsx</w:t>
+      </w:r>
+      <w:r>
+        <w:t xml:space="preserve">, create an</w:t>
+      </w:r>
+      <w:r>
+        <w:t xml:space="preserve"> </w:t>
+      </w:r>
+      <w:r>
+        <w:rPr>
+          <w:b/>
+          <w:bCs/>
+        </w:rPr>
+        <w:t xml:space="preserve">Excel summary</w:t>
+      </w:r>
+      <w:r>
+        <w:t xml:space="preserve">: headcount by department, count of</w:t>
+      </w:r>
+      <w:r>
+        <w:t xml:space="preserve"> </w:t>
+      </w:r>
+      <w:r>
+        <w:t xml:space="preserve">remote vs. on-site, and average PTO used. Add a short written summary of what stands out."</w:t>
       </w:r>
     </w:p>
     <w:p>
@@ -957,30 +1339,42 @@
         <w:pStyle w:val="Compact"/>
         <w:numPr>
           <w:ilvl w:val="0"/>
-          <w:numId w:val="7"/>
+          <w:numId w:val="1006"/>
         </w:numPr>
       </w:pPr>
       <w:r>
-        <w:t xml:space="preserve">"From </w:t>
+        <w:t xml:space="preserve">"From</w:t>
+      </w:r>
+      <w:r>
+        <w:t xml:space="preserve"> </w:t>
       </w:r>
       <w:r>
         <w:rPr>
           <w:rStyle w:val="VerbatimChar"/>
         </w:rPr>
-        <w:t>hr-tickets-sample.xlsx</w:t>
-      </w:r>
-      <w:r>
-        <w:t xml:space="preserve">, summarize </w:t>
-      </w:r>
-      <w:r>
-        <w:rPr>
-          <w:b/>
-          <w:bCs/>
-        </w:rPr>
-        <w:t>open vs. closed tickets by category and priority</w:t>
-      </w:r>
-      <w:r>
-        <w:t>, and list the high-priority open items I should follow up on today."</w:t>
+        <w:t xml:space="preserve">hr-tickets-sample.xlsx</w:t>
+      </w:r>
+      <w:r>
+        <w:t xml:space="preserve">, summarize</w:t>
+      </w:r>
+      <w:r>
+        <w:t xml:space="preserve"> </w:t>
+      </w:r>
+      <w:r>
+        <w:rPr>
+          <w:b/>
+          <w:bCs/>
+        </w:rPr>
+        <w:t xml:space="preserve">open vs. closed tickets by category and priority</w:t>
+      </w:r>
+      <w:r>
+        <w:t xml:space="preserve">, and</w:t>
+      </w:r>
+      <w:r>
+        <w:t xml:space="preserve"> </w:t>
+      </w:r>
+      <w:r>
+        <w:t xml:space="preserve">list the high-priority open items I should follow up on today."</w:t>
       </w:r>
     </w:p>
     <w:p>
@@ -988,30 +1382,39 @@
         <w:pStyle w:val="Compact"/>
         <w:numPr>
           <w:ilvl w:val="0"/>
-          <w:numId w:val="7"/>
+          <w:numId w:val="1006"/>
         </w:numPr>
       </w:pPr>
       <w:r>
-        <w:t xml:space="preserve">"Build a </w:t>
-      </w:r>
-      <w:r>
-        <w:rPr>
-          <w:b/>
-          <w:bCs/>
-        </w:rPr>
-        <w:t>one-page status report</w:t>
-      </w:r>
-      <w:r>
-        <w:t xml:space="preserve"> of this week's HR tickets suitable for my manager, from </w:t>
+        <w:t xml:space="preserve">"Build a</w:t>
+      </w:r>
+      <w:r>
+        <w:t xml:space="preserve"> </w:t>
+      </w:r>
+      <w:r>
+        <w:rPr>
+          <w:b/>
+          <w:bCs/>
+        </w:rPr>
+        <w:t xml:space="preserve">one-page status report</w:t>
+      </w:r>
+      <w:r>
+        <w:t xml:space="preserve"> </w:t>
+      </w:r>
+      <w:r>
+        <w:t xml:space="preserve">of this week's HR tickets suitable for my manager, from</w:t>
+      </w:r>
+      <w:r>
+        <w:t xml:space="preserve"> </w:t>
       </w:r>
       <w:r>
         <w:rPr>
           <w:rStyle w:val="VerbatimChar"/>
         </w:rPr>
-        <w:t>hr-tickets-sample.xlsx</w:t>
-      </w:r>
-      <w:r>
-        <w:t>."</w:t>
+        <w:t xml:space="preserve">hr-tickets-sample.xlsx</w:t>
+      </w:r>
+      <w:r>
+        <w:t xml:space="preserve">."</w:t>
       </w:r>
     </w:p>
     <w:p>
@@ -1019,41 +1422,58 @@
         <w:pStyle w:val="Compact"/>
         <w:numPr>
           <w:ilvl w:val="0"/>
-          <w:numId w:val="7"/>
+          <w:numId w:val="1006"/>
         </w:numPr>
       </w:pPr>
       <w:r>
-        <w:t xml:space="preserve">"Identify any </w:t>
-      </w:r>
-      <w:r>
-        <w:rPr>
-          <w:b/>
-          <w:bCs/>
-        </w:rPr>
-        <w:t>PTO carryover risk</w:t>
-      </w:r>
-      <w:r>
-        <w:t xml:space="preserve"> from </w:t>
+        <w:t xml:space="preserve">"Identify any</w:t>
+      </w:r>
+      <w:r>
+        <w:t xml:space="preserve"> </w:t>
+      </w:r>
+      <w:r>
+        <w:rPr>
+          <w:b/>
+          <w:bCs/>
+        </w:rPr>
+        <w:t xml:space="preserve">PTO carryover risk</w:t>
+      </w:r>
+      <w:r>
+        <w:t xml:space="preserve"> </w:t>
+      </w:r>
+      <w:r>
+        <w:t xml:space="preserve">from</w:t>
+      </w:r>
+      <w:r>
+        <w:t xml:space="preserve"> </w:t>
       </w:r>
       <w:r>
         <w:rPr>
           <w:rStyle w:val="VerbatimChar"/>
         </w:rPr>
-        <w:t>employee-roster-sample.xlsx</w:t>
-      </w:r>
-      <w:r>
-        <w:t xml:space="preserve"> — who has used little PTO — and draft a gentle reminder email template."</w:t>
-      </w:r>
-    </w:p>
+        <w:t xml:space="preserve">employee-roster-sample.xlsx</w:t>
+      </w:r>
+      <w:r>
+        <w:t xml:space="preserve"> </w:t>
+      </w:r>
+      <w:r>
+        <w:t xml:space="preserve">— who has used little PTO —</w:t>
+      </w:r>
+      <w:r>
+        <w:t xml:space="preserve"> </w:t>
+      </w:r>
+      <w:r>
+        <w:t xml:space="preserve">and draft a gentle reminder email template."</w:t>
+      </w:r>
+    </w:p>
+    <w:bookmarkEnd w:id="17"/>
+    <w:bookmarkStart w:id="21" w:name="Xb3056c73d3e4dd433aaf4a6e8b7045841d5a623"/>
     <w:p>
       <w:pPr>
         <w:pStyle w:val="Heading2"/>
       </w:pPr>
-      <w:bookmarkStart w:id="7" w:name="Xb3056c73d3e4dd433aaf4a6e8b7045841d5a623"/>
-      <w:bookmarkEnd w:id="6"/>
-      <w:r>
-        <w:lastRenderedPageBreak/>
-        <w:t>6. Web research (Deep Research) and browser use</w:t>
+      <w:r>
+        <w:t xml:space="preserve">6. Web research (Deep Research) and browser use</w:t>
       </w:r>
     </w:p>
     <w:p>
@@ -1061,31 +1481,49 @@
         <w:pStyle w:val="Compact"/>
         <w:numPr>
           <w:ilvl w:val="0"/>
-          <w:numId w:val="8"/>
+          <w:numId w:val="1007"/>
         </w:numPr>
       </w:pPr>
       <w:r>
-        <w:t xml:space="preserve">"Use </w:t>
-      </w:r>
-      <w:r>
-        <w:rPr>
-          <w:b/>
-          <w:bCs/>
-        </w:rPr>
-        <w:t>Deep Research</w:t>
-      </w:r>
-      <w:r>
-        <w:t xml:space="preserve"> to summarize </w:t>
-      </w:r>
-      <w:r>
-        <w:rPr>
-          <w:b/>
-          <w:bCs/>
-        </w:rPr>
-        <w:t>current best practices for structured behavioral interviews</w:t>
-      </w:r>
-      <w:r>
-        <w:t xml:space="preserve"> from multiple reputable sources. Produce a 1-page briefing with key practices and cite your sources."</w:t>
+        <w:t xml:space="preserve">"Use</w:t>
+      </w:r>
+      <w:r>
+        <w:t xml:space="preserve"> </w:t>
+      </w:r>
+      <w:r>
+        <w:rPr>
+          <w:b/>
+          <w:bCs/>
+        </w:rPr>
+        <w:t xml:space="preserve">Deep Research</w:t>
+      </w:r>
+      <w:r>
+        <w:t xml:space="preserve"> </w:t>
+      </w:r>
+      <w:r>
+        <w:t xml:space="preserve">to summarize</w:t>
+      </w:r>
+      <w:r>
+        <w:t xml:space="preserve"> </w:t>
+      </w:r>
+      <w:r>
+        <w:rPr>
+          <w:b/>
+          <w:bCs/>
+        </w:rPr>
+        <w:t xml:space="preserve">current best practices for structured behavioral interviews</w:t>
+      </w:r>
+      <w:r>
+        <w:t xml:space="preserve"> </w:t>
+      </w:r>
+      <w:r>
+        <w:t xml:space="preserve">from multiple reputable sources. Produce a 1-page briefing with key practices and cite your</w:t>
+      </w:r>
+      <w:r>
+        <w:t xml:space="preserve"> </w:t>
+      </w:r>
+      <w:r>
+        <w:t xml:space="preserve">sources."</w:t>
       </w:r>
     </w:p>
     <w:p>
@@ -1093,21 +1531,33 @@
         <w:pStyle w:val="Compact"/>
         <w:numPr>
           <w:ilvl w:val="0"/>
-          <w:numId w:val="8"/>
+          <w:numId w:val="1007"/>
         </w:numPr>
       </w:pPr>
       <w:r>
-        <w:t xml:space="preserve">"Research </w:t>
-      </w:r>
-      <w:r>
-        <w:rPr>
-          <w:b/>
-          <w:bCs/>
-        </w:rPr>
-        <w:t>typical PTO / annual leave norms for mid-size tech companies</w:t>
-      </w:r>
-      <w:r>
-        <w:t xml:space="preserve"> and produce a short benchmark briefing I can compare against our handbook. Cite sources."</w:t>
+        <w:t xml:space="preserve">"Research</w:t>
+      </w:r>
+      <w:r>
+        <w:t xml:space="preserve"> </w:t>
+      </w:r>
+      <w:r>
+        <w:rPr>
+          <w:b/>
+          <w:bCs/>
+        </w:rPr>
+        <w:t xml:space="preserve">typical PTO / annual leave norms for mid-size tech companies</w:t>
+      </w:r>
+      <w:r>
+        <w:t xml:space="preserve"> </w:t>
+      </w:r>
+      <w:r>
+        <w:t xml:space="preserve">and produce a short</w:t>
+      </w:r>
+      <w:r>
+        <w:t xml:space="preserve"> </w:t>
+      </w:r>
+      <w:r>
+        <w:t xml:space="preserve">benchmark briefing I can compare against our handbook. Cite sources."</w:t>
       </w:r>
     </w:p>
     <w:p>
@@ -1115,24 +1565,33 @@
         <w:pStyle w:val="Compact"/>
         <w:numPr>
           <w:ilvl w:val="0"/>
-          <w:numId w:val="8"/>
+          <w:numId w:val="1007"/>
         </w:numPr>
       </w:pPr>
       <w:r>
-        <w:t xml:space="preserve">"Do deep research on </w:t>
-      </w:r>
-      <w:r>
-        <w:rPr>
-          <w:b/>
-          <w:bCs/>
-        </w:rPr>
-        <w:t>effective employee onboarding practices for the first 90 days</w:t>
-      </w:r>
-      <w:r>
-        <w:t xml:space="preserve"> and give me </w:t>
-      </w:r>
-      <w:r>
-        <w:t>a summary with 5 actionable recommendations and links."</w:t>
+        <w:t xml:space="preserve">"Do deep research on</w:t>
+      </w:r>
+      <w:r>
+        <w:t xml:space="preserve"> </w:t>
+      </w:r>
+      <w:r>
+        <w:rPr>
+          <w:b/>
+          <w:bCs/>
+        </w:rPr>
+        <w:t xml:space="preserve">effective employee onboarding practices for the first 90 days</w:t>
+      </w:r>
+      <w:r>
+        <w:t xml:space="preserve"> </w:t>
+      </w:r>
+      <w:r>
+        <w:t xml:space="preserve">and give me</w:t>
+      </w:r>
+      <w:r>
+        <w:t xml:space="preserve"> </w:t>
+      </w:r>
+      <w:r>
+        <w:t xml:space="preserve">a summary with 5 actionable recommendations and links."</w:t>
       </w:r>
     </w:p>
     <w:p>
@@ -1140,7 +1599,7 @@
         <w:pStyle w:val="Compact"/>
         <w:numPr>
           <w:ilvl w:val="0"/>
-          <w:numId w:val="8"/>
+          <w:numId w:val="1007"/>
         </w:numPr>
       </w:pPr>
       <w:r>
@@ -1148,60 +1607,126 @@
           <w:b/>
           <w:bCs/>
         </w:rPr>
-        <w:t>Browser use, navigate two sites (Exercise 3):</w:t>
-      </w:r>
-      <w:r>
-        <w:t xml:space="preserve"> "Use my browser to do this step by step, and tell me which page you're on at each step: 1. Go to </w:t>
-      </w:r>
-      <w:hyperlink r:id="rId8">
+        <w:t xml:space="preserve">Browser use, navigate two sites (Exercise 2):</w:t>
+      </w:r>
+      <w:r>
+        <w:t xml:space="preserve"> </w:t>
+      </w:r>
+      <w:r>
+        <w:t xml:space="preserve">"Use my browser to do this step by step, and tell</w:t>
+      </w:r>
+      <w:r>
+        <w:t xml:space="preserve"> </w:t>
+      </w:r>
+      <w:r>
+        <w:t xml:space="preserve">me which page you're on at each step: 1. Go to</w:t>
+      </w:r>
+      <w:r>
+        <w:t xml:space="preserve"> </w:t>
+      </w:r>
+      <w:hyperlink r:id="rId18">
         <w:r>
           <w:rPr>
             <w:rStyle w:val="Hyperlink"/>
           </w:rPr>
-          <w:t>https://www.dol.gov</w:t>
+          <w:t xml:space="preserve">https://www.dol.gov</w:t>
         </w:r>
       </w:hyperlink>
       <w:r>
-        <w:t xml:space="preserve"> and use the site's search box to find the overtime pay fact sheet (Fact Sheet #23), and note the rules. 2. Go to </w:t>
-      </w:r>
-      <w:hyperlink r:id="rId9">
+        <w:t xml:space="preserve"> </w:t>
+      </w:r>
+      <w:r>
+        <w:t xml:space="preserve">and use the site's search box to</w:t>
+      </w:r>
+      <w:r>
+        <w:t xml:space="preserve"> </w:t>
+      </w:r>
+      <w:r>
+        <w:t xml:space="preserve">find the overtime pay fact sheet (Fact Sheet #23), and note the rules. 2. Go to</w:t>
+      </w:r>
+      <w:r>
+        <w:t xml:space="preserve"> </w:t>
+      </w:r>
+      <w:hyperlink r:id="rId19">
         <w:r>
           <w:rPr>
             <w:rStyle w:val="Hyperlink"/>
           </w:rPr>
-          <w:t>https://lni.wa.gov</w:t>
+          <w:t xml:space="preserve">https://lni.wa.gov</w:t>
         </w:r>
       </w:hyperlink>
       <w:r>
-        <w:t xml:space="preserve"> and </w:t>
-      </w:r>
-      <w:r>
-        <w:t xml:space="preserve">use the menu or search to find Washington's overtime page. 3. Compare both with the overtime rule in </w:t>
+        <w:t xml:space="preserve"> </w:t>
+      </w:r>
+      <w:r>
+        <w:t xml:space="preserve">and</w:t>
+      </w:r>
+      <w:r>
+        <w:t xml:space="preserve"> </w:t>
+      </w:r>
+      <w:r>
+        <w:t xml:space="preserve">use the menu or search to find Washington's overtime page. 3. Compare both with the overtime rule in</w:t>
+      </w:r>
+      <w:r>
+        <w:t xml:space="preserve"> </w:t>
       </w:r>
       <w:r>
         <w:rPr>
           <w:rStyle w:val="VerbatimChar"/>
         </w:rPr>
-        <w:t>employee-handbook-excerpt.docx</w:t>
-      </w:r>
-      <w:r>
-        <w:t xml:space="preserve"> in a table, with a link to every page you used. Only read: don't sign in, and don't fill in or submit any form except a site search box." </w:t>
+        <w:t xml:space="preserve">employee-handbook-excerpt.docx</w:t>
+      </w:r>
+      <w:r>
+        <w:t xml:space="preserve"> </w:t>
+      </w:r>
+      <w:r>
+        <w:t xml:space="preserve">in a table, with a link to every page you used. Only read: don't</w:t>
+      </w:r>
+      <w:r>
+        <w:t xml:space="preserve"> </w:t>
+      </w:r>
+      <w:r>
+        <w:t xml:space="preserve">sign in, and don't fill in or submit any form except a site search box."</w:t>
+      </w:r>
+      <w:r>
+        <w:t xml:space="preserve"> </w:t>
       </w:r>
       <w:r>
         <w:rPr>
           <w:i/>
           <w:iCs/>
         </w:rPr>
-        <w:t xml:space="preserve">(Needs Microsoft Edge and browser access; see </w:t>
-      </w:r>
-      <w:hyperlink r:id="rId10">
+        <w:t xml:space="preserve">(Needs Microsoft Edge and</w:t>
+      </w:r>
+      <w:r>
+        <w:rPr>
+          <w:i/>
+          <w:iCs/>
+        </w:rPr>
+        <w:t xml:space="preserve"> </w:t>
+      </w:r>
+      <w:r>
+        <w:rPr>
+          <w:i/>
+          <w:iCs/>
+        </w:rPr>
+        <w:t xml:space="preserve">browser access; see</w:t>
+      </w:r>
+      <w:r>
+        <w:rPr>
+          <w:i/>
+          <w:iCs/>
+        </w:rPr>
+        <w:t xml:space="preserve"> </w:t>
+      </w:r>
+      <w:hyperlink r:id="rId20">
         <w:r>
           <w:rPr>
             <w:rStyle w:val="Hyperlink"/>
             <w:i/>
             <w:iCs/>
           </w:rPr>
-          <w:t>10-cowork-browser.docx</w:t>
+          <w:t xml:space="preserve">10-cowork-browser.docx</w:t>
         </w:r>
       </w:hyperlink>
       <w:r>
@@ -1209,7 +1734,7 @@
           <w:i/>
           <w:iCs/>
         </w:rPr>
-        <w:t>.)</w:t>
+        <w:t xml:space="preserve">.)</w:t>
       </w:r>
     </w:p>
     <w:p>
@@ -1217,7 +1742,7 @@
         <w:pStyle w:val="Compact"/>
         <w:numPr>
           <w:ilvl w:val="0"/>
-          <w:numId w:val="8"/>
+          <w:numId w:val="1007"/>
         </w:numPr>
       </w:pPr>
       <w:r>
@@ -1225,45 +1750,87 @@
           <w:b/>
           <w:bCs/>
         </w:rPr>
-        <w:t>Browser use, check an exemption (Exercise 3 stretch):</w:t>
-      </w:r>
-      <w:r>
-        <w:t xml:space="preserve"> "Use my browser again, step by step, and tell me which page you're on. 1. On</w:t>
-      </w:r>
-      <w:r>
-        <w:t xml:space="preserve"> </w:t>
-      </w:r>
-      <w:hyperlink r:id="rId11">
+        <w:t xml:space="preserve">Browser use, check an exemption (Exercise 2 stretch):</w:t>
+      </w:r>
+      <w:r>
+        <w:t xml:space="preserve"> </w:t>
+      </w:r>
+      <w:r>
+        <w:t xml:space="preserve">"Use my browser again, step by step, and</w:t>
+      </w:r>
+      <w:r>
+        <w:t xml:space="preserve"> </w:t>
+      </w:r>
+      <w:r>
+        <w:t xml:space="preserve">tell me which page you're on. 1. On</w:t>
+      </w:r>
+      <w:r>
+        <w:t xml:space="preserve"> </w:t>
+      </w:r>
+      <w:hyperlink r:id="rId18">
         <w:r>
           <w:rPr>
             <w:rStyle w:val="Hyperlink"/>
           </w:rPr>
-          <w:t>https://www.dol.gov</w:t>
+          <w:t xml:space="preserve">https://www.dol.gov</w:t>
         </w:r>
       </w:hyperlink>
       <w:r>
-        <w:t xml:space="preserve">, use the site search to find Fact Sheet #17A (exemptions for executive, administrative, and professional employees). Open it and tell me whether a salaried HR Coordinator is likely to meet the administrative exemption's duties test, and why. 2. On </w:t>
-      </w:r>
-      <w:hyperlink r:id="rId12">
+        <w:t xml:space="preserve">, use the site search to find Fact Sheet #17A</w:t>
+      </w:r>
+      <w:r>
+        <w:t xml:space="preserve"> </w:t>
+      </w:r>
+      <w:r>
+        <w:t xml:space="preserve">(exemptions for executive, administrative, and professional employees). Open it and tell me whether</w:t>
+      </w:r>
+      <w:r>
+        <w:t xml:space="preserve"> </w:t>
+      </w:r>
+      <w:r>
+        <w:t xml:space="preserve">a salaried HR Coordinator is likely to meet the administrative exemption's duties test, and why.</w:t>
+      </w:r>
+      <w:r>
+        <w:t xml:space="preserve"> </w:t>
+      </w:r>
+      <w:r>
+        <w:t xml:space="preserve">2. On</w:t>
+      </w:r>
+      <w:r>
+        <w:t xml:space="preserve"> </w:t>
+      </w:r>
+      <w:hyperlink r:id="rId19">
         <w:r>
           <w:rPr>
             <w:rStyle w:val="Hyperlink"/>
           </w:rPr>
-          <w:t>https://lni.wa.gov</w:t>
+          <w:t xml:space="preserve">https://lni.wa.gov</w:t>
         </w:r>
       </w:hyperlink>
       <w:r>
-        <w:t xml:space="preserve">, use the menu or search to find Washington's current minimum salary for </w:t>
-      </w:r>
-      <w:r>
-        <w:t xml:space="preserve">exempt employees. Give me both answers with a link to each page. Only read: don't sign in or fill in any form except a site search box. If a site won't open or you can't use it, skip it and tell me." </w:t>
+        <w:t xml:space="preserve">, use the menu or search to find Washington's current minimum salary for</w:t>
+      </w:r>
+      <w:r>
+        <w:t xml:space="preserve"> </w:t>
+      </w:r>
+      <w:r>
+        <w:t xml:space="preserve">exempt employees. Give me both answers with a link to each page. Only read: don't sign in or fill in</w:t>
+      </w:r>
+      <w:r>
+        <w:t xml:space="preserve"> </w:t>
+      </w:r>
+      <w:r>
+        <w:t xml:space="preserve">any form except a site search box. If a site won't open or you can't use it, skip it and tell me."</w:t>
+      </w:r>
+      <w:r>
+        <w:t xml:space="preserve"> </w:t>
       </w:r>
       <w:r>
         <w:rPr>
           <w:i/>
           <w:iCs/>
         </w:rPr>
-        <w:t>(Stick to regular pages: Cowork may decline interactive tools such as the DOL eLaws advisors.)</w:t>
+        <w:t xml:space="preserve">(Stick to regular pages: Cowork may decline interactive tools such as the DOL eLaws advisors.)</w:t>
       </w:r>
     </w:p>
     <w:p>
@@ -1271,7 +1838,7 @@
         <w:pStyle w:val="Compact"/>
         <w:numPr>
           <w:ilvl w:val="0"/>
-          <w:numId w:val="8"/>
+          <w:numId w:val="1007"/>
         </w:numPr>
       </w:pPr>
       <w:r>
@@ -1279,10 +1846,25 @@
           <w:b/>
           <w:bCs/>
         </w:rPr>
-        <w:t>Browser use, adapt for your own sites:</w:t>
-      </w:r>
-      <w:r>
-        <w:t xml:space="preserve"> "Open {internal or public site} in my browser, find {information}, and summarize it with the link. Only read; ask me before you click anything that submits, saves, or sends."</w:t>
+        <w:t xml:space="preserve">Browser use, adapt for your own sites:</w:t>
+      </w:r>
+      <w:r>
+        <w:t xml:space="preserve"> </w:t>
+      </w:r>
+      <w:r>
+        <w:t xml:space="preserve">"Open {internal or public site} in my browser, find</w:t>
+      </w:r>
+      <w:r>
+        <w:t xml:space="preserve"> </w:t>
+      </w:r>
+      <w:r>
+        <w:t xml:space="preserve">{information}, and summarize it with the link. Only read; ask me before you click anything that</w:t>
+      </w:r>
+      <w:r>
+        <w:t xml:space="preserve"> </w:t>
+      </w:r>
+      <w:r>
+        <w:t xml:space="preserve">submits, saves, or sends."</w:t>
       </w:r>
     </w:p>
     <w:p>
@@ -1290,7 +1872,7 @@
         <w:pStyle w:val="Compact"/>
         <w:numPr>
           <w:ilvl w:val="0"/>
-          <w:numId w:val="8"/>
+          <w:numId w:val="1007"/>
         </w:numPr>
       </w:pPr>
       <w:r>
@@ -1298,37 +1880,63 @@
           <w:b/>
           <w:bCs/>
         </w:rPr>
-        <w:t>Follow-up after interview research (optional Task 2c):</w:t>
-      </w:r>
-      <w:r>
-        <w:t xml:space="preserve"> "Turn this into an interviewer scorecard in </w:t>
-      </w:r>
-      <w:r>
-        <w:rPr>
-          <w:b/>
-          <w:bCs/>
-        </w:rPr>
-        <w:t>Word AND Excel</w:t>
-      </w:r>
-      <w:r>
-        <w:t xml:space="preserve"> with the scoring scales filled in." </w:t>
+        <w:t xml:space="preserve">Follow-up after interview research (optional Task 1c):</w:t>
+      </w:r>
+      <w:r>
+        <w:t xml:space="preserve"> </w:t>
+      </w:r>
+      <w:r>
+        <w:t xml:space="preserve">"Turn this into an interviewer scorecard in</w:t>
+      </w:r>
+      <w:r>
+        <w:t xml:space="preserve"> </w:t>
+      </w:r>
+      <w:r>
+        <w:rPr>
+          <w:b/>
+          <w:bCs/>
+        </w:rPr>
+        <w:t xml:space="preserve">Word AND</w:t>
+      </w:r>
+      <w:r>
+        <w:rPr>
+          <w:b/>
+          <w:bCs/>
+        </w:rPr>
+        <w:t xml:space="preserve"> </w:t>
+      </w:r>
+      <w:r>
+        <w:rPr>
+          <w:b/>
+          <w:bCs/>
+        </w:rPr>
+        <w:t xml:space="preserve">Excel</w:t>
+      </w:r>
+      <w:r>
+        <w:t xml:space="preserve"> </w:t>
+      </w:r>
+      <w:r>
+        <w:t xml:space="preserve">with the scoring scales filled in."</w:t>
+      </w:r>
+      <w:r>
+        <w:t xml:space="preserve"> </w:t>
       </w:r>
       <w:r>
         <w:rPr>
           <w:i/>
           <w:iCs/>
         </w:rPr>
-        <w:t>(Open both from the side panel's Output folder.)</w:t>
-      </w:r>
-    </w:p>
+        <w:t xml:space="preserve">(Open both from the side panel's Output folder.)</w:t>
+      </w:r>
+    </w:p>
+    <w:bookmarkEnd w:id="21"/>
+    <w:bookmarkStart w:id="22" w:name="Xa324fd189d6ca6a4c040d63b1daef14ca3d46ae"/>
     <w:p>
       <w:pPr>
         <w:pStyle w:val="Heading2"/>
       </w:pPr>
-      <w:bookmarkStart w:id="8" w:name="Xa324fd189d6ca6a4c040d63b1daef14ca3d46ae"/>
-      <w:bookmarkEnd w:id="7"/>
-      <w:r>
-        <w:t>7. Automations (optional)</w:t>
+      <w:r>
+        <w:t xml:space="preserve">7. Automations (optional)</w:t>
       </w:r>
     </w:p>
     <w:p>
@@ -1342,27 +1950,45 @@
         <w:ind w:left="288" w:right="144"/>
       </w:pPr>
       <w:r>
-        <w:t xml:space="preserve">Scheduled runs happen when you're not there, so </w:t>
-      </w:r>
-      <w:r>
-        <w:rPr>
-          <w:b/>
-          <w:bCs/>
-        </w:rPr>
-        <w:t>name the exact file and folder</w:t>
-      </w:r>
-      <w:r>
-        <w:t xml:space="preserve"> and say what to do with the result. Choose </w:t>
-      </w:r>
-      <w:r>
-        <w:rPr>
-          <w:b/>
-          <w:bCs/>
-        </w:rPr>
-        <w:t>Activate and run now</w:t>
-      </w:r>
-      <w:r>
-        <w:t xml:space="preserve"> to test the first run immediately.</w:t>
+        <w:t xml:space="preserve">Scheduled runs happen when you're not there, so</w:t>
+      </w:r>
+      <w:r>
+        <w:t xml:space="preserve"> </w:t>
+      </w:r>
+      <w:r>
+        <w:rPr>
+          <w:b/>
+          <w:bCs/>
+        </w:rPr>
+        <w:t xml:space="preserve">name the exact file and folder</w:t>
+      </w:r>
+      <w:r>
+        <w:t xml:space="preserve"> </w:t>
+      </w:r>
+      <w:r>
+        <w:t xml:space="preserve">and say what</w:t>
+      </w:r>
+      <w:r>
+        <w:t xml:space="preserve"> </w:t>
+      </w:r>
+      <w:r>
+        <w:t xml:space="preserve">to do with the result. Choose</w:t>
+      </w:r>
+      <w:r>
+        <w:t xml:space="preserve"> </w:t>
+      </w:r>
+      <w:r>
+        <w:rPr>
+          <w:b/>
+          <w:bCs/>
+        </w:rPr>
+        <w:t xml:space="preserve">Activate and run now</w:t>
+      </w:r>
+      <w:r>
+        <w:t xml:space="preserve"> </w:t>
+      </w:r>
+      <w:r>
+        <w:t xml:space="preserve">to test the first run immediately.</w:t>
       </w:r>
     </w:p>
     <w:p>
@@ -1370,21 +1996,27 @@
         <w:pStyle w:val="Compact"/>
         <w:numPr>
           <w:ilvl w:val="0"/>
-          <w:numId w:val="9"/>
+          <w:numId w:val="1008"/>
         </w:numPr>
       </w:pPr>
       <w:r>
-        <w:t xml:space="preserve">"Every </w:t>
-      </w:r>
-      <w:r>
-        <w:rPr>
-          <w:b/>
-          <w:bCs/>
-        </w:rPr>
-        <w:t>Monday at 8:00 AM</w:t>
-      </w:r>
-      <w:r>
-        <w:t xml:space="preserve">, read </w:t>
+        <w:t xml:space="preserve">"Every</w:t>
+      </w:r>
+      <w:r>
+        <w:t xml:space="preserve"> </w:t>
+      </w:r>
+      <w:r>
+        <w:rPr>
+          <w:b/>
+          <w:bCs/>
+        </w:rPr>
+        <w:t xml:space="preserve">Monday at 8:00 AM</w:t>
+      </w:r>
+      <w:r>
+        <w:t xml:space="preserve">, read</w:t>
+      </w:r>
+      <w:r>
+        <w:t xml:space="preserve"> </w:t>
       </w:r>
       <w:r>
         <w:rPr>
@@ -1392,10 +2024,16 @@
           <w:b/>
           <w:bCs/>
         </w:rPr>
-        <w:t>hr-tickets-sample.xlsx</w:t>
-      </w:r>
-      <w:r>
-        <w:t xml:space="preserve"> in my OneDrive folder </w:t>
+        <w:t xml:space="preserve">hr-tickets-sample.xlsx</w:t>
+      </w:r>
+      <w:r>
+        <w:t xml:space="preserve"> </w:t>
+      </w:r>
+      <w:r>
+        <w:t xml:space="preserve">in my OneDrive folder</w:t>
+      </w:r>
+      <w:r>
+        <w:t xml:space="preserve"> </w:t>
       </w:r>
       <w:r>
         <w:rPr>
@@ -1403,27 +2041,39 @@
           <w:b/>
           <w:bCs/>
         </w:rPr>
-        <w:t>Documents/ai_hr_cowork_workshop</w:t>
-      </w:r>
-      <w:r>
-        <w:t xml:space="preserve">, summarize </w:t>
-      </w:r>
-      <w:r>
-        <w:rPr>
-          <w:b/>
-          <w:bCs/>
-        </w:rPr>
-        <w:t>open tickets by category and priority</w:t>
-      </w:r>
-      <w:r>
-        <w:t xml:space="preserve">, list high-priority open tickets first, and put it in a short report. Don't email anyone." </w:t>
+        <w:t xml:space="preserve">Documents/ai_hr_cowork_workshop</w:t>
+      </w:r>
+      <w:r>
+        <w:t xml:space="preserve">, summarize</w:t>
+      </w:r>
+      <w:r>
+        <w:t xml:space="preserve"> </w:t>
+      </w:r>
+      <w:r>
+        <w:rPr>
+          <w:b/>
+          <w:bCs/>
+        </w:rPr>
+        <w:t xml:space="preserve">open tickets by category and priority</w:t>
+      </w:r>
+      <w:r>
+        <w:t xml:space="preserve">, list high-priority</w:t>
+      </w:r>
+      <w:r>
+        <w:t xml:space="preserve"> </w:t>
+      </w:r>
+      <w:r>
+        <w:t xml:space="preserve">open tickets first, and put it in a short report. Don't email anyone."</w:t>
+      </w:r>
+      <w:r>
+        <w:t xml:space="preserve"> </w:t>
       </w:r>
       <w:r>
         <w:rPr>
           <w:i/>
           <w:iCs/>
         </w:rPr>
-        <w:t>(Set this up from Automations → Create.)</w:t>
+        <w:t xml:space="preserve">(Set this up from Automations → Create.)</w:t>
       </w:r>
     </w:p>
     <w:p>
@@ -1431,31 +2081,37 @@
         <w:pStyle w:val="Compact"/>
         <w:numPr>
           <w:ilvl w:val="0"/>
-          <w:numId w:val="9"/>
+          <w:numId w:val="1008"/>
         </w:numPr>
       </w:pPr>
       <w:r>
-        <w:t xml:space="preserve">"Each weekday morning, give me a </w:t>
-      </w:r>
-      <w:r>
-        <w:rPr>
-          <w:b/>
-          <w:bCs/>
-        </w:rPr>
-        <w:t>Daily Briefing</w:t>
-      </w:r>
-      <w:r>
-        <w:t xml:space="preserve"> focused on my HR tasks and meetings."</w:t>
-      </w:r>
-    </w:p>
+        <w:t xml:space="preserve">"Each weekday morning, give me a</w:t>
+      </w:r>
+      <w:r>
+        <w:t xml:space="preserve"> </w:t>
+      </w:r>
+      <w:r>
+        <w:rPr>
+          <w:b/>
+          <w:bCs/>
+        </w:rPr>
+        <w:t xml:space="preserve">Daily Briefing</w:t>
+      </w:r>
+      <w:r>
+        <w:t xml:space="preserve"> </w:t>
+      </w:r>
+      <w:r>
+        <w:t xml:space="preserve">focused on my HR tasks and meetings."</w:t>
+      </w:r>
+    </w:p>
+    <w:bookmarkEnd w:id="22"/>
+    <w:bookmarkStart w:id="24" w:name="X5a2642b847cb41046cdc1201405db912d7466fa"/>
     <w:p>
       <w:pPr>
         <w:pStyle w:val="Heading2"/>
       </w:pPr>
-      <w:bookmarkStart w:id="9" w:name="X5a2642b847cb41046cdc1201405db912d7466fa"/>
-      <w:bookmarkEnd w:id="8"/>
-      <w:r>
-        <w:t>8. Personal productivity &amp; leadership (generic)</w:t>
+      <w:r>
+        <w:t xml:space="preserve">8. Personal productivity &amp; leadership (generic)</w:t>
       </w:r>
     </w:p>
     <w:p>
@@ -1463,21 +2119,24 @@
         <w:pStyle w:val="FirstParagraph"/>
       </w:pPr>
       <w:r>
-        <w:t xml:space="preserve">The full command-center prompt is in the </w:t>
-      </w:r>
-      <w:hyperlink r:id="rId13">
+        <w:t xml:space="preserve">The full command-center prompt is in the</w:t>
+      </w:r>
+      <w:r>
+        <w:t xml:space="preserve"> </w:t>
+      </w:r>
+      <w:hyperlink r:id="rId23">
         <w:r>
           <w:rPr>
             <w:rStyle w:val="Hyperlink"/>
           </w:rPr>
-          <w:t>participant workbook</w:t>
+          <w:t xml:space="preserve">participant workbook</w:t>
         </w:r>
       </w:hyperlink>
       <w:r>
         <w:t xml:space="preserve"> </w:t>
       </w:r>
       <w:r>
-        <w:t>(Exercise 1). Short versions to adapt; the inbox prompt is a good everyday habit:</w:t>
+        <w:t xml:space="preserve">(Exercise 8). Short versions to adapt; the inbox prompt is a good everyday habit:</w:t>
       </w:r>
     </w:p>
     <w:p>
@@ -1485,7 +2144,7 @@
         <w:pStyle w:val="Compact"/>
         <w:numPr>
           <w:ilvl w:val="0"/>
-          <w:numId w:val="10"/>
+          <w:numId w:val="1009"/>
         </w:numPr>
       </w:pPr>
       <w:r>
@@ -1493,21 +2152,38 @@
           <w:b/>
           <w:bCs/>
         </w:rPr>
-        <w:lastRenderedPageBreak/>
-        <w:t>Organize my inbox:</w:t>
-      </w:r>
-      <w:r>
-        <w:t xml:space="preserve"> "Help me organize my inbox. Review my Outlook email from the last 24 hours: summarize volume, anything from my management chain, and anything urgent. Triage each email — delete spam, summarize and archive broad updates, respond to meeting invites, draft replies — and </w:t>
-      </w:r>
-      <w:r>
-        <w:rPr>
-          <w:b/>
-          <w:bCs/>
-        </w:rPr>
-        <w:t>ask me before making any change</w:t>
-      </w:r>
-      <w:r>
-        <w:t>, one at a time, easiest first."</w:t>
+        <w:t xml:space="preserve">Organize my inbox:</w:t>
+      </w:r>
+      <w:r>
+        <w:t xml:space="preserve"> </w:t>
+      </w:r>
+      <w:r>
+        <w:t xml:space="preserve">"Help me organize my inbox. Review my Outlook email from the last 24 hours:</w:t>
+      </w:r>
+      <w:r>
+        <w:t xml:space="preserve"> </w:t>
+      </w:r>
+      <w:r>
+        <w:t xml:space="preserve">summarize volume, anything from my management chain, and anything urgent. Triage each email —</w:t>
+      </w:r>
+      <w:r>
+        <w:t xml:space="preserve"> </w:t>
+      </w:r>
+      <w:r>
+        <w:t xml:space="preserve">delete spam, summarize and archive broad updates, respond to meeting invites, draft replies — and</w:t>
+      </w:r>
+      <w:r>
+        <w:t xml:space="preserve"> </w:t>
+      </w:r>
+      <w:r>
+        <w:rPr>
+          <w:b/>
+          <w:bCs/>
+        </w:rPr>
+        <w:t xml:space="preserve">ask me before making any change</w:t>
+      </w:r>
+      <w:r>
+        <w:t xml:space="preserve">, one at a time, easiest first."</w:t>
       </w:r>
     </w:p>
     <w:p>
@@ -1515,7 +2191,7 @@
         <w:pStyle w:val="Compact"/>
         <w:numPr>
           <w:ilvl w:val="0"/>
-          <w:numId w:val="10"/>
+          <w:numId w:val="1009"/>
         </w:numPr>
       </w:pPr>
       <w:r>
@@ -1523,57 +2199,99 @@
           <w:b/>
           <w:bCs/>
         </w:rPr>
-        <w:t>Executive / HR-leader command center:</w:t>
-      </w:r>
-      <w:r>
-        <w:t xml:space="preserve"> </w:t>
-      </w:r>
-      <w:r>
-        <w:t xml:space="preserve">"Build an interactive HTML command center that shows what requires my attention today and this week, using my calendar, recent emails, Teams conversations, meeting transcripts, and priority documents from </w:t>
+        <w:t xml:space="preserve">Executive / HR-leader command center:</w:t>
+      </w:r>
+      <w:r>
+        <w:t xml:space="preserve"> </w:t>
+      </w:r>
+      <w:r>
+        <w:t xml:space="preserve">"Build an interactive HTML command center that shows</w:t>
+      </w:r>
+      <w:r>
+        <w:t xml:space="preserve"> </w:t>
+      </w:r>
+      <w:r>
+        <w:t xml:space="preserve">what requires my attention today and this week, using my calendar, recent emails, Teams</w:t>
+      </w:r>
+      <w:r>
+        <w:t xml:space="preserve"> </w:t>
+      </w:r>
+      <w:r>
+        <w:t xml:space="preserve">conversations, meeting transcripts, and priority documents from</w:t>
+      </w:r>
+      <w:r>
+        <w:t xml:space="preserve"> </w:t>
       </w:r>
       <w:r>
         <w:rPr>
           <w:rStyle w:val="VerbatimChar"/>
         </w:rPr>
-        <w:t>[Priority Folder]</w:t>
-      </w:r>
-      <w:r>
-        <w:t xml:space="preserve">. Organize it into Meetings, Priorities, and Org pulse views; label each recommended action Lean in / Delegate / Re-engage / Protect time. Save this as a skill named </w:t>
+        <w:t xml:space="preserve">[Priority Folder]</w:t>
+      </w:r>
+      <w:r>
+        <w:t xml:space="preserve">. Organize it</w:t>
+      </w:r>
+      <w:r>
+        <w:t xml:space="preserve"> </w:t>
+      </w:r>
+      <w:r>
+        <w:t xml:space="preserve">into Meetings, Priorities, and Org pulse views; label each recommended action Lean in / Delegate /</w:t>
+      </w:r>
+      <w:r>
+        <w:t xml:space="preserve"> </w:t>
+      </w:r>
+      <w:r>
+        <w:t xml:space="preserve">Re-engage / Protect time. Save this as a skill named</w:t>
+      </w:r>
+      <w:r>
+        <w:t xml:space="preserve"> </w:t>
       </w:r>
       <w:r>
         <w:rPr>
           <w:rStyle w:val="VerbatimChar"/>
         </w:rPr>
-        <w:t>[Command Center]</w:t>
-      </w:r>
-      <w:r>
-        <w:t xml:space="preserve"> and schedule it every weekday at </w:t>
+        <w:t xml:space="preserve">[Command Center]</w:t>
+      </w:r>
+      <w:r>
+        <w:t xml:space="preserve"> </w:t>
+      </w:r>
+      <w:r>
+        <w:t xml:space="preserve">and schedule it every</w:t>
+      </w:r>
+      <w:r>
+        <w:t xml:space="preserve"> </w:t>
+      </w:r>
+      <w:r>
+        <w:t xml:space="preserve">weekday at</w:t>
+      </w:r>
+      <w:r>
+        <w:t xml:space="preserve"> </w:t>
       </w:r>
       <w:r>
         <w:rPr>
           <w:rStyle w:val="VerbatimChar"/>
         </w:rPr>
-        <w:t>[time]</w:t>
-      </w:r>
-      <w:r>
-        <w:t>."</w:t>
-      </w:r>
-    </w:p>
-    <w:p>
-      <w:r>
-        <w:pict w14:anchorId="0CA09252">
-          <v:rect id="_x0000_i1026" style="width:0;height:1.5pt" o:hralign="center" o:hrstd="t" o:hr="t"/>
+        <w:t xml:space="preserve">[time]</w:t>
+      </w:r>
+      <w:r>
+        <w:t xml:space="preserve">."</w:t>
+      </w:r>
+    </w:p>
+    <w:p>
+      <w:r>
+        <w:pict>
+          <v:rect style="width:0;height:1.5pt" o:hralign="center" o:hrstd="t" o:hr="t"/>
         </w:pict>
       </w:r>
     </w:p>
+    <w:bookmarkEnd w:id="24"/>
+    <w:bookmarkStart w:id="27" w:name="Xb16f61d441225203497e882140ca1c2edf294b4"/>
     <w:p>
       <w:pPr>
         <w:pStyle w:val="Heading2"/>
       </w:pPr>
-      <w:bookmarkStart w:id="10" w:name="Xb16f61d441225203497e882140ca1c2edf294b4"/>
-      <w:bookmarkEnd w:id="9"/>
-      <w:r>
-        <w:t>9. Custom instructions (set once, applied to every task)</w:t>
+      <w:r>
+        <w:t xml:space="preserve">9. Custom instructions (set once, applied to every task)</w:t>
       </w:r>
     </w:p>
     <w:p>
@@ -1581,17 +2299,34 @@
         <w:pStyle w:val="FirstParagraph"/>
       </w:pPr>
       <w:r>
-        <w:t xml:space="preserve">Rules you'd otherwise repeat in every prompt belong in </w:t>
-      </w:r>
-      <w:r>
-        <w:rPr>
-          <w:b/>
-          <w:bCs/>
-        </w:rPr>
-        <w:t>Customize → Preferences → Customize instructions for Cowork</w:t>
-      </w:r>
-      <w:r>
-        <w:t>. Example to paste:</w:t>
+        <w:t xml:space="preserve">Rules you'd otherwise repeat in every prompt belong in</w:t>
+      </w:r>
+      <w:r>
+        <w:t xml:space="preserve"> </w:t>
+      </w:r>
+      <w:r>
+        <w:rPr>
+          <w:b/>
+          <w:bCs/>
+        </w:rPr>
+        <w:t xml:space="preserve">Customize → Preferences → Customize</w:t>
+      </w:r>
+      <w:r>
+        <w:rPr>
+          <w:b/>
+          <w:bCs/>
+        </w:rPr>
+        <w:t xml:space="preserve"> </w:t>
+      </w:r>
+      <w:r>
+        <w:rPr>
+          <w:b/>
+          <w:bCs/>
+        </w:rPr>
+        <w:t xml:space="preserve">instructions for Cowork</w:t>
+      </w:r>
+      <w:r>
+        <w:t xml:space="preserve">. Example to paste:</w:t>
       </w:r>
     </w:p>
     <w:p>
@@ -1605,7 +2340,19 @@
         <w:ind w:left="288" w:right="144"/>
       </w:pPr>
       <w:r>
-        <w:t>I work in HR at Zava. Write in a warm, professional, inclusive tone suitable for employee communications. When you answer a policy or benefits question, cite the source document and add "Policies can change — please confirm with HR." Save emails and messages as drafts for me to review.</w:t>
+        <w:t xml:space="preserve">I work in HR at Zava. Write in a warm, professional, inclusive tone suitable for employee</w:t>
+      </w:r>
+      <w:r>
+        <w:t xml:space="preserve"> </w:t>
+      </w:r>
+      <w:r>
+        <w:t xml:space="preserve">communications. When you answer a policy or benefits question, cite the source document and add</w:t>
+      </w:r>
+      <w:r>
+        <w:t xml:space="preserve"> </w:t>
+      </w:r>
+      <w:r>
+        <w:t xml:space="preserve">"Policies can change — please confirm with HR." Save emails and messages as drafts for me to review.</w:t>
       </w:r>
     </w:p>
     <w:p>
@@ -1613,34 +2360,43 @@
         <w:pStyle w:val="BodyText"/>
       </w:pPr>
       <w:r>
-        <w:t xml:space="preserve">Role-based samples (HR business partner, recruiter, HR operations, employee communications, and formatting preferences): </w:t>
-      </w:r>
-      <w:hyperlink r:id="rId14">
+        <w:t xml:space="preserve">Role-based samples (HR business partner, recruiter, HR operations, employee communications, and</w:t>
+      </w:r>
+      <w:r>
+        <w:t xml:space="preserve"> </w:t>
+      </w:r>
+      <w:r>
+        <w:t xml:space="preserve">formatting preferences):</w:t>
+      </w:r>
+      <w:r>
+        <w:t xml:space="preserve"> </w:t>
+      </w:r>
+      <w:hyperlink r:id="rId25">
         <w:r>
           <w:rPr>
             <w:rStyle w:val="Hyperlink"/>
           </w:rPr>
-          <w:t>02-settings-and-models.docx</w:t>
+          <w:t xml:space="preserve">02-settings-and-models.docx</w:t>
         </w:r>
       </w:hyperlink>
       <w:r>
-        <w:t>.</w:t>
-      </w:r>
-    </w:p>
-    <w:p>
-      <w:r>
-        <w:pict w14:anchorId="071A0086">
-          <v:rect id="_x0000_i1027" style="width:0;height:1.5pt" o:hralign="center" o:hrstd="t" o:hr="t"/>
+        <w:t xml:space="preserve">.</w:t>
+      </w:r>
+    </w:p>
+    <w:p>
+      <w:r>
+        <w:pict>
+          <v:rect style="width:0;height:1.5pt" o:hralign="center" o:hrstd="t" o:hr="t"/>
         </w:pict>
       </w:r>
     </w:p>
+    <w:bookmarkStart w:id="26" w:name="reusable-review-before-send-reminder"/>
     <w:p>
       <w:pPr>
         <w:pStyle w:val="Heading3"/>
       </w:pPr>
-      <w:bookmarkStart w:id="11" w:name="reusable-review-before-send-reminder"/>
-      <w:r>
-        <w:t>Reusable "review before send" reminder</w:t>
+      <w:r>
+        <w:t xml:space="preserve">Reusable "review before send" reminder</w:t>
       </w:r>
     </w:p>
     <w:p>
@@ -1648,7 +2404,7 @@
         <w:pStyle w:val="FirstParagraph"/>
       </w:pPr>
       <w:r>
-        <w:t>Add this to any drafting prompt:</w:t>
+        <w:t xml:space="preserve">Add this to any drafting prompt:</w:t>
       </w:r>
     </w:p>
     <w:p>
@@ -1662,78 +2418,71 @@
         <w:ind w:left="288" w:right="144"/>
       </w:pPr>
       <w:r>
-        <w:t xml:space="preserve">"Save this as a </w:t>
-      </w:r>
-      <w:r>
-        <w:rPr>
-          <w:b/>
-          <w:bCs/>
-        </w:rPr>
-        <w:t>draft for me to review</w:t>
-      </w:r>
-      <w:r>
-        <w:t xml:space="preserve"> — do </w:t>
-      </w:r>
-      <w:r>
-        <w:rPr>
-          <w:b/>
-          <w:bCs/>
-        </w:rPr>
-        <w:t>not</w:t>
-      </w:r>
-      <w:r>
-        <w:t xml:space="preserve"> send or share it automatically."</w:t>
-      </w:r>
-      <w:bookmarkEnd w:id="0"/>
-      <w:bookmarkEnd w:id="10"/>
-      <w:bookmarkEnd w:id="11"/>
-    </w:p>
+        <w:t xml:space="preserve">"Save this as a</w:t>
+      </w:r>
+      <w:r>
+        <w:t xml:space="preserve"> </w:t>
+      </w:r>
+      <w:r>
+        <w:rPr>
+          <w:b/>
+          <w:bCs/>
+        </w:rPr>
+        <w:t xml:space="preserve">draft for me to review</w:t>
+      </w:r>
+      <w:r>
+        <w:t xml:space="preserve"> </w:t>
+      </w:r>
+      <w:r>
+        <w:t xml:space="preserve">— do</w:t>
+      </w:r>
+      <w:r>
+        <w:t xml:space="preserve"> </w:t>
+      </w:r>
+      <w:r>
+        <w:rPr>
+          <w:b/>
+          <w:bCs/>
+        </w:rPr>
+        <w:t xml:space="preserve">not</w:t>
+      </w:r>
+      <w:r>
+        <w:t xml:space="preserve"> </w:t>
+      </w:r>
+      <w:r>
+        <w:t xml:space="preserve">send or share it automatically."</w:t>
+      </w:r>
+    </w:p>
+    <w:bookmarkEnd w:id="26"/>
+    <w:bookmarkEnd w:id="27"/>
+    <w:bookmarkEnd w:id="28"/>
     <w:sectPr>
-      <w:footerReference w:type="default" r:id="rId15"/>
+      <w:footerReference w:type="default" r:id="rId10"/>
       <w:footnotePr>
         <w:numRestart w:val="eachSect"/>
       </w:footnotePr>
-      <w:pgSz w:w="12240" w:h="15840"/>
-      <w:pgMar w:top="1152" w:right="1224" w:bottom="1152" w:left="1224" w:header="720" w:footer="720" w:gutter="0"/>
-      <w:cols w:space="720"/>
+      <w:pgSz w:h="15840" w:w="12240"/>
+      <w:pgMar w:bottom="1152" w:left="1224" w:right="1224" w:top="1152"/>
     </w:sectPr>
   </w:body>
 </w:document>
 </file>
 
-<file path=word/endnotes.xml><?xml version="1.0" encoding="utf-8"?>
-<w:endnotes xmlns:wpc="http://schemas.microsoft.com/office/word/2010/wordprocessingCanvas" xmlns:cx="http://schemas.microsoft.com/office/drawing/2014/chartex" xmlns:cx1="http://schemas.microsoft.com/office/drawing/2015/9/8/chartex" xmlns:cx2="http://schemas.microsoft.com/office/drawing/2015/10/21/chartex" xmlns:cx3="http://schemas.microsoft.com/office/drawing/2016/5/9/chartex" xmlns:cx4="http://schemas.microsoft.com/office/drawing/2016/5/10/chartex" xmlns:cx5="http://schemas.microsoft.com/office/drawing/2016/5/11/chartex" xmlns:cx6="http://schemas.microsoft.com/office/drawing/2016/5/12/chartex" xmlns:cx7="http://schemas.microsoft.com/office/drawing/2016/5/13/chartex" xmlns:cx8="http://schemas.microsoft.com/office/drawing/2016/5/14/chartex" xmlns:mc="http://schemas.openxmlformats.org/markup-compatibility/2006" xmlns:aink="http://schemas.microsoft.com/office/drawing/2016/ink" xmlns:am3d="http://schemas.microsoft.com/office/drawing/2017/model3d" xmlns:o="urn:schemas-microsoft-com:office:office" xmlns:oel="http://schemas.microsoft.com/office/2019/extlst" xmlns:r="http://schemas.openxmlformats.org/officeDocument/2006/relationships" xmlns:m="http://schemas.openxmlformats.org/officeDocument/2006/math" xmlns:v="urn:schemas-microsoft-com:vml" xmlns:wp14="http://schemas.microsoft.com/office/word/2010/wordprocessingDrawing" xmlns:wp="http://schemas.openxmlformats.org/drawingml/2006/wordprocessingDrawing" xmlns:w10="urn:schemas-microsoft-com:office:word" xmlns:w="http://schemas.openxmlformats.org/wordprocessingml/2006/main" xmlns:w14="http://schemas.microsoft.com/office/word/2010/wordml" xmlns:w15="http://schemas.microsoft.com/office/word/2012/wordml" xmlns:w16cex="http://schemas.microsoft.com/office/word/2018/wordml/cex" xmlns:w16cid="http://schemas.microsoft.com/office/word/2016/wordml/cid" xmlns:w16="http://schemas.microsoft.com/office/word/2018/wordml" xmlns:w16du="http://schemas.microsoft.com/office/word/2023/wordml/word16du" xmlns:w16sdtdh="http://schemas.microsoft.com/office/word/2020/wordml/sdtdatahash" xmlns:w16sdtfl="http://schemas.microsoft.com/office/word/2024/wordml/sdtformatlock" xmlns:w16se="http://schemas.microsoft.com/office/word/2015/wordml/symex" xmlns:wpg="http://schemas.microsoft.com/office/word/2010/wordprocessingGroup" xmlns:wpi="http://schemas.microsoft.com/office/word/2010/wordprocessingInk" xmlns:wne="http://schemas.microsoft.com/office/word/2006/wordml" xmlns:wps="http://schemas.microsoft.com/office/word/2010/wordprocessingShape" mc:Ignorable="w14 w15 w16se w16cid w16 w16cex w16sdtdh w16sdtfl w16du wp14">
-  <w:endnote w:type="separator" w:id="-1">
-    <w:p>
-      <w:pPr>
-        <w:spacing w:after="0"/>
-      </w:pPr>
-      <w:r>
-        <w:separator/>
-      </w:r>
-    </w:p>
-  </w:endnote>
-  <w:endnote w:type="continuationSeparator" w:id="0">
-    <w:p>
-      <w:pPr>
-        <w:spacing w:after="0"/>
-      </w:pPr>
-      <w:r>
-        <w:continuationSeparator/>
-      </w:r>
-    </w:p>
-  </w:endnote>
-</w:endnotes>
+<file path=word/comments.xml><?xml version="1.0" encoding="utf-8"?>
+<w:comments xmlns:w="http://schemas.openxmlformats.org/wordprocessingml/2006/main" xmlns:m="http://schemas.openxmlformats.org/officeDocument/2006/math" xmlns:r="http://schemas.openxmlformats.org/officeDocument/2006/relationships" xmlns:o="urn:schemas-microsoft-com:office:office" xmlns:v="urn:schemas-microsoft-com:vml" xmlns:w10="urn:schemas-microsoft-com:office:word" xmlns:a="http://schemas.openxmlformats.org/drawingml/2006/main" xmlns:pic="http://schemas.openxmlformats.org/drawingml/2006/picture" xmlns:wp="http://schemas.openxmlformats.org/drawingml/2006/wordprocessingDrawing"/>
 </file>
 
 <file path=word/footer1.xml><?xml version="1.0" encoding="utf-8"?>
-<w:ftr xmlns:wpc="http://schemas.microsoft.com/office/word/2010/wordprocessingCanvas" xmlns:cx="http://schemas.microsoft.com/office/drawing/2014/chartex" xmlns:cx1="http://schemas.microsoft.com/office/drawing/2015/9/8/chartex" xmlns:cx2="http://schemas.microsoft.com/office/drawing/2015/10/21/chartex" xmlns:cx3="http://schemas.microsoft.com/office/drawing/2016/5/9/chartex" xmlns:cx4="http://schemas.microsoft.com/office/drawing/2016/5/10/chartex" xmlns:cx5="http://schemas.microsoft.com/office/drawing/2016/5/11/chartex" xmlns:cx6="http://schemas.microsoft.com/office/drawing/2016/5/12/chartex" xmlns:cx7="http://schemas.microsoft.com/office/drawing/2016/5/13/chartex" xmlns:cx8="http://schemas.microsoft.com/office/drawing/2016/5/14/chartex" xmlns:mc="http://schemas.openxmlformats.org/markup-compatibility/2006" xmlns:aink="http://schemas.microsoft.com/office/drawing/2016/ink" xmlns:am3d="http://schemas.microsoft.com/office/drawing/2017/model3d" xmlns:o="urn:schemas-microsoft-com:office:office" xmlns:oel="http://schemas.microsoft.com/office/2019/extlst" xmlns:r="http://schemas.openxmlformats.org/officeDocument/2006/relationships" xmlns:m="http://schemas.openxmlformats.org/officeDocument/2006/math" xmlns:v="urn:schemas-microsoft-com:vml" xmlns:wp14="http://schemas.microsoft.com/office/word/2010/wordprocessingDrawing" xmlns:wp="http://schemas.openxmlformats.org/drawingml/2006/wordprocessingDrawing" xmlns:w10="urn:schemas-microsoft-com:office:word" xmlns:w="http://schemas.openxmlformats.org/wordprocessingml/2006/main" xmlns:w14="http://schemas.microsoft.com/office/word/2010/wordml" xmlns:w15="http://schemas.microsoft.com/office/word/2012/wordml" xmlns:w16cex="http://schemas.microsoft.com/office/word/2018/wordml/cex" xmlns:w16cid="http://schemas.microsoft.com/office/word/2016/wordml/cid" xmlns:w16="http://schemas.microsoft.com/office/word/2018/wordml" xmlns:w16du="http://schemas.microsoft.com/office/word/2023/wordml/word16du" xmlns:w16sdtdh="http://schemas.microsoft.com/office/word/2020/wordml/sdtdatahash" xmlns:w16sdtfl="http://schemas.microsoft.com/office/word/2024/wordml/sdtformatlock" xmlns:w16se="http://schemas.microsoft.com/office/word/2015/wordml/symex" xmlns:wpg="http://schemas.microsoft.com/office/word/2010/wordprocessingGroup" xmlns:wpi="http://schemas.microsoft.com/office/word/2010/wordprocessingInk" xmlns:wne="http://schemas.microsoft.com/office/word/2006/wordml" xmlns:wps="http://schemas.microsoft.com/office/word/2010/wordprocessingShape" mc:Ignorable="w14 w15 w16se w16cid w16 w16cex w16sdtdh w16sdtfl w16du wp14">
+<w:ftr xmlns:m="http://schemas.openxmlformats.org/officeDocument/2006/math" xmlns:mc="http://schemas.openxmlformats.org/markup-compatibility/2006" xmlns:mo="http://schemas.microsoft.com/office/mac/office/2008/main" xmlns:mv="urn:schemas-microsoft-com:mac:vml" xmlns:o="urn:schemas-microsoft-com:office:office" xmlns:r="http://schemas.openxmlformats.org/officeDocument/2006/relationships" xmlns:v="urn:schemas-microsoft-com:vml" xmlns:w10="urn:schemas-microsoft-com:office:word" xmlns:w14="http://schemas.microsoft.com/office/word/2010/wordml" xmlns:w="http://schemas.openxmlformats.org/wordprocessingml/2006/main" xmlns:wne="http://schemas.microsoft.com/office/word/2006/wordml" xmlns:wp14="http://schemas.microsoft.com/office/word/2010/wordprocessingDrawing" xmlns:wp="http://schemas.openxmlformats.org/drawingml/2006/wordprocessingDrawing" xmlns:wpc="http://schemas.microsoft.com/office/word/2010/wordprocessingCanvas" xmlns:wpg="http://schemas.microsoft.com/office/word/2010/wordprocessingGroup" xmlns:wpi="http://schemas.microsoft.com/office/word/2010/wordprocessingInk" xmlns:wps="http://schemas.microsoft.com/office/word/2010/wordprocessingShape" mc:Ignorable="w14 wp14">
   <w:p>
     <w:pPr>
+      <w:pStyle w:val="Footer"/>
       <w:jc w:val="right"/>
     </w:pPr>
+    <w:r/>
     <w:r>
       <w:rPr>
+        <w:rFonts w:ascii="Segoe UI" w:hAnsi="Segoe UI"/>
         <w:color w:val="616161"/>
         <w:sz w:val="16"/>
       </w:rPr>
@@ -1745,34 +2494,7 @@
         <w:sz w:val="16"/>
       </w:rPr>
       <w:fldChar w:fldCharType="begin"/>
-    </w:r>
-    <w:r>
-      <w:rPr>
-        <w:color w:val="616161"/>
-        <w:sz w:val="16"/>
-      </w:rPr>
-      <w:instrText>PAGE</w:instrText>
-    </w:r>
-    <w:r>
-      <w:rPr>
-        <w:color w:val="616161"/>
-        <w:sz w:val="16"/>
-      </w:rPr>
-      <w:fldChar w:fldCharType="separate"/>
-    </w:r>
-    <w:r>
-      <w:rPr>
-        <w:noProof/>
-        <w:color w:val="616161"/>
-        <w:sz w:val="16"/>
-      </w:rPr>
-      <w:t>1</w:t>
-    </w:r>
-    <w:r>
-      <w:rPr>
-        <w:color w:val="616161"/>
-        <w:sz w:val="16"/>
-      </w:rPr>
+      <w:instrText xml:space="preserve">PAGE</w:instrText>
       <w:fldChar w:fldCharType="end"/>
     </w:r>
   </w:p>
@@ -1780,24 +2502,18 @@
 </file>
 
 <file path=word/footnotes.xml><?xml version="1.0" encoding="utf-8"?>
-<w:footnotes xmlns:wpc="http://schemas.microsoft.com/office/word/2010/wordprocessingCanvas" xmlns:cx="http://schemas.microsoft.com/office/drawing/2014/chartex" xmlns:cx1="http://schemas.microsoft.com/office/drawing/2015/9/8/chartex" xmlns:cx2="http://schemas.microsoft.com/office/drawing/2015/10/21/chartex" xmlns:cx3="http://schemas.microsoft.com/office/drawing/2016/5/9/chartex" xmlns:cx4="http://schemas.microsoft.com/office/drawing/2016/5/10/chartex" xmlns:cx5="http://schemas.microsoft.com/office/drawing/2016/5/11/chartex" xmlns:cx6="http://schemas.microsoft.com/office/drawing/2016/5/12/chartex" xmlns:cx7="http://schemas.microsoft.com/office/drawing/2016/5/13/chartex" xmlns:cx8="http://schemas.microsoft.com/office/drawing/2016/5/14/chartex" xmlns:mc="http://schemas.openxmlformats.org/markup-compatibility/2006" xmlns:aink="http://schemas.microsoft.com/office/drawing/2016/ink" xmlns:am3d="http://schemas.microsoft.com/office/drawing/2017/model3d" xmlns:o="urn:schemas-microsoft-com:office:office" xmlns:oel="http://schemas.microsoft.com/office/2019/extlst" xmlns:r="http://schemas.openxmlformats.org/officeDocument/2006/relationships" xmlns:m="http://schemas.openxmlformats.org/officeDocument/2006/math" xmlns:v="urn:schemas-microsoft-com:vml" xmlns:wp14="http://schemas.microsoft.com/office/word/2010/wordprocessingDrawing" xmlns:wp="http://schemas.openxmlformats.org/drawingml/2006/wordprocessingDrawing" xmlns:w10="urn:schemas-microsoft-com:office:word" xmlns:w="http://schemas.openxmlformats.org/wordprocessingml/2006/main" xmlns:w14="http://schemas.microsoft.com/office/word/2010/wordml" xmlns:w15="http://schemas.microsoft.com/office/word/2012/wordml" xmlns:w16cex="http://schemas.microsoft.com/office/word/2018/wordml/cex" xmlns:w16cid="http://schemas.microsoft.com/office/word/2016/wordml/cid" xmlns:w16="http://schemas.microsoft.com/office/word/2018/wordml" xmlns:w16du="http://schemas.microsoft.com/office/word/2023/wordml/word16du" xmlns:w16sdtdh="http://schemas.microsoft.com/office/word/2020/wordml/sdtdatahash" xmlns:w16sdtfl="http://schemas.microsoft.com/office/word/2024/wordml/sdtformatlock" xmlns:w16se="http://schemas.microsoft.com/office/word/2015/wordml/symex" xmlns:wpg="http://schemas.microsoft.com/office/word/2010/wordprocessingGroup" xmlns:wpi="http://schemas.microsoft.com/office/word/2010/wordprocessingInk" xmlns:wne="http://schemas.microsoft.com/office/word/2006/wordml" xmlns:wps="http://schemas.microsoft.com/office/word/2010/wordprocessingShape" mc:Ignorable="w14 w15 w16se w16cid w16 w16cex w16sdtdh w16sdtfl w16du wp14">
+<w:footnotes xmlns:w="http://schemas.openxmlformats.org/wordprocessingml/2006/main" xmlns:m="http://schemas.openxmlformats.org/officeDocument/2006/math" xmlns:r="http://schemas.openxmlformats.org/officeDocument/2006/relationships" xmlns:o="urn:schemas-microsoft-com:office:office" xmlns:v="urn:schemas-microsoft-com:vml" xmlns:w10="urn:schemas-microsoft-com:office:word" xmlns:a="http://schemas.openxmlformats.org/drawingml/2006/main" xmlns:pic="http://schemas.openxmlformats.org/drawingml/2006/picture" xmlns:wp="http://schemas.openxmlformats.org/drawingml/2006/wordprocessingDrawing">
+  <w:footnote w:type="continuationSeparator" w:id="0">
+    <w:p>
+      <w:r>
+        <w:continuationSeparator/>
+      </w:r>
+    </w:p>
+  </w:footnote>
   <w:footnote w:type="separator" w:id="-1">
     <w:p>
-      <w:pPr>
-        <w:spacing w:after="0"/>
-      </w:pPr>
       <w:r>
         <w:separator/>
-      </w:r>
-    </w:p>
-  </w:footnote>
-  <w:footnote w:type="continuationSeparator" w:id="0">
-    <w:p>
-      <w:pPr>
-        <w:spacing w:after="0"/>
-      </w:pPr>
-      <w:r>
-        <w:continuationSeparator/>
       </w:r>
     </w:p>
   </w:footnote>
@@ -1805,11 +2521,10 @@
 </file>
 
 <file path=word/numbering.xml><?xml version="1.0" encoding="utf-8"?>
-<w:numbering xmlns:wpc="http://schemas.microsoft.com/office/word/2010/wordprocessingCanvas" xmlns:cx="http://schemas.microsoft.com/office/drawing/2014/chartex" xmlns:cx1="http://schemas.microsoft.com/office/drawing/2015/9/8/chartex" xmlns:cx2="http://schemas.microsoft.com/office/drawing/2015/10/21/chartex" xmlns:cx3="http://schemas.microsoft.com/office/drawing/2016/5/9/chartex" xmlns:cx4="http://schemas.microsoft.com/office/drawing/2016/5/10/chartex" xmlns:cx5="http://schemas.microsoft.com/office/drawing/2016/5/11/chartex" xmlns:cx6="http://schemas.microsoft.com/office/drawing/2016/5/12/chartex" xmlns:cx7="http://schemas.microsoft.com/office/drawing/2016/5/13/chartex" xmlns:cx8="http://schemas.microsoft.com/office/drawing/2016/5/14/chartex" xmlns:mc="http://schemas.openxmlformats.org/markup-compatibility/2006" xmlns:aink="http://schemas.microsoft.com/office/drawing/2016/ink" xmlns:am3d="http://schemas.microsoft.com/office/drawing/2017/model3d" xmlns:o="urn:schemas-microsoft-com:office:office" xmlns:oel="http://schemas.microsoft.com/office/2019/extlst" xmlns:r="http://schemas.openxmlformats.org/officeDocument/2006/relationships" xmlns:m="http://schemas.openxmlformats.org/officeDocument/2006/math" xmlns:v="urn:schemas-microsoft-com:vml" xmlns:wp14="http://schemas.microsoft.com/office/word/2010/wordprocessingDrawing" xmlns:wp="http://schemas.openxmlformats.org/drawingml/2006/wordprocessingDrawing" xmlns:w10="urn:schemas-microsoft-com:office:word" xmlns:w="http://schemas.openxmlformats.org/wordprocessingml/2006/main" xmlns:w14="http://schemas.microsoft.com/office/word/2010/wordml" xmlns:w15="http://schemas.microsoft.com/office/word/2012/wordml" xmlns:w16cex="http://schemas.microsoft.com/office/word/2018/wordml/cex" xmlns:w16cid="http://schemas.microsoft.com/office/word/2016/wordml/cid" xmlns:w16="http://schemas.microsoft.com/office/word/2018/wordml" xmlns:w16du="http://schemas.microsoft.com/office/word/2023/wordml/word16du" xmlns:w16sdtdh="http://schemas.microsoft.com/office/word/2020/wordml/sdtdatahash" xmlns:w16sdtfl="http://schemas.microsoft.com/office/word/2024/wordml/sdtformatlock" xmlns:w16se="http://schemas.microsoft.com/office/word/2015/wordml/symex" xmlns:wpg="http://schemas.microsoft.com/office/word/2010/wordprocessingGroup" xmlns:wpi="http://schemas.microsoft.com/office/word/2010/wordprocessingInk" xmlns:wne="http://schemas.microsoft.com/office/word/2006/wordml" xmlns:wps="http://schemas.microsoft.com/office/word/2010/wordprocessingShape" mc:Ignorable="w14 w15 w16se w16cid w16 w16cex w16sdtdh w16sdtfl w16du wp14">
-  <w:abstractNum w:abstractNumId="0" w15:restartNumberingAfterBreak="0">
+<w:numbering xmlns:w="http://schemas.openxmlformats.org/wordprocessingml/2006/main">
+  <w:abstractNum w:abstractNumId="990">
     <w:nsid w:val="0000A990"/>
     <w:multiLevelType w:val="multilevel"/>
-    <w:tmpl w:val="49EA28E6"/>
     <w:lvl w:ilvl="0">
       <w:numFmt w:val="bullet"/>
       <w:lvlText w:val=" "/>
@@ -1883,10 +2598,9 @@
       </w:pPr>
     </w:lvl>
   </w:abstractNum>
-  <w:abstractNum w:abstractNumId="1" w15:restartNumberingAfterBreak="0">
+  <w:abstractNum w:abstractNumId="991">
     <w:nsid w:val="0000A991"/>
     <w:multiLevelType w:val="multilevel"/>
-    <w:tmpl w:val="8AA446AC"/>
     <w:lvl w:ilvl="0">
       <w:numFmt w:val="bullet"/>
       <w:lvlText w:val=""/>
@@ -1987,48 +2701,48 @@
       </w:rPr>
     </w:lvl>
   </w:abstractNum>
-  <w:num w:numId="1" w16cid:durableId="1194155609">
-    <w:abstractNumId w:val="0"/>
+  <w:num w:numId="1000">
+    <w:abstractNumId w:val="990"/>
   </w:num>
-  <w:num w:numId="2" w16cid:durableId="37096078">
-    <w:abstractNumId w:val="1"/>
+  <w:num w:numId="1001">
+    <w:abstractNumId w:val="991"/>
   </w:num>
-  <w:num w:numId="3" w16cid:durableId="735785691">
-    <w:abstractNumId w:val="1"/>
+  <w:num w:numId="1002">
+    <w:abstractNumId w:val="991"/>
   </w:num>
-  <w:num w:numId="4" w16cid:durableId="269551957">
-    <w:abstractNumId w:val="1"/>
+  <w:num w:numId="1003">
+    <w:abstractNumId w:val="991"/>
   </w:num>
-  <w:num w:numId="5" w16cid:durableId="1040320528">
-    <w:abstractNumId w:val="1"/>
+  <w:num w:numId="1004">
+    <w:abstractNumId w:val="991"/>
   </w:num>
-  <w:num w:numId="6" w16cid:durableId="1602492600">
-    <w:abstractNumId w:val="1"/>
+  <w:num w:numId="1005">
+    <w:abstractNumId w:val="991"/>
   </w:num>
-  <w:num w:numId="7" w16cid:durableId="293952629">
-    <w:abstractNumId w:val="1"/>
+  <w:num w:numId="1006">
+    <w:abstractNumId w:val="991"/>
   </w:num>
-  <w:num w:numId="8" w16cid:durableId="66002001">
-    <w:abstractNumId w:val="1"/>
+  <w:num w:numId="1007">
+    <w:abstractNumId w:val="991"/>
   </w:num>
-  <w:num w:numId="9" w16cid:durableId="1624463776">
-    <w:abstractNumId w:val="1"/>
+  <w:num w:numId="1008">
+    <w:abstractNumId w:val="991"/>
   </w:num>
-  <w:num w:numId="10" w16cid:durableId="95373195">
-    <w:abstractNumId w:val="1"/>
+  <w:num w:numId="1009">
+    <w:abstractNumId w:val="991"/>
   </w:num>
 </w:numbering>
 </file>
 
 <file path=word/styles.xml><?xml version="1.0" encoding="utf-8"?>
-<w:styles xmlns:mc="http://schemas.openxmlformats.org/markup-compatibility/2006" xmlns:r="http://schemas.openxmlformats.org/officeDocument/2006/relationships" xmlns:w="http://schemas.openxmlformats.org/wordprocessingml/2006/main" xmlns:w14="http://schemas.microsoft.com/office/word/2010/wordml" xmlns:w15="http://schemas.microsoft.com/office/word/2012/wordml" xmlns:w16cex="http://schemas.microsoft.com/office/word/2018/wordml/cex" xmlns:w16cid="http://schemas.microsoft.com/office/word/2016/wordml/cid" xmlns:w16="http://schemas.microsoft.com/office/word/2018/wordml" xmlns:w16du="http://schemas.microsoft.com/office/word/2023/wordml/word16du" xmlns:w16sdtdh="http://schemas.microsoft.com/office/word/2020/wordml/sdtdatahash" xmlns:w16sdtfl="http://schemas.microsoft.com/office/word/2024/wordml/sdtformatlock" xmlns:w16se="http://schemas.microsoft.com/office/word/2015/wordml/symex" mc:Ignorable="w14 w15 w16se w16cid w16 w16cex w16sdtdh w16sdtfl w16du">
+<w:styles xmlns:r="http://schemas.openxmlformats.org/officeDocument/2006/relationships" xmlns:w="http://schemas.openxmlformats.org/wordprocessingml/2006/main">
   <w:docDefaults>
     <w:rPrDefault>
       <w:rPr>
-        <w:rFonts w:asciiTheme="minorHAnsi" w:eastAsiaTheme="minorEastAsia" w:hAnsiTheme="minorHAnsi" w:cstheme="minorBidi"/>
+        <w:rFonts w:asciiTheme="minorHAnsi" w:cstheme="minorBidi" w:eastAsiaTheme="minorEastAsia" w:hAnsiTheme="minorHAnsi"/>
         <w:sz w:val="24"/>
         <w:szCs w:val="24"/>
-        <w:lang w:val="en-US" w:eastAsia="zh-CN" w:bidi="ar-SA"/>
+        <w:lang w:bidi="ar-SA" w:eastAsia="zh-CN" w:val="en-US"/>
       </w:rPr>
     </w:rPrDefault>
     <w:pPrDefault>
@@ -2037,260 +2751,189 @@
       </w:pPr>
     </w:pPrDefault>
   </w:docDefaults>
-  <w:latentStyles w:defLockedState="0" w:defUIPriority="0" w:defSemiHidden="0" w:defUnhideWhenUsed="0" w:defQFormat="0" w:count="376">
-    <w:lsdException w:name="Normal Table" w:semiHidden="1" w:unhideWhenUsed="1"/>
-    <w:lsdException w:name="Table Simple 1" w:semiHidden="1" w:unhideWhenUsed="1"/>
-    <w:lsdException w:name="Table Simple 2" w:semiHidden="1" w:unhideWhenUsed="1"/>
-    <w:lsdException w:name="Table Simple 3" w:semiHidden="1" w:unhideWhenUsed="1"/>
-    <w:lsdException w:name="Table Classic 1" w:semiHidden="1" w:unhideWhenUsed="1"/>
-    <w:lsdException w:name="Table Classic 2" w:semiHidden="1" w:unhideWhenUsed="1"/>
-    <w:lsdException w:name="Table Classic 3" w:semiHidden="1" w:unhideWhenUsed="1"/>
-    <w:lsdException w:name="Table Classic 4" w:semiHidden="1" w:unhideWhenUsed="1"/>
-    <w:lsdException w:name="Table Colorful 1" w:semiHidden="1" w:unhideWhenUsed="1"/>
-    <w:lsdException w:name="Table Colorful 2" w:semiHidden="1" w:unhideWhenUsed="1"/>
-    <w:lsdException w:name="Table Colorful 3" w:semiHidden="1" w:unhideWhenUsed="1"/>
-    <w:lsdException w:name="Table Columns 1" w:semiHidden="1" w:unhideWhenUsed="1"/>
-    <w:lsdException w:name="Table Columns 2" w:semiHidden="1" w:unhideWhenUsed="1"/>
-    <w:lsdException w:name="Table Columns 3" w:semiHidden="1" w:unhideWhenUsed="1"/>
-    <w:lsdException w:name="Table Columns 4" w:semiHidden="1" w:unhideWhenUsed="1"/>
-    <w:lsdException w:name="Table Columns 5" w:semiHidden="1" w:unhideWhenUsed="1"/>
-    <w:lsdException w:name="Table Grid 1" w:semiHidden="1" w:unhideWhenUsed="1"/>
-    <w:lsdException w:name="Table Grid 2" w:semiHidden="1" w:unhideWhenUsed="1"/>
-    <w:lsdException w:name="Table Grid 3" w:semiHidden="1" w:unhideWhenUsed="1"/>
-    <w:lsdException w:name="Table Grid 4" w:semiHidden="1" w:unhideWhenUsed="1"/>
-    <w:lsdException w:name="Table Grid 5" w:semiHidden="1" w:unhideWhenUsed="1"/>
-    <w:lsdException w:name="Table Grid 6" w:semiHidden="1" w:unhideWhenUsed="1"/>
-    <w:lsdException w:name="Table Grid 7" w:semiHidden="1" w:unhideWhenUsed="1"/>
-    <w:lsdException w:name="Table Grid 8" w:semiHidden="1" w:unhideWhenUsed="1"/>
-    <w:lsdException w:name="Table List 1" w:semiHidden="1" w:unhideWhenUsed="1"/>
-    <w:lsdException w:name="Table List 2" w:semiHidden="1" w:unhideWhenUsed="1"/>
-    <w:lsdException w:name="Table List 3" w:semiHidden="1" w:unhideWhenUsed="1"/>
-    <w:lsdException w:name="Table List 4" w:semiHidden="1" w:unhideWhenUsed="1"/>
-    <w:lsdException w:name="Table List 5" w:semiHidden="1" w:unhideWhenUsed="1"/>
-    <w:lsdException w:name="Table List 6" w:semiHidden="1" w:unhideWhenUsed="1"/>
-    <w:lsdException w:name="Table List 7" w:semiHidden="1" w:unhideWhenUsed="1"/>
-    <w:lsdException w:name="Table List 8" w:semiHidden="1" w:unhideWhenUsed="1"/>
-    <w:lsdException w:name="Table 3D effects 1" w:semiHidden="1" w:unhideWhenUsed="1"/>
-    <w:lsdException w:name="Table 3D effects 2" w:semiHidden="1" w:unhideWhenUsed="1"/>
-    <w:lsdException w:name="Table 3D effects 3" w:semiHidden="1" w:unhideWhenUsed="1"/>
-    <w:lsdException w:name="Table Contemporary" w:semiHidden="1" w:unhideWhenUsed="1"/>
-    <w:lsdException w:name="Table Elegant" w:semiHidden="1" w:unhideWhenUsed="1"/>
-    <w:lsdException w:name="Table Professional" w:semiHidden="1" w:unhideWhenUsed="1"/>
-    <w:lsdException w:name="Table Subtle 1" w:semiHidden="1" w:unhideWhenUsed="1"/>
-    <w:lsdException w:name="Table Subtle 2" w:semiHidden="1" w:unhideWhenUsed="1"/>
-    <w:lsdException w:name="Table Web 1" w:semiHidden="1" w:unhideWhenUsed="1"/>
-    <w:lsdException w:name="Table Web 2" w:semiHidden="1" w:unhideWhenUsed="1"/>
-    <w:lsdException w:name="Table Web 3" w:semiHidden="1" w:unhideWhenUsed="1"/>
-    <w:lsdException w:name="Table Theme" w:semiHidden="1" w:unhideWhenUsed="1"/>
-    <w:lsdException w:name="Light Shading"/>
-    <w:lsdException w:name="Light List"/>
-    <w:lsdException w:name="Light Grid"/>
-    <w:lsdException w:name="Medium Shading 1"/>
-    <w:lsdException w:name="Medium Shading 2"/>
-    <w:lsdException w:name="Medium List 1"/>
-    <w:lsdException w:name="Medium List 2"/>
-    <w:lsdException w:name="Medium Grid 1"/>
-    <w:lsdException w:name="Medium Grid 2"/>
-    <w:lsdException w:name="Medium Grid 3"/>
-    <w:lsdException w:name="Dark List"/>
-    <w:lsdException w:name="Colorful Shading"/>
-    <w:lsdException w:name="Colorful List"/>
-    <w:lsdException w:name="Colorful Grid"/>
-    <w:lsdException w:name="Light Shading Accent 1"/>
-    <w:lsdException w:name="Light List Accent 1"/>
-    <w:lsdException w:name="Light Grid Accent 1"/>
-    <w:lsdException w:name="Medium Shading 1 Accent 1"/>
-    <w:lsdException w:name="Medium Shading 2 Accent 1"/>
-    <w:lsdException w:name="Medium List 1 Accent 1"/>
-    <w:lsdException w:name="Medium List 2 Accent 1"/>
-    <w:lsdException w:name="Medium Grid 1 Accent 1"/>
-    <w:lsdException w:name="Medium Grid 2 Accent 1"/>
-    <w:lsdException w:name="Medium Grid 3 Accent 1"/>
-    <w:lsdException w:name="Dark List Accent 1"/>
-    <w:lsdException w:name="Colorful Shading Accent 1"/>
-    <w:lsdException w:name="Colorful List Accent 1"/>
-    <w:lsdException w:name="Colorful Grid Accent 1"/>
-    <w:lsdException w:name="Light Shading Accent 2"/>
-    <w:lsdException w:name="Light List Accent 2"/>
-    <w:lsdException w:name="Light Grid Accent 2"/>
-    <w:lsdException w:name="Medium Shading 1 Accent 2"/>
-    <w:lsdException w:name="Medium Shading 2 Accent 2"/>
-    <w:lsdException w:name="Medium List 1 Accent 2"/>
-    <w:lsdException w:name="Medium List 2 Accent 2"/>
-    <w:lsdException w:name="Medium Grid 1 Accent 2"/>
-    <w:lsdException w:name="Medium Grid 2 Accent 2"/>
-    <w:lsdException w:name="Medium Grid 3 Accent 2"/>
-    <w:lsdException w:name="Dark List Accent 2"/>
-    <w:lsdException w:name="Colorful Shading Accent 2"/>
-    <w:lsdException w:name="Colorful List Accent 2"/>
-    <w:lsdException w:name="Colorful Grid Accent 2"/>
-    <w:lsdException w:name="Light Shading Accent 3"/>
-    <w:lsdException w:name="Light List Accent 3"/>
-    <w:lsdException w:name="Light Grid Accent 3"/>
-    <w:lsdException w:name="Medium Shading 1 Accent 3"/>
-    <w:lsdException w:name="Medium Shading 2 Accent 3"/>
-    <w:lsdException w:name="Medium List 1 Accent 3"/>
-    <w:lsdException w:name="Medium List 2 Accent 3"/>
-    <w:lsdException w:name="Medium Grid 1 Accent 3"/>
-    <w:lsdException w:name="Medium Grid 2 Accent 3"/>
-    <w:lsdException w:name="Medium Grid 3 Accent 3"/>
-    <w:lsdException w:name="Dark List Accent 3"/>
-    <w:lsdException w:name="Colorful Shading Accent 3"/>
-    <w:lsdException w:name="Colorful List Accent 3"/>
-    <w:lsdException w:name="Colorful Grid Accent 3"/>
-    <w:lsdException w:name="Light Shading Accent 4"/>
-    <w:lsdException w:name="Light List Accent 4"/>
-    <w:lsdException w:name="Light Grid Accent 4"/>
-    <w:lsdException w:name="Medium Shading 1 Accent 4"/>
-    <w:lsdException w:name="Medium Shading 2 Accent 4"/>
-    <w:lsdException w:name="Medium List 1 Accent 4"/>
-    <w:lsdException w:name="Medium List 2 Accent 4"/>
-    <w:lsdException w:name="Medium Grid 1 Accent 4"/>
-    <w:lsdException w:name="Medium Grid 2 Accent 4"/>
-    <w:lsdException w:name="Medium Grid 3 Accent 4"/>
-    <w:lsdException w:name="Dark List Accent 4"/>
-    <w:lsdException w:name="Colorful Shading Accent 4"/>
-    <w:lsdException w:name="Colorful List Accent 4"/>
-    <w:lsdException w:name="Colorful Grid Accent 4"/>
-    <w:lsdException w:name="Light Shading Accent 5"/>
-    <w:lsdException w:name="Light List Accent 5"/>
-    <w:lsdException w:name="Light Grid Accent 5"/>
-    <w:lsdException w:name="Medium Shading 1 Accent 5"/>
-    <w:lsdException w:name="Medium Shading 2 Accent 5"/>
-    <w:lsdException w:name="Medium List 1 Accent 5"/>
-    <w:lsdException w:name="Medium List 2 Accent 5"/>
-    <w:lsdException w:name="Medium Grid 1 Accent 5"/>
-    <w:lsdException w:name="Medium Grid 2 Accent 5"/>
-    <w:lsdException w:name="Medium Grid 3 Accent 5"/>
-    <w:lsdException w:name="Dark List Accent 5"/>
-    <w:lsdException w:name="Colorful Shading Accent 5"/>
-    <w:lsdException w:name="Colorful List Accent 5"/>
-    <w:lsdException w:name="Colorful Grid Accent 5"/>
-    <w:lsdException w:name="Light Shading Accent 6"/>
-    <w:lsdException w:name="Light List Accent 6"/>
-    <w:lsdException w:name="Light Grid Accent 6"/>
-    <w:lsdException w:name="Medium Shading 1 Accent 6"/>
-    <w:lsdException w:name="Medium Shading 2 Accent 6"/>
-    <w:lsdException w:name="Medium List 1 Accent 6"/>
-    <w:lsdException w:name="Medium List 2 Accent 6"/>
-    <w:lsdException w:name="Medium Grid 1 Accent 6"/>
-    <w:lsdException w:name="Medium Grid 2 Accent 6"/>
-    <w:lsdException w:name="Medium Grid 3 Accent 6"/>
-    <w:lsdException w:name="Dark List Accent 6"/>
-    <w:lsdException w:name="Colorful Shading Accent 6"/>
-    <w:lsdException w:name="Colorful List Accent 6"/>
-    <w:lsdException w:name="Colorful Grid Accent 6"/>
-    <w:lsdException w:name="Grid Table 4" w:uiPriority="49"/>
-    <w:lsdException w:name="Grid Table 5 Dark" w:uiPriority="50"/>
-    <w:lsdException w:name="Grid Table 6 Colorful" w:uiPriority="51"/>
-    <w:lsdException w:name="Grid Table 7 Colorful" w:uiPriority="52"/>
-    <w:lsdException w:name="Grid Table 1 Light Accent 1" w:uiPriority="46"/>
-    <w:lsdException w:name="Grid Table 2 Accent 1" w:uiPriority="47"/>
-    <w:lsdException w:name="Grid Table 3 Accent 1" w:uiPriority="48"/>
-    <w:lsdException w:name="Grid Table 4 Accent 1" w:uiPriority="49"/>
-    <w:lsdException w:name="Grid Table 5 Dark Accent 1" w:uiPriority="50"/>
-    <w:lsdException w:name="Grid Table 6 Colorful Accent 1" w:uiPriority="51"/>
-    <w:lsdException w:name="Grid Table 7 Colorful Accent 1" w:uiPriority="52"/>
-    <w:lsdException w:name="Grid Table 1 Light Accent 2" w:uiPriority="46"/>
-    <w:lsdException w:name="Grid Table 2 Accent 2" w:uiPriority="47"/>
-    <w:lsdException w:name="Grid Table 3 Accent 2" w:uiPriority="48"/>
-    <w:lsdException w:name="Grid Table 4 Accent 2" w:uiPriority="49"/>
-    <w:lsdException w:name="Grid Table 5 Dark Accent 2" w:uiPriority="50"/>
-    <w:lsdException w:name="Grid Table 6 Colorful Accent 2" w:uiPriority="51"/>
-    <w:lsdException w:name="Grid Table 7 Colorful Accent 2" w:uiPriority="52"/>
-    <w:lsdException w:name="Grid Table 1 Light Accent 3" w:uiPriority="46"/>
-    <w:lsdException w:name="Grid Table 2 Accent 3" w:uiPriority="47"/>
-    <w:lsdException w:name="Grid Table 3 Accent 3" w:uiPriority="48"/>
-    <w:lsdException w:name="Grid Table 4 Accent 3" w:uiPriority="49"/>
-    <w:lsdException w:name="Grid Table 5 Dark Accent 3" w:uiPriority="50"/>
-    <w:lsdException w:name="Grid Table 6 Colorful Accent 3" w:uiPriority="51"/>
-    <w:lsdException w:name="Grid Table 7 Colorful Accent 3" w:uiPriority="52"/>
-    <w:lsdException w:name="Grid Table 1 Light Accent 4" w:uiPriority="46"/>
-    <w:lsdException w:name="Grid Table 2 Accent 4" w:uiPriority="47"/>
-    <w:lsdException w:name="Grid Table 3 Accent 4" w:uiPriority="48"/>
-    <w:lsdException w:name="Grid Table 4 Accent 4" w:uiPriority="49"/>
-    <w:lsdException w:name="Grid Table 5 Dark Accent 4" w:uiPriority="50"/>
-    <w:lsdException w:name="Grid Table 6 Colorful Accent 4" w:uiPriority="51"/>
-    <w:lsdException w:name="Grid Table 7 Colorful Accent 4" w:uiPriority="52"/>
-    <w:lsdException w:name="Grid Table 1 Light Accent 5" w:uiPriority="46"/>
-    <w:lsdException w:name="Grid Table 2 Accent 5" w:uiPriority="47"/>
-    <w:lsdException w:name="Grid Table 3 Accent 5" w:uiPriority="48"/>
-    <w:lsdException w:name="Grid Table 4 Accent 5" w:uiPriority="49"/>
-    <w:lsdException w:name="Grid Table 5 Dark Accent 5" w:uiPriority="50"/>
-    <w:lsdException w:name="Grid Table 6 Colorful Accent 5" w:uiPriority="51"/>
-    <w:lsdException w:name="Grid Table 7 Colorful Accent 5" w:uiPriority="52"/>
-    <w:lsdException w:name="Grid Table 1 Light Accent 6" w:uiPriority="46"/>
-    <w:lsdException w:name="Grid Table 2 Accent 6" w:uiPriority="47"/>
-    <w:lsdException w:name="Grid Table 3 Accent 6" w:uiPriority="48"/>
-    <w:lsdException w:name="Grid Table 4 Accent 6" w:uiPriority="49"/>
-    <w:lsdException w:name="Grid Table 5 Dark Accent 6" w:uiPriority="50"/>
-    <w:lsdException w:name="Grid Table 6 Colorful Accent 6" w:uiPriority="51"/>
-    <w:lsdException w:name="Grid Table 7 Colorful Accent 6" w:uiPriority="52"/>
-    <w:lsdException w:name="List Table 1 Light" w:uiPriority="46"/>
-    <w:lsdException w:name="List Table 2" w:uiPriority="47"/>
-    <w:lsdException w:name="List Table 3" w:uiPriority="48"/>
-    <w:lsdException w:name="List Table 4" w:uiPriority="49"/>
-    <w:lsdException w:name="List Table 5 Dark" w:uiPriority="50"/>
-    <w:lsdException w:name="List Table 6 Colorful" w:uiPriority="51"/>
-    <w:lsdException w:name="List Table 7 Colorful" w:uiPriority="52"/>
-    <w:lsdException w:name="List Table 1 Light Accent 1" w:uiPriority="46"/>
-    <w:lsdException w:name="List Table 2 Accent 1" w:uiPriority="47"/>
-    <w:lsdException w:name="List Table 3 Accent 1" w:uiPriority="48"/>
-    <w:lsdException w:name="List Table 4 Accent 1" w:uiPriority="49"/>
-    <w:lsdException w:name="List Table 5 Dark Accent 1" w:uiPriority="50"/>
-    <w:lsdException w:name="List Table 6 Colorful Accent 1" w:uiPriority="51"/>
-    <w:lsdException w:name="List Table 7 Colorful Accent 1" w:uiPriority="52"/>
-    <w:lsdException w:name="List Table 1 Light Accent 2" w:uiPriority="46"/>
-    <w:lsdException w:name="List Table 2 Accent 2" w:uiPriority="47"/>
-    <w:lsdException w:name="List Table 3 Accent 2" w:uiPriority="48"/>
-    <w:lsdException w:name="List Table 4 Accent 2" w:uiPriority="49"/>
-    <w:lsdException w:name="List Table 5 Dark Accent 2" w:uiPriority="50"/>
-    <w:lsdException w:name="List Table 6 Colorful Accent 2" w:uiPriority="51"/>
-    <w:lsdException w:name="List Table 7 Colorful Accent 2" w:uiPriority="52"/>
-    <w:lsdException w:name="List Table 1 Light Accent 3" w:uiPriority="46"/>
-    <w:lsdException w:name="List Table 2 Accent 3" w:uiPriority="47"/>
-    <w:lsdException w:name="List Table 3 Accent 3" w:uiPriority="48"/>
-    <w:lsdException w:name="List Table 4 Accent 3" w:uiPriority="49"/>
-    <w:lsdException w:name="List Table 5 Dark Accent 3" w:uiPriority="50"/>
-    <w:lsdException w:name="List Table 6 Colorful Accent 3" w:uiPriority="51"/>
-    <w:lsdException w:name="List Table 7 Colorful Accent 3" w:uiPriority="52"/>
-    <w:lsdException w:name="List Table 1 Light Accent 4" w:uiPriority="46"/>
-    <w:lsdException w:name="List Table 2 Accent 4" w:uiPriority="47"/>
-    <w:lsdException w:name="List Table 3 Accent 4" w:uiPriority="48"/>
-    <w:lsdException w:name="List Table 4 Accent 4" w:uiPriority="49"/>
-    <w:lsdException w:name="List Table 5 Dark Accent 4" w:uiPriority="50"/>
-    <w:lsdException w:name="List Table 6 Colorful Accent 4" w:uiPriority="51"/>
-    <w:lsdException w:name="List Table 7 Colorful Accent 4" w:uiPriority="52"/>
-    <w:lsdException w:name="List Table 1 Light Accent 5" w:uiPriority="46"/>
-    <w:lsdException w:name="List Table 2 Accent 5" w:uiPriority="47"/>
-    <w:lsdException w:name="List Table 3 Accent 5" w:uiPriority="48"/>
-    <w:lsdException w:name="List Table 4 Accent 5" w:uiPriority="49"/>
-    <w:lsdException w:name="List Table 5 Dark Accent 5" w:uiPriority="50"/>
-    <w:lsdException w:name="List Table 6 Colorful Accent 5" w:uiPriority="51"/>
-    <w:lsdException w:name="List Table 7 Colorful Accent 5" w:uiPriority="52"/>
-    <w:lsdException w:name="List Table 1 Light Accent 6" w:uiPriority="46"/>
-    <w:lsdException w:name="List Table 2 Accent 6" w:uiPriority="47"/>
-    <w:lsdException w:name="List Table 3 Accent 6" w:uiPriority="48"/>
-    <w:lsdException w:name="List Table 4 Accent 6" w:uiPriority="49"/>
-    <w:lsdException w:name="List Table 5 Dark Accent 6" w:uiPriority="50"/>
-    <w:lsdException w:name="List Table 6 Colorful Accent 6" w:uiPriority="51"/>
-    <w:lsdException w:name="List Table 7 Colorful Accent 6" w:uiPriority="52"/>
-    <w:lsdException w:name="Mention" w:semiHidden="1" w:uiPriority="99" w:unhideWhenUsed="1"/>
-    <w:lsdException w:name="Smart Hyperlink" w:semiHidden="1" w:uiPriority="99" w:unhideWhenUsed="1"/>
-    <w:lsdException w:name="Hashtag" w:semiHidden="1" w:uiPriority="99" w:unhideWhenUsed="1"/>
-    <w:lsdException w:name="Unresolved Mention" w:semiHidden="1" w:uiPriority="99" w:unhideWhenUsed="1"/>
-    <w:lsdException w:name="Smart Link" w:semiHidden="1" w:uiPriority="99" w:unhideWhenUsed="1"/>
-  </w:latentStyles>
-  <w:style w:type="paragraph" w:default="1" w:styleId="Normal">
+  <w:latentStyles w:count="276" w:defLockedState="0" w:defQFormat="0" w:defSemiHidden="0" w:defUIPriority="0" w:defUnhideWhenUsed="0"/>
+  <w:style w:default="1" w:styleId="Normal" w:type="paragraph">
     <w:name w:val="Normal"/>
     <w:qFormat/>
     <w:rPr>
-      <w:rFonts w:ascii="Segoe UI" w:eastAsia="Segoe UI" w:hAnsi="Segoe UI" w:cs="Segoe UI"/>
+      <w:rFonts w:ascii="Segoe UI" w:cs="Segoe UI" w:eastAsia="Segoe UI" w:hAnsi="Segoe UI"/>
       <w:color w:val="242424"/>
       <w:sz w:val="21"/>
     </w:rPr>
   </w:style>
-  <w:style w:type="paragraph" w:styleId="Heading1">
+  <w:style w:styleId="BodyText" w:type="paragraph">
+    <w:name w:val="Body Text"/>
+    <w:basedOn w:val="Normal"/>
+    <w:link w:val="BodyTextChar"/>
+    <w:qFormat/>
+    <w:pPr>
+      <w:spacing w:after="120" w:before="180"/>
+    </w:pPr>
+    <w:rPr>
+      <w:rFonts w:ascii="Segoe UI" w:cs="Segoe UI" w:eastAsia="Segoe UI" w:hAnsi="Segoe UI"/>
+      <w:color w:val="242424"/>
+      <w:sz w:val="21"/>
+    </w:rPr>
+  </w:style>
+  <w:style w:customStyle="1" w:styleId="FirstParagraph" w:type="paragraph">
+    <w:name w:val="First Paragraph"/>
+    <w:basedOn w:val="BodyText"/>
+    <w:next w:val="BodyText"/>
+    <w:qFormat/>
+    <w:rPr>
+      <w:rFonts w:ascii="Segoe UI" w:cs="Segoe UI" w:eastAsia="Segoe UI" w:hAnsi="Segoe UI"/>
+      <w:color w:val="242424"/>
+      <w:sz w:val="21"/>
+    </w:rPr>
+  </w:style>
+  <w:style w:customStyle="1" w:styleId="Compact" w:type="paragraph">
+    <w:name w:val="Compact"/>
+    <w:basedOn w:val="BodyText"/>
+    <w:qFormat/>
+    <w:pPr>
+      <w:spacing w:after="36" w:before="36"/>
+    </w:pPr>
+    <w:rPr>
+      <w:rFonts w:ascii="Segoe UI" w:cs="Segoe UI" w:eastAsia="Segoe UI" w:hAnsi="Segoe UI"/>
+      <w:color w:val="242424"/>
+      <w:sz w:val="21"/>
+    </w:rPr>
+  </w:style>
+  <w:style w:styleId="Title" w:type="paragraph">
+    <w:name w:val="Title"/>
+    <w:basedOn w:val="Normal"/>
+    <w:next w:val="BodyText"/>
+    <w:link w:val="TitleChar"/>
+    <w:uiPriority w:val="10"/>
+    <w:qFormat/>
+    <w:rsid w:val="00A10FD9"/>
+    <w:pPr>
+      <w:spacing w:after="80" w:line="240" w:lineRule="auto"/>
+      <w:contextualSpacing/>
+      <w:jc w:val="center"/>
+    </w:pPr>
+    <w:rPr>
+      <w:rFonts w:ascii="Segoe UI Semibold" w:cs="Segoe UI Semibold" w:eastAsia="Segoe UI Semibold" w:hAnsi="Segoe UI Semibold"/>
+      <w:color w:val="3B1041"/>
+      <w:sz w:val="48"/>
+      <w:szCs w:val="56"/>
+    </w:rPr>
+  </w:style>
+  <w:style w:customStyle="1" w:styleId="TitleChar" w:type="character">
+    <w:name w:val="Title Char"/>
+    <w:basedOn w:val="DefaultParagraphFont"/>
+    <w:link w:val="Title"/>
+    <w:uiPriority w:val="10"/>
+    <w:rsid w:val="00A10FD9"/>
+    <w:rPr>
+      <w:rFonts w:asciiTheme="majorHAnsi" w:cstheme="majorBidi" w:eastAsiaTheme="majorEastAsia" w:hAnsiTheme="majorHAnsi"/>
+      <w:sz w:val="56"/>
+      <w:szCs w:val="56"/>
+    </w:rPr>
+  </w:style>
+  <w:style w:styleId="Subtitle" w:type="paragraph">
+    <w:name w:val="Subtitle"/>
+    <w:basedOn w:val="Title"/>
+    <w:next w:val="BodyText"/>
+    <w:link w:val="SubtitleChar"/>
+    <w:uiPriority w:val="11"/>
+    <w:qFormat/>
+    <w:rsid w:val="00A10FD9"/>
+    <w:pPr>
+      <w:numPr>
+        <w:ilvl w:val="1"/>
+      </w:numPr>
+    </w:pPr>
+    <w:rPr>
+      <w:rFonts w:cstheme="majorBidi" w:eastAsiaTheme="majorEastAsia"/>
+      <w:spacing w:val="15"/>
+      <w:sz w:val="28"/>
+      <w:szCs w:val="28"/>
+    </w:rPr>
+  </w:style>
+  <w:style w:customStyle="1" w:styleId="SubtitleChar" w:type="character">
+    <w:name w:val="Subtitle Char"/>
+    <w:basedOn w:val="DefaultParagraphFont"/>
+    <w:link w:val="Subtitle"/>
+    <w:uiPriority w:val="11"/>
+    <w:rsid w:val="00A10FD9"/>
+    <w:rPr>
+      <w:rFonts w:cstheme="majorBidi" w:eastAsiaTheme="majorEastAsia"/>
+      <w:color w:themeColor="text1" w:themeTint="A6" w:val="595959"/>
+      <w:spacing w:val="15"/>
+      <w:sz w:val="28"/>
+      <w:szCs w:val="28"/>
+    </w:rPr>
+  </w:style>
+  <w:style w:customStyle="1" w:styleId="Author" w:type="paragraph">
+    <w:name w:val="Author"/>
+    <w:basedOn w:val="Title"/>
+    <w:next w:val="BodyText"/>
+    <w:qFormat/>
+    <w:pPr>
+      <w:keepNext/>
+      <w:keepLines/>
+    </w:pPr>
+    <w:rPr>
+      <w:sz w:val="24"/>
+      <w:szCs w:val="24"/>
+    </w:rPr>
+  </w:style>
+  <w:style w:styleId="Date" w:type="paragraph">
+    <w:name w:val="Date"/>
+    <w:basedOn w:val="Title"/>
+    <w:next w:val="BodyText"/>
+    <w:qFormat/>
+    <w:pPr>
+      <w:keepNext/>
+      <w:keepLines/>
+    </w:pPr>
+    <w:rPr>
+      <w:sz w:val="24"/>
+      <w:szCs w:val="24"/>
+    </w:rPr>
+  </w:style>
+  <w:style w:customStyle="1" w:styleId="AbstractTitle" w:type="paragraph">
+    <w:name w:val="Abstract Title"/>
+    <w:basedOn w:val="Normal"/>
+    <w:next w:val="Abstract"/>
+    <w:qFormat/>
+    <w:pPr>
+      <w:keepNext/>
+      <w:keepLines/>
+      <w:spacing w:after="0" w:before="300"/>
+      <w:jc w:val="center"/>
+    </w:pPr>
+    <w:rPr>
+      <w:b/>
+      <w:sz w:val="20"/>
+      <w:szCs w:val="20"/>
+    </w:rPr>
+  </w:style>
+  <w:style w:customStyle="1" w:styleId="Abstract" w:type="paragraph">
+    <w:name w:val="Abstract"/>
+    <w:basedOn w:val="Normal"/>
+    <w:next w:val="BodyText"/>
+    <w:qFormat/>
+    <w:pPr>
+      <w:keepNext/>
+      <w:keepLines/>
+      <w:spacing w:after="300" w:before="100"/>
+    </w:pPr>
+    <w:rPr>
+      <w:sz w:val="20"/>
+      <w:szCs w:val="20"/>
+    </w:rPr>
+  </w:style>
+  <w:style w:styleId="Bibliography" w:type="paragraph">
+    <w:name w:val="Bibliography"/>
+    <w:basedOn w:val="Normal"/>
+    <w:next w:val="Bibliography"/>
+    <w:qFormat/>
+    <w:pPr/>
+    <w:rPr/>
+  </w:style>
+  <w:style w:styleId="Heading1" w:type="paragraph">
     <w:name w:val="heading 1"/>
     <w:basedOn w:val="Normal"/>
     <w:next w:val="BodyText"/>
@@ -2301,17 +2944,19 @@
     <w:pPr>
       <w:keepNext/>
       <w:keepLines/>
-      <w:spacing w:before="240" w:after="80"/>
+      <w:spacing w:after="80" w:before="240"/>
       <w:outlineLvl w:val="0"/>
     </w:pPr>
     <w:rPr>
-      <w:rFonts w:ascii="Segoe UI Semibold" w:eastAsia="Segoe UI Semibold" w:hAnsi="Segoe UI Semibold" w:cs="Segoe UI Semibold"/>
+      <w:rFonts w:ascii="Segoe UI Semibold" w:cs="Segoe UI Semibold" w:eastAsia="Segoe UI Semibold" w:hAnsi="Segoe UI Semibold"/>
+      <w:b w:val="0"/>
+      <w:i w:val="0"/>
       <w:color w:val="3B1041"/>
       <w:sz w:val="40"/>
       <w:szCs w:val="40"/>
     </w:rPr>
   </w:style>
-  <w:style w:type="paragraph" w:styleId="Heading2">
+  <w:style w:styleId="Heading2" w:type="paragraph">
     <w:name w:val="heading 2"/>
     <w:basedOn w:val="Normal"/>
     <w:next w:val="BodyText"/>
@@ -2324,17 +2969,19 @@
     <w:pPr>
       <w:keepNext/>
       <w:keepLines/>
-      <w:spacing w:before="280" w:after="80"/>
+      <w:spacing w:after="80" w:before="280"/>
       <w:outlineLvl w:val="1"/>
     </w:pPr>
     <w:rPr>
-      <w:rFonts w:ascii="Segoe UI Semibold" w:eastAsia="Segoe UI Semibold" w:hAnsi="Segoe UI Semibold" w:cs="Segoe UI Semibold"/>
+      <w:rFonts w:ascii="Segoe UI Semibold" w:cs="Segoe UI Semibold" w:eastAsia="Segoe UI Semibold" w:hAnsi="Segoe UI Semibold"/>
+      <w:b w:val="0"/>
+      <w:i w:val="0"/>
       <w:color w:val="3B1041"/>
       <w:sz w:val="30"/>
       <w:szCs w:val="32"/>
     </w:rPr>
   </w:style>
-  <w:style w:type="paragraph" w:styleId="Heading3">
+  <w:style w:styleId="Heading3" w:type="paragraph">
     <w:name w:val="heading 3"/>
     <w:basedOn w:val="Normal"/>
     <w:next w:val="BodyText"/>
@@ -2347,17 +2994,19 @@
     <w:pPr>
       <w:keepNext/>
       <w:keepLines/>
-      <w:spacing w:before="200" w:after="80"/>
+      <w:spacing w:after="80" w:before="200"/>
       <w:outlineLvl w:val="2"/>
     </w:pPr>
     <w:rPr>
-      <w:rFonts w:ascii="Segoe UI Semibold" w:eastAsia="Segoe UI Semibold" w:hAnsi="Segoe UI Semibold" w:cs="Segoe UI Semibold"/>
+      <w:rFonts w:ascii="Segoe UI Semibold" w:cs="Segoe UI Semibold" w:eastAsia="Segoe UI Semibold" w:hAnsi="Segoe UI Semibold"/>
+      <w:b w:val="0"/>
+      <w:i w:val="0"/>
       <w:color w:val="3B1041"/>
       <w:sz w:val="25"/>
       <w:szCs w:val="28"/>
     </w:rPr>
   </w:style>
-  <w:style w:type="paragraph" w:styleId="Heading4">
+  <w:style w:styleId="Heading4" w:type="paragraph">
     <w:name w:val="heading 4"/>
     <w:basedOn w:val="Normal"/>
     <w:next w:val="BodyText"/>
@@ -2370,16 +3019,19 @@
     <w:pPr>
       <w:keepNext/>
       <w:keepLines/>
-      <w:spacing w:before="160" w:after="80"/>
+      <w:spacing w:after="80" w:before="160"/>
       <w:outlineLvl w:val="3"/>
     </w:pPr>
     <w:rPr>
-      <w:rFonts w:ascii="Segoe UI Semibold" w:eastAsia="Segoe UI Semibold" w:hAnsi="Segoe UI Semibold" w:cs="Segoe UI Semibold"/>
+      <w:rFonts w:ascii="Segoe UI Semibold" w:cs="Segoe UI Semibold" w:eastAsia="Segoe UI Semibold" w:hAnsi="Segoe UI Semibold"/>
+      <w:b w:val="0"/>
+      <w:i w:val="0"/>
       <w:iCs/>
+      <w:color w:val="242424"/>
       <w:sz w:val="22"/>
     </w:rPr>
   </w:style>
-  <w:style w:type="paragraph" w:styleId="Heading5">
+  <w:style w:styleId="Heading5" w:type="paragraph">
     <w:name w:val="heading 5"/>
     <w:basedOn w:val="Normal"/>
     <w:next w:val="BodyText"/>
@@ -2392,14 +3044,18 @@
     <w:pPr>
       <w:keepNext/>
       <w:keepLines/>
-      <w:spacing w:before="120" w:after="80"/>
+      <w:spacing w:after="80" w:before="120"/>
       <w:outlineLvl w:val="4"/>
     </w:pPr>
     <w:rPr>
-      <w:rFonts w:ascii="Segoe UI Semibold" w:eastAsia="Segoe UI Semibold" w:hAnsi="Segoe UI Semibold" w:cs="Segoe UI Semibold"/>
-    </w:rPr>
-  </w:style>
-  <w:style w:type="paragraph" w:styleId="Heading6">
+      <w:rFonts w:ascii="Segoe UI Semibold" w:cs="Segoe UI Semibold" w:eastAsia="Segoe UI Semibold" w:hAnsi="Segoe UI Semibold"/>
+      <w:b w:val="0"/>
+      <w:i w:val="0"/>
+      <w:color w:val="242424"/>
+      <w:sz w:val="21"/>
+    </w:rPr>
+  </w:style>
+  <w:style w:styleId="Heading6" w:type="paragraph">
     <w:name w:val="heading 6"/>
     <w:basedOn w:val="Normal"/>
     <w:next w:val="BodyText"/>
@@ -2412,17 +3068,17 @@
     <w:pPr>
       <w:keepNext/>
       <w:keepLines/>
-      <w:spacing w:before="40" w:after="0"/>
+      <w:spacing w:after="0" w:before="40"/>
       <w:outlineLvl w:val="5"/>
     </w:pPr>
     <w:rPr>
-      <w:rFonts w:eastAsiaTheme="majorEastAsia" w:cstheme="majorBidi"/>
+      <w:rFonts w:cstheme="majorBidi" w:eastAsiaTheme="majorEastAsia"/>
       <w:i/>
       <w:iCs/>
-      <w:color w:val="595959" w:themeColor="text1" w:themeTint="A6"/>
-    </w:rPr>
-  </w:style>
-  <w:style w:type="paragraph" w:styleId="Heading7">
+      <w:color w:themeColor="text1" w:themeTint="A6" w:val="595959"/>
+    </w:rPr>
+  </w:style>
+  <w:style w:styleId="Heading7" w:type="paragraph">
     <w:name w:val="heading 7"/>
     <w:basedOn w:val="Normal"/>
     <w:next w:val="BodyText"/>
@@ -2435,15 +3091,15 @@
     <w:pPr>
       <w:keepNext/>
       <w:keepLines/>
-      <w:spacing w:before="40" w:after="0"/>
+      <w:spacing w:after="0" w:before="40"/>
       <w:outlineLvl w:val="6"/>
     </w:pPr>
     <w:rPr>
-      <w:rFonts w:eastAsiaTheme="majorEastAsia" w:cstheme="majorBidi"/>
-      <w:color w:val="595959" w:themeColor="text1" w:themeTint="A6"/>
-    </w:rPr>
-  </w:style>
-  <w:style w:type="paragraph" w:styleId="Heading8">
+      <w:rFonts w:cstheme="majorBidi" w:eastAsiaTheme="majorEastAsia"/>
+      <w:color w:themeColor="text1" w:themeTint="A6" w:val="595959"/>
+    </w:rPr>
+  </w:style>
+  <w:style w:styleId="Heading8" w:type="paragraph">
     <w:name w:val="heading 8"/>
     <w:basedOn w:val="Normal"/>
     <w:next w:val="BodyText"/>
@@ -2460,13 +3116,13 @@
       <w:outlineLvl w:val="7"/>
     </w:pPr>
     <w:rPr>
-      <w:rFonts w:eastAsiaTheme="majorEastAsia" w:cstheme="majorBidi"/>
+      <w:rFonts w:cstheme="majorBidi" w:eastAsiaTheme="majorEastAsia"/>
       <w:i/>
       <w:iCs/>
-      <w:color w:val="272727" w:themeColor="text1" w:themeTint="D8"/>
-    </w:rPr>
-  </w:style>
-  <w:style w:type="paragraph" w:styleId="Heading9">
+      <w:color w:themeColor="text1" w:themeTint="D8" w:val="272727"/>
+    </w:rPr>
+  </w:style>
+  <w:style w:styleId="Heading9" w:type="paragraph">
     <w:name w:val="heading 9"/>
     <w:basedOn w:val="Normal"/>
     <w:next w:val="BodyText"/>
@@ -2483,204 +3139,24 @@
       <w:outlineLvl w:val="8"/>
     </w:pPr>
     <w:rPr>
-      <w:rFonts w:eastAsiaTheme="majorEastAsia" w:cstheme="majorBidi"/>
-      <w:color w:val="272727" w:themeColor="text1" w:themeTint="D8"/>
-    </w:rPr>
-  </w:style>
-  <w:style w:type="character" w:default="1" w:styleId="DefaultParagraphFont">
-    <w:name w:val="Default Paragraph Font"/>
-    <w:uiPriority w:val="1"/>
-    <w:semiHidden/>
-    <w:unhideWhenUsed/>
-  </w:style>
-  <w:style w:type="table" w:default="1" w:styleId="TableNormal">
-    <w:name w:val="Normal Table"/>
-    <w:uiPriority w:val="99"/>
-    <w:semiHidden/>
-    <w:unhideWhenUsed/>
-    <w:tblPr>
-      <w:tblInd w:w="0" w:type="dxa"/>
-      <w:tblCellMar>
-        <w:top w:w="0" w:type="dxa"/>
-        <w:left w:w="108" w:type="dxa"/>
-        <w:bottom w:w="0" w:type="dxa"/>
-        <w:right w:w="108" w:type="dxa"/>
-      </w:tblCellMar>
-    </w:tblPr>
-  </w:style>
-  <w:style w:type="numbering" w:default="1" w:styleId="NoList">
-    <w:name w:val="No List"/>
-    <w:uiPriority w:val="99"/>
-    <w:semiHidden/>
-    <w:unhideWhenUsed/>
-  </w:style>
-  <w:style w:type="paragraph" w:styleId="BodyText">
-    <w:name w:val="Body Text"/>
-    <w:basedOn w:val="Normal"/>
-    <w:qFormat/>
-    <w:pPr>
-      <w:spacing w:before="180" w:after="120"/>
-    </w:pPr>
-  </w:style>
-  <w:style w:type="paragraph" w:customStyle="1" w:styleId="FirstParagraph">
-    <w:name w:val="First Paragraph"/>
-    <w:basedOn w:val="BodyText"/>
-    <w:next w:val="BodyText"/>
-    <w:qFormat/>
-  </w:style>
-  <w:style w:type="paragraph" w:customStyle="1" w:styleId="Compact">
-    <w:name w:val="Compact"/>
-    <w:basedOn w:val="BodyText"/>
-    <w:qFormat/>
-    <w:pPr>
-      <w:spacing w:before="36" w:after="36"/>
-    </w:pPr>
-  </w:style>
-  <w:style w:type="paragraph" w:styleId="Title">
-    <w:name w:val="Title"/>
-    <w:basedOn w:val="Normal"/>
-    <w:next w:val="BodyText"/>
-    <w:link w:val="TitleChar"/>
-    <w:uiPriority w:val="10"/>
-    <w:qFormat/>
-    <w:rsid w:val="00A10FD9"/>
-    <w:pPr>
-      <w:spacing w:after="80"/>
-      <w:contextualSpacing/>
-      <w:jc w:val="center"/>
-    </w:pPr>
-    <w:rPr>
-      <w:rFonts w:ascii="Segoe UI Semibold" w:eastAsia="Segoe UI Semibold" w:hAnsi="Segoe UI Semibold" w:cs="Segoe UI Semibold"/>
-      <w:color w:val="3B1041"/>
-      <w:sz w:val="48"/>
-      <w:szCs w:val="56"/>
-    </w:rPr>
-  </w:style>
-  <w:style w:type="character" w:customStyle="1" w:styleId="TitleChar">
-    <w:name w:val="Title Char"/>
-    <w:basedOn w:val="DefaultParagraphFont"/>
-    <w:link w:val="Title"/>
-    <w:uiPriority w:val="10"/>
-    <w:rsid w:val="00A10FD9"/>
-    <w:rPr>
-      <w:rFonts w:asciiTheme="majorHAnsi" w:eastAsiaTheme="majorEastAsia" w:hAnsiTheme="majorHAnsi" w:cstheme="majorBidi"/>
-      <w:sz w:val="56"/>
-      <w:szCs w:val="56"/>
-    </w:rPr>
-  </w:style>
-  <w:style w:type="paragraph" w:styleId="Subtitle">
-    <w:name w:val="Subtitle"/>
-    <w:basedOn w:val="Title"/>
-    <w:next w:val="BodyText"/>
-    <w:link w:val="SubtitleChar"/>
-    <w:uiPriority w:val="11"/>
-    <w:qFormat/>
-    <w:rsid w:val="00A10FD9"/>
-    <w:pPr>
-      <w:numPr>
-        <w:ilvl w:val="1"/>
-      </w:numPr>
-    </w:pPr>
-    <w:rPr>
-      <w:rFonts w:eastAsiaTheme="majorEastAsia" w:cstheme="majorBidi"/>
-      <w:spacing w:val="15"/>
-      <w:sz w:val="28"/>
-      <w:szCs w:val="28"/>
-    </w:rPr>
-  </w:style>
-  <w:style w:type="character" w:customStyle="1" w:styleId="SubtitleChar">
-    <w:name w:val="Subtitle Char"/>
-    <w:basedOn w:val="DefaultParagraphFont"/>
-    <w:link w:val="Subtitle"/>
-    <w:uiPriority w:val="11"/>
-    <w:rsid w:val="00A10FD9"/>
-    <w:rPr>
-      <w:rFonts w:eastAsiaTheme="majorEastAsia" w:cstheme="majorBidi"/>
-      <w:color w:val="595959" w:themeColor="text1" w:themeTint="A6"/>
-      <w:spacing w:val="15"/>
-      <w:sz w:val="28"/>
-      <w:szCs w:val="28"/>
-    </w:rPr>
-  </w:style>
-  <w:style w:type="paragraph" w:customStyle="1" w:styleId="Author">
-    <w:name w:val="Author"/>
-    <w:basedOn w:val="Title"/>
-    <w:next w:val="BodyText"/>
-    <w:qFormat/>
-    <w:pPr>
-      <w:keepNext/>
-      <w:keepLines/>
-    </w:pPr>
-    <w:rPr>
-      <w:sz w:val="24"/>
-      <w:szCs w:val="24"/>
-    </w:rPr>
-  </w:style>
-  <w:style w:type="paragraph" w:styleId="Date">
-    <w:name w:val="Date"/>
-    <w:basedOn w:val="Title"/>
-    <w:next w:val="BodyText"/>
-    <w:qFormat/>
-    <w:pPr>
-      <w:keepNext/>
-      <w:keepLines/>
-    </w:pPr>
-    <w:rPr>
-      <w:sz w:val="24"/>
-      <w:szCs w:val="24"/>
-    </w:rPr>
-  </w:style>
-  <w:style w:type="paragraph" w:customStyle="1" w:styleId="AbstractTitle">
-    <w:name w:val="Abstract Title"/>
-    <w:basedOn w:val="Normal"/>
-    <w:next w:val="Abstract"/>
-    <w:qFormat/>
-    <w:pPr>
-      <w:keepNext/>
-      <w:keepLines/>
-      <w:spacing w:before="300" w:after="0"/>
-      <w:jc w:val="center"/>
-    </w:pPr>
-    <w:rPr>
-      <w:b/>
-      <w:sz w:val="20"/>
-      <w:szCs w:val="20"/>
-    </w:rPr>
-  </w:style>
-  <w:style w:type="paragraph" w:customStyle="1" w:styleId="Abstract">
-    <w:name w:val="Abstract"/>
-    <w:basedOn w:val="Normal"/>
-    <w:next w:val="BodyText"/>
-    <w:qFormat/>
-    <w:pPr>
-      <w:keepNext/>
-      <w:keepLines/>
-      <w:spacing w:before="100" w:after="300"/>
-    </w:pPr>
-    <w:rPr>
-      <w:sz w:val="20"/>
-      <w:szCs w:val="20"/>
-    </w:rPr>
-  </w:style>
-  <w:style w:type="paragraph" w:styleId="Bibliography">
-    <w:name w:val="Bibliography"/>
-    <w:basedOn w:val="Normal"/>
-    <w:qFormat/>
-  </w:style>
-  <w:style w:type="character" w:customStyle="1" w:styleId="Heading1Char">
+      <w:rFonts w:cstheme="majorBidi" w:eastAsiaTheme="majorEastAsia"/>
+      <w:color w:themeColor="text1" w:themeTint="D8" w:val="272727"/>
+    </w:rPr>
+  </w:style>
+  <w:style w:customStyle="1" w:styleId="Heading1Char" w:type="character">
     <w:name w:val="Heading 1 Char"/>
     <w:basedOn w:val="DefaultParagraphFont"/>
     <w:link w:val="Heading1"/>
     <w:uiPriority w:val="9"/>
     <w:rsid w:val="00A10FD9"/>
     <w:rPr>
-      <w:rFonts w:asciiTheme="majorHAnsi" w:eastAsiaTheme="majorEastAsia" w:hAnsiTheme="majorHAnsi" w:cstheme="majorBidi"/>
-      <w:color w:val="0F4761" w:themeColor="accent1" w:themeShade="BF"/>
+      <w:rFonts w:asciiTheme="majorHAnsi" w:cstheme="majorBidi" w:eastAsiaTheme="majorEastAsia" w:hAnsiTheme="majorHAnsi"/>
+      <w:color w:themeColor="accent1" w:themeShade="BF" w:val="0F4761"/>
       <w:sz w:val="40"/>
       <w:szCs w:val="40"/>
     </w:rPr>
   </w:style>
-  <w:style w:type="character" w:customStyle="1" w:styleId="Heading2Char">
+  <w:style w:customStyle="1" w:styleId="Heading2Char" w:type="character">
     <w:name w:val="Heading 2 Char"/>
     <w:basedOn w:val="DefaultParagraphFont"/>
     <w:link w:val="Heading2"/>
@@ -2688,13 +3164,13 @@
     <w:semiHidden/>
     <w:rsid w:val="00A10FD9"/>
     <w:rPr>
-      <w:rFonts w:asciiTheme="majorHAnsi" w:eastAsiaTheme="majorEastAsia" w:hAnsiTheme="majorHAnsi" w:cstheme="majorBidi"/>
-      <w:color w:val="0F4761" w:themeColor="accent1" w:themeShade="BF"/>
+      <w:rFonts w:asciiTheme="majorHAnsi" w:cstheme="majorBidi" w:eastAsiaTheme="majorEastAsia" w:hAnsiTheme="majorHAnsi"/>
+      <w:color w:themeColor="accent1" w:themeShade="BF" w:val="0F4761"/>
       <w:sz w:val="32"/>
       <w:szCs w:val="32"/>
     </w:rPr>
   </w:style>
-  <w:style w:type="character" w:customStyle="1" w:styleId="Heading3Char">
+  <w:style w:customStyle="1" w:styleId="Heading3Char" w:type="character">
     <w:name w:val="Heading 3 Char"/>
     <w:basedOn w:val="DefaultParagraphFont"/>
     <w:link w:val="Heading3"/>
@@ -2702,13 +3178,13 @@
     <w:semiHidden/>
     <w:rsid w:val="00A10FD9"/>
     <w:rPr>
-      <w:rFonts w:eastAsiaTheme="majorEastAsia" w:cstheme="majorBidi"/>
-      <w:color w:val="0F4761" w:themeColor="accent1" w:themeShade="BF"/>
+      <w:rFonts w:cstheme="majorBidi" w:eastAsiaTheme="majorEastAsia"/>
+      <w:color w:themeColor="accent1" w:themeShade="BF" w:val="0F4761"/>
       <w:sz w:val="28"/>
       <w:szCs w:val="28"/>
     </w:rPr>
   </w:style>
-  <w:style w:type="character" w:customStyle="1" w:styleId="Heading4Char">
+  <w:style w:customStyle="1" w:styleId="Heading4Char" w:type="character">
     <w:name w:val="Heading 4 Char"/>
     <w:basedOn w:val="DefaultParagraphFont"/>
     <w:link w:val="Heading4"/>
@@ -2716,13 +3192,13 @@
     <w:semiHidden/>
     <w:rsid w:val="00A10FD9"/>
     <w:rPr>
-      <w:rFonts w:eastAsiaTheme="majorEastAsia" w:cstheme="majorBidi"/>
+      <w:rFonts w:cstheme="majorBidi" w:eastAsiaTheme="majorEastAsia"/>
       <w:i/>
       <w:iCs/>
-      <w:color w:val="0F4761" w:themeColor="accent1" w:themeShade="BF"/>
-    </w:rPr>
-  </w:style>
-  <w:style w:type="character" w:customStyle="1" w:styleId="Heading5Char">
+      <w:color w:themeColor="accent1" w:themeShade="BF" w:val="0F4761"/>
+    </w:rPr>
+  </w:style>
+  <w:style w:customStyle="1" w:styleId="Heading5Char" w:type="character">
     <w:name w:val="Heading 5 Char"/>
     <w:basedOn w:val="DefaultParagraphFont"/>
     <w:link w:val="Heading5"/>
@@ -2730,11 +3206,11 @@
     <w:semiHidden/>
     <w:rsid w:val="00A10FD9"/>
     <w:rPr>
-      <w:rFonts w:eastAsiaTheme="majorEastAsia" w:cstheme="majorBidi"/>
-      <w:color w:val="0F4761" w:themeColor="accent1" w:themeShade="BF"/>
-    </w:rPr>
-  </w:style>
-  <w:style w:type="character" w:customStyle="1" w:styleId="Heading6Char">
+      <w:rFonts w:cstheme="majorBidi" w:eastAsiaTheme="majorEastAsia"/>
+      <w:color w:themeColor="accent1" w:themeShade="BF" w:val="0F4761"/>
+    </w:rPr>
+  </w:style>
+  <w:style w:customStyle="1" w:styleId="Heading6Char" w:type="character">
     <w:name w:val="Heading 6 Char"/>
     <w:basedOn w:val="DefaultParagraphFont"/>
     <w:link w:val="Heading6"/>
@@ -2742,13 +3218,13 @@
     <w:semiHidden/>
     <w:rsid w:val="00A10FD9"/>
     <w:rPr>
-      <w:rFonts w:eastAsiaTheme="majorEastAsia" w:cstheme="majorBidi"/>
+      <w:rFonts w:cstheme="majorBidi" w:eastAsiaTheme="majorEastAsia"/>
       <w:i/>
       <w:iCs/>
-      <w:color w:val="595959" w:themeColor="text1" w:themeTint="A6"/>
-    </w:rPr>
-  </w:style>
-  <w:style w:type="character" w:customStyle="1" w:styleId="Heading7Char">
+      <w:color w:themeColor="text1" w:themeTint="A6" w:val="595959"/>
+    </w:rPr>
+  </w:style>
+  <w:style w:customStyle="1" w:styleId="Heading7Char" w:type="character">
     <w:name w:val="Heading 7 Char"/>
     <w:basedOn w:val="DefaultParagraphFont"/>
     <w:link w:val="Heading7"/>
@@ -2756,11 +3232,11 @@
     <w:semiHidden/>
     <w:rsid w:val="00A10FD9"/>
     <w:rPr>
-      <w:rFonts w:eastAsiaTheme="majorEastAsia" w:cstheme="majorBidi"/>
-      <w:color w:val="595959" w:themeColor="text1" w:themeTint="A6"/>
-    </w:rPr>
-  </w:style>
-  <w:style w:type="character" w:customStyle="1" w:styleId="Heading8Char">
+      <w:rFonts w:cstheme="majorBidi" w:eastAsiaTheme="majorEastAsia"/>
+      <w:color w:themeColor="text1" w:themeTint="A6" w:val="595959"/>
+    </w:rPr>
+  </w:style>
+  <w:style w:customStyle="1" w:styleId="Heading8Char" w:type="character">
     <w:name w:val="Heading 8 Char"/>
     <w:basedOn w:val="DefaultParagraphFont"/>
     <w:link w:val="Heading8"/>
@@ -2768,13 +3244,13 @@
     <w:semiHidden/>
     <w:rsid w:val="00A10FD9"/>
     <w:rPr>
-      <w:rFonts w:eastAsiaTheme="majorEastAsia" w:cstheme="majorBidi"/>
+      <w:rFonts w:cstheme="majorBidi" w:eastAsiaTheme="majorEastAsia"/>
       <w:i/>
       <w:iCs/>
-      <w:color w:val="272727" w:themeColor="text1" w:themeTint="D8"/>
-    </w:rPr>
-  </w:style>
-  <w:style w:type="character" w:customStyle="1" w:styleId="Heading9Char">
+      <w:color w:themeColor="text1" w:themeTint="D8" w:val="272727"/>
+    </w:rPr>
+  </w:style>
+  <w:style w:customStyle="1" w:styleId="Heading9Char" w:type="character">
     <w:name w:val="Heading 9 Char"/>
     <w:basedOn w:val="DefaultParagraphFont"/>
     <w:link w:val="Heading9"/>
@@ -2782,11 +3258,11 @@
     <w:semiHidden/>
     <w:rsid w:val="00A10FD9"/>
     <w:rPr>
-      <w:rFonts w:eastAsiaTheme="majorEastAsia" w:cstheme="majorBidi"/>
-      <w:color w:val="272727" w:themeColor="text1" w:themeTint="D8"/>
-    </w:rPr>
-  </w:style>
-  <w:style w:type="paragraph" w:styleId="BlockText">
+      <w:rFonts w:cstheme="majorBidi" w:eastAsiaTheme="majorEastAsia"/>
+      <w:color w:themeColor="text1" w:themeTint="D8" w:val="272727"/>
+    </w:rPr>
+  </w:style>
+  <w:style w:styleId="BlockText" w:type="paragraph">
     <w:name w:val="Block Text"/>
     <w:basedOn w:val="BodyText"/>
     <w:next w:val="BodyText"/>
@@ -2794,22 +3270,29 @@
     <w:unhideWhenUsed/>
     <w:qFormat/>
     <w:pPr>
+      <w:spacing w:after="40" w:before="40"/>
+      <w:ind w:firstLine="0" w:left="288" w:right="144"/>
       <w:pBdr>
-        <w:left w:val="single" w:sz="18" w:space="8" w:color="3B1041"/>
+        <w:left w:color="3B1041" w:space="8" w:sz="18" w:val="single"/>
       </w:pBdr>
-      <w:shd w:val="clear" w:color="auto" w:fill="FBF6FD"/>
-      <w:spacing w:before="40" w:after="40"/>
-      <w:ind w:left="288" w:right="144"/>
+      <w:shd w:color="auto" w:fill="FBF6FD" w:val="clear"/>
     </w:pPr>
-  </w:style>
-  <w:style w:type="paragraph" w:styleId="FootnoteText">
-    <w:name w:val="footnote text"/>
+    <w:rPr>
+      <w:rFonts w:ascii="Segoe UI" w:cs="Segoe UI" w:eastAsia="Segoe UI" w:hAnsi="Segoe UI"/>
+      <w:i w:val="0"/>
+      <w:color w:val="242424"/>
+      <w:sz w:val="21"/>
+    </w:rPr>
+  </w:style>
+  <w:style w:styleId="FootnoteText" w:type="paragraph">
+    <w:name w:val="Footnote Text"/>
     <w:basedOn w:val="Normal"/>
+    <w:next w:val="FootnoteText"/>
     <w:uiPriority w:val="9"/>
     <w:unhideWhenUsed/>
     <w:qFormat/>
   </w:style>
-  <w:style w:type="paragraph" w:customStyle="1" w:styleId="FootnoteBlockText">
+  <w:style w:styleId="FootnoteBlockText" w:type="paragraph">
     <w:name w:val="Footnote Block Text"/>
     <w:basedOn w:val="FootnoteText"/>
     <w:next w:val="FootnoteText"/>
@@ -2817,35 +3300,40 @@
     <w:unhideWhenUsed/>
     <w:qFormat/>
     <w:pPr>
-      <w:spacing w:before="100" w:after="100"/>
-      <w:ind w:left="480" w:right="480"/>
+      <w:spacing w:after="100" w:before="100"/>
+      <w:ind w:firstLine="0" w:left="480" w:right="480"/>
     </w:pPr>
   </w:style>
-  <w:style w:type="table" w:customStyle="1" w:styleId="Table">
+  <w:style w:default="1" w:styleId="DefaultParagraphFont" w:type="character">
+    <w:name w:val="Default Paragraph Font"/>
+    <w:semiHidden/>
+    <w:unhideWhenUsed/>
+  </w:style>
+  <w:style w:default="1" w:styleId="Table" w:type="table">
     <w:name w:val="Table"/>
+    <w:basedOn w:val="TableNormal"/>
     <w:semiHidden/>
     <w:unhideWhenUsed/>
     <w:qFormat/>
     <w:tblPr>
-      <w:tblInd w:w="0" w:type="dxa"/>
+      <w:tblInd w:type="dxa" w:w="0"/>
       <w:tblCellMar>
-        <w:top w:w="0" w:type="dxa"/>
-        <w:left w:w="108" w:type="dxa"/>
-        <w:bottom w:w="0" w:type="dxa"/>
-        <w:right w:w="108" w:type="dxa"/>
+        <w:top w:type="dxa" w:w="0"/>
+        <w:left w:type="dxa" w:w="108"/>
+        <w:bottom w:type="dxa" w:w="0"/>
+        <w:right w:type="dxa" w:w="108"/>
       </w:tblCellMar>
     </w:tblPr>
     <w:tblStylePr w:type="firstRow">
-      <w:tblPr/>
       <w:tcPr>
         <w:tcBorders>
-          <w:bottom w:val="single" w:sz="0" w:space="0" w:color="auto"/>
+          <w:bottom w:val="single"/>
         </w:tcBorders>
         <w:vAlign w:val="bottom"/>
       </w:tcPr>
     </w:tblStylePr>
   </w:style>
-  <w:style w:type="paragraph" w:customStyle="1" w:styleId="DefinitionTerm">
+  <w:style w:customStyle="1" w:styleId="DefinitionTerm" w:type="paragraph">
     <w:name w:val="Definition Term"/>
     <w:basedOn w:val="Normal"/>
     <w:next w:val="Definition"/>
@@ -2858,77 +3346,76 @@
       <w:b/>
     </w:rPr>
   </w:style>
-  <w:style w:type="paragraph" w:customStyle="1" w:styleId="Definition">
+  <w:style w:customStyle="1" w:styleId="Definition" w:type="paragraph">
     <w:name w:val="Definition"/>
     <w:basedOn w:val="Normal"/>
   </w:style>
-  <w:style w:type="paragraph" w:styleId="Caption">
-    <w:name w:val="caption"/>
+  <w:style w:styleId="Caption" w:type="paragraph">
+    <w:name w:val="Caption"/>
     <w:basedOn w:val="Normal"/>
-    <w:link w:val="CaptionChar"/>
+    <w:link w:val="BodyTextChar"/>
     <w:pPr>
-      <w:spacing w:after="120"/>
+      <w:spacing w:after="120" w:before="0"/>
     </w:pPr>
     <w:rPr>
       <w:i/>
     </w:rPr>
   </w:style>
-  <w:style w:type="paragraph" w:customStyle="1" w:styleId="TableCaption">
+  <w:style w:customStyle="1" w:styleId="TableCaption" w:type="paragraph">
     <w:name w:val="Table Caption"/>
     <w:basedOn w:val="Caption"/>
     <w:pPr>
       <w:keepNext/>
     </w:pPr>
   </w:style>
-  <w:style w:type="paragraph" w:customStyle="1" w:styleId="ImageCaption">
+  <w:style w:customStyle="1" w:styleId="ImageCaption" w:type="paragraph">
     <w:name w:val="Image Caption"/>
     <w:basedOn w:val="Caption"/>
   </w:style>
-  <w:style w:type="paragraph" w:customStyle="1" w:styleId="Figure">
+  <w:style w:customStyle="1" w:styleId="Figure" w:type="paragraph">
     <w:name w:val="Figure"/>
     <w:basedOn w:val="Normal"/>
   </w:style>
-  <w:style w:type="paragraph" w:customStyle="1" w:styleId="CaptionedFigure">
+  <w:style w:customStyle="1" w:styleId="CaptionedFigure" w:type="paragraph">
     <w:name w:val="Captioned Figure"/>
     <w:basedOn w:val="Figure"/>
     <w:pPr>
       <w:keepNext/>
     </w:pPr>
   </w:style>
-  <w:style w:type="character" w:customStyle="1" w:styleId="CaptionChar">
-    <w:name w:val="Caption Char"/>
+  <w:style w:customStyle="1" w:styleId="BodyTextChar" w:type="character">
+    <w:name w:val="Body Text Char"/>
     <w:basedOn w:val="DefaultParagraphFont"/>
-    <w:link w:val="Caption"/>
-  </w:style>
-  <w:style w:type="character" w:customStyle="1" w:styleId="VerbatimChar">
+    <w:link w:val="BodyText"/>
+  </w:style>
+  <w:style w:customStyle="1" w:styleId="VerbatimChar" w:type="character">
     <w:name w:val="Verbatim Char"/>
-    <w:basedOn w:val="CaptionChar"/>
-    <w:link w:val="SourceCode"/>
-    <w:rPr>
-      <w:rFonts w:ascii="Consolas" w:eastAsia="Consolas" w:hAnsi="Consolas" w:cs="Consolas"/>
+    <w:basedOn w:val="BodyTextChar"/>
+    <w:rPr>
+      <w:rFonts w:ascii="Consolas" w:cs="Consolas" w:eastAsia="Consolas" w:hAnsi="Consolas"/>
       <w:color w:val="5B2A63"/>
       <w:sz w:val="19"/>
     </w:rPr>
   </w:style>
-  <w:style w:type="character" w:customStyle="1" w:styleId="SectionNumber">
+  <w:style w:customStyle="1" w:styleId="SectionNumber" w:type="character">
     <w:name w:val="Section Number"/>
-    <w:basedOn w:val="CaptionChar"/>
-  </w:style>
-  <w:style w:type="character" w:styleId="FootnoteReference">
-    <w:name w:val="footnote reference"/>
-    <w:basedOn w:val="CaptionChar"/>
+    <w:basedOn w:val="BodyTextChar"/>
+  </w:style>
+  <w:style w:styleId="FootnoteReference" w:type="character">
+    <w:name w:val="Footnote Reference"/>
+    <w:basedOn w:val="BodyTextChar"/>
     <w:rPr>
       <w:vertAlign w:val="superscript"/>
     </w:rPr>
   </w:style>
-  <w:style w:type="character" w:styleId="Hyperlink">
+  <w:style w:styleId="Hyperlink" w:type="character">
     <w:name w:val="Hyperlink"/>
-    <w:basedOn w:val="CaptionChar"/>
+    <w:basedOn w:val="BodyTextChar"/>
     <w:rPr>
       <w:color w:val="0F6CBD"/>
     </w:rPr>
   </w:style>
-  <w:style w:type="paragraph" w:styleId="TOCHeading">
+  <w:style w:styleId="TOCHeading" w:type="paragraph">
     <w:name w:val="TOC Heading"/>
     <w:basedOn w:val="Heading1"/>
     <w:next w:val="BodyText"/>
@@ -2936,49 +3423,53 @@
     <w:unhideWhenUsed/>
     <w:qFormat/>
     <w:pPr>
-      <w:spacing w:line="259" w:lineRule="auto"/>
+      <w:spacing w:before="240" w:line="259" w:lineRule="auto"/>
       <w:outlineLvl w:val="9"/>
     </w:pPr>
     <w:rPr>
+      <w:rFonts w:ascii="Segoe UI Semibold" w:cs="Segoe UI Semibold" w:eastAsia="Segoe UI Semibold" w:hAnsi="Segoe UI Semibold"/>
+      <w:b w:val="0"/>
+      <w:bCs w:val="0"/>
+      <w:color w:val="3B1041"/>
       <w:sz w:val="30"/>
     </w:rPr>
   </w:style>
-  <w:style w:type="paragraph" w:customStyle="1" w:styleId="CalloutMarker">
+  <w:style w:customStyle="1" w:styleId="CalloutMarker" w:type="paragraph">
     <w:name w:val="Callout Marker"/>
     <w:basedOn w:val="Normal"/>
     <w:pPr>
-      <w:spacing w:after="0"/>
+      <w:spacing w:after="0" w:before="0"/>
     </w:pPr>
     <w:rPr>
       <w:sz w:val="4"/>
     </w:rPr>
   </w:style>
-  <w:style w:type="character" w:customStyle="1" w:styleId="PromptGoal">
+  <w:style w:customStyle="1" w:styleId="PromptGoal" w:type="character">
     <w:name w:val="Prompt Goal"/>
     <w:rPr>
       <w:color w:val="1F4E99"/>
-      <w:shd w:val="clear" w:color="auto" w:fill="DCEBFF"/>
-    </w:rPr>
-  </w:style>
-  <w:style w:type="character" w:customStyle="1" w:styleId="PromptSource">
+      <w:shd w:color="auto" w:fill="DCEBFF" w:val="clear"/>
+    </w:rPr>
+  </w:style>
+  <w:style w:customStyle="1" w:styleId="PromptSource" w:type="character">
     <w:name w:val="Prompt Source"/>
     <w:rPr>
       <w:color w:val="1E6B32"/>
-      <w:shd w:val="clear" w:color="auto" w:fill="DFF5E1"/>
-    </w:rPr>
-  </w:style>
-  <w:style w:type="character" w:customStyle="1" w:styleId="PromptExpectations">
+      <w:shd w:color="auto" w:fill="DFF5E1" w:val="clear"/>
+    </w:rPr>
+  </w:style>
+  <w:style w:customStyle="1" w:styleId="PromptExpectations" w:type="character">
     <w:name w:val="Prompt Expectations"/>
     <w:rPr>
       <w:color w:val="8A4B00"/>
-      <w:shd w:val="clear" w:color="auto" w:fill="FFE9CC"/>
-    </w:rPr>
-  </w:style>
-  <w:style w:type="character" w:customStyle="1" w:styleId="PromptConstraints">
+      <w:shd w:color="auto" w:fill="FFE9CC" w:val="clear"/>
+    </w:rPr>
+  </w:style>
+  <w:style w:customStyle="1" w:styleId="PromptConstraints" w:type="character">
     <w:name w:val="Prompt Constraints"/>
     <w:rPr>
       <w:color w:val="5B2C91"/>
-      <w:shd w:val="clear" w:color="auto" w:fill="EDE3FA"/>
+      <w:shd w:color="auto" w:fill="EDE3FA" w:val="clear"/>
     </w:rPr>
   </w:style>
   <w:style w:type="paragraph" w:customStyle="1" w:styleId="SourceCode">
@@ -2986,350 +3477,234 @@
     <w:basedOn w:val="Normal"/>
     <w:link w:val="VerbatimChar"/>
     <w:pPr>
-      <w:wordWrap w:val="0"/>
+      <w:wordWrap w:val="off"/>
     </w:pPr>
   </w:style>
   <w:style w:type="character" w:customStyle="1" w:styleId="KeywordTok">
     <w:name w:val="KeywordTok"/>
     <w:basedOn w:val="VerbatimChar"/>
     <w:rPr>
-      <w:rFonts w:ascii="Consolas" w:eastAsia="Consolas" w:hAnsi="Consolas" w:cs="Consolas"/>
       <w:b/>
       <w:color w:val="007020"/>
-      <w:sz w:val="19"/>
     </w:rPr>
   </w:style>
   <w:style w:type="character" w:customStyle="1" w:styleId="DataTypeTok">
     <w:name w:val="DataTypeTok"/>
     <w:basedOn w:val="VerbatimChar"/>
     <w:rPr>
-      <w:rFonts w:ascii="Consolas" w:eastAsia="Consolas" w:hAnsi="Consolas" w:cs="Consolas"/>
       <w:color w:val="902000"/>
-      <w:sz w:val="19"/>
     </w:rPr>
   </w:style>
   <w:style w:type="character" w:customStyle="1" w:styleId="DecValTok">
     <w:name w:val="DecValTok"/>
     <w:basedOn w:val="VerbatimChar"/>
     <w:rPr>
-      <w:rFonts w:ascii="Consolas" w:eastAsia="Consolas" w:hAnsi="Consolas" w:cs="Consolas"/>
-      <w:color w:val="40A070"/>
-      <w:sz w:val="19"/>
+      <w:color w:val="40a070"/>
     </w:rPr>
   </w:style>
   <w:style w:type="character" w:customStyle="1" w:styleId="BaseNTok">
     <w:name w:val="BaseNTok"/>
     <w:basedOn w:val="VerbatimChar"/>
     <w:rPr>
-      <w:rFonts w:ascii="Consolas" w:eastAsia="Consolas" w:hAnsi="Consolas" w:cs="Consolas"/>
-      <w:color w:val="40A070"/>
-      <w:sz w:val="19"/>
+      <w:color w:val="40a070"/>
     </w:rPr>
   </w:style>
   <w:style w:type="character" w:customStyle="1" w:styleId="FloatTok">
     <w:name w:val="FloatTok"/>
     <w:basedOn w:val="VerbatimChar"/>
     <w:rPr>
-      <w:rFonts w:ascii="Consolas" w:eastAsia="Consolas" w:hAnsi="Consolas" w:cs="Consolas"/>
-      <w:color w:val="40A070"/>
-      <w:sz w:val="19"/>
+      <w:color w:val="40a070"/>
     </w:rPr>
   </w:style>
   <w:style w:type="character" w:customStyle="1" w:styleId="ConstantTok">
     <w:name w:val="ConstantTok"/>
     <w:basedOn w:val="VerbatimChar"/>
     <w:rPr>
-      <w:rFonts w:ascii="Consolas" w:eastAsia="Consolas" w:hAnsi="Consolas" w:cs="Consolas"/>
       <w:color w:val="880000"/>
-      <w:sz w:val="19"/>
     </w:rPr>
   </w:style>
   <w:style w:type="character" w:customStyle="1" w:styleId="CharTok">
     <w:name w:val="CharTok"/>
     <w:basedOn w:val="VerbatimChar"/>
     <w:rPr>
-      <w:rFonts w:ascii="Consolas" w:eastAsia="Consolas" w:hAnsi="Consolas" w:cs="Consolas"/>
-      <w:color w:val="4070A0"/>
-      <w:sz w:val="19"/>
+      <w:color w:val="4070a0"/>
     </w:rPr>
   </w:style>
   <w:style w:type="character" w:customStyle="1" w:styleId="SpecialCharTok">
     <w:name w:val="SpecialCharTok"/>
     <w:basedOn w:val="VerbatimChar"/>
     <w:rPr>
-      <w:rFonts w:ascii="Consolas" w:eastAsia="Consolas" w:hAnsi="Consolas" w:cs="Consolas"/>
-      <w:color w:val="4070A0"/>
-      <w:sz w:val="19"/>
+      <w:color w:val="4070a0"/>
     </w:rPr>
   </w:style>
   <w:style w:type="character" w:customStyle="1" w:styleId="StringTok">
     <w:name w:val="StringTok"/>
     <w:basedOn w:val="VerbatimChar"/>
     <w:rPr>
-      <w:rFonts w:ascii="Consolas" w:eastAsia="Consolas" w:hAnsi="Consolas" w:cs="Consolas"/>
-      <w:color w:val="4070A0"/>
-      <w:sz w:val="19"/>
+      <w:color w:val="4070a0"/>
     </w:rPr>
   </w:style>
   <w:style w:type="character" w:customStyle="1" w:styleId="VerbatimStringTok">
     <w:name w:val="VerbatimStringTok"/>
     <w:basedOn w:val="VerbatimChar"/>
     <w:rPr>
-      <w:rFonts w:ascii="Consolas" w:eastAsia="Consolas" w:hAnsi="Consolas" w:cs="Consolas"/>
-      <w:color w:val="4070A0"/>
-      <w:sz w:val="19"/>
+      <w:color w:val="4070a0"/>
     </w:rPr>
   </w:style>
   <w:style w:type="character" w:customStyle="1" w:styleId="SpecialStringTok">
     <w:name w:val="SpecialStringTok"/>
     <w:basedOn w:val="VerbatimChar"/>
     <w:rPr>
-      <w:rFonts w:ascii="Consolas" w:eastAsia="Consolas" w:hAnsi="Consolas" w:cs="Consolas"/>
-      <w:color w:val="BB6688"/>
-      <w:sz w:val="19"/>
+      <w:color w:val="bb6688"/>
     </w:rPr>
   </w:style>
   <w:style w:type="character" w:customStyle="1" w:styleId="ImportTok">
     <w:name w:val="ImportTok"/>
     <w:basedOn w:val="VerbatimChar"/>
     <w:rPr>
-      <w:rFonts w:ascii="Consolas" w:eastAsia="Consolas" w:hAnsi="Consolas" w:cs="Consolas"/>
       <w:b/>
       <w:color w:val="008000"/>
-      <w:sz w:val="19"/>
     </w:rPr>
   </w:style>
   <w:style w:type="character" w:customStyle="1" w:styleId="CommentTok">
     <w:name w:val="CommentTok"/>
     <w:basedOn w:val="VerbatimChar"/>
     <w:rPr>
-      <w:rFonts w:ascii="Consolas" w:eastAsia="Consolas" w:hAnsi="Consolas" w:cs="Consolas"/>
       <w:i/>
-      <w:color w:val="60A0B0"/>
-      <w:sz w:val="19"/>
+      <w:color w:val="60a0b0"/>
     </w:rPr>
   </w:style>
   <w:style w:type="character" w:customStyle="1" w:styleId="DocumentationTok">
     <w:name w:val="DocumentationTok"/>
     <w:basedOn w:val="VerbatimChar"/>
     <w:rPr>
-      <w:rFonts w:ascii="Consolas" w:eastAsia="Consolas" w:hAnsi="Consolas" w:cs="Consolas"/>
       <w:i/>
-      <w:color w:val="BA2121"/>
-      <w:sz w:val="19"/>
+      <w:color w:val="ba2121"/>
     </w:rPr>
   </w:style>
   <w:style w:type="character" w:customStyle="1" w:styleId="AnnotationTok">
     <w:name w:val="AnnotationTok"/>
     <w:basedOn w:val="VerbatimChar"/>
     <w:rPr>
-      <w:rFonts w:ascii="Consolas" w:eastAsia="Consolas" w:hAnsi="Consolas" w:cs="Consolas"/>
       <w:b/>
       <w:i/>
-      <w:color w:val="60A0B0"/>
-      <w:sz w:val="19"/>
+      <w:color w:val="60a0b0"/>
     </w:rPr>
   </w:style>
   <w:style w:type="character" w:customStyle="1" w:styleId="CommentVarTok">
     <w:name w:val="CommentVarTok"/>
     <w:basedOn w:val="VerbatimChar"/>
     <w:rPr>
-      <w:rFonts w:ascii="Consolas" w:eastAsia="Consolas" w:hAnsi="Consolas" w:cs="Consolas"/>
       <w:b/>
       <w:i/>
-      <w:color w:val="60A0B0"/>
-      <w:sz w:val="19"/>
+      <w:color w:val="60a0b0"/>
     </w:rPr>
   </w:style>
   <w:style w:type="character" w:customStyle="1" w:styleId="OtherTok">
     <w:name w:val="OtherTok"/>
     <w:basedOn w:val="VerbatimChar"/>
     <w:rPr>
-      <w:rFonts w:ascii="Consolas" w:eastAsia="Consolas" w:hAnsi="Consolas" w:cs="Consolas"/>
       <w:color w:val="007020"/>
-      <w:sz w:val="19"/>
     </w:rPr>
   </w:style>
   <w:style w:type="character" w:customStyle="1" w:styleId="FunctionTok">
     <w:name w:val="FunctionTok"/>
     <w:basedOn w:val="VerbatimChar"/>
     <w:rPr>
-      <w:rFonts w:ascii="Consolas" w:eastAsia="Consolas" w:hAnsi="Consolas" w:cs="Consolas"/>
-      <w:color w:val="06287E"/>
-      <w:sz w:val="19"/>
+      <w:color w:val="06287e"/>
     </w:rPr>
   </w:style>
   <w:style w:type="character" w:customStyle="1" w:styleId="VariableTok">
     <w:name w:val="VariableTok"/>
     <w:basedOn w:val="VerbatimChar"/>
     <w:rPr>
-      <w:rFonts w:ascii="Consolas" w:eastAsia="Consolas" w:hAnsi="Consolas" w:cs="Consolas"/>
-      <w:color w:val="19177C"/>
-      <w:sz w:val="19"/>
+      <w:color w:val="19177c"/>
     </w:rPr>
   </w:style>
   <w:style w:type="character" w:customStyle="1" w:styleId="ControlFlowTok">
     <w:name w:val="ControlFlowTok"/>
     <w:basedOn w:val="VerbatimChar"/>
     <w:rPr>
-      <w:rFonts w:ascii="Consolas" w:eastAsia="Consolas" w:hAnsi="Consolas" w:cs="Consolas"/>
       <w:b/>
       <w:color w:val="007020"/>
-      <w:sz w:val="19"/>
     </w:rPr>
   </w:style>
   <w:style w:type="character" w:customStyle="1" w:styleId="OperatorTok">
     <w:name w:val="OperatorTok"/>
     <w:basedOn w:val="VerbatimChar"/>
     <w:rPr>
-      <w:rFonts w:ascii="Consolas" w:eastAsia="Consolas" w:hAnsi="Consolas" w:cs="Consolas"/>
       <w:color w:val="666666"/>
-      <w:sz w:val="19"/>
     </w:rPr>
   </w:style>
   <w:style w:type="character" w:customStyle="1" w:styleId="BuiltInTok">
     <w:name w:val="BuiltInTok"/>
     <w:basedOn w:val="VerbatimChar"/>
     <w:rPr>
-      <w:rFonts w:ascii="Consolas" w:eastAsia="Consolas" w:hAnsi="Consolas" w:cs="Consolas"/>
       <w:color w:val="008000"/>
-      <w:sz w:val="19"/>
     </w:rPr>
   </w:style>
   <w:style w:type="character" w:customStyle="1" w:styleId="ExtensionTok">
     <w:name w:val="ExtensionTok"/>
     <w:basedOn w:val="VerbatimChar"/>
-    <w:rPr>
-      <w:rFonts w:ascii="Consolas" w:eastAsia="Consolas" w:hAnsi="Consolas" w:cs="Consolas"/>
-      <w:color w:val="5B2A63"/>
-      <w:sz w:val="19"/>
-    </w:rPr>
+    <w:rPr/>
   </w:style>
   <w:style w:type="character" w:customStyle="1" w:styleId="PreprocessorTok">
     <w:name w:val="PreprocessorTok"/>
     <w:basedOn w:val="VerbatimChar"/>
     <w:rPr>
-      <w:rFonts w:ascii="Consolas" w:eastAsia="Consolas" w:hAnsi="Consolas" w:cs="Consolas"/>
-      <w:color w:val="BC7A00"/>
-      <w:sz w:val="19"/>
+      <w:color w:val="bc7a00"/>
     </w:rPr>
   </w:style>
   <w:style w:type="character" w:customStyle="1" w:styleId="AttributeTok">
     <w:name w:val="AttributeTok"/>
     <w:basedOn w:val="VerbatimChar"/>
     <w:rPr>
-      <w:rFonts w:ascii="Consolas" w:eastAsia="Consolas" w:hAnsi="Consolas" w:cs="Consolas"/>
-      <w:color w:val="7D9029"/>
-      <w:sz w:val="19"/>
+      <w:color w:val="7d9029"/>
     </w:rPr>
   </w:style>
   <w:style w:type="character" w:customStyle="1" w:styleId="RegionMarkerTok">
     <w:name w:val="RegionMarkerTok"/>
     <w:basedOn w:val="VerbatimChar"/>
-    <w:rPr>
-      <w:rFonts w:ascii="Consolas" w:eastAsia="Consolas" w:hAnsi="Consolas" w:cs="Consolas"/>
-      <w:color w:val="5B2A63"/>
-      <w:sz w:val="19"/>
-    </w:rPr>
+    <w:rPr/>
   </w:style>
   <w:style w:type="character" w:customStyle="1" w:styleId="InformationTok">
     <w:name w:val="InformationTok"/>
     <w:basedOn w:val="VerbatimChar"/>
     <w:rPr>
-      <w:rFonts w:ascii="Consolas" w:eastAsia="Consolas" w:hAnsi="Consolas" w:cs="Consolas"/>
       <w:b/>
       <w:i/>
-      <w:color w:val="60A0B0"/>
-      <w:sz w:val="19"/>
+      <w:color w:val="60a0b0"/>
     </w:rPr>
   </w:style>
   <w:style w:type="character" w:customStyle="1" w:styleId="WarningTok">
     <w:name w:val="WarningTok"/>
     <w:basedOn w:val="VerbatimChar"/>
     <w:rPr>
-      <w:rFonts w:ascii="Consolas" w:eastAsia="Consolas" w:hAnsi="Consolas" w:cs="Consolas"/>
       <w:b/>
       <w:i/>
-      <w:color w:val="60A0B0"/>
-      <w:sz w:val="19"/>
+      <w:color w:val="60a0b0"/>
     </w:rPr>
   </w:style>
   <w:style w:type="character" w:customStyle="1" w:styleId="AlertTok">
     <w:name w:val="AlertTok"/>
     <w:basedOn w:val="VerbatimChar"/>
     <w:rPr>
-      <w:rFonts w:ascii="Consolas" w:eastAsia="Consolas" w:hAnsi="Consolas" w:cs="Consolas"/>
       <w:b/>
-      <w:color w:val="FF0000"/>
-      <w:sz w:val="19"/>
+      <w:color w:val="ff0000"/>
     </w:rPr>
   </w:style>
   <w:style w:type="character" w:customStyle="1" w:styleId="ErrorTok">
     <w:name w:val="ErrorTok"/>
     <w:basedOn w:val="VerbatimChar"/>
     <w:rPr>
-      <w:rFonts w:ascii="Consolas" w:eastAsia="Consolas" w:hAnsi="Consolas" w:cs="Consolas"/>
       <w:b/>
-      <w:color w:val="FF0000"/>
-      <w:sz w:val="19"/>
+      <w:color w:val="ff0000"/>
     </w:rPr>
   </w:style>
   <w:style w:type="character" w:customStyle="1" w:styleId="NormalTok">
     <w:name w:val="NormalTok"/>
     <w:basedOn w:val="VerbatimChar"/>
-    <w:rPr>
-      <w:rFonts w:ascii="Consolas" w:eastAsia="Consolas" w:hAnsi="Consolas" w:cs="Consolas"/>
-      <w:color w:val="5B2A63"/>
-      <w:sz w:val="19"/>
-    </w:rPr>
-  </w:style>
-  <w:style w:type="paragraph" w:styleId="Header">
-    <w:name w:val="header"/>
-    <w:basedOn w:val="Normal"/>
-    <w:link w:val="HeaderChar"/>
-    <w:rsid w:val="00E22A89"/>
-    <w:pPr>
-      <w:tabs>
-        <w:tab w:val="center" w:pos="4513"/>
-        <w:tab w:val="right" w:pos="9026"/>
-      </w:tabs>
-      <w:spacing w:after="0"/>
-    </w:pPr>
-  </w:style>
-  <w:style w:type="character" w:customStyle="1" w:styleId="HeaderChar">
-    <w:name w:val="Header Char"/>
-    <w:basedOn w:val="DefaultParagraphFont"/>
-    <w:link w:val="Header"/>
-    <w:rsid w:val="00E22A89"/>
-    <w:rPr>
-      <w:rFonts w:ascii="Segoe UI" w:eastAsia="Segoe UI" w:hAnsi="Segoe UI" w:cs="Segoe UI"/>
-      <w:color w:val="242424"/>
-      <w:sz w:val="21"/>
-    </w:rPr>
-  </w:style>
-  <w:style w:type="paragraph" w:styleId="Footer">
-    <w:name w:val="footer"/>
-    <w:basedOn w:val="Normal"/>
-    <w:link w:val="FooterChar"/>
-    <w:rsid w:val="00E22A89"/>
-    <w:pPr>
-      <w:tabs>
-        <w:tab w:val="center" w:pos="4513"/>
-        <w:tab w:val="right" w:pos="9026"/>
-      </w:tabs>
-      <w:spacing w:after="0"/>
-    </w:pPr>
-  </w:style>
-  <w:style w:type="character" w:customStyle="1" w:styleId="FooterChar">
-    <w:name w:val="Footer Char"/>
-    <w:basedOn w:val="DefaultParagraphFont"/>
-    <w:link w:val="Footer"/>
-    <w:rsid w:val="00E22A89"/>
-    <w:rPr>
-      <w:rFonts w:ascii="Segoe UI" w:eastAsia="Segoe UI" w:hAnsi="Segoe UI" w:cs="Segoe UI"/>
-      <w:color w:val="242424"/>
-      <w:sz w:val="21"/>
-    </w:rPr>
+    <w:rPr/>
   </w:style>
 </w:styles>
 </file>
@@ -3627,10 +4002,4 @@
     </a:ext>
   </a:extLst>
 </a:theme>
-</file>
-
-<file path=docMetadata/LabelInfo.xml><?xml version="1.0" encoding="utf-8"?>
-<clbl:labelList xmlns:clbl="http://schemas.microsoft.com/office/2020/mipLabelMetadata">
-  <clbl:label id="{f42aa342-8706-4288-bd11-ebb85995028c}" enabled="1" method="Standard" siteId="{72f988bf-86f1-41af-91ab-2d7cd011db47}" contentBits="0" removed="0"/>
-</clbl:labelList>
 </file>
--- a/reference/04-prompt-library.docx
+++ b/reference/04-prompt-library.docx
@@ -457,7 +457,7 @@
         <w:pStyle w:val="BodyText"/>
       </w:pPr>
       <w:r>
-        <w:t xml:space="preserve">The participant workbook (Setup step F) has a weak and a strong version of the same HR prompt.</w:t>
+        <w:t xml:space="preserve">The participant workbook (Setup step E) has a weak and a strong version of the same HR prompt.</w:t>
       </w:r>
     </w:p>
     <w:p>

--- a/reference/04-prompt-library.docx
+++ b/reference/04-prompt-library.docx
@@ -457,7 +457,7 @@
         <w:pStyle w:val="BodyText"/>
       </w:pPr>
       <w:r>
-        <w:t xml:space="preserve">The participant workbook (Setup step E) has a weak and a strong version of the same HR prompt.</w:t>
+        <w:t xml:space="preserve">The participant workbook (Setup step D) has a weak and a strong version of the same HR prompt.</w:t>
       </w:r>
     </w:p>
     <w:p>
